--- a/frappe_framework/frappe-main-cheet-sheet.docx
+++ b/frappe_framework/frappe-main-cheet-sheet.docx
@@ -116,9 +116,285 @@
           <w:sz w:val="28"/>
           <w:szCs w:val="28"/>
         </w:rPr>
-        <w:t>https://www.aus.com/</w:t>
-      </w:r>
-    </w:p>
+        <w:t>Step 1: Login to VM by using ID and Pass”</w:t>
+      </w:r>
+    </w:p>
+    <w:p>
+      <w:pPr>
+        <w:pStyle w:val="ListParagraph"/>
+        <w:numPr>
+          <w:ilvl w:val="0"/>
+          <w:numId w:val="48"/>
+        </w:numPr>
+        <w:rPr>
+          <w:b/>
+          <w:bCs/>
+        </w:rPr>
+      </w:pPr>
+      <w:proofErr w:type="spellStart"/>
+      <w:r>
+        <w:rPr>
+          <w:b/>
+          <w:bCs/>
+        </w:rPr>
+        <w:t>ERP_</w:t>
+      </w:r>
+      <w:proofErr w:type="gramStart"/>
+      <w:r>
+        <w:rPr>
+          <w:b/>
+          <w:bCs/>
+        </w:rPr>
+        <w:t>Next</w:t>
+      </w:r>
+      <w:proofErr w:type="spellEnd"/>
+      <w:r>
+        <w:rPr>
+          <w:b/>
+          <w:bCs/>
+        </w:rPr>
+        <w:t xml:space="preserve"> :</w:t>
+      </w:r>
+      <w:proofErr w:type="gramEnd"/>
+      <w:r>
+        <w:rPr>
+          <w:b/>
+          <w:bCs/>
+        </w:rPr>
+        <w:t xml:space="preserve"> </w:t>
+      </w:r>
+    </w:p>
+    <w:p>
+      <w:pPr>
+        <w:pStyle w:val="ListParagraph"/>
+        <w:numPr>
+          <w:ilvl w:val="0"/>
+          <w:numId w:val="49"/>
+        </w:numPr>
+      </w:pPr>
+      <w:r>
+        <w:t xml:space="preserve">ID -&gt; </w:t>
+      </w:r>
+      <w:proofErr w:type="spellStart"/>
+      <w:r>
+        <w:t>ifss</w:t>
+      </w:r>
+      <w:proofErr w:type="spellEnd"/>
+      <w:r>
+        <w:t>-admin</w:t>
+      </w:r>
+    </w:p>
+    <w:p>
+      <w:pPr>
+        <w:pStyle w:val="ListParagraph"/>
+        <w:numPr>
+          <w:ilvl w:val="0"/>
+          <w:numId w:val="49"/>
+        </w:numPr>
+      </w:pPr>
+      <w:r>
+        <w:t>Pass -&gt; QPALZM-woskxn-10@37fh</w:t>
+      </w:r>
+    </w:p>
+    <w:p>
+      <w:pPr>
+        <w:pStyle w:val="ListParagraph"/>
+      </w:pPr>
+    </w:p>
+    <w:p>
+      <w:pPr>
+        <w:pStyle w:val="ListParagraph"/>
+        <w:numPr>
+          <w:ilvl w:val="0"/>
+          <w:numId w:val="48"/>
+        </w:numPr>
+      </w:pPr>
+      <w:proofErr w:type="spellStart"/>
+      <w:proofErr w:type="gramStart"/>
+      <w:r>
+        <w:t>eryErpnext</w:t>
+      </w:r>
+      <w:proofErr w:type="spellEnd"/>
+      <w:r>
+        <w:t xml:space="preserve"> :</w:t>
+      </w:r>
+      <w:proofErr w:type="gramEnd"/>
+      <w:r>
+        <w:t xml:space="preserve"> </w:t>
+      </w:r>
+    </w:p>
+    <w:p>
+      <w:pPr>
+        <w:pStyle w:val="ListParagraph"/>
+        <w:numPr>
+          <w:ilvl w:val="0"/>
+          <w:numId w:val="50"/>
+        </w:numPr>
+      </w:pPr>
+      <w:r>
+        <w:t xml:space="preserve">ID -&gt; </w:t>
+      </w:r>
+      <w:proofErr w:type="spellStart"/>
+      <w:r>
+        <w:t>ifss-tryerpnext</w:t>
+      </w:r>
+      <w:proofErr w:type="spellEnd"/>
+    </w:p>
+    <w:p>
+      <w:pPr>
+        <w:pStyle w:val="ListParagraph"/>
+        <w:numPr>
+          <w:ilvl w:val="0"/>
+          <w:numId w:val="50"/>
+        </w:numPr>
+      </w:pPr>
+      <w:r>
+        <w:t>Pass -&gt; QPALZM-woskxn-10@37fh</w:t>
+      </w:r>
+    </w:p>
+    <w:p/>
+    <w:p>
+      <w:pPr>
+        <w:pStyle w:val="ListParagraph"/>
+        <w:numPr>
+          <w:ilvl w:val="0"/>
+          <w:numId w:val="48"/>
+        </w:numPr>
+      </w:pPr>
+      <w:proofErr w:type="spellStart"/>
+      <w:proofErr w:type="gramStart"/>
+      <w:r>
+        <w:t>testFrappe</w:t>
+      </w:r>
+      <w:proofErr w:type="spellEnd"/>
+      <w:r>
+        <w:t xml:space="preserve"> :</w:t>
+      </w:r>
+      <w:proofErr w:type="gramEnd"/>
+      <w:r>
+        <w:t xml:space="preserve"> </w:t>
+      </w:r>
+    </w:p>
+    <w:p>
+      <w:pPr>
+        <w:pStyle w:val="ListParagraph"/>
+        <w:numPr>
+          <w:ilvl w:val="0"/>
+          <w:numId w:val="50"/>
+        </w:numPr>
+      </w:pPr>
+      <w:r>
+        <w:t>ID -&gt; test-frappe</w:t>
+      </w:r>
+    </w:p>
+    <w:p>
+      <w:pPr>
+        <w:pStyle w:val="ListParagraph"/>
+        <w:numPr>
+          <w:ilvl w:val="0"/>
+          <w:numId w:val="50"/>
+        </w:numPr>
+      </w:pPr>
+      <w:r>
+        <w:t>Pass -&gt; QPALZM-woskxn-10@37fh</w:t>
+      </w:r>
+    </w:p>
+    <w:p>
+      <w:pPr>
+        <w:pStyle w:val="ListParagraph"/>
+        <w:ind w:left="1440"/>
+      </w:pPr>
+    </w:p>
+    <w:p>
+      <w:pPr>
+        <w:pStyle w:val="ListParagraph"/>
+        <w:numPr>
+          <w:ilvl w:val="0"/>
+          <w:numId w:val="48"/>
+        </w:numPr>
+      </w:pPr>
+      <w:proofErr w:type="spellStart"/>
+      <w:proofErr w:type="gramStart"/>
+      <w:r>
+        <w:t>ollama</w:t>
+      </w:r>
+      <w:proofErr w:type="spellEnd"/>
+      <w:r>
+        <w:t xml:space="preserve"> :</w:t>
+      </w:r>
+      <w:proofErr w:type="gramEnd"/>
+      <w:r>
+        <w:t xml:space="preserve"> </w:t>
+      </w:r>
+    </w:p>
+    <w:p>
+      <w:pPr>
+        <w:pStyle w:val="ListParagraph"/>
+        <w:numPr>
+          <w:ilvl w:val="0"/>
+          <w:numId w:val="50"/>
+        </w:numPr>
+      </w:pPr>
+      <w:r>
+        <w:t>IP -</w:t>
+      </w:r>
+      <w:proofErr w:type="gramStart"/>
+      <w:r>
+        <w:t>&gt;  192.168.1.97</w:t>
+      </w:r>
+      <w:proofErr w:type="gramEnd"/>
+      <w:r>
+        <w:t>/24</w:t>
+      </w:r>
+    </w:p>
+    <w:p>
+      <w:pPr>
+        <w:pStyle w:val="ListParagraph"/>
+        <w:numPr>
+          <w:ilvl w:val="0"/>
+          <w:numId w:val="50"/>
+        </w:numPr>
+      </w:pPr>
+      <w:r>
+        <w:t>Ssh -&gt; ssh ollama-llm-module@192.168.1.97</w:t>
+      </w:r>
+    </w:p>
+    <w:p>
+      <w:pPr>
+        <w:pStyle w:val="ListParagraph"/>
+        <w:numPr>
+          <w:ilvl w:val="0"/>
+          <w:numId w:val="50"/>
+        </w:numPr>
+      </w:pPr>
+      <w:r>
+        <w:t>Pass -&gt; QPALZM-woskxn-10@37fh</w:t>
+      </w:r>
+    </w:p>
+    <w:p>
+      <w:pPr>
+        <w:pStyle w:val="ListParagraph"/>
+        <w:numPr>
+          <w:ilvl w:val="0"/>
+          <w:numId w:val="50"/>
+        </w:numPr>
+      </w:pPr>
+      <w:proofErr w:type="spellStart"/>
+      <w:r>
+        <w:t>ollama</w:t>
+      </w:r>
+      <w:proofErr w:type="spellEnd"/>
+      <w:r>
+        <w:t xml:space="preserve"> run llama3.3</w:t>
+      </w:r>
+      <w:r>
+        <w:t>:</w:t>
+      </w:r>
+      <w:r>
+        <w:t>70B</w:t>
+      </w:r>
+    </w:p>
+    <w:p/>
     <w:p>
       <w:pPr>
         <w:rPr>
@@ -135,54 +411,2763 @@
           <w:sz w:val="28"/>
           <w:szCs w:val="28"/>
         </w:rPr>
-        <w:t xml:space="preserve"># </w:t>
-      </w:r>
-      <w:r>
+        <w:t>Step 2: Now Start the SSH Services</w:t>
+      </w:r>
+    </w:p>
+    <w:p>
+      <w:pPr>
+        <w:pStyle w:val="ListParagraph"/>
+        <w:numPr>
+          <w:ilvl w:val="0"/>
+          <w:numId w:val="51"/>
+        </w:numPr>
+        <w:rPr>
+          <w:rFonts w:ascii="Courier New" w:hAnsi="Courier New" w:cs="Courier New"/>
+        </w:rPr>
+      </w:pPr>
+      <w:r>
+        <w:rPr>
+          <w:rFonts w:ascii="Courier New" w:hAnsi="Courier New" w:cs="Courier New"/>
+        </w:rPr>
+        <w:t>Sudo apt update</w:t>
+      </w:r>
+    </w:p>
+    <w:p>
+      <w:pPr>
+        <w:pStyle w:val="ListParagraph"/>
+        <w:numPr>
+          <w:ilvl w:val="0"/>
+          <w:numId w:val="51"/>
+        </w:numPr>
+        <w:rPr>
+          <w:rFonts w:ascii="Courier New" w:hAnsi="Courier New" w:cs="Courier New"/>
+        </w:rPr>
+      </w:pPr>
+      <w:r>
+        <w:rPr>
+          <w:rFonts w:ascii="Courier New" w:hAnsi="Courier New" w:cs="Courier New"/>
+        </w:rPr>
+        <w:t>Sudo apt upgrade</w:t>
+      </w:r>
+    </w:p>
+    <w:p>
+      <w:pPr>
+        <w:pStyle w:val="ListParagraph"/>
+        <w:numPr>
+          <w:ilvl w:val="0"/>
+          <w:numId w:val="51"/>
+        </w:numPr>
+        <w:rPr>
+          <w:rFonts w:ascii="Courier New" w:hAnsi="Courier New" w:cs="Courier New"/>
+        </w:rPr>
+      </w:pPr>
+      <w:r>
+        <w:rPr>
+          <w:rFonts w:ascii="Courier New" w:hAnsi="Courier New" w:cs="Courier New"/>
+        </w:rPr>
+        <w:t xml:space="preserve">Sudo apt install </w:t>
+      </w:r>
+      <w:proofErr w:type="spellStart"/>
+      <w:r>
+        <w:rPr>
+          <w:rFonts w:ascii="Courier New" w:hAnsi="Courier New" w:cs="Courier New"/>
+        </w:rPr>
+        <w:t>openssh</w:t>
+      </w:r>
+      <w:proofErr w:type="spellEnd"/>
+      <w:r>
+        <w:rPr>
+          <w:rFonts w:ascii="Courier New" w:hAnsi="Courier New" w:cs="Courier New"/>
+        </w:rPr>
+        <w:t>-server</w:t>
+      </w:r>
+    </w:p>
+    <w:p>
+      <w:pPr>
+        <w:pStyle w:val="ListParagraph"/>
+        <w:numPr>
+          <w:ilvl w:val="0"/>
+          <w:numId w:val="51"/>
+        </w:numPr>
+        <w:rPr>
+          <w:rFonts w:ascii="Courier New" w:hAnsi="Courier New" w:cs="Courier New"/>
+        </w:rPr>
+      </w:pPr>
+      <w:r>
+        <w:rPr>
+          <w:rFonts w:ascii="Courier New" w:hAnsi="Courier New" w:cs="Courier New"/>
+        </w:rPr>
+        <w:t xml:space="preserve">Sudo </w:t>
+      </w:r>
+      <w:proofErr w:type="spellStart"/>
+      <w:r>
+        <w:rPr>
+          <w:rFonts w:ascii="Courier New" w:hAnsi="Courier New" w:cs="Courier New"/>
+        </w:rPr>
+        <w:t>systemctl</w:t>
+      </w:r>
+      <w:proofErr w:type="spellEnd"/>
+      <w:r>
+        <w:rPr>
+          <w:rFonts w:ascii="Courier New" w:hAnsi="Courier New" w:cs="Courier New"/>
+        </w:rPr>
+        <w:t xml:space="preserve"> status ssh</w:t>
+      </w:r>
+    </w:p>
+    <w:p>
+      <w:pPr>
+        <w:pStyle w:val="ListParagraph"/>
+        <w:numPr>
+          <w:ilvl w:val="0"/>
+          <w:numId w:val="51"/>
+        </w:numPr>
+        <w:rPr>
+          <w:rFonts w:ascii="Courier New" w:hAnsi="Courier New" w:cs="Courier New"/>
+        </w:rPr>
+      </w:pPr>
+      <w:r>
+        <w:rPr>
+          <w:rFonts w:ascii="Courier New" w:hAnsi="Courier New" w:cs="Courier New"/>
+        </w:rPr>
+        <w:t xml:space="preserve">Sudo </w:t>
+      </w:r>
+      <w:proofErr w:type="spellStart"/>
+      <w:r>
+        <w:rPr>
+          <w:rFonts w:ascii="Courier New" w:hAnsi="Courier New" w:cs="Courier New"/>
+        </w:rPr>
+        <w:t>ufw</w:t>
+      </w:r>
+      <w:proofErr w:type="spellEnd"/>
+      <w:r>
+        <w:rPr>
+          <w:rFonts w:ascii="Courier New" w:hAnsi="Courier New" w:cs="Courier New"/>
+        </w:rPr>
+        <w:t xml:space="preserve"> allow ssh</w:t>
+      </w:r>
+    </w:p>
+    <w:p>
+      <w:pPr>
+        <w:pStyle w:val="ListParagraph"/>
+        <w:numPr>
+          <w:ilvl w:val="0"/>
+          <w:numId w:val="52"/>
+        </w:numPr>
+        <w:rPr>
+          <w:rFonts w:asciiTheme="majorHAnsi" w:hAnsiTheme="majorHAnsi" w:cstheme="majorHAnsi"/>
+          <w:b/>
+          <w:bCs/>
+          <w:sz w:val="24"/>
+          <w:szCs w:val="24"/>
+        </w:rPr>
+      </w:pPr>
+      <w:r>
+        <w:rPr>
+          <w:rFonts w:asciiTheme="majorHAnsi" w:hAnsiTheme="majorHAnsi" w:cstheme="majorHAnsi"/>
+          <w:b/>
+          <w:bCs/>
+          <w:sz w:val="24"/>
+          <w:szCs w:val="24"/>
+        </w:rPr>
+        <w:t>Add another system for permission -&gt; yes</w:t>
+      </w:r>
+    </w:p>
+    <w:p>
+      <w:pPr>
+        <w:rPr>
+          <w:rFonts w:ascii="Courier New" w:hAnsi="Courier New" w:cs="Courier New"/>
+        </w:rPr>
+      </w:pPr>
+      <w:r>
+        <w:rPr>
+          <w:rFonts w:asciiTheme="majorHAnsi" w:hAnsiTheme="majorHAnsi" w:cstheme="majorHAnsi"/>
+          <w:b/>
+          <w:bCs/>
+          <w:sz w:val="24"/>
+          <w:szCs w:val="24"/>
+        </w:rPr>
+        <w:t>This is the example</w:t>
+      </w:r>
+      <w:r>
+        <w:rPr>
+          <w:rFonts w:asciiTheme="majorHAnsi" w:hAnsiTheme="majorHAnsi" w:cstheme="majorHAnsi"/>
+          <w:sz w:val="24"/>
+          <w:szCs w:val="24"/>
+        </w:rPr>
+        <w:t>:</w:t>
+      </w:r>
+      <w:r>
+        <w:rPr>
+          <w:rFonts w:ascii="Courier New" w:hAnsi="Courier New" w:cs="Courier New"/>
+        </w:rPr>
+        <w:t xml:space="preserve">  </w:t>
+      </w:r>
+      <w:r>
+        <w:rPr>
+          <w:rFonts w:ascii="Courier New" w:hAnsi="Courier New" w:cs="Courier New"/>
+        </w:rPr>
+        <w:t>PS C:\Users\anujb&gt; ssh test-frappe@192.168.1.85</w:t>
+      </w:r>
+    </w:p>
+    <w:p>
+      <w:pPr>
+        <w:rPr>
+          <w:rFonts w:ascii="Courier New" w:hAnsi="Courier New" w:cs="Courier New"/>
+        </w:rPr>
+      </w:pPr>
+      <w:r>
+        <w:rPr>
+          <w:rFonts w:ascii="Courier New" w:hAnsi="Courier New" w:cs="Courier New"/>
+        </w:rPr>
+        <w:t>The authenticity of host '192.168.1.85 (192.168.1.85)' can't be established.</w:t>
+      </w:r>
+    </w:p>
+    <w:p>
+      <w:pPr>
+        <w:rPr>
+          <w:rFonts w:ascii="Courier New" w:hAnsi="Courier New" w:cs="Courier New"/>
+        </w:rPr>
+      </w:pPr>
+      <w:r>
+        <w:rPr>
+          <w:rFonts w:ascii="Courier New" w:hAnsi="Courier New" w:cs="Courier New"/>
+        </w:rPr>
+        <w:t>ED25519 key fingerprint is SHA256:VeIuvCM36NWJsjya7eco2vgxiZMTBxFcnw/eXO02eTw.</w:t>
+      </w:r>
+    </w:p>
+    <w:p>
+      <w:pPr>
+        <w:rPr>
+          <w:rFonts w:ascii="Courier New" w:hAnsi="Courier New" w:cs="Courier New"/>
+        </w:rPr>
+      </w:pPr>
+      <w:r>
+        <w:rPr>
+          <w:rFonts w:ascii="Courier New" w:hAnsi="Courier New" w:cs="Courier New"/>
+        </w:rPr>
+        <w:t>This key is not known by any other names.</w:t>
+      </w:r>
+    </w:p>
+    <w:p>
+      <w:pPr>
+        <w:rPr>
+          <w:rFonts w:ascii="Courier New" w:hAnsi="Courier New" w:cs="Courier New"/>
+        </w:rPr>
+      </w:pPr>
+      <w:r>
+        <w:rPr>
+          <w:rFonts w:ascii="Courier New" w:hAnsi="Courier New" w:cs="Courier New"/>
+        </w:rPr>
+        <w:t>Are you sure you want to continue connecting (yes/no/[fingerprint])? yes</w:t>
+      </w:r>
+    </w:p>
+    <w:p/>
+    <w:p>
+      <w:pPr>
+        <w:jc w:val="center"/>
         <w:rPr>
           <w:b/>
           <w:bCs/>
           <w:sz w:val="28"/>
           <w:szCs w:val="28"/>
-        </w:rPr>
-        <w:t xml:space="preserve">To install </w:t>
-      </w:r>
-      <w:proofErr w:type="spellStart"/>
+          <w:u w:val="single"/>
+        </w:rPr>
+      </w:pPr>
       <w:r>
         <w:rPr>
           <w:b/>
           <w:bCs/>
           <w:sz w:val="28"/>
           <w:szCs w:val="28"/>
-        </w:rPr>
-        <w:t>Custome</w:t>
-      </w:r>
-      <w:proofErr w:type="spellEnd"/>
+          <w:u w:val="single"/>
+        </w:rPr>
+        <w:lastRenderedPageBreak/>
+        <w:t xml:space="preserve">** </w:t>
+      </w:r>
       <w:r>
         <w:rPr>
           <w:b/>
           <w:bCs/>
           <w:sz w:val="28"/>
           <w:szCs w:val="28"/>
-        </w:rPr>
-        <w:t xml:space="preserve"> App in </w:t>
-      </w:r>
-      <w:proofErr w:type="spellStart"/>
+          <w:u w:val="single"/>
+        </w:rPr>
+        <w:t>Step Install to Install the Frappe App</w:t>
+      </w:r>
       <w:r>
         <w:rPr>
           <w:b/>
           <w:bCs/>
           <w:sz w:val="28"/>
           <w:szCs w:val="28"/>
-        </w:rPr>
-        <w:t>erpnext</w:t>
-      </w:r>
-      <w:proofErr w:type="spellEnd"/>
-      <w:r>
+          <w:u w:val="single"/>
+        </w:rPr>
+        <w:t xml:space="preserve"> **</w:t>
+      </w:r>
+    </w:p>
+    <w:p>
+      <w:r>
+        <w:t xml:space="preserve">GitHub -&gt; </w:t>
+      </w:r>
+      <w:hyperlink r:id="rId8" w:history="1">
+        <w:r>
+          <w:rPr>
+            <w:rStyle w:val="Hyperlink"/>
+          </w:rPr>
+          <w:t>https://github.com/D-codE-Hub/-Frappe-ERPNext-Version-15--in-Ubuntu-24.04-LTS</w:t>
+        </w:r>
+      </w:hyperlink>
+    </w:p>
+    <w:p>
+      <w:pPr>
+        <w:pStyle w:val="ListParagraph"/>
+        <w:rPr>
+          <w:rFonts w:ascii="Segoe UI" w:eastAsia="Times New Roman" w:hAnsi="Segoe UI" w:cs="Segoe UI"/>
+          <w:b/>
+          <w:bCs/>
+          <w:color w:val="F0F6FC"/>
+          <w:kern w:val="0"/>
+          <w:sz w:val="30"/>
+          <w:szCs w:val="30"/>
+          <w:lang w:eastAsia="en-IN"/>
+          <w14:ligatures w14:val="none"/>
+        </w:rPr>
+      </w:pPr>
+    </w:p>
+    <w:p>
+      <w:pPr>
+        <w:pStyle w:val="ListParagraph"/>
+        <w:rPr>
+          <w:b/>
+          <w:bCs/>
+        </w:rPr>
+      </w:pPr>
+      <w:proofErr w:type="spellStart"/>
+      <w:r>
+        <w:rPr>
+          <w:b/>
+          <w:bCs/>
+        </w:rPr>
+        <w:t>Primery</w:t>
+      </w:r>
+      <w:proofErr w:type="spellEnd"/>
+      <w:r>
+        <w:rPr>
+          <w:b/>
+          <w:bCs/>
+        </w:rPr>
+        <w:t xml:space="preserve"> Step -</w:t>
+      </w:r>
+      <w:proofErr w:type="gramStart"/>
+      <w:r>
+        <w:rPr>
+          <w:b/>
+          <w:bCs/>
+        </w:rPr>
+        <w:t xml:space="preserve">&gt;  </w:t>
+      </w:r>
+      <w:proofErr w:type="spellStart"/>
+      <w:r>
+        <w:rPr>
+          <w:rFonts w:ascii="Courier New" w:hAnsi="Courier New" w:cs="Courier New"/>
+        </w:rPr>
+        <w:t>sudo</w:t>
+      </w:r>
+      <w:proofErr w:type="spellEnd"/>
+      <w:proofErr w:type="gramEnd"/>
+      <w:r>
+        <w:rPr>
+          <w:rFonts w:ascii="Courier New" w:hAnsi="Courier New" w:cs="Courier New"/>
+        </w:rPr>
+        <w:t xml:space="preserve"> apt-get update</w:t>
+      </w:r>
+    </w:p>
+    <w:p>
+      <w:pPr>
+        <w:pStyle w:val="ListParagraph"/>
+        <w:rPr>
+          <w:b/>
+          <w:bCs/>
+        </w:rPr>
+      </w:pPr>
+    </w:p>
+    <w:p>
+      <w:pPr>
+        <w:pStyle w:val="ListParagraph"/>
+        <w:rPr>
+          <w:b/>
+          <w:bCs/>
+        </w:rPr>
+      </w:pPr>
+      <w:r>
+        <w:rPr>
+          <w:b/>
+          <w:bCs/>
+        </w:rPr>
+        <w:t>STEP 1:  Install git</w:t>
+      </w:r>
+    </w:p>
+    <w:p>
+      <w:pPr>
+        <w:pStyle w:val="ListParagraph"/>
+        <w:rPr>
+          <w:rFonts w:ascii="Courier New" w:hAnsi="Courier New" w:cs="Courier New"/>
+        </w:rPr>
+      </w:pPr>
+      <w:proofErr w:type="spellStart"/>
+      <w:r>
+        <w:rPr>
+          <w:rFonts w:ascii="Courier New" w:hAnsi="Courier New" w:cs="Courier New"/>
+        </w:rPr>
+        <w:t>sudo</w:t>
+      </w:r>
+      <w:proofErr w:type="spellEnd"/>
+      <w:r>
+        <w:rPr>
+          <w:rFonts w:ascii="Courier New" w:hAnsi="Courier New" w:cs="Courier New"/>
+        </w:rPr>
+        <w:t xml:space="preserve"> apt-get install git</w:t>
+      </w:r>
+    </w:p>
+    <w:p>
+      <w:pPr>
+        <w:pStyle w:val="ListParagraph"/>
+      </w:pPr>
+    </w:p>
+    <w:p>
+      <w:pPr>
+        <w:pStyle w:val="ListParagraph"/>
+        <w:rPr>
+          <w:b/>
+          <w:bCs/>
+        </w:rPr>
+      </w:pPr>
+      <w:r>
+        <w:rPr>
+          <w:b/>
+          <w:bCs/>
+        </w:rPr>
+        <w:t xml:space="preserve">STEP </w:t>
+      </w:r>
+      <w:proofErr w:type="gramStart"/>
+      <w:r>
+        <w:rPr>
+          <w:b/>
+          <w:bCs/>
+        </w:rPr>
+        <w:t>2 :</w:t>
+      </w:r>
+      <w:proofErr w:type="gramEnd"/>
+      <w:r>
+        <w:rPr>
+          <w:b/>
+          <w:bCs/>
+        </w:rPr>
+        <w:t xml:space="preserve"> install python-dev</w:t>
+      </w:r>
+    </w:p>
+    <w:p>
+      <w:pPr>
+        <w:pStyle w:val="ListParagraph"/>
+        <w:rPr>
+          <w:rFonts w:ascii="Courier New" w:hAnsi="Courier New" w:cs="Courier New"/>
+        </w:rPr>
+      </w:pPr>
+      <w:proofErr w:type="spellStart"/>
+      <w:r>
+        <w:rPr>
+          <w:rFonts w:ascii="Courier New" w:hAnsi="Courier New" w:cs="Courier New"/>
+        </w:rPr>
+        <w:t>sudo</w:t>
+      </w:r>
+      <w:proofErr w:type="spellEnd"/>
+      <w:r>
+        <w:rPr>
+          <w:rFonts w:ascii="Courier New" w:hAnsi="Courier New" w:cs="Courier New"/>
+        </w:rPr>
+        <w:t xml:space="preserve"> apt-get install python3-dev</w:t>
+      </w:r>
+    </w:p>
+    <w:p>
+      <w:pPr>
+        <w:pStyle w:val="ListParagraph"/>
+      </w:pPr>
+    </w:p>
+    <w:p>
+      <w:pPr>
+        <w:pStyle w:val="ListParagraph"/>
+        <w:rPr>
+          <w:b/>
+          <w:bCs/>
+        </w:rPr>
+      </w:pPr>
+      <w:r>
+        <w:rPr>
+          <w:b/>
+          <w:bCs/>
+        </w:rPr>
+        <w:t xml:space="preserve">STEP 3:  Install </w:t>
+      </w:r>
+      <w:proofErr w:type="spellStart"/>
+      <w:r>
+        <w:rPr>
+          <w:b/>
+          <w:bCs/>
+        </w:rPr>
+        <w:t>setuptools</w:t>
+      </w:r>
+      <w:proofErr w:type="spellEnd"/>
+      <w:r>
+        <w:rPr>
+          <w:b/>
+          <w:bCs/>
+        </w:rPr>
+        <w:t xml:space="preserve"> and pip (Python's Package Manager).</w:t>
+      </w:r>
+    </w:p>
+    <w:p>
+      <w:pPr>
+        <w:pStyle w:val="ListParagraph"/>
+        <w:rPr>
+          <w:rFonts w:ascii="Courier New" w:hAnsi="Courier New" w:cs="Courier New"/>
+        </w:rPr>
+      </w:pPr>
+      <w:proofErr w:type="spellStart"/>
+      <w:r>
+        <w:rPr>
+          <w:rFonts w:ascii="Courier New" w:hAnsi="Courier New" w:cs="Courier New"/>
+        </w:rPr>
+        <w:t>sudo</w:t>
+      </w:r>
+      <w:proofErr w:type="spellEnd"/>
+      <w:r>
+        <w:rPr>
+          <w:rFonts w:ascii="Courier New" w:hAnsi="Courier New" w:cs="Courier New"/>
+        </w:rPr>
+        <w:t xml:space="preserve"> apt-get install python3-setuptools python3-pip</w:t>
+      </w:r>
+    </w:p>
+    <w:p>
+      <w:pPr>
+        <w:pStyle w:val="ListParagraph"/>
+      </w:pPr>
+    </w:p>
+    <w:p>
+      <w:pPr>
+        <w:pStyle w:val="ListParagraph"/>
+        <w:rPr>
+          <w:b/>
+          <w:bCs/>
+        </w:rPr>
+      </w:pPr>
+      <w:r>
+        <w:rPr>
+          <w:b/>
+          <w:bCs/>
+        </w:rPr>
+        <w:t xml:space="preserve">STEP </w:t>
+      </w:r>
+      <w:proofErr w:type="gramStart"/>
+      <w:r>
+        <w:rPr>
+          <w:b/>
+          <w:bCs/>
+        </w:rPr>
+        <w:t>4 :</w:t>
+      </w:r>
+      <w:proofErr w:type="gramEnd"/>
+      <w:r>
+        <w:rPr>
+          <w:b/>
+          <w:bCs/>
+        </w:rPr>
+        <w:t xml:space="preserve"> Install </w:t>
+      </w:r>
+      <w:proofErr w:type="spellStart"/>
+      <w:r>
+        <w:rPr>
+          <w:b/>
+          <w:bCs/>
+        </w:rPr>
+        <w:t>virtualenv</w:t>
+      </w:r>
+      <w:proofErr w:type="spellEnd"/>
+    </w:p>
+    <w:p>
+      <w:pPr>
+        <w:pStyle w:val="ListParagraph"/>
+        <w:rPr>
+          <w:rFonts w:ascii="Courier New" w:hAnsi="Courier New" w:cs="Courier New"/>
+        </w:rPr>
+      </w:pPr>
+      <w:proofErr w:type="spellStart"/>
+      <w:r>
+        <w:rPr>
+          <w:rFonts w:ascii="Courier New" w:hAnsi="Courier New" w:cs="Courier New"/>
+        </w:rPr>
+        <w:t>sudo</w:t>
+      </w:r>
+      <w:proofErr w:type="spellEnd"/>
+      <w:r>
+        <w:rPr>
+          <w:rFonts w:ascii="Courier New" w:hAnsi="Courier New" w:cs="Courier New"/>
+        </w:rPr>
+        <w:t xml:space="preserve"> apt install python3.10 python3.10-venv</w:t>
+      </w:r>
+    </w:p>
+    <w:p>
+      <w:pPr>
+        <w:pStyle w:val="ListParagraph"/>
+      </w:pPr>
+    </w:p>
+    <w:p>
+      <w:pPr>
+        <w:pStyle w:val="ListParagraph"/>
+      </w:pPr>
+    </w:p>
+    <w:p>
+      <w:pPr>
+        <w:pStyle w:val="ListParagraph"/>
         <w:rPr>
           <w:b/>
           <w:bCs/>
           <w:sz w:val="28"/>
           <w:szCs w:val="28"/>
+          <w:u w:val="single"/>
+        </w:rPr>
+      </w:pPr>
+      <w:r>
+        <w:rPr>
+          <w:b/>
+          <w:bCs/>
+          <w:sz w:val="28"/>
+          <w:szCs w:val="28"/>
+          <w:u w:val="single"/>
+        </w:rPr>
+        <w:t>STEP 5 Install MariaDB</w:t>
+      </w:r>
+    </w:p>
+    <w:p>
+      <w:pPr>
+        <w:pStyle w:val="ListParagraph"/>
+        <w:rPr>
+          <w:b/>
+          <w:bCs/>
+          <w:sz w:val="28"/>
+          <w:szCs w:val="28"/>
+          <w:u w:val="single"/>
+        </w:rPr>
+      </w:pPr>
+    </w:p>
+    <w:p>
+      <w:pPr>
+        <w:pStyle w:val="ListParagraph"/>
+        <w:numPr>
+          <w:ilvl w:val="0"/>
+          <w:numId w:val="53"/>
+        </w:numPr>
+        <w:rPr>
+          <w:rFonts w:ascii="Courier New" w:hAnsi="Courier New" w:cs="Courier New"/>
+        </w:rPr>
+      </w:pPr>
+      <w:proofErr w:type="spellStart"/>
+      <w:r>
+        <w:rPr>
+          <w:rFonts w:ascii="Courier New" w:hAnsi="Courier New" w:cs="Courier New"/>
+        </w:rPr>
+        <w:t>sudo</w:t>
+      </w:r>
+      <w:proofErr w:type="spellEnd"/>
+      <w:r>
+        <w:rPr>
+          <w:rFonts w:ascii="Courier New" w:hAnsi="Courier New" w:cs="Courier New"/>
+        </w:rPr>
+        <w:t xml:space="preserve"> apt-get install software-properties-common</w:t>
+      </w:r>
+    </w:p>
+    <w:p>
+      <w:pPr>
+        <w:pStyle w:val="ListParagraph"/>
+        <w:numPr>
+          <w:ilvl w:val="0"/>
+          <w:numId w:val="53"/>
+        </w:numPr>
+        <w:rPr>
+          <w:rFonts w:ascii="Courier New" w:hAnsi="Courier New" w:cs="Courier New"/>
+        </w:rPr>
+      </w:pPr>
+      <w:proofErr w:type="spellStart"/>
+      <w:r>
+        <w:rPr>
+          <w:rFonts w:ascii="Courier New" w:hAnsi="Courier New" w:cs="Courier New"/>
+        </w:rPr>
+        <w:t>sudo</w:t>
+      </w:r>
+      <w:proofErr w:type="spellEnd"/>
+      <w:r>
+        <w:rPr>
+          <w:rFonts w:ascii="Courier New" w:hAnsi="Courier New" w:cs="Courier New"/>
+        </w:rPr>
+        <w:t xml:space="preserve"> apt install </w:t>
+      </w:r>
+      <w:proofErr w:type="spellStart"/>
+      <w:r>
+        <w:rPr>
+          <w:rFonts w:ascii="Courier New" w:hAnsi="Courier New" w:cs="Courier New"/>
+        </w:rPr>
+        <w:t>mariadb</w:t>
+      </w:r>
+      <w:proofErr w:type="spellEnd"/>
+      <w:r>
+        <w:rPr>
+          <w:rFonts w:ascii="Courier New" w:hAnsi="Courier New" w:cs="Courier New"/>
+        </w:rPr>
+        <w:t>-server</w:t>
+      </w:r>
+    </w:p>
+    <w:p>
+      <w:pPr>
+        <w:pStyle w:val="ListParagraph"/>
+        <w:numPr>
+          <w:ilvl w:val="0"/>
+          <w:numId w:val="53"/>
+        </w:numPr>
+        <w:rPr>
+          <w:rFonts w:ascii="Courier New" w:hAnsi="Courier New" w:cs="Courier New"/>
+        </w:rPr>
+      </w:pPr>
+      <w:proofErr w:type="spellStart"/>
+      <w:r>
+        <w:rPr>
+          <w:rFonts w:ascii="Courier New" w:hAnsi="Courier New" w:cs="Courier New"/>
+        </w:rPr>
+        <w:t>sudo</w:t>
+      </w:r>
+      <w:proofErr w:type="spellEnd"/>
+      <w:r>
+        <w:rPr>
+          <w:rFonts w:ascii="Courier New" w:hAnsi="Courier New" w:cs="Courier New"/>
+        </w:rPr>
+        <w:t xml:space="preserve"> </w:t>
+      </w:r>
+      <w:proofErr w:type="spellStart"/>
+      <w:r>
+        <w:rPr>
+          <w:rFonts w:ascii="Courier New" w:hAnsi="Courier New" w:cs="Courier New"/>
+        </w:rPr>
+        <w:t>systemctl</w:t>
+      </w:r>
+      <w:proofErr w:type="spellEnd"/>
+      <w:r>
+        <w:rPr>
+          <w:rFonts w:ascii="Courier New" w:hAnsi="Courier New" w:cs="Courier New"/>
+        </w:rPr>
+        <w:t xml:space="preserve"> status </w:t>
+      </w:r>
+      <w:proofErr w:type="spellStart"/>
+      <w:r>
+        <w:rPr>
+          <w:rFonts w:ascii="Courier New" w:hAnsi="Courier New" w:cs="Courier New"/>
+        </w:rPr>
+        <w:t>mariadb</w:t>
+      </w:r>
+      <w:proofErr w:type="spellEnd"/>
+    </w:p>
+    <w:p>
+      <w:pPr>
+        <w:pStyle w:val="ListParagraph"/>
+        <w:numPr>
+          <w:ilvl w:val="0"/>
+          <w:numId w:val="53"/>
+        </w:numPr>
+      </w:pPr>
+      <w:proofErr w:type="spellStart"/>
+      <w:r>
+        <w:rPr>
+          <w:rFonts w:ascii="Courier New" w:hAnsi="Courier New" w:cs="Courier New"/>
+        </w:rPr>
+        <w:t>sudo</w:t>
+      </w:r>
+      <w:proofErr w:type="spellEnd"/>
+      <w:r>
+        <w:rPr>
+          <w:rFonts w:ascii="Courier New" w:hAnsi="Courier New" w:cs="Courier New"/>
+        </w:rPr>
+        <w:t xml:space="preserve"> </w:t>
+      </w:r>
+      <w:proofErr w:type="spellStart"/>
+      <w:r>
+        <w:rPr>
+          <w:rFonts w:ascii="Courier New" w:hAnsi="Courier New" w:cs="Courier New"/>
+        </w:rPr>
+        <w:t>mysql_secure_installation</w:t>
+      </w:r>
+      <w:proofErr w:type="spellEnd"/>
+    </w:p>
+    <w:p/>
+    <w:p/>
+    <w:p>
+      <w:pPr>
+        <w:spacing w:after="0" w:line="240" w:lineRule="auto"/>
+      </w:pPr>
+      <w:r>
+        <w:t xml:space="preserve">  In order to log into MariaDB to secure it, we'll need the current</w:t>
+      </w:r>
+    </w:p>
+    <w:p>
+      <w:pPr>
+        <w:spacing w:after="0" w:line="240" w:lineRule="auto"/>
+      </w:pPr>
+      <w:r>
+        <w:t xml:space="preserve">  password for the root user. If you've just installed MariaDB, and</w:t>
+      </w:r>
+    </w:p>
+    <w:p>
+      <w:pPr>
+        <w:spacing w:after="0" w:line="240" w:lineRule="auto"/>
+      </w:pPr>
+      <w:r>
+        <w:t xml:space="preserve">  haven't set the root password yet, you should just press enter here.</w:t>
+      </w:r>
+    </w:p>
+    <w:p>
+      <w:pPr>
+        <w:spacing w:after="0" w:line="240" w:lineRule="auto"/>
+      </w:pPr>
+    </w:p>
+    <w:p>
+      <w:pPr>
+        <w:spacing w:after="0" w:line="240" w:lineRule="auto"/>
+      </w:pPr>
+      <w:r>
+        <w:t xml:space="preserve">  Enter current password for root (enter for none): # PRESS ENTER</w:t>
+      </w:r>
+    </w:p>
+    <w:p>
+      <w:pPr>
+        <w:spacing w:after="0" w:line="240" w:lineRule="auto"/>
+      </w:pPr>
+      <w:r>
+        <w:t xml:space="preserve">  OK, successfully used password, moving on...</w:t>
+      </w:r>
+    </w:p>
+    <w:p>
+      <w:pPr>
+        <w:spacing w:after="0"/>
+      </w:pPr>
+      <w:r>
+        <w:t xml:space="preserve">  </w:t>
+      </w:r>
+    </w:p>
+    <w:p>
+      <w:pPr>
+        <w:spacing w:after="0"/>
+      </w:pPr>
+      <w:r>
+        <w:t xml:space="preserve">  Switch to </w:t>
+      </w:r>
+      <w:proofErr w:type="spellStart"/>
+      <w:r>
+        <w:t>unix_socket</w:t>
+      </w:r>
+      <w:proofErr w:type="spellEnd"/>
+      <w:r>
+        <w:t xml:space="preserve"> authentication [Y/n] Y</w:t>
+      </w:r>
+    </w:p>
+    <w:p>
+      <w:pPr>
+        <w:spacing w:after="0"/>
+      </w:pPr>
+      <w:r>
+        <w:t xml:space="preserve">  Enabled successfully!</w:t>
+      </w:r>
+    </w:p>
+    <w:p>
+      <w:pPr>
+        <w:spacing w:after="0"/>
+      </w:pPr>
+      <w:r>
+        <w:t xml:space="preserve">  Reloading privilege </w:t>
+      </w:r>
+      <w:proofErr w:type="gramStart"/>
+      <w:r>
+        <w:t>tables..</w:t>
+      </w:r>
+      <w:proofErr w:type="gramEnd"/>
+    </w:p>
+    <w:p>
+      <w:pPr>
+        <w:spacing w:after="0"/>
+      </w:pPr>
+      <w:r>
+        <w:t xml:space="preserve">   ... Success!</w:t>
+      </w:r>
+    </w:p>
+    <w:p>
+      <w:pPr>
+        <w:spacing w:after="0"/>
+      </w:pPr>
+    </w:p>
+    <w:p>
+      <w:pPr>
+        <w:spacing w:after="0"/>
+      </w:pPr>
+      <w:r>
+        <w:t xml:space="preserve">  Change the root password? [Y/n] Y</w:t>
+      </w:r>
+    </w:p>
+    <w:p>
+      <w:pPr>
+        <w:spacing w:after="0"/>
+      </w:pPr>
+      <w:r>
+        <w:t xml:space="preserve">  New password: </w:t>
+      </w:r>
+    </w:p>
+    <w:p>
+      <w:pPr>
+        <w:spacing w:after="0"/>
+      </w:pPr>
+      <w:r>
+        <w:t xml:space="preserve">  Re-enter new password: </w:t>
+      </w:r>
+    </w:p>
+    <w:p>
+      <w:pPr>
+        <w:spacing w:after="0"/>
+      </w:pPr>
+      <w:r>
+        <w:t xml:space="preserve">  Password updated successfully!</w:t>
+      </w:r>
+    </w:p>
+    <w:p>
+      <w:pPr>
+        <w:spacing w:after="0"/>
+      </w:pPr>
+      <w:r>
+        <w:t xml:space="preserve">  Reloading privilege </w:t>
+      </w:r>
+      <w:proofErr w:type="gramStart"/>
+      <w:r>
+        <w:t>tables..</w:t>
+      </w:r>
+      <w:proofErr w:type="gramEnd"/>
+    </w:p>
+    <w:p>
+      <w:pPr>
+        <w:spacing w:after="0"/>
+      </w:pPr>
+      <w:r>
+        <w:t xml:space="preserve">   ... Success!</w:t>
+      </w:r>
+    </w:p>
+    <w:p>
+      <w:pPr>
+        <w:spacing w:after="0"/>
+      </w:pPr>
+    </w:p>
+    <w:p>
+      <w:pPr>
+        <w:spacing w:after="0"/>
+      </w:pPr>
+      <w:r>
+        <w:lastRenderedPageBreak/>
+        <w:t xml:space="preserve">  Remove anonymous users? [Y/n] Y</w:t>
+      </w:r>
+    </w:p>
+    <w:p>
+      <w:pPr>
+        <w:spacing w:after="0"/>
+      </w:pPr>
+      <w:r>
+        <w:t xml:space="preserve">   ... Success!</w:t>
+      </w:r>
+    </w:p>
+    <w:p>
+      <w:pPr>
+        <w:spacing w:after="0"/>
+      </w:pPr>
+    </w:p>
+    <w:p>
+      <w:pPr>
+        <w:spacing w:after="0"/>
+      </w:pPr>
+      <w:r>
+        <w:t xml:space="preserve">   Disallow root login remotely? [Y/n] Y</w:t>
+      </w:r>
+    </w:p>
+    <w:p>
+      <w:pPr>
+        <w:spacing w:after="0"/>
+      </w:pPr>
+      <w:r>
+        <w:t xml:space="preserve">   ... Success!</w:t>
+      </w:r>
+    </w:p>
+    <w:p>
+      <w:pPr>
+        <w:spacing w:after="0"/>
+      </w:pPr>
+    </w:p>
+    <w:p>
+      <w:pPr>
+        <w:spacing w:after="0"/>
+      </w:pPr>
+      <w:r>
+        <w:t xml:space="preserve">   Remove test database and access to it? [Y/n] Y</w:t>
+      </w:r>
+    </w:p>
+    <w:p>
+      <w:pPr>
+        <w:spacing w:after="0"/>
+      </w:pPr>
+      <w:r>
+        <w:t xml:space="preserve">   - Dropping test database...</w:t>
+      </w:r>
+    </w:p>
+    <w:p>
+      <w:pPr>
+        <w:spacing w:after="0"/>
+      </w:pPr>
+      <w:r>
+        <w:t xml:space="preserve">   ... Success!</w:t>
+      </w:r>
+    </w:p>
+    <w:p>
+      <w:pPr>
+        <w:spacing w:after="0"/>
+      </w:pPr>
+      <w:r>
+        <w:t xml:space="preserve">   - Removing privileges on test database...</w:t>
+      </w:r>
+    </w:p>
+    <w:p>
+      <w:pPr>
+        <w:spacing w:after="0"/>
+      </w:pPr>
+      <w:r>
+        <w:t xml:space="preserve">   ... Success!</w:t>
+      </w:r>
+    </w:p>
+    <w:p>
+      <w:pPr>
+        <w:spacing w:after="0"/>
+      </w:pPr>
+    </w:p>
+    <w:p>
+      <w:pPr>
+        <w:spacing w:after="0"/>
+      </w:pPr>
+      <w:r>
+        <w:t xml:space="preserve">   Reload privilege tables now? [Y/n] Y</w:t>
+      </w:r>
+    </w:p>
+    <w:p>
+      <w:pPr>
+        <w:spacing w:after="0"/>
+      </w:pPr>
+      <w:r>
+        <w:t xml:space="preserve">   ... Success!</w:t>
+      </w:r>
+    </w:p>
+    <w:p/>
+    <w:p>
+      <w:pPr>
+        <w:spacing w:after="0"/>
+        <w:rPr>
+          <w:b/>
+          <w:bCs/>
+          <w:sz w:val="28"/>
+          <w:szCs w:val="28"/>
+        </w:rPr>
+      </w:pPr>
+      <w:r>
+        <w:rPr>
+          <w:b/>
+          <w:bCs/>
+          <w:sz w:val="28"/>
+          <w:szCs w:val="28"/>
+        </w:rPr>
+        <w:t>STEP 6 MySQL database development files</w:t>
+      </w:r>
+    </w:p>
+    <w:p>
+      <w:pPr>
+        <w:spacing w:after="0"/>
+        <w:rPr>
+          <w:rFonts w:ascii="Courier New" w:hAnsi="Courier New" w:cs="Courier New"/>
+        </w:rPr>
+      </w:pPr>
+      <w:proofErr w:type="spellStart"/>
+      <w:r>
+        <w:rPr>
+          <w:rFonts w:ascii="Courier New" w:hAnsi="Courier New" w:cs="Courier New"/>
+        </w:rPr>
+        <w:t>sudo</w:t>
+      </w:r>
+      <w:proofErr w:type="spellEnd"/>
+      <w:r>
+        <w:rPr>
+          <w:rFonts w:ascii="Courier New" w:hAnsi="Courier New" w:cs="Courier New"/>
+        </w:rPr>
+        <w:t xml:space="preserve"> apt-get install </w:t>
+      </w:r>
+      <w:proofErr w:type="spellStart"/>
+      <w:r>
+        <w:rPr>
+          <w:rFonts w:ascii="Courier New" w:hAnsi="Courier New" w:cs="Courier New"/>
+        </w:rPr>
+        <w:t>libmysqlclient</w:t>
+      </w:r>
+      <w:proofErr w:type="spellEnd"/>
+      <w:r>
+        <w:rPr>
+          <w:rFonts w:ascii="Courier New" w:hAnsi="Courier New" w:cs="Courier New"/>
+        </w:rPr>
+        <w:t>-dev</w:t>
+      </w:r>
+    </w:p>
+    <w:p>
+      <w:pPr>
+        <w:spacing w:after="0"/>
+        <w:rPr>
+          <w:rFonts w:ascii="Courier New" w:hAnsi="Courier New" w:cs="Courier New"/>
+        </w:rPr>
+      </w:pPr>
+    </w:p>
+    <w:p>
+      <w:pPr>
+        <w:spacing w:after="0"/>
+        <w:rPr>
+          <w:b/>
+          <w:bCs/>
+          <w:sz w:val="28"/>
+          <w:szCs w:val="28"/>
+        </w:rPr>
+      </w:pPr>
+      <w:r>
+        <w:rPr>
+          <w:b/>
+          <w:bCs/>
+          <w:sz w:val="28"/>
+          <w:szCs w:val="28"/>
+        </w:rPr>
+        <w:t xml:space="preserve">STEP 7 Edit the </w:t>
+      </w:r>
+      <w:proofErr w:type="spellStart"/>
+      <w:r>
+        <w:rPr>
+          <w:b/>
+          <w:bCs/>
+          <w:sz w:val="28"/>
+          <w:szCs w:val="28"/>
+        </w:rPr>
+        <w:t>mariadb</w:t>
+      </w:r>
+      <w:proofErr w:type="spellEnd"/>
+      <w:r>
+        <w:rPr>
+          <w:b/>
+          <w:bCs/>
+          <w:sz w:val="28"/>
+          <w:szCs w:val="28"/>
+        </w:rPr>
+        <w:t xml:space="preserve"> configuration </w:t>
+      </w:r>
+      <w:proofErr w:type="gramStart"/>
+      <w:r>
+        <w:rPr>
+          <w:b/>
+          <w:bCs/>
+          <w:sz w:val="28"/>
+          <w:szCs w:val="28"/>
+        </w:rPr>
+        <w:t xml:space="preserve">( </w:t>
+      </w:r>
+      <w:proofErr w:type="spellStart"/>
+      <w:r>
+        <w:rPr>
+          <w:b/>
+          <w:bCs/>
+          <w:sz w:val="28"/>
+          <w:szCs w:val="28"/>
+        </w:rPr>
+        <w:t>unicode</w:t>
+      </w:r>
+      <w:proofErr w:type="spellEnd"/>
+      <w:proofErr w:type="gramEnd"/>
+      <w:r>
+        <w:rPr>
+          <w:b/>
+          <w:bCs/>
+          <w:sz w:val="28"/>
+          <w:szCs w:val="28"/>
+        </w:rPr>
+        <w:t xml:space="preserve"> character </w:t>
+      </w:r>
+      <w:proofErr w:type="gramStart"/>
+      <w:r>
+        <w:rPr>
+          <w:b/>
+          <w:bCs/>
+          <w:sz w:val="28"/>
+          <w:szCs w:val="28"/>
+        </w:rPr>
+        <w:t>encoding )</w:t>
+      </w:r>
+      <w:proofErr w:type="gramEnd"/>
+    </w:p>
+    <w:p>
+      <w:pPr>
+        <w:spacing w:after="0"/>
+        <w:rPr>
+          <w:rFonts w:ascii="Courier New" w:hAnsi="Courier New" w:cs="Courier New"/>
+        </w:rPr>
+      </w:pPr>
+      <w:proofErr w:type="spellStart"/>
+      <w:r>
+        <w:rPr>
+          <w:rFonts w:ascii="Courier New" w:hAnsi="Courier New" w:cs="Courier New"/>
+        </w:rPr>
+        <w:t>sudo</w:t>
+      </w:r>
+      <w:proofErr w:type="spellEnd"/>
+      <w:r>
+        <w:rPr>
+          <w:rFonts w:ascii="Courier New" w:hAnsi="Courier New" w:cs="Courier New"/>
+        </w:rPr>
+        <w:t xml:space="preserve"> nano /etc/</w:t>
+      </w:r>
+      <w:proofErr w:type="spellStart"/>
+      <w:r>
+        <w:rPr>
+          <w:rFonts w:ascii="Courier New" w:hAnsi="Courier New" w:cs="Courier New"/>
+        </w:rPr>
+        <w:t>mysql</w:t>
+      </w:r>
+      <w:proofErr w:type="spellEnd"/>
+      <w:r>
+        <w:rPr>
+          <w:rFonts w:ascii="Courier New" w:hAnsi="Courier New" w:cs="Courier New"/>
+        </w:rPr>
+        <w:t>/</w:t>
+      </w:r>
+      <w:proofErr w:type="spellStart"/>
+      <w:r>
+        <w:rPr>
+          <w:rFonts w:ascii="Courier New" w:hAnsi="Courier New" w:cs="Courier New"/>
+        </w:rPr>
+        <w:t>mariadb.conf.d</w:t>
+      </w:r>
+      <w:proofErr w:type="spellEnd"/>
+      <w:r>
+        <w:rPr>
+          <w:rFonts w:ascii="Courier New" w:hAnsi="Courier New" w:cs="Courier New"/>
+        </w:rPr>
+        <w:t>/50-server.cnf</w:t>
+      </w:r>
+    </w:p>
+    <w:p>
+      <w:pPr>
+        <w:spacing w:after="0"/>
+      </w:pPr>
+    </w:p>
+    <w:p>
+      <w:pPr>
+        <w:spacing w:after="0"/>
+      </w:pPr>
+      <w:r>
+        <w:t>Add this line of code -&gt;</w:t>
+      </w:r>
+    </w:p>
+    <w:p>
+      <w:pPr>
+        <w:spacing w:after="0"/>
+      </w:pPr>
+      <w:r>
+        <w:t>[server]</w:t>
+      </w:r>
+    </w:p>
+    <w:p>
+      <w:pPr>
+        <w:spacing w:after="0"/>
+      </w:pPr>
+      <w:r>
+        <w:t xml:space="preserve">user = </w:t>
+      </w:r>
+      <w:proofErr w:type="spellStart"/>
+      <w:r>
+        <w:t>mysql</w:t>
+      </w:r>
+      <w:proofErr w:type="spellEnd"/>
+    </w:p>
+    <w:p>
+      <w:pPr>
+        <w:spacing w:after="0"/>
+      </w:pPr>
+      <w:proofErr w:type="spellStart"/>
+      <w:r>
+        <w:t>pid</w:t>
+      </w:r>
+      <w:proofErr w:type="spellEnd"/>
+      <w:r>
+        <w:t>-file = /run/</w:t>
+      </w:r>
+      <w:proofErr w:type="spellStart"/>
+      <w:r>
+        <w:t>mysqld</w:t>
+      </w:r>
+      <w:proofErr w:type="spellEnd"/>
+      <w:r>
+        <w:t>/</w:t>
+      </w:r>
+      <w:proofErr w:type="spellStart"/>
+      <w:r>
+        <w:t>mysqld.pid</w:t>
+      </w:r>
+      <w:proofErr w:type="spellEnd"/>
+    </w:p>
+    <w:p>
+      <w:pPr>
+        <w:spacing w:after="0"/>
+      </w:pPr>
+      <w:r>
+        <w:t>socket = /run/</w:t>
+      </w:r>
+      <w:proofErr w:type="spellStart"/>
+      <w:r>
+        <w:t>mysqld</w:t>
+      </w:r>
+      <w:proofErr w:type="spellEnd"/>
+      <w:r>
+        <w:t>/</w:t>
+      </w:r>
+      <w:proofErr w:type="spellStart"/>
+      <w:r>
+        <w:t>mysqld.sock</w:t>
+      </w:r>
+      <w:proofErr w:type="spellEnd"/>
+    </w:p>
+    <w:p>
+      <w:pPr>
+        <w:spacing w:after="0"/>
+      </w:pPr>
+      <w:proofErr w:type="spellStart"/>
+      <w:r>
+        <w:t>basedir</w:t>
+      </w:r>
+      <w:proofErr w:type="spellEnd"/>
+      <w:r>
+        <w:t xml:space="preserve"> = /</w:t>
+      </w:r>
+      <w:proofErr w:type="spellStart"/>
+      <w:r>
+        <w:t>usr</w:t>
+      </w:r>
+      <w:proofErr w:type="spellEnd"/>
+    </w:p>
+    <w:p>
+      <w:pPr>
+        <w:spacing w:after="0"/>
+      </w:pPr>
+      <w:proofErr w:type="spellStart"/>
+      <w:r>
+        <w:t>datadir</w:t>
+      </w:r>
+      <w:proofErr w:type="spellEnd"/>
+      <w:r>
+        <w:t xml:space="preserve"> = /var/lib/</w:t>
+      </w:r>
+      <w:proofErr w:type="spellStart"/>
+      <w:r>
+        <w:t>mysql</w:t>
+      </w:r>
+      <w:proofErr w:type="spellEnd"/>
+    </w:p>
+    <w:p>
+      <w:pPr>
+        <w:spacing w:after="0"/>
+      </w:pPr>
+      <w:proofErr w:type="spellStart"/>
+      <w:r>
+        <w:t>tmpdir</w:t>
+      </w:r>
+      <w:proofErr w:type="spellEnd"/>
+      <w:r>
+        <w:t xml:space="preserve"> = /</w:t>
+      </w:r>
+      <w:proofErr w:type="spellStart"/>
+      <w:r>
+        <w:t>tmp</w:t>
+      </w:r>
+      <w:proofErr w:type="spellEnd"/>
+    </w:p>
+    <w:p>
+      <w:pPr>
+        <w:spacing w:after="0"/>
+      </w:pPr>
+      <w:r>
+        <w:t>lc-messages-</w:t>
+      </w:r>
+      <w:proofErr w:type="spellStart"/>
+      <w:r>
+        <w:t>dir</w:t>
+      </w:r>
+      <w:proofErr w:type="spellEnd"/>
+      <w:r>
+        <w:t xml:space="preserve"> = /</w:t>
+      </w:r>
+      <w:proofErr w:type="spellStart"/>
+      <w:r>
+        <w:t>usr</w:t>
+      </w:r>
+      <w:proofErr w:type="spellEnd"/>
+      <w:r>
+        <w:t>/share/</w:t>
+      </w:r>
+      <w:proofErr w:type="spellStart"/>
+      <w:r>
+        <w:t>mysql</w:t>
+      </w:r>
+      <w:proofErr w:type="spellEnd"/>
+    </w:p>
+    <w:p>
+      <w:pPr>
+        <w:spacing w:after="0"/>
+      </w:pPr>
+      <w:r>
+        <w:t>bind-address = 127.0.0.1</w:t>
+      </w:r>
+    </w:p>
+    <w:p>
+      <w:pPr>
+        <w:spacing w:after="0"/>
+      </w:pPr>
+      <w:proofErr w:type="spellStart"/>
+      <w:r>
+        <w:t>query_cache_size</w:t>
+      </w:r>
+      <w:proofErr w:type="spellEnd"/>
+      <w:r>
+        <w:t xml:space="preserve"> = 16M</w:t>
+      </w:r>
+    </w:p>
+    <w:p>
+      <w:pPr>
+        <w:spacing w:after="0"/>
+      </w:pPr>
+      <w:proofErr w:type="spellStart"/>
+      <w:r>
+        <w:t>log_error</w:t>
+      </w:r>
+      <w:proofErr w:type="spellEnd"/>
+      <w:r>
+        <w:t xml:space="preserve"> = /var/log/</w:t>
+      </w:r>
+      <w:proofErr w:type="spellStart"/>
+      <w:r>
+        <w:t>mysql</w:t>
+      </w:r>
+      <w:proofErr w:type="spellEnd"/>
+      <w:r>
+        <w:t>/error.log</w:t>
+      </w:r>
+    </w:p>
+    <w:p>
+      <w:pPr>
+        <w:spacing w:after="0"/>
+      </w:pPr>
+    </w:p>
+    <w:p>
+      <w:pPr>
+        <w:spacing w:after="0"/>
+      </w:pPr>
+      <w:r>
+        <w:t>[</w:t>
+      </w:r>
+      <w:proofErr w:type="spellStart"/>
+      <w:r>
+        <w:t>mysqld</w:t>
+      </w:r>
+      <w:proofErr w:type="spellEnd"/>
+      <w:r>
+        <w:t>]</w:t>
+      </w:r>
+    </w:p>
+    <w:p>
+      <w:pPr>
+        <w:spacing w:after="0"/>
+      </w:pPr>
+      <w:proofErr w:type="spellStart"/>
+      <w:r>
+        <w:t>innodb</w:t>
+      </w:r>
+      <w:proofErr w:type="spellEnd"/>
+      <w:r>
+        <w:t>-file-format=barracuda</w:t>
+      </w:r>
+    </w:p>
+    <w:p>
+      <w:pPr>
+        <w:spacing w:after="0"/>
+      </w:pPr>
+      <w:proofErr w:type="spellStart"/>
+      <w:r>
+        <w:t>innodb</w:t>
+      </w:r>
+      <w:proofErr w:type="spellEnd"/>
+      <w:r>
+        <w:t>-file-per-table=1</w:t>
+      </w:r>
+    </w:p>
+    <w:p>
+      <w:pPr>
+        <w:spacing w:after="0"/>
+      </w:pPr>
+      <w:proofErr w:type="spellStart"/>
+      <w:r>
+        <w:t>innodb</w:t>
+      </w:r>
+      <w:proofErr w:type="spellEnd"/>
+      <w:r>
+        <w:t>-large-prefix=1</w:t>
+      </w:r>
+    </w:p>
+    <w:p>
+      <w:pPr>
+        <w:spacing w:after="0"/>
+      </w:pPr>
+      <w:r>
+        <w:t>character-set-client-handshake = FALSE</w:t>
+      </w:r>
+    </w:p>
+    <w:p>
+      <w:pPr>
+        <w:spacing w:after="0"/>
+      </w:pPr>
+      <w:r>
+        <w:t>character-set-server = utf8mb4</w:t>
+      </w:r>
+    </w:p>
+    <w:p>
+      <w:pPr>
+        <w:spacing w:after="0"/>
+      </w:pPr>
+      <w:r>
+        <w:t xml:space="preserve">collation-server = utf8mb4_unicode_ci      </w:t>
+      </w:r>
+    </w:p>
+    <w:p>
+      <w:pPr>
+        <w:spacing w:after="0"/>
+      </w:pPr>
+      <w:r>
+        <w:t xml:space="preserve"> </w:t>
+      </w:r>
+    </w:p>
+    <w:p>
+      <w:pPr>
+        <w:spacing w:after="0"/>
+      </w:pPr>
+      <w:r>
+        <w:t>[</w:t>
+      </w:r>
+      <w:proofErr w:type="spellStart"/>
+      <w:r>
+        <w:t>mysql</w:t>
+      </w:r>
+      <w:proofErr w:type="spellEnd"/>
+      <w:r>
+        <w:t>]</w:t>
+      </w:r>
+    </w:p>
+    <w:p>
+      <w:pPr>
+        <w:pBdr>
+          <w:bottom w:val="single" w:sz="6" w:space="1" w:color="auto"/>
+        </w:pBdr>
+        <w:spacing w:after="0"/>
+      </w:pPr>
+      <w:r>
+        <w:t>default-character-set = utf8mb4</w:t>
+      </w:r>
+    </w:p>
+    <w:p>
+      <w:pPr>
+        <w:spacing w:after="0"/>
+      </w:pPr>
+      <w:r>
+        <w:t>Now press (Ctrl-X) to exit</w:t>
+      </w:r>
+    </w:p>
+    <w:p>
+      <w:pPr>
+        <w:spacing w:after="0"/>
+      </w:pPr>
+    </w:p>
+    <w:p>
+      <w:pPr>
+        <w:spacing w:after="0"/>
+        <w:rPr>
+          <w:rFonts w:ascii="Courier New" w:hAnsi="Courier New" w:cs="Courier New"/>
+        </w:rPr>
+      </w:pPr>
+      <w:proofErr w:type="spellStart"/>
+      <w:r>
+        <w:rPr>
+          <w:rFonts w:ascii="Courier New" w:hAnsi="Courier New" w:cs="Courier New"/>
+        </w:rPr>
+        <w:t>sudo</w:t>
+      </w:r>
+      <w:proofErr w:type="spellEnd"/>
+      <w:r>
+        <w:rPr>
+          <w:rFonts w:ascii="Courier New" w:hAnsi="Courier New" w:cs="Courier New"/>
+        </w:rPr>
+        <w:t xml:space="preserve"> service </w:t>
+      </w:r>
+      <w:proofErr w:type="spellStart"/>
+      <w:r>
+        <w:rPr>
+          <w:rFonts w:ascii="Courier New" w:hAnsi="Courier New" w:cs="Courier New"/>
+        </w:rPr>
+        <w:t>mysql</w:t>
+      </w:r>
+      <w:proofErr w:type="spellEnd"/>
+      <w:r>
+        <w:rPr>
+          <w:rFonts w:ascii="Courier New" w:hAnsi="Courier New" w:cs="Courier New"/>
+        </w:rPr>
+        <w:t xml:space="preserve"> restart</w:t>
+      </w:r>
+    </w:p>
+    <w:p>
+      <w:pPr>
+        <w:spacing w:after="0"/>
+        <w:rPr>
+          <w:b/>
+          <w:bCs/>
+          <w:sz w:val="28"/>
+          <w:szCs w:val="28"/>
+        </w:rPr>
+      </w:pPr>
+      <w:r>
+        <w:rPr>
+          <w:b/>
+          <w:bCs/>
+          <w:sz w:val="28"/>
+          <w:szCs w:val="28"/>
+        </w:rPr>
+        <w:lastRenderedPageBreak/>
+        <w:t xml:space="preserve">STEP 8 </w:t>
+      </w:r>
+      <w:proofErr w:type="gramStart"/>
+      <w:r>
+        <w:rPr>
+          <w:b/>
+          <w:bCs/>
+          <w:sz w:val="28"/>
+          <w:szCs w:val="28"/>
+        </w:rPr>
+        <w:t>install</w:t>
+      </w:r>
+      <w:proofErr w:type="gramEnd"/>
+      <w:r>
+        <w:rPr>
+          <w:b/>
+          <w:bCs/>
+          <w:sz w:val="28"/>
+          <w:szCs w:val="28"/>
+        </w:rPr>
+        <w:t xml:space="preserve"> Redis</w:t>
+      </w:r>
+    </w:p>
+    <w:p>
+      <w:pPr>
+        <w:spacing w:after="0"/>
+        <w:rPr>
+          <w:rFonts w:ascii="Courier New" w:hAnsi="Courier New" w:cs="Courier New"/>
+        </w:rPr>
+      </w:pPr>
+      <w:proofErr w:type="spellStart"/>
+      <w:r>
+        <w:rPr>
+          <w:rFonts w:ascii="Courier New" w:hAnsi="Courier New" w:cs="Courier New"/>
+        </w:rPr>
+        <w:t>sudo</w:t>
+      </w:r>
+      <w:proofErr w:type="spellEnd"/>
+      <w:r>
+        <w:rPr>
+          <w:rFonts w:ascii="Courier New" w:hAnsi="Courier New" w:cs="Courier New"/>
+        </w:rPr>
+        <w:t xml:space="preserve"> apt-get install </w:t>
+      </w:r>
+      <w:proofErr w:type="spellStart"/>
+      <w:r>
+        <w:rPr>
+          <w:rFonts w:ascii="Courier New" w:hAnsi="Courier New" w:cs="Courier New"/>
+        </w:rPr>
+        <w:t>redis</w:t>
+      </w:r>
+      <w:proofErr w:type="spellEnd"/>
+      <w:r>
+        <w:rPr>
+          <w:rFonts w:ascii="Courier New" w:hAnsi="Courier New" w:cs="Courier New"/>
+        </w:rPr>
+        <w:t>-server</w:t>
+      </w:r>
+    </w:p>
+    <w:p/>
+    <w:p>
+      <w:pPr>
+        <w:rPr>
+          <w:b/>
+          <w:bCs/>
+          <w:sz w:val="28"/>
+          <w:szCs w:val="28"/>
+        </w:rPr>
+      </w:pPr>
+      <w:r>
+        <w:rPr>
+          <w:sz w:val="28"/>
+          <w:szCs w:val="28"/>
+        </w:rPr>
+        <w:t>S</w:t>
+      </w:r>
+      <w:r>
+        <w:rPr>
+          <w:b/>
+          <w:bCs/>
+          <w:sz w:val="28"/>
+          <w:szCs w:val="28"/>
+        </w:rPr>
+        <w:t>TEP 9 install Node.js 18.X package</w:t>
+      </w:r>
+    </w:p>
+    <w:p>
+      <w:pPr>
+        <w:pStyle w:val="ListParagraph"/>
+        <w:numPr>
+          <w:ilvl w:val="0"/>
+          <w:numId w:val="54"/>
+        </w:numPr>
+      </w:pPr>
+      <w:proofErr w:type="spellStart"/>
+      <w:r>
+        <w:t>sudo</w:t>
+      </w:r>
+      <w:proofErr w:type="spellEnd"/>
+      <w:r>
+        <w:t xml:space="preserve"> apt install curl </w:t>
+      </w:r>
+    </w:p>
+    <w:p>
+      <w:pPr>
+        <w:pStyle w:val="ListParagraph"/>
+        <w:numPr>
+          <w:ilvl w:val="0"/>
+          <w:numId w:val="54"/>
+        </w:numPr>
+      </w:pPr>
+      <w:r>
+        <w:t>curl https://raw.githubusercontent.com/creationix/nvm/master/install.sh | bash</w:t>
+      </w:r>
+    </w:p>
+    <w:p>
+      <w:pPr>
+        <w:pStyle w:val="ListParagraph"/>
+        <w:numPr>
+          <w:ilvl w:val="0"/>
+          <w:numId w:val="54"/>
+        </w:numPr>
+      </w:pPr>
+      <w:r>
+        <w:t>source ~</w:t>
+      </w:r>
+      <w:proofErr w:type="gramStart"/>
+      <w:r>
+        <w:t>/.profile</w:t>
+      </w:r>
+      <w:proofErr w:type="gramEnd"/>
+    </w:p>
+    <w:p>
+      <w:pPr>
+        <w:pStyle w:val="ListParagraph"/>
+        <w:numPr>
+          <w:ilvl w:val="0"/>
+          <w:numId w:val="54"/>
+        </w:numPr>
+      </w:pPr>
+      <w:proofErr w:type="spellStart"/>
+      <w:r>
+        <w:t>nvm</w:t>
+      </w:r>
+      <w:proofErr w:type="spellEnd"/>
+      <w:r>
+        <w:t xml:space="preserve"> install 18</w:t>
+      </w:r>
+    </w:p>
+    <w:p>
+      <w:pPr>
+        <w:rPr>
+          <w:b/>
+          <w:bCs/>
+          <w:sz w:val="28"/>
+          <w:szCs w:val="28"/>
+        </w:rPr>
+      </w:pPr>
+      <w:r>
+        <w:rPr>
+          <w:b/>
+          <w:bCs/>
+          <w:sz w:val="28"/>
+          <w:szCs w:val="28"/>
+        </w:rPr>
+        <w:t>STEP 10 install Yarn</w:t>
+      </w:r>
+    </w:p>
+    <w:p>
+      <w:pPr>
+        <w:pStyle w:val="ListParagraph"/>
+        <w:numPr>
+          <w:ilvl w:val="0"/>
+          <w:numId w:val="55"/>
+        </w:numPr>
+      </w:pPr>
+      <w:proofErr w:type="spellStart"/>
+      <w:r>
+        <w:t>sudo</w:t>
+      </w:r>
+      <w:proofErr w:type="spellEnd"/>
+      <w:r>
+        <w:t xml:space="preserve"> apt-get install </w:t>
+      </w:r>
+      <w:proofErr w:type="spellStart"/>
+      <w:r>
+        <w:t>npm</w:t>
+      </w:r>
+      <w:proofErr w:type="spellEnd"/>
+    </w:p>
+    <w:p>
+      <w:pPr>
+        <w:pStyle w:val="ListParagraph"/>
+        <w:numPr>
+          <w:ilvl w:val="0"/>
+          <w:numId w:val="55"/>
+        </w:numPr>
+      </w:pPr>
+      <w:proofErr w:type="spellStart"/>
+      <w:r>
+        <w:t>sudo</w:t>
+      </w:r>
+      <w:proofErr w:type="spellEnd"/>
+      <w:r>
+        <w:t xml:space="preserve"> </w:t>
+      </w:r>
+      <w:proofErr w:type="spellStart"/>
+      <w:r>
+        <w:t>npm</w:t>
+      </w:r>
+      <w:proofErr w:type="spellEnd"/>
+      <w:r>
+        <w:t xml:space="preserve"> install -g yarn</w:t>
+      </w:r>
+    </w:p>
+    <w:p>
+      <w:pPr>
+        <w:rPr>
+          <w:b/>
+          <w:bCs/>
+          <w:sz w:val="28"/>
+          <w:szCs w:val="28"/>
+        </w:rPr>
+      </w:pPr>
+      <w:r>
+        <w:rPr>
+          <w:b/>
+          <w:bCs/>
+          <w:sz w:val="28"/>
+          <w:szCs w:val="28"/>
+        </w:rPr>
+        <w:t xml:space="preserve">STEP 11 install </w:t>
+      </w:r>
+      <w:proofErr w:type="spellStart"/>
+      <w:r>
+        <w:rPr>
+          <w:b/>
+          <w:bCs/>
+          <w:sz w:val="28"/>
+          <w:szCs w:val="28"/>
+        </w:rPr>
+        <w:t>wkhtmltopdf</w:t>
+      </w:r>
+      <w:proofErr w:type="spellEnd"/>
+    </w:p>
+    <w:p>
+      <w:pPr>
+        <w:pStyle w:val="ListParagraph"/>
+        <w:numPr>
+          <w:ilvl w:val="0"/>
+          <w:numId w:val="56"/>
+        </w:numPr>
+      </w:pPr>
+      <w:proofErr w:type="spellStart"/>
+      <w:r>
+        <w:t>sudo</w:t>
+      </w:r>
+      <w:proofErr w:type="spellEnd"/>
+      <w:r>
+        <w:t xml:space="preserve"> apt-get install </w:t>
+      </w:r>
+      <w:proofErr w:type="spellStart"/>
+      <w:r>
+        <w:t>xvfb</w:t>
+      </w:r>
+      <w:proofErr w:type="spellEnd"/>
+      <w:r>
+        <w:t xml:space="preserve"> </w:t>
+      </w:r>
+      <w:proofErr w:type="spellStart"/>
+      <w:r>
+        <w:t>libfontconfig</w:t>
+      </w:r>
+      <w:proofErr w:type="spellEnd"/>
+      <w:r>
+        <w:t xml:space="preserve"> </w:t>
+      </w:r>
+      <w:proofErr w:type="spellStart"/>
+      <w:r>
+        <w:t>wkhtmltopdf</w:t>
+      </w:r>
+      <w:proofErr w:type="spellEnd"/>
+    </w:p>
+    <w:p>
+      <w:pPr>
+        <w:rPr>
+          <w:b/>
+          <w:bCs/>
+          <w:sz w:val="28"/>
+          <w:szCs w:val="28"/>
+        </w:rPr>
+      </w:pPr>
+      <w:r>
+        <w:rPr>
+          <w:b/>
+          <w:bCs/>
+          <w:sz w:val="28"/>
+          <w:szCs w:val="28"/>
+        </w:rPr>
+        <w:t>STEP 12 install frappe-bench</w:t>
+      </w:r>
+    </w:p>
+    <w:p>
+      <w:pPr>
+        <w:pStyle w:val="ListParagraph"/>
+        <w:numPr>
+          <w:ilvl w:val="0"/>
+          <w:numId w:val="56"/>
+        </w:numPr>
+      </w:pPr>
+      <w:proofErr w:type="spellStart"/>
+      <w:r>
+        <w:t>sudo</w:t>
+      </w:r>
+      <w:proofErr w:type="spellEnd"/>
+      <w:r>
+        <w:t xml:space="preserve"> -H pip3 install frappe-bench --break-system-packages</w:t>
+      </w:r>
+    </w:p>
+    <w:p>
+      <w:pPr>
+        <w:pStyle w:val="ListParagraph"/>
+        <w:numPr>
+          <w:ilvl w:val="0"/>
+          <w:numId w:val="56"/>
+        </w:numPr>
+      </w:pPr>
+      <w:r>
+        <w:t>bench --version</w:t>
+      </w:r>
+    </w:p>
+    <w:p>
+      <w:pPr>
+        <w:rPr>
+          <w:b/>
+          <w:bCs/>
+          <w:sz w:val="28"/>
+          <w:szCs w:val="28"/>
+        </w:rPr>
+      </w:pPr>
+      <w:r>
+        <w:rPr>
+          <w:b/>
+          <w:bCs/>
+          <w:sz w:val="28"/>
+          <w:szCs w:val="28"/>
+        </w:rPr>
+        <w:t>STEP 10 install Yarn</w:t>
+      </w:r>
+    </w:p>
+    <w:p>
+      <w:pPr>
+        <w:pStyle w:val="ListParagraph"/>
+        <w:numPr>
+          <w:ilvl w:val="0"/>
+          <w:numId w:val="57"/>
+        </w:numPr>
+      </w:pPr>
+      <w:proofErr w:type="spellStart"/>
+      <w:r>
+        <w:t>sudo</w:t>
+      </w:r>
+      <w:proofErr w:type="spellEnd"/>
+      <w:r>
+        <w:t xml:space="preserve"> apt-get install </w:t>
+      </w:r>
+      <w:proofErr w:type="spellStart"/>
+      <w:r>
+        <w:t>npm</w:t>
+      </w:r>
+      <w:proofErr w:type="spellEnd"/>
+    </w:p>
+    <w:p>
+      <w:pPr>
+        <w:pStyle w:val="ListParagraph"/>
+        <w:numPr>
+          <w:ilvl w:val="0"/>
+          <w:numId w:val="57"/>
+        </w:numPr>
+      </w:pPr>
+      <w:proofErr w:type="spellStart"/>
+      <w:r>
+        <w:t>sudo</w:t>
+      </w:r>
+      <w:proofErr w:type="spellEnd"/>
+      <w:r>
+        <w:t xml:space="preserve"> </w:t>
+      </w:r>
+      <w:proofErr w:type="spellStart"/>
+      <w:r>
+        <w:t>npm</w:t>
+      </w:r>
+      <w:proofErr w:type="spellEnd"/>
+      <w:r>
+        <w:t xml:space="preserve"> install -g yarn</w:t>
+      </w:r>
+    </w:p>
+    <w:p>
+      <w:pPr>
+        <w:rPr>
+          <w:b/>
+          <w:bCs/>
+          <w:sz w:val="28"/>
+          <w:szCs w:val="28"/>
+        </w:rPr>
+      </w:pPr>
+      <w:r>
+        <w:rPr>
+          <w:b/>
+          <w:bCs/>
+          <w:sz w:val="28"/>
+          <w:szCs w:val="28"/>
+        </w:rPr>
+        <w:t xml:space="preserve">STEP 11 install </w:t>
+      </w:r>
+      <w:proofErr w:type="spellStart"/>
+      <w:r>
+        <w:rPr>
+          <w:b/>
+          <w:bCs/>
+          <w:sz w:val="28"/>
+          <w:szCs w:val="28"/>
+        </w:rPr>
+        <w:t>wkhtmltopdf</w:t>
+      </w:r>
+      <w:proofErr w:type="spellEnd"/>
+    </w:p>
+    <w:p>
+      <w:pPr>
+        <w:pStyle w:val="ListParagraph"/>
+        <w:numPr>
+          <w:ilvl w:val="0"/>
+          <w:numId w:val="58"/>
+        </w:numPr>
+      </w:pPr>
+      <w:proofErr w:type="spellStart"/>
+      <w:r>
+        <w:t>sudo</w:t>
+      </w:r>
+      <w:proofErr w:type="spellEnd"/>
+      <w:r>
+        <w:t xml:space="preserve"> apt-get install </w:t>
+      </w:r>
+      <w:proofErr w:type="spellStart"/>
+      <w:r>
+        <w:t>xvfb</w:t>
+      </w:r>
+      <w:proofErr w:type="spellEnd"/>
+      <w:r>
+        <w:t xml:space="preserve"> </w:t>
+      </w:r>
+      <w:proofErr w:type="spellStart"/>
+      <w:r>
+        <w:t>libfontconfig</w:t>
+      </w:r>
+      <w:proofErr w:type="spellEnd"/>
+      <w:r>
+        <w:t xml:space="preserve"> </w:t>
+      </w:r>
+      <w:proofErr w:type="spellStart"/>
+      <w:r>
+        <w:t>wkhtmltopdf</w:t>
+      </w:r>
+      <w:proofErr w:type="spellEnd"/>
+    </w:p>
+    <w:p>
+      <w:pPr>
+        <w:rPr>
+          <w:b/>
+          <w:bCs/>
+          <w:sz w:val="28"/>
+          <w:szCs w:val="28"/>
+        </w:rPr>
+      </w:pPr>
+      <w:r>
+        <w:rPr>
+          <w:b/>
+          <w:bCs/>
+          <w:sz w:val="28"/>
+          <w:szCs w:val="28"/>
+        </w:rPr>
+        <w:t>STEP 12 install frappe-bench</w:t>
+      </w:r>
+    </w:p>
+    <w:p>
+      <w:pPr>
+        <w:pStyle w:val="ListParagraph"/>
+        <w:numPr>
+          <w:ilvl w:val="0"/>
+          <w:numId w:val="58"/>
+        </w:numPr>
+      </w:pPr>
+      <w:proofErr w:type="spellStart"/>
+      <w:r>
+        <w:t>sudo</w:t>
+      </w:r>
+      <w:proofErr w:type="spellEnd"/>
+      <w:r>
+        <w:t xml:space="preserve"> -H pip3 install frappe-bench --break-system-packages</w:t>
+      </w:r>
+    </w:p>
+    <w:p>
+      <w:pPr>
+        <w:pStyle w:val="ListParagraph"/>
+        <w:numPr>
+          <w:ilvl w:val="0"/>
+          <w:numId w:val="58"/>
+        </w:numPr>
+      </w:pPr>
+      <w:r>
+        <w:t>bench --version</w:t>
+      </w:r>
+    </w:p>
+    <w:p>
+      <w:pPr>
+        <w:rPr>
+          <w:b/>
+          <w:bCs/>
+          <w:sz w:val="28"/>
+          <w:szCs w:val="28"/>
+        </w:rPr>
+      </w:pPr>
+      <w:r>
+        <w:rPr>
+          <w:b/>
+          <w:bCs/>
+          <w:sz w:val="28"/>
+          <w:szCs w:val="28"/>
+        </w:rPr>
+        <w:t xml:space="preserve">STEP 13 </w:t>
+      </w:r>
+      <w:proofErr w:type="spellStart"/>
+      <w:r>
+        <w:rPr>
+          <w:b/>
+          <w:bCs/>
+          <w:sz w:val="28"/>
+          <w:szCs w:val="28"/>
+        </w:rPr>
+        <w:t>initilise</w:t>
+      </w:r>
+      <w:proofErr w:type="spellEnd"/>
+      <w:r>
+        <w:rPr>
+          <w:b/>
+          <w:bCs/>
+          <w:sz w:val="28"/>
+          <w:szCs w:val="28"/>
+        </w:rPr>
+        <w:t xml:space="preserve"> the frappe bench &amp; install frappe latest version</w:t>
+      </w:r>
+    </w:p>
+    <w:p>
+      <w:pPr>
+        <w:pStyle w:val="ListParagraph"/>
+        <w:numPr>
+          <w:ilvl w:val="0"/>
+          <w:numId w:val="59"/>
+        </w:numPr>
+      </w:pPr>
+      <w:r>
+        <w:t xml:space="preserve">bench </w:t>
+      </w:r>
+      <w:proofErr w:type="spellStart"/>
+      <w:r>
+        <w:t>init</w:t>
+      </w:r>
+      <w:proofErr w:type="spellEnd"/>
+      <w:r>
+        <w:t xml:space="preserve"> frappe-bench --frappe-branch version-15</w:t>
+      </w:r>
+    </w:p>
+    <w:p>
+      <w:pPr>
+        <w:pStyle w:val="ListParagraph"/>
+        <w:numPr>
+          <w:ilvl w:val="0"/>
+          <w:numId w:val="59"/>
+        </w:numPr>
+      </w:pPr>
+      <w:r>
+        <w:t>cd frappe-bench/</w:t>
+      </w:r>
+    </w:p>
+    <w:p>
+      <w:pPr>
+        <w:pStyle w:val="ListParagraph"/>
+        <w:numPr>
+          <w:ilvl w:val="0"/>
+          <w:numId w:val="59"/>
+        </w:numPr>
+      </w:pPr>
+      <w:r>
+        <w:t>bench start</w:t>
+      </w:r>
+    </w:p>
+    <w:p>
+      <w:r>
+        <w:t xml:space="preserve">   2</w:t>
+      </w:r>
+      <w:r>
+        <w:rPr>
+          <w:vertAlign w:val="superscript"/>
+        </w:rPr>
+        <w:t>nd</w:t>
+      </w:r>
+      <w:r>
+        <w:t>-try -&gt;</w:t>
+      </w:r>
+    </w:p>
+    <w:p>
+      <w:pPr>
+        <w:pStyle w:val="ListParagraph"/>
+        <w:numPr>
+          <w:ilvl w:val="0"/>
+          <w:numId w:val="60"/>
+        </w:numPr>
+      </w:pPr>
+      <w:r>
+        <w:t>bench --version</w:t>
+      </w:r>
+    </w:p>
+    <w:p>
+      <w:pPr>
+        <w:pStyle w:val="ListParagraph"/>
+        <w:numPr>
+          <w:ilvl w:val="0"/>
+          <w:numId w:val="60"/>
+        </w:numPr>
+      </w:pPr>
+      <w:r>
+        <w:t xml:space="preserve">bench </w:t>
+      </w:r>
+      <w:proofErr w:type="spellStart"/>
+      <w:r>
+        <w:t>init</w:t>
+      </w:r>
+      <w:proofErr w:type="spellEnd"/>
+      <w:r>
+        <w:t xml:space="preserve"> frappe-bench</w:t>
+      </w:r>
+    </w:p>
+    <w:p>
+      <w:pPr>
+        <w:pStyle w:val="ListParagraph"/>
+        <w:numPr>
+          <w:ilvl w:val="0"/>
+          <w:numId w:val="60"/>
+        </w:numPr>
+      </w:pPr>
+      <w:r>
+        <w:t>cd frappe-bench/</w:t>
+      </w:r>
+    </w:p>
+    <w:p>
+      <w:pPr>
+        <w:pStyle w:val="ListParagraph"/>
+        <w:numPr>
+          <w:ilvl w:val="0"/>
+          <w:numId w:val="60"/>
+        </w:numPr>
+      </w:pPr>
+      <w:r>
+        <w:t>bench start</w:t>
+      </w:r>
+    </w:p>
+    <w:p/>
+    <w:p>
+      <w:pPr>
+        <w:rPr>
+          <w:b/>
+          <w:bCs/>
+          <w:sz w:val="28"/>
+          <w:szCs w:val="28"/>
+        </w:rPr>
+      </w:pPr>
+      <w:r>
+        <w:rPr>
+          <w:b/>
+          <w:bCs/>
+          <w:sz w:val="28"/>
+          <w:szCs w:val="28"/>
+        </w:rPr>
+        <w:lastRenderedPageBreak/>
+        <w:t xml:space="preserve">STEP 14 </w:t>
+      </w:r>
+      <w:proofErr w:type="gramStart"/>
+      <w:r>
+        <w:rPr>
+          <w:b/>
+          <w:bCs/>
+          <w:sz w:val="28"/>
+          <w:szCs w:val="28"/>
+        </w:rPr>
+        <w:t>create</w:t>
+      </w:r>
+      <w:proofErr w:type="gramEnd"/>
+      <w:r>
+        <w:rPr>
+          <w:b/>
+          <w:bCs/>
+          <w:sz w:val="28"/>
+          <w:szCs w:val="28"/>
+        </w:rPr>
+        <w:t xml:space="preserve"> a site in frappe bench</w:t>
+      </w:r>
+    </w:p>
+    <w:p>
+      <w:r>
+        <w:t>Note</w:t>
+      </w:r>
+    </w:p>
+    <w:p>
+      <w:r>
+        <w:t>Warning: MariaDB version ['10.11', '7'] is more than 10.8 which is not yet tested with Frappe Framework.</w:t>
+      </w:r>
+    </w:p>
+    <w:p>
+      <w:pPr>
+        <w:pStyle w:val="ListParagraph"/>
+        <w:numPr>
+          <w:ilvl w:val="0"/>
+          <w:numId w:val="61"/>
+        </w:numPr>
+      </w:pPr>
+      <w:r>
+        <w:t>bench new-site ifss.testfrappe.in</w:t>
+      </w:r>
+    </w:p>
+    <w:p>
+      <w:pPr>
+        <w:pStyle w:val="ListParagraph"/>
+        <w:numPr>
+          <w:ilvl w:val="2"/>
+          <w:numId w:val="64"/>
+        </w:numPr>
+      </w:pPr>
+      <w:r>
+        <w:t xml:space="preserve">Enter </w:t>
+      </w:r>
+      <w:proofErr w:type="spellStart"/>
+      <w:r>
+        <w:t>mysql</w:t>
+      </w:r>
+      <w:proofErr w:type="spellEnd"/>
+      <w:r>
+        <w:t xml:space="preserve"> super user [root]: root</w:t>
+      </w:r>
+    </w:p>
+    <w:p>
+      <w:pPr>
+        <w:pStyle w:val="ListParagraph"/>
+        <w:numPr>
+          <w:ilvl w:val="2"/>
+          <w:numId w:val="64"/>
+        </w:numPr>
+      </w:pPr>
+      <w:r>
+        <w:t>MySQL root password:</w:t>
+      </w:r>
+    </w:p>
+    <w:p>
+      <w:pPr>
+        <w:pStyle w:val="ListParagraph"/>
+        <w:numPr>
+          <w:ilvl w:val="0"/>
+          <w:numId w:val="61"/>
+        </w:numPr>
+      </w:pPr>
+      <w:r>
+        <w:t>bench --site ifss.testfrappe.in add-to-hosts</w:t>
+      </w:r>
+    </w:p>
+    <w:p>
+      <w:pPr>
+        <w:pStyle w:val="ListParagraph"/>
+        <w:numPr>
+          <w:ilvl w:val="0"/>
+          <w:numId w:val="61"/>
+        </w:numPr>
+      </w:pPr>
+      <w:r>
+        <w:t xml:space="preserve">Open </w:t>
+      </w:r>
+      <w:proofErr w:type="spellStart"/>
+      <w:r>
+        <w:t>url</w:t>
+      </w:r>
+      <w:proofErr w:type="spellEnd"/>
+      <w:r>
+        <w:t xml:space="preserve"> http://</w:t>
+      </w:r>
+      <w:r>
+        <w:t xml:space="preserve"> </w:t>
+      </w:r>
+      <w:r>
+        <w:t>ifss.testfrappe.in:8000 to login</w:t>
+      </w:r>
+    </w:p>
+    <w:p>
+      <w:pPr>
+        <w:rPr>
+          <w:b/>
+          <w:bCs/>
+          <w:sz w:val="28"/>
+          <w:szCs w:val="28"/>
+        </w:rPr>
+      </w:pPr>
+    </w:p>
+    <w:p>
+      <w:pPr>
+        <w:rPr>
+          <w:b/>
+          <w:bCs/>
+          <w:sz w:val="28"/>
+          <w:szCs w:val="28"/>
+        </w:rPr>
+      </w:pPr>
+      <w:r>
+        <w:rPr>
+          <w:b/>
+          <w:bCs/>
+          <w:sz w:val="28"/>
+          <w:szCs w:val="28"/>
+        </w:rPr>
+        <w:t xml:space="preserve">STEP 15 install </w:t>
+      </w:r>
+      <w:proofErr w:type="spellStart"/>
+      <w:r>
+        <w:rPr>
+          <w:b/>
+          <w:bCs/>
+          <w:sz w:val="28"/>
+          <w:szCs w:val="28"/>
+        </w:rPr>
+        <w:t>ERPNext</w:t>
+      </w:r>
+      <w:proofErr w:type="spellEnd"/>
+      <w:r>
+        <w:rPr>
+          <w:b/>
+          <w:bCs/>
+          <w:sz w:val="28"/>
+          <w:szCs w:val="28"/>
+        </w:rPr>
+        <w:t xml:space="preserve"> latest version in bench &amp; site</w:t>
+      </w:r>
+    </w:p>
+    <w:p>
+      <w:pPr>
+        <w:pStyle w:val="ListParagraph"/>
+        <w:numPr>
+          <w:ilvl w:val="0"/>
+          <w:numId w:val="63"/>
+        </w:numPr>
+      </w:pPr>
+      <w:r>
+        <w:t xml:space="preserve">bench get-app </w:t>
+      </w:r>
+      <w:proofErr w:type="spellStart"/>
+      <w:r>
+        <w:t>erpnext</w:t>
+      </w:r>
+      <w:proofErr w:type="spellEnd"/>
+      <w:r>
+        <w:t xml:space="preserve"> --branch version-15</w:t>
+      </w:r>
+    </w:p>
+    <w:p>
+      <w:r>
+        <w:t>###OR</w:t>
+      </w:r>
+    </w:p>
+    <w:p>
+      <w:pPr>
+        <w:pStyle w:val="ListParagraph"/>
+        <w:numPr>
+          <w:ilvl w:val="0"/>
+          <w:numId w:val="62"/>
+        </w:numPr>
+      </w:pPr>
+      <w:r>
+        <w:t>bench get-app https://github.com/frappe/erpnext --branch version-15</w:t>
+      </w:r>
+    </w:p>
+    <w:p>
+      <w:pPr>
+        <w:pStyle w:val="ListParagraph"/>
+        <w:numPr>
+          <w:ilvl w:val="0"/>
+          <w:numId w:val="62"/>
+        </w:numPr>
+      </w:pPr>
+      <w:r>
+        <w:t xml:space="preserve">bench --site dcode.com install-app </w:t>
+      </w:r>
+      <w:proofErr w:type="spellStart"/>
+      <w:r>
+        <w:t>erpnext</w:t>
+      </w:r>
+      <w:proofErr w:type="spellEnd"/>
+    </w:p>
+    <w:p>
+      <w:pPr>
+        <w:pStyle w:val="ListParagraph"/>
+        <w:numPr>
+          <w:ilvl w:val="0"/>
+          <w:numId w:val="62"/>
+        </w:numPr>
+      </w:pPr>
+      <w:r>
+        <w:t>bench start</w:t>
+      </w:r>
+    </w:p>
+    <w:p/>
+    <w:p>
+      <w:pPr>
+        <w:jc w:val="center"/>
+        <w:rPr>
+          <w:b/>
+          <w:bCs/>
+          <w:sz w:val="40"/>
+          <w:szCs w:val="40"/>
+          <w:u w:val="single"/>
+        </w:rPr>
+      </w:pPr>
+      <w:r>
+        <w:rPr>
+          <w:b/>
+          <w:bCs/>
+          <w:sz w:val="40"/>
+          <w:szCs w:val="40"/>
+          <w:u w:val="single"/>
+        </w:rPr>
+        <w:t xml:space="preserve">** </w:t>
+      </w:r>
+      <w:r>
+        <w:rPr>
+          <w:b/>
+          <w:bCs/>
+          <w:sz w:val="40"/>
+          <w:szCs w:val="40"/>
+          <w:u w:val="single"/>
+        </w:rPr>
+        <w:t>Update Bench Version</w:t>
+      </w:r>
+      <w:r>
+        <w:rPr>
+          <w:b/>
+          <w:bCs/>
+          <w:sz w:val="40"/>
+          <w:szCs w:val="40"/>
+          <w:u w:val="single"/>
+        </w:rPr>
+        <w:t xml:space="preserve"> **</w:t>
+      </w:r>
+    </w:p>
+    <w:p/>
+    <w:p>
+      <w:pPr>
+        <w:pStyle w:val="ListParagraph"/>
+        <w:numPr>
+          <w:ilvl w:val="0"/>
+          <w:numId w:val="65"/>
+        </w:numPr>
+      </w:pPr>
+      <w:r>
+        <w:t>bench switch-to-branch version-15 frappe</w:t>
+      </w:r>
+    </w:p>
+    <w:p>
+      <w:pPr>
+        <w:pStyle w:val="ListParagraph"/>
+        <w:numPr>
+          <w:ilvl w:val="0"/>
+          <w:numId w:val="65"/>
+        </w:numPr>
+      </w:pPr>
+      <w:r>
+        <w:t>bench version</w:t>
+      </w:r>
+    </w:p>
+    <w:p>
+      <w:pPr>
+        <w:pStyle w:val="ListParagraph"/>
+        <w:numPr>
+          <w:ilvl w:val="0"/>
+          <w:numId w:val="65"/>
+        </w:numPr>
+      </w:pPr>
+      <w:r>
+        <w:t xml:space="preserve">bench --site </w:t>
+      </w:r>
+      <w:r>
+        <w:t>ifss.testfrappe.in</w:t>
+      </w:r>
+      <w:r>
+        <w:t xml:space="preserve"> install-app </w:t>
+      </w:r>
+      <w:r>
+        <w:t>frappe</w:t>
+      </w:r>
+    </w:p>
+    <w:p/>
+    <w:p>
+      <w:pPr>
+        <w:pBdr>
+          <w:bottom w:val="double" w:sz="6" w:space="1" w:color="auto"/>
+        </w:pBdr>
+        <w:rPr>
+          <w:sz w:val="24"/>
+          <w:szCs w:val="24"/>
+        </w:rPr>
+      </w:pPr>
+    </w:p>
+    <w:p>
+      <w:pPr>
+        <w:rPr>
+          <w:b/>
+          <w:bCs/>
+          <w:sz w:val="28"/>
+          <w:szCs w:val="28"/>
+        </w:rPr>
+      </w:pPr>
+    </w:p>
+    <w:p>
+      <w:pPr>
+        <w:rPr>
+          <w:b/>
+          <w:bCs/>
+          <w:sz w:val="28"/>
+          <w:szCs w:val="28"/>
+        </w:rPr>
+      </w:pPr>
+      <w:r>
+        <w:rPr>
+          <w:b/>
+          <w:bCs/>
+          <w:sz w:val="28"/>
+          <w:szCs w:val="28"/>
+        </w:rPr>
+        <w:t>https://www.aus.com/</w:t>
+      </w:r>
+    </w:p>
+    <w:p>
+      <w:pPr>
+        <w:rPr>
+          <w:b/>
+          <w:bCs/>
+          <w:sz w:val="28"/>
+          <w:szCs w:val="28"/>
+        </w:rPr>
+      </w:pPr>
+      <w:r>
+        <w:rPr>
+          <w:b/>
+          <w:bCs/>
+          <w:sz w:val="28"/>
+          <w:szCs w:val="28"/>
+        </w:rPr>
+        <w:t xml:space="preserve"># </w:t>
+      </w:r>
+      <w:r>
+        <w:rPr>
+          <w:b/>
+          <w:bCs/>
+          <w:sz w:val="28"/>
+          <w:szCs w:val="28"/>
+        </w:rPr>
+        <w:t xml:space="preserve">To install </w:t>
+      </w:r>
+      <w:proofErr w:type="spellStart"/>
+      <w:r>
+        <w:rPr>
+          <w:b/>
+          <w:bCs/>
+          <w:sz w:val="28"/>
+          <w:szCs w:val="28"/>
+        </w:rPr>
+        <w:t>Custome</w:t>
+      </w:r>
+      <w:proofErr w:type="spellEnd"/>
+      <w:r>
+        <w:rPr>
+          <w:b/>
+          <w:bCs/>
+          <w:sz w:val="28"/>
+          <w:szCs w:val="28"/>
+        </w:rPr>
+        <w:t xml:space="preserve"> App in </w:t>
+      </w:r>
+      <w:proofErr w:type="spellStart"/>
+      <w:r>
+        <w:rPr>
+          <w:b/>
+          <w:bCs/>
+          <w:sz w:val="28"/>
+          <w:szCs w:val="28"/>
+        </w:rPr>
+        <w:t>erpnext</w:t>
+      </w:r>
+      <w:proofErr w:type="spellEnd"/>
+      <w:r>
+        <w:rPr>
+          <w:b/>
+          <w:bCs/>
+          <w:sz w:val="28"/>
+          <w:szCs w:val="28"/>
         </w:rPr>
         <w:t>:</w:t>
       </w:r>
@@ -269,7 +3254,7 @@
         </w:rPr>
         <w:t xml:space="preserve">git clone </w:t>
       </w:r>
-      <w:hyperlink r:id="rId8" w:history="1">
+      <w:hyperlink r:id="rId9" w:history="1">
         <w:r>
           <w:rPr>
             <w:rStyle w:val="Hyperlink"/>
@@ -357,6 +3342,7 @@
           <w:sz w:val="24"/>
           <w:szCs w:val="24"/>
         </w:rPr>
+        <w:lastRenderedPageBreak/>
         <w:t xml:space="preserve">Ex. </w:t>
       </w:r>
       <w:r>
@@ -1663,7 +4649,23 @@
           <w:sz w:val="24"/>
           <w:szCs w:val="24"/>
         </w:rPr>
-        <w:t xml:space="preserve"> go to this path In </w:t>
+        <w:t xml:space="preserve"> go to this path </w:t>
+      </w:r>
+      <w:proofErr w:type="gramStart"/>
+      <w:r>
+        <w:rPr>
+          <w:sz w:val="24"/>
+          <w:szCs w:val="24"/>
+        </w:rPr>
+        <w:t>In</w:t>
+      </w:r>
+      <w:proofErr w:type="gramEnd"/>
+      <w:r>
+        <w:rPr>
+          <w:sz w:val="24"/>
+          <w:szCs w:val="24"/>
+        </w:rPr>
+        <w:t xml:space="preserve"> </w:t>
       </w:r>
       <w:proofErr w:type="spellStart"/>
       <w:r>
@@ -2379,6 +5381,7 @@
           <w:b/>
           <w:bCs/>
         </w:rPr>
+        <w:lastRenderedPageBreak/>
         <w:t>*********************************************************************************</w:t>
       </w:r>
     </w:p>
@@ -2471,7 +5474,7 @@
         </w:rPr>
         <w:t xml:space="preserve"> - </w:t>
       </w:r>
-      <w:hyperlink r:id="rId9" w:history="1">
+      <w:hyperlink r:id="rId10" w:history="1">
         <w:r>
           <w:rPr>
             <w:rStyle w:val="Hyperlink"/>
@@ -2494,7 +5497,7 @@
           <w:szCs w:val="24"/>
         </w:rPr>
       </w:pPr>
-      <w:hyperlink r:id="rId10" w:history="1">
+      <w:hyperlink r:id="rId11" w:history="1">
         <w:r>
           <w:rPr>
             <w:rStyle w:val="Hyperlink"/>
@@ -2692,7 +5695,7 @@
         </w:rPr>
         <w:t xml:space="preserve"> -&gt; </w:t>
       </w:r>
-      <w:hyperlink r:id="rId11" w:history="1">
+      <w:hyperlink r:id="rId12" w:history="1">
         <w:r>
           <w:rPr>
             <w:rStyle w:val="Hyperlink"/>
@@ -2893,7 +5896,6 @@
           <w:sz w:val="24"/>
           <w:szCs w:val="24"/>
         </w:rPr>
-        <w:lastRenderedPageBreak/>
         <w:t xml:space="preserve">bench --site </w:t>
       </w:r>
       <w:r>
@@ -2971,7 +5973,7 @@
         </w:rPr>
         <w:t xml:space="preserve">bench get-app </w:t>
       </w:r>
-      <w:hyperlink r:id="rId12" w:history="1">
+      <w:hyperlink r:id="rId13" w:history="1">
         <w:r>
           <w:rPr>
             <w:rStyle w:val="Hyperlink"/>
@@ -3158,6 +6160,7 @@
           <w:sz w:val="24"/>
           <w:szCs w:val="24"/>
         </w:rPr>
+        <w:lastRenderedPageBreak/>
         <w:t xml:space="preserve">Step </w:t>
       </w:r>
       <w:proofErr w:type="gramStart"/>
@@ -3889,50 +6892,13 @@
                 <v:textbox>
                   <w:txbxContent>
                     <w:p>
-                      <w:proofErr w:type="spellStart"/>
                       <w:r>
-                        <w:t>scheduler_events</w:t>
-                      </w:r>
-                      <w:proofErr w:type="spellEnd"/>
-                      <w:r>
-                        <w:t xml:space="preserve"> = {</w:t>
+                        <w:t>scheduler_events = {</w:t>
                       </w:r>
                     </w:p>
                     <w:p>
                       <w:r>
-                        <w:t xml:space="preserve">    "</w:t>
-                      </w:r>
-                      <w:proofErr w:type="spellStart"/>
-                      <w:r>
-                        <w:t>cron</w:t>
-                      </w:r>
-                      <w:proofErr w:type="spellEnd"/>
-                      <w:r>
-                        <w:t xml:space="preserve">": </w:t>
-                      </w:r>
-                      <w:proofErr w:type="gramStart"/>
-                      <w:r>
-                        <w:t>{  #</w:t>
-                      </w:r>
-                      <w:proofErr w:type="gramEnd"/>
-                      <w:r>
-                        <w:t xml:space="preserve"> Corrected from "</w:t>
-                      </w:r>
-                      <w:proofErr w:type="spellStart"/>
-                      <w:r>
-                        <w:t>cron</w:t>
-                      </w:r>
-                      <w:proofErr w:type="spellEnd"/>
-                      <w:r>
-                        <w:t>" to "</w:t>
-                      </w:r>
-                      <w:proofErr w:type="spellStart"/>
-                      <w:r>
-                        <w:t>cron</w:t>
-                      </w:r>
-                      <w:proofErr w:type="spellEnd"/>
-                      <w:r>
-                        <w:t>"</w:t>
+                        <w:t xml:space="preserve">    "cron": {  # Corrected from "cron" to "cron"</w:t>
                       </w:r>
                     </w:p>
                     <w:p>
@@ -3942,28 +6908,12 @@
                     </w:p>
                     <w:p>
                       <w:r>
-                        <w:t xml:space="preserve">            # </w:t>
-                      </w:r>
-                      <w:proofErr w:type="spellStart"/>
-                      <w:r>
-                        <w:t>cron</w:t>
-                      </w:r>
-                      <w:proofErr w:type="spellEnd"/>
-                      <w:r>
-                        <w:t>: Custom Schedule</w:t>
+                        <w:t xml:space="preserve">            # cron: Custom Schedule</w:t>
                       </w:r>
                     </w:p>
                     <w:p>
                       <w:r>
-                        <w:t xml:space="preserve">            gate_visitor_</w:t>
-                      </w:r>
-                      <w:proofErr w:type="gramStart"/>
-                      <w:r>
-                        <w:t>management.gate</w:t>
-                      </w:r>
-                      <w:proofErr w:type="gramEnd"/>
-                      <w:r>
-                        <w:t>_visitor_management.doctype.appointment_request.appointment_request.make_appointment_accept_reject</w:t>
+                        <w:t xml:space="preserve">            gate_visitor_management.gate_visitor_management.doctype.appointment_request.appointment_request.make_appointment_accept_reject</w:t>
                       </w:r>
                     </w:p>
                     <w:p>
@@ -3984,28 +6934,12 @@
                     </w:p>
                     <w:p>
                       <w:r>
-                        <w:t xml:space="preserve">         # </w:t>
-                      </w:r>
-                      <w:proofErr w:type="gramStart"/>
-                      <w:r>
-                        <w:t>all</w:t>
-                      </w:r>
-                      <w:proofErr w:type="gramEnd"/>
-                      <w:r>
-                        <w:t>: Executes on Every Scheduler Cycle</w:t>
+                        <w:t xml:space="preserve">         # all: Executes on Every Scheduler Cycle</w:t>
                       </w:r>
                     </w:p>
                     <w:p>
                       <w:r>
-                        <w:t xml:space="preserve">        "gate_visitor_</w:t>
-                      </w:r>
-                      <w:proofErr w:type="gramStart"/>
-                      <w:r>
-                        <w:t>management.gate</w:t>
-                      </w:r>
-                      <w:proofErr w:type="gramEnd"/>
-                      <w:r>
-                        <w:t>_visitor_management.doctype.appointment_request.appointment_request.make_appointment_accept_reject"</w:t>
+                        <w:t xml:space="preserve">        "gate_visitor_management.gate_visitor_management.doctype.appointment_request.appointment_request.make_appointment_accept_reject"</w:t>
                       </w:r>
                     </w:p>
                     <w:p>
@@ -4020,36 +6954,12 @@
                     </w:p>
                     <w:p>
                       <w:r>
-                        <w:t xml:space="preserve">        # </w:t>
-                      </w:r>
-                      <w:proofErr w:type="gramStart"/>
-                      <w:r>
-                        <w:t>daily</w:t>
-                      </w:r>
-                      <w:proofErr w:type="gramEnd"/>
-                      <w:r>
-                        <w:t>: Executes Once a Day</w:t>
+                        <w:t xml:space="preserve">        # daily: Executes Once a Day</w:t>
                       </w:r>
                     </w:p>
                     <w:p>
                       <w:r>
-                        <w:t xml:space="preserve">        "</w:t>
-                      </w:r>
-                      <w:proofErr w:type="spellStart"/>
-                      <w:r>
-                        <w:t>gate_visitor_</w:t>
-                      </w:r>
-                      <w:proofErr w:type="gramStart"/>
-                      <w:r>
-                        <w:t>management.tasks</w:t>
-                      </w:r>
-                      <w:proofErr w:type="gramEnd"/>
-                      <w:r>
-                        <w:t>.daily</w:t>
-                      </w:r>
-                      <w:proofErr w:type="spellEnd"/>
-                      <w:r>
-                        <w:t>"</w:t>
+                        <w:t xml:space="preserve">        "gate_visitor_management.tasks.daily"</w:t>
                       </w:r>
                     </w:p>
                     <w:p>
@@ -4069,23 +6979,7 @@
                     </w:p>
                     <w:p>
                       <w:r>
-                        <w:t xml:space="preserve">        "</w:t>
-                      </w:r>
-                      <w:proofErr w:type="spellStart"/>
-                      <w:r>
-                        <w:t>gate_visitor_</w:t>
-                      </w:r>
-                      <w:proofErr w:type="gramStart"/>
-                      <w:r>
-                        <w:t>management.tasks</w:t>
-                      </w:r>
-                      <w:proofErr w:type="gramEnd"/>
-                      <w:r>
-                        <w:t>.hourly</w:t>
-                      </w:r>
-                      <w:proofErr w:type="spellEnd"/>
-                      <w:r>
-                        <w:t>"</w:t>
+                        <w:t xml:space="preserve">        "gate_visitor_management.tasks.hourly"</w:t>
                       </w:r>
                     </w:p>
                     <w:p>
@@ -4105,15 +6999,7 @@
                     </w:p>
                     <w:p>
                       <w:r>
-                        <w:t xml:space="preserve">        "gate_visitor_</w:t>
-                      </w:r>
-                      <w:proofErr w:type="gramStart"/>
-                      <w:r>
-                        <w:t>management.gate</w:t>
-                      </w:r>
-                      <w:proofErr w:type="gramEnd"/>
-                      <w:r>
-                        <w:t>_visitor_management.doctype.visitors_logs.visitors_logs.make_visitor_history"</w:t>
+                        <w:t xml:space="preserve">        "gate_visitor_management.gate_visitor_management.doctype.visitors_logs.visitors_logs.make_visitor_history"</w:t>
                       </w:r>
                     </w:p>
                     <w:p>
@@ -4133,23 +7019,7 @@
                     </w:p>
                     <w:p>
                       <w:r>
-                        <w:t xml:space="preserve">        "</w:t>
-                      </w:r>
-                      <w:proofErr w:type="spellStart"/>
-                      <w:r>
-                        <w:t>gate_visitor_</w:t>
-                      </w:r>
-                      <w:proofErr w:type="gramStart"/>
-                      <w:r>
-                        <w:t>management.tasks</w:t>
-                      </w:r>
-                      <w:proofErr w:type="gramEnd"/>
-                      <w:r>
-                        <w:t>.monthly</w:t>
-                      </w:r>
-                      <w:proofErr w:type="spellEnd"/>
-                      <w:r>
-                        <w:t>"</w:t>
+                        <w:t xml:space="preserve">        "gate_visitor_management.tasks.monthly"</w:t>
                       </w:r>
                     </w:p>
                     <w:p>
@@ -4483,7 +7353,7 @@
           <w:bCs/>
         </w:rPr>
       </w:pPr>
-      <w:hyperlink r:id="rId13" w:anchor="installation" w:history="1">
+      <w:hyperlink r:id="rId14" w:anchor="installation" w:history="1">
         <w:r>
           <w:rPr>
             <w:rStyle w:val="Hyperlink"/>
@@ -4508,7 +7378,7 @@
           <w:bCs/>
         </w:rPr>
       </w:pPr>
-      <w:hyperlink r:id="rId14" w:history="1">
+      <w:hyperlink r:id="rId15" w:history="1">
         <w:r>
           <w:rPr>
             <w:rStyle w:val="Hyperlink"/>
@@ -4533,7 +7403,7 @@
           <w:bCs/>
         </w:rPr>
       </w:pPr>
-      <w:hyperlink r:id="rId15" w:history="1">
+      <w:hyperlink r:id="rId16" w:history="1">
         <w:r>
           <w:rPr>
             <w:rStyle w:val="Hyperlink"/>
@@ -4558,7 +7428,7 @@
           <w:bCs/>
         </w:rPr>
       </w:pPr>
-      <w:hyperlink r:id="rId16" w:history="1">
+      <w:hyperlink r:id="rId17" w:history="1">
         <w:r>
           <w:rPr>
             <w:rStyle w:val="Hyperlink"/>
@@ -4583,7 +7453,7 @@
           <w:bCs/>
         </w:rPr>
       </w:pPr>
-      <w:hyperlink r:id="rId17" w:history="1">
+      <w:hyperlink r:id="rId18" w:history="1">
         <w:r>
           <w:rPr>
             <w:rStyle w:val="Hyperlink"/>
@@ -4611,7 +7481,7 @@
           <w:u w:val="none"/>
         </w:rPr>
       </w:pPr>
-      <w:hyperlink r:id="rId18" w:history="1">
+      <w:hyperlink r:id="rId19" w:history="1">
         <w:r>
           <w:rPr>
             <w:rStyle w:val="Hyperlink"/>
@@ -4639,7 +7509,7 @@
           <w:u w:val="none"/>
         </w:rPr>
       </w:pPr>
-      <w:hyperlink r:id="rId19" w:history="1">
+      <w:hyperlink r:id="rId20" w:history="1">
         <w:r>
           <w:rPr>
             <w:rStyle w:val="Hyperlink"/>
@@ -4857,17 +7727,27 @@
           <w:b/>
           <w:bCs/>
         </w:rPr>
-        <w:t>my_custom_app</w:t>
-      </w:r>
-      <w:proofErr w:type="spellEnd"/>
+        <w:t>my_custom_</w:t>
+      </w:r>
+      <w:proofErr w:type="gramStart"/>
       <w:r>
         <w:rPr>
           <w:rFonts w:cstheme="minorHAnsi"/>
           <w:b/>
           <w:bCs/>
         </w:rPr>
+        <w:t>app</w:t>
+      </w:r>
+      <w:proofErr w:type="spellEnd"/>
+      <w:r>
+        <w:rPr>
+          <w:rFonts w:cstheme="minorHAnsi"/>
+          <w:b/>
+          <w:bCs/>
+        </w:rPr>
         <w:t xml:space="preserve"> )</w:t>
       </w:r>
+      <w:proofErr w:type="gramEnd"/>
     </w:p>
     <w:p>
       <w:pPr>
@@ -5666,13 +8546,7 @@
                         <w:txbxContent>
                           <w:p>
                             <w:r>
-                              <w:t xml:space="preserve">import </w:t>
-                            </w:r>
-                            <w:r>
-                              <w:t xml:space="preserve">{ </w:t>
-                            </w:r>
-                            <w:r>
-                              <w:t>defineConfig } from 'vite';</w:t>
+                              <w:t>import { defineConfig } from 'vite';</w:t>
                             </w:r>
                           </w:p>
                           <w:p>
@@ -5821,121 +8695,27 @@
           </mc:Choice>
           <mc:Fallback>
             <w:pict>
-              <v:shapetype w14:anchorId="554EEBE4" id="_x0000_t202" coordsize="21600,21600" o:spt="202" path="m,l,21600r21600,l21600,xe">
-                <v:stroke joinstyle="miter"/>
-                <v:path gradientshapeok="t" o:connecttype="rect"/>
-              </v:shapetype>
-              <v:shape id="Text Box 2" o:spid="_x0000_s1026" type="#_x0000_t202" style="position:absolute;left:0;text-align:left;margin-left:-5.5pt;margin-top:14.85pt;width:411.2pt;height:591.8pt;z-index:251659264;visibility:visible;mso-wrap-style:square;mso-width-percent:0;mso-height-percent:0;mso-wrap-distance-left:9pt;mso-wrap-distance-top:3.6pt;mso-wrap-distance-right:9pt;mso-wrap-distance-bottom:3.6pt;mso-position-horizontal:absolute;mso-position-horizontal-relative:text;mso-position-vertical:absolute;mso-position-vertical-relative:text;mso-width-percent:0;mso-height-percent:0;mso-width-relative:margin;mso-height-relative:margin;v-text-anchor:top" o:gfxdata="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">
+              <v:shape w14:anchorId="554EEBE4" id="_x0000_s1027" type="#_x0000_t202" style="position:absolute;left:0;text-align:left;margin-left:-5.5pt;margin-top:14.85pt;width:411.2pt;height:591.8pt;z-index:251659264;visibility:visible;mso-wrap-style:square;mso-width-percent:0;mso-height-percent:0;mso-wrap-distance-left:9pt;mso-wrap-distance-top:3.6pt;mso-wrap-distance-right:9pt;mso-wrap-distance-bottom:3.6pt;mso-position-horizontal:absolute;mso-position-horizontal-relative:text;mso-position-vertical:absolute;mso-position-vertical-relative:text;mso-width-percent:0;mso-height-percent:0;mso-width-relative:margin;mso-height-relative:margin;v-text-anchor:top" o:gfxdata="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">
                 <v:textbox>
                   <w:txbxContent>
                     <w:p>
                       <w:r>
-                        <w:t xml:space="preserve">import </w:t>
-                      </w:r>
-                      <w:proofErr w:type="gramStart"/>
-                      <w:r>
-                        <w:t xml:space="preserve">{ </w:t>
-                      </w:r>
-                      <w:proofErr w:type="spellStart"/>
-                      <w:r>
-                        <w:t>defineConfig</w:t>
-                      </w:r>
-                      <w:proofErr w:type="spellEnd"/>
-                      <w:proofErr w:type="gramEnd"/>
-                      <w:r>
-                        <w:t xml:space="preserve"> } from '</w:t>
-                      </w:r>
-                      <w:proofErr w:type="spellStart"/>
-                      <w:r>
-                        <w:t>vite</w:t>
-                      </w:r>
-                      <w:proofErr w:type="spellEnd"/>
-                      <w:r>
-                        <w:t>';</w:t>
+                        <w:t>import { defineConfig } from 'vite';</w:t>
                       </w:r>
                     </w:p>
                     <w:p>
                       <w:r>
-                        <w:t xml:space="preserve">import </w:t>
-                      </w:r>
-                      <w:proofErr w:type="spellStart"/>
-                      <w:r>
-                        <w:t>frappeui</w:t>
-                      </w:r>
-                      <w:proofErr w:type="spellEnd"/>
-                      <w:r>
-                        <w:t xml:space="preserve"> from "frappe-</w:t>
-                      </w:r>
-                      <w:proofErr w:type="spellStart"/>
-                      <w:r>
-                        <w:t>ui</w:t>
-                      </w:r>
-                      <w:proofErr w:type="spellEnd"/>
-                      <w:r>
-                        <w:t>/</w:t>
-                      </w:r>
-                      <w:proofErr w:type="spellStart"/>
-                      <w:r>
-                        <w:t>vite</w:t>
-                      </w:r>
-                      <w:proofErr w:type="spellEnd"/>
-                      <w:r>
-                        <w:t>";</w:t>
+                        <w:t>import frappeui from "frappe-ui/vite";</w:t>
                       </w:r>
                     </w:p>
                     <w:p>
                       <w:r>
-                        <w:t xml:space="preserve">import </w:t>
-                      </w:r>
-                      <w:proofErr w:type="spellStart"/>
-                      <w:r>
-                        <w:t>vue</w:t>
-                      </w:r>
-                      <w:proofErr w:type="spellEnd"/>
-                      <w:r>
-                        <w:t xml:space="preserve"> from '@</w:t>
-                      </w:r>
-                      <w:proofErr w:type="spellStart"/>
-                      <w:r>
-                        <w:t>vitejs</w:t>
-                      </w:r>
-                      <w:proofErr w:type="spellEnd"/>
-                      <w:r>
-                        <w:t>/plugin-</w:t>
-                      </w:r>
-                      <w:proofErr w:type="spellStart"/>
-                      <w:r>
-                        <w:t>vue</w:t>
-                      </w:r>
-                      <w:proofErr w:type="spellEnd"/>
-                      <w:r>
-                        <w:t>';</w:t>
+                        <w:t>import vue from '@vitejs/plugin-vue';</w:t>
                       </w:r>
                     </w:p>
                     <w:p>
                       <w:r>
-                        <w:t xml:space="preserve">import </w:t>
-                      </w:r>
-                      <w:proofErr w:type="gramStart"/>
-                      <w:r>
-                        <w:t xml:space="preserve">{ </w:t>
-                      </w:r>
-                      <w:proofErr w:type="spellStart"/>
-                      <w:r>
-                        <w:t>fileURLToPath</w:t>
-                      </w:r>
-                      <w:proofErr w:type="spellEnd"/>
-                      <w:proofErr w:type="gramEnd"/>
-                      <w:r>
-                        <w:t>, URL } from '</w:t>
-                      </w:r>
-                      <w:proofErr w:type="spellStart"/>
-                      <w:r>
-                        <w:t>node:url</w:t>
-                      </w:r>
-                      <w:proofErr w:type="spellEnd"/>
-                      <w:r>
-                        <w:t>';</w:t>
+                        <w:t>import { fileURLToPath, URL } from 'node:url';</w:t>
                       </w:r>
                     </w:p>
                     <w:p/>
@@ -5946,20 +8726,7 @@
                     </w:p>
                     <w:p>
                       <w:r>
-                        <w:t xml:space="preserve">export default </w:t>
-                      </w:r>
-                      <w:proofErr w:type="spellStart"/>
-                      <w:proofErr w:type="gramStart"/>
-                      <w:r>
-                        <w:t>defineConfig</w:t>
-                      </w:r>
-                      <w:proofErr w:type="spellEnd"/>
-                      <w:r>
-                        <w:t>(</w:t>
-                      </w:r>
-                      <w:proofErr w:type="gramEnd"/>
-                      <w:r>
-                        <w:t>{</w:t>
+                        <w:t>export default defineConfig({</w:t>
                       </w:r>
                     </w:p>
                     <w:p>
@@ -5969,20 +8736,7 @@
                     </w:p>
                     <w:p>
                       <w:r>
-                        <w:t xml:space="preserve">    </w:t>
-                      </w:r>
-                      <w:proofErr w:type="spellStart"/>
-                      <w:proofErr w:type="gramStart"/>
-                      <w:r>
-                        <w:t>vue</w:t>
-                      </w:r>
-                      <w:proofErr w:type="spellEnd"/>
-                      <w:r>
-                        <w:t>(</w:t>
-                      </w:r>
-                      <w:proofErr w:type="gramEnd"/>
-                      <w:r>
-                        <w:t>)</w:t>
+                        <w:t>    vue()</w:t>
                       </w:r>
                       <w:r>
                         <w:t>,</w:t>
@@ -5990,33 +8744,12 @@
                     </w:p>
                     <w:p>
                       <w:r>
-                        <w:t xml:space="preserve">    // for </w:t>
-                      </w:r>
-                      <w:proofErr w:type="spellStart"/>
-                      <w:r>
-                        <w:t>outomation</w:t>
-                      </w:r>
-                      <w:proofErr w:type="spellEnd"/>
-                      <w:r>
-                        <w:t xml:space="preserve"> this plugin / and the API Call to doctype</w:t>
+                        <w:t>    // for outomation this plugin / and the API Call to doctype</w:t>
                       </w:r>
                     </w:p>
                     <w:p>
                       <w:r>
-                        <w:t xml:space="preserve">    </w:t>
-                      </w:r>
-                      <w:proofErr w:type="spellStart"/>
-                      <w:proofErr w:type="gramStart"/>
-                      <w:r>
-                        <w:t>frappeui</w:t>
-                      </w:r>
-                      <w:proofErr w:type="spellEnd"/>
-                      <w:r>
-                        <w:t>(</w:t>
-                      </w:r>
-                      <w:proofErr w:type="gramEnd"/>
-                      <w:r>
-                        <w:t>)</w:t>
+                        <w:t>    frappeui()</w:t>
                       </w:r>
                     </w:p>
                     <w:p/>
@@ -6037,28 +8770,7 @@
                     </w:p>
                     <w:p>
                       <w:r>
-                        <w:t xml:space="preserve">      '@': </w:t>
-                      </w:r>
-                      <w:proofErr w:type="spellStart"/>
-                      <w:proofErr w:type="gramStart"/>
-                      <w:r>
-                        <w:t>fileURLToPath</w:t>
-                      </w:r>
-                      <w:proofErr w:type="spellEnd"/>
-                      <w:r>
-                        <w:t>(</w:t>
-                      </w:r>
-                      <w:proofErr w:type="gramEnd"/>
-                      <w:r>
-                        <w:t>new URL('./</w:t>
-                      </w:r>
-                      <w:proofErr w:type="spellStart"/>
-                      <w:r>
-                        <w:t>src</w:t>
-                      </w:r>
-                      <w:proofErr w:type="spellEnd"/>
-                      <w:r>
-                        <w:t>', import.meta.url))</w:t>
+                        <w:t>      '@': fileURLToPath(new URL('./src', import.meta.url))</w:t>
                       </w:r>
                     </w:p>
                     <w:p>
@@ -6073,28 +8785,12 @@
                     </w:p>
                     <w:p>
                       <w:r>
-                        <w:t xml:space="preserve">  </w:t>
-                      </w:r>
-                      <w:proofErr w:type="spellStart"/>
-                      <w:r>
-                        <w:t>optimizeDeps</w:t>
-                      </w:r>
-                      <w:proofErr w:type="spellEnd"/>
-                      <w:r>
-                        <w:t>: {</w:t>
+                        <w:t>  optimizeDeps: {</w:t>
                       </w:r>
                     </w:p>
                     <w:p>
                       <w:r>
-                        <w:t>    include: ["frappe-</w:t>
-                      </w:r>
-                      <w:proofErr w:type="spellStart"/>
-                      <w:r>
-                        <w:t>ui</w:t>
-                      </w:r>
-                      <w:proofErr w:type="spellEnd"/>
-                      <w:r>
-                        <w:t xml:space="preserve"> &gt; feather-icon", "showdown", "engine.io-client"]</w:t>
+                        <w:t>    include: ["frappe-ui &gt; feather-icon", "showdown", "engine.io-client"]</w:t>
                       </w:r>
                     </w:p>
                     <w:p>
@@ -6109,73 +8805,17 @@
                     </w:p>
                     <w:p>
                       <w:r>
-                        <w:t xml:space="preserve">    // </w:t>
-                      </w:r>
-                      <w:proofErr w:type="spellStart"/>
-                      <w:r>
-                        <w:t>Importent</w:t>
-                      </w:r>
-                      <w:proofErr w:type="spellEnd"/>
-                      <w:r>
-                        <w:t xml:space="preserve"> to see this file -&gt; this connect to the </w:t>
-                      </w:r>
-                      <w:proofErr w:type="gramStart"/>
-                      <w:r>
-                        <w:t>*..</w:t>
-                      </w:r>
-                      <w:proofErr w:type="gramEnd"/>
-                      <w:r>
-                        <w:t>/</w:t>
-                      </w:r>
-                      <w:proofErr w:type="spellStart"/>
-                      <w:r>
-                        <w:t>my_custom_app</w:t>
-                      </w:r>
-                      <w:proofErr w:type="spellEnd"/>
-                      <w:r>
-                        <w:t>/public*</w:t>
+                        <w:t>    // Importent to see this file -&gt; this connect to the *../my_custom_app/public*</w:t>
                       </w:r>
                     </w:p>
                     <w:p>
                       <w:r>
-                        <w:t xml:space="preserve">    </w:t>
-                      </w:r>
-                      <w:proofErr w:type="spellStart"/>
-                      <w:r>
-                        <w:t>outDir</w:t>
-                      </w:r>
-                      <w:proofErr w:type="spellEnd"/>
-                      <w:r>
-                        <w:t xml:space="preserve">: </w:t>
-                      </w:r>
-                      <w:proofErr w:type="gramStart"/>
-                      <w:r>
-                        <w:t>'..</w:t>
-                      </w:r>
-                      <w:proofErr w:type="gramEnd"/>
-                      <w:r>
-                        <w:t>/</w:t>
-                      </w:r>
-                      <w:proofErr w:type="spellStart"/>
-                      <w:r>
-                        <w:t>my_custom_app</w:t>
-                      </w:r>
-                      <w:proofErr w:type="spellEnd"/>
-                      <w:r>
-                        <w:t>/public/frontend',</w:t>
+                        <w:t>    outDir: '../my_custom_app/public/frontend',</w:t>
                       </w:r>
                     </w:p>
                     <w:p>
                       <w:r>
-                        <w:t xml:space="preserve">    </w:t>
-                      </w:r>
-                      <w:proofErr w:type="spellStart"/>
-                      <w:r>
-                        <w:t>emptyOutDir</w:t>
-                      </w:r>
-                      <w:proofErr w:type="spellEnd"/>
-                      <w:r>
-                        <w:t>: true,</w:t>
+                        <w:t>    emptyOutDir: true,</w:t>
                       </w:r>
                     </w:p>
                     <w:p>
@@ -6542,10 +9182,7 @@
                           </w:p>
                           <w:p>
                             <w:r>
-                              <w:t>  "name": "my-</w:t>
-                            </w:r>
-                            <w:r>
-                              <w:t>vue-app",</w:t>
+                              <w:t>  "name": "my-vue-app",</w:t>
                             </w:r>
                           </w:p>
                           <w:p>
@@ -6575,10 +9212,7 @@
                           </w:p>
                           <w:p>
                             <w:r>
-                              <w:t>    "</w:t>
-                            </w:r>
-                            <w:r>
-                              <w:t>copy-html-entry": "c</w:t>
+                              <w:t>    "copy-html-entry": "c</w:t>
                             </w:r>
                             <w:r>
                               <w:t>p</w:t>
@@ -6673,7 +9307,7 @@
           </mc:Choice>
           <mc:Fallback>
             <w:pict>
-              <v:shape w14:anchorId="3B492EC8" id="_x0000_s1027" type="#_x0000_t202" style="position:absolute;left:0;text-align:left;margin-left:10.35pt;margin-top:37.8pt;width:434.15pt;height:448.9pt;z-index:251661312;visibility:visible;mso-wrap-style:square;mso-width-percent:0;mso-height-percent:0;mso-wrap-distance-left:9pt;mso-wrap-distance-top:3.6pt;mso-wrap-distance-right:9pt;mso-wrap-distance-bottom:3.6pt;mso-position-horizontal:absolute;mso-position-horizontal-relative:text;mso-position-vertical:absolute;mso-position-vertical-relative:text;mso-width-percent:0;mso-height-percent:0;mso-width-relative:margin;mso-height-relative:margin;v-text-anchor:top" o:gfxdata="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">
+              <v:shape w14:anchorId="3B492EC8" id="_x0000_s1028" type="#_x0000_t202" style="position:absolute;left:0;text-align:left;margin-left:10.35pt;margin-top:37.8pt;width:434.15pt;height:448.9pt;z-index:251661312;visibility:visible;mso-wrap-style:square;mso-width-percent:0;mso-height-percent:0;mso-wrap-distance-left:9pt;mso-wrap-distance-top:3.6pt;mso-wrap-distance-right:9pt;mso-wrap-distance-bottom:3.6pt;mso-position-horizontal:absolute;mso-position-horizontal-relative:text;mso-position-vertical:absolute;mso-position-vertical-relative:text;mso-width-percent:0;mso-height-percent:0;mso-width-relative:margin;mso-height-relative:margin;v-text-anchor:top" o:gfxdata="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">
                 <v:textbox>
                   <w:txbxContent>
                     <w:p>
@@ -6683,15 +9317,7 @@
                     </w:p>
                     <w:p>
                       <w:r>
-                        <w:t>  "name": "my-</w:t>
-                      </w:r>
-                      <w:proofErr w:type="spellStart"/>
-                      <w:r>
-                        <w:t>vue</w:t>
-                      </w:r>
-                      <w:proofErr w:type="spellEnd"/>
-                      <w:r>
-                        <w:t>-app",</w:t>
+                        <w:t>  "name": "my-vue-app",</w:t>
                       </w:r>
                     </w:p>
                     <w:p>
@@ -6716,92 +9342,28 @@
                     </w:p>
                     <w:p>
                       <w:r>
-                        <w:t>    "dev": "</w:t>
-                      </w:r>
-                      <w:proofErr w:type="spellStart"/>
-                      <w:r>
-                        <w:t>vite</w:t>
-                      </w:r>
-                      <w:proofErr w:type="spellEnd"/>
-                      <w:r>
-                        <w:t>",</w:t>
+                        <w:t>    "dev": "vite",</w:t>
                       </w:r>
                     </w:p>
                     <w:p>
                       <w:r>
-                        <w:t>    "</w:t>
-                      </w:r>
-                      <w:proofErr w:type="gramStart"/>
-                      <w:r>
-                        <w:t>copy</w:t>
-                      </w:r>
-                      <w:proofErr w:type="gramEnd"/>
-                      <w:r>
-                        <w:t>-html-entry": "c</w:t>
+                        <w:t>    "copy-html-entry": "c</w:t>
                       </w:r>
                       <w:r>
                         <w:t>p</w:t>
                       </w:r>
                       <w:r>
-                        <w:t xml:space="preserve"> ../</w:t>
-                      </w:r>
-                      <w:proofErr w:type="spellStart"/>
-                      <w:r>
-                        <w:t>my_custom_app</w:t>
-                      </w:r>
-                      <w:proofErr w:type="spellEnd"/>
-                      <w:r>
-                        <w:t>/public/frontend/index.html ../</w:t>
-                      </w:r>
-                      <w:proofErr w:type="spellStart"/>
-                      <w:r>
-                        <w:t>my_custom_app</w:t>
-                      </w:r>
-                      <w:proofErr w:type="spellEnd"/>
-                      <w:r>
-                        <w:t>/www/todo.html",</w:t>
+                        <w:t xml:space="preserve"> ../my_custom_app/public/frontend/index.html ../my_custom_app/www/todo.html",</w:t>
                       </w:r>
                     </w:p>
                     <w:p>
                       <w:r>
-                        <w:t>    "build": "</w:t>
-                      </w:r>
-                      <w:proofErr w:type="spellStart"/>
-                      <w:r>
-                        <w:t>vite</w:t>
-                      </w:r>
-                      <w:proofErr w:type="spellEnd"/>
-                      <w:r>
-                        <w:t xml:space="preserve"> build --base=assets/</w:t>
-                      </w:r>
-                      <w:proofErr w:type="spellStart"/>
-                      <w:r>
-                        <w:t>my_custom_app</w:t>
-                      </w:r>
-                      <w:proofErr w:type="spellEnd"/>
-                      <w:r>
-                        <w:t xml:space="preserve">/frontend &amp;&amp; </w:t>
-                      </w:r>
-                      <w:proofErr w:type="spellStart"/>
-                      <w:r>
-                        <w:t>npm</w:t>
-                      </w:r>
-                      <w:proofErr w:type="spellEnd"/>
-                      <w:r>
-                        <w:t xml:space="preserve"> run copy-html-entry",</w:t>
+                        <w:t>    "build": "vite build --base=assets/my_custom_app/frontend &amp;&amp; npm run copy-html-entry",</w:t>
                       </w:r>
                     </w:p>
                     <w:p>
                       <w:r>
-                        <w:t>    "preview": "</w:t>
-                      </w:r>
-                      <w:proofErr w:type="spellStart"/>
-                      <w:r>
-                        <w:t>vite</w:t>
-                      </w:r>
-                      <w:proofErr w:type="spellEnd"/>
-                      <w:r>
-                        <w:t xml:space="preserve"> preview"</w:t>
+                        <w:t>    "preview": "vite preview"</w:t>
                       </w:r>
                     </w:p>
                     <w:p>
@@ -6816,51 +9378,17 @@
                     </w:p>
                     <w:p>
                       <w:r>
-                        <w:t>    "</w:t>
-                      </w:r>
-                      <w:proofErr w:type="gramStart"/>
-                      <w:r>
-                        <w:t>frappe</w:t>
-                      </w:r>
-                      <w:proofErr w:type="gramEnd"/>
-                      <w:r>
-                        <w:t>-</w:t>
-                      </w:r>
-                      <w:proofErr w:type="spellStart"/>
-                      <w:r>
-                        <w:t>ui</w:t>
-                      </w:r>
-                      <w:proofErr w:type="spellEnd"/>
-                      <w:r>
-                        <w:t>": "^0.1.91",</w:t>
+                        <w:t>    "frappe-ui": "^0.1.91",</w:t>
                       </w:r>
                     </w:p>
                     <w:p>
                       <w:r>
-                        <w:t>    "</w:t>
-                      </w:r>
-                      <w:proofErr w:type="spellStart"/>
-                      <w:r>
-                        <w:t>vue</w:t>
-                      </w:r>
-                      <w:proofErr w:type="spellEnd"/>
-                      <w:r>
-                        <w:t>": "^3.5.13",</w:t>
+                        <w:t>    "vue": "^3.5.13",</w:t>
                       </w:r>
                     </w:p>
                     <w:p>
                       <w:r>
-                        <w:t>    "</w:t>
-                      </w:r>
-                      <w:proofErr w:type="spellStart"/>
-                      <w:proofErr w:type="gramStart"/>
-                      <w:r>
-                        <w:t>vue</w:t>
-                      </w:r>
-                      <w:proofErr w:type="spellEnd"/>
-                      <w:proofErr w:type="gramEnd"/>
-                      <w:r>
-                        <w:t>-router": "^4.5.0"</w:t>
+                        <w:t>    "vue-router": "^4.5.0"</w:t>
                       </w:r>
                     </w:p>
                     <w:p>
@@ -6870,49 +9398,17 @@
                     </w:p>
                     <w:p>
                       <w:r>
-                        <w:t>  "</w:t>
-                      </w:r>
-                      <w:proofErr w:type="spellStart"/>
-                      <w:r>
-                        <w:t>devDependencies</w:t>
-                      </w:r>
-                      <w:proofErr w:type="spellEnd"/>
-                      <w:r>
-                        <w:t>": {</w:t>
+                        <w:t>  "devDependencies": {</w:t>
                       </w:r>
                     </w:p>
                     <w:p>
                       <w:r>
-                        <w:t>    "@</w:t>
-                      </w:r>
-                      <w:proofErr w:type="spellStart"/>
-                      <w:r>
-                        <w:t>vitejs</w:t>
-                      </w:r>
-                      <w:proofErr w:type="spellEnd"/>
-                      <w:r>
-                        <w:t>/plugin-</w:t>
-                      </w:r>
-                      <w:proofErr w:type="spellStart"/>
-                      <w:r>
-                        <w:t>vue</w:t>
-                      </w:r>
-                      <w:proofErr w:type="spellEnd"/>
-                      <w:r>
-                        <w:t>": "^5.2.1",</w:t>
+                        <w:t>    "@vitejs/plugin-vue": "^5.2.1",</w:t>
                       </w:r>
                     </w:p>
                     <w:p>
                       <w:r>
-                        <w:t>    "</w:t>
-                      </w:r>
-                      <w:proofErr w:type="spellStart"/>
-                      <w:r>
-                        <w:t>vite</w:t>
-                      </w:r>
-                      <w:proofErr w:type="spellEnd"/>
-                      <w:r>
-                        <w:t>": "^6.0.1"</w:t>
+                        <w:t>    "vite": "^6.0.1"</w:t>
                       </w:r>
                     </w:p>
                     <w:p>
@@ -7131,22 +9627,44 @@
         <w:rPr>
           <w:rFonts w:ascii="Courier New" w:hAnsi="Courier New" w:cs="Courier New"/>
         </w:rPr>
-        <w:t>/ ( cd ../frappe-bench/app/</w:t>
-      </w:r>
-      <w:proofErr w:type="spellStart"/>
+        <w:t xml:space="preserve">/ </w:t>
+      </w:r>
+      <w:proofErr w:type="gramStart"/>
       <w:r>
         <w:rPr>
           <w:rFonts w:ascii="Courier New" w:hAnsi="Courier New" w:cs="Courier New"/>
         </w:rPr>
-        <w:t>cmy_custom_app</w:t>
-      </w:r>
-      <w:proofErr w:type="spellEnd"/>
+        <w:t>( cd ..</w:t>
+      </w:r>
+      <w:proofErr w:type="gramEnd"/>
       <w:r>
         <w:rPr>
           <w:rFonts w:ascii="Courier New" w:hAnsi="Courier New" w:cs="Courier New"/>
         </w:rPr>
+        <w:t>/frappe-bench/app/</w:t>
+      </w:r>
+      <w:proofErr w:type="spellStart"/>
+      <w:r>
+        <w:rPr>
+          <w:rFonts w:ascii="Courier New" w:hAnsi="Courier New" w:cs="Courier New"/>
+        </w:rPr>
+        <w:t>cmy_custom_</w:t>
+      </w:r>
+      <w:proofErr w:type="gramStart"/>
+      <w:r>
+        <w:rPr>
+          <w:rFonts w:ascii="Courier New" w:hAnsi="Courier New" w:cs="Courier New"/>
+        </w:rPr>
+        <w:t>app</w:t>
+      </w:r>
+      <w:proofErr w:type="spellEnd"/>
+      <w:r>
+        <w:rPr>
+          <w:rFonts w:ascii="Courier New" w:hAnsi="Courier New" w:cs="Courier New"/>
+        </w:rPr>
         <w:t xml:space="preserve"> )</w:t>
       </w:r>
+      <w:proofErr w:type="gramEnd"/>
     </w:p>
     <w:p>
       <w:pPr>
@@ -7335,10 +9853,7 @@
                           </w:p>
                           <w:p>
                             <w:r>
-                              <w:t>  "name": "</w:t>
-                            </w:r>
-                            <w:r>
-                              <w:t>my_custom_app",</w:t>
+                              <w:t>  "name": "my_custom_app",</w:t>
                             </w:r>
                           </w:p>
                           <w:p>
@@ -7417,7 +9932,7 @@
           </mc:Choice>
           <mc:Fallback>
             <w:pict>
-              <v:shape w14:anchorId="64FC5FFD" id="_x0000_s1028" type="#_x0000_t202" style="position:absolute;margin-left:71.45pt;margin-top:14.15pt;width:302.15pt;height:293.45pt;z-index:251663360;visibility:visible;mso-wrap-style:square;mso-width-percent:0;mso-height-percent:0;mso-wrap-distance-left:9pt;mso-wrap-distance-top:3.6pt;mso-wrap-distance-right:9pt;mso-wrap-distance-bottom:3.6pt;mso-position-horizontal:absolute;mso-position-horizontal-relative:text;mso-position-vertical:absolute;mso-position-vertical-relative:text;mso-width-percent:0;mso-height-percent:0;mso-width-relative:margin;mso-height-relative:margin;v-text-anchor:top" o:gfxdata="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">
+              <v:shape w14:anchorId="64FC5FFD" id="_x0000_s1029" type="#_x0000_t202" style="position:absolute;margin-left:71.45pt;margin-top:14.15pt;width:302.15pt;height:293.45pt;z-index:251663360;visibility:visible;mso-wrap-style:square;mso-width-percent:0;mso-height-percent:0;mso-wrap-distance-left:9pt;mso-wrap-distance-top:3.6pt;mso-wrap-distance-right:9pt;mso-wrap-distance-bottom:3.6pt;mso-position-horizontal:absolute;mso-position-horizontal-relative:text;mso-position-vertical:absolute;mso-position-vertical-relative:text;mso-width-percent:0;mso-height-percent:0;mso-width-relative:margin;mso-height-relative:margin;v-text-anchor:top" o:gfxdata="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">
                 <v:textbox>
                   <w:txbxContent>
                     <w:p>
@@ -7427,15 +9942,7 @@
                     </w:p>
                     <w:p>
                       <w:r>
-                        <w:t>  "name": "</w:t>
-                      </w:r>
-                      <w:proofErr w:type="spellStart"/>
-                      <w:r>
-                        <w:t>my_custom_app</w:t>
-                      </w:r>
-                      <w:proofErr w:type="spellEnd"/>
-                      <w:r>
-                        <w:t>",</w:t>
+                        <w:t>  "name": "my_custom_app",</w:t>
                       </w:r>
                     </w:p>
                     <w:p>
@@ -7460,36 +9967,12 @@
                     </w:p>
                     <w:p>
                       <w:r>
-                        <w:t>    "build": "cd my-</w:t>
-                      </w:r>
-                      <w:proofErr w:type="spellStart"/>
-                      <w:r>
-                        <w:t>vue</w:t>
-                      </w:r>
-                      <w:proofErr w:type="spellEnd"/>
-                      <w:r>
-                        <w:t>-app &amp;&amp; yarn build",</w:t>
+                        <w:t>    "build": "cd my-vue-app &amp;&amp; yarn build",</w:t>
                       </w:r>
                     </w:p>
                     <w:p>
                       <w:r>
-                        <w:t>    "</w:t>
-                      </w:r>
-                      <w:proofErr w:type="spellStart"/>
-                      <w:r>
-                        <w:t>postinstall</w:t>
-                      </w:r>
-                      <w:proofErr w:type="spellEnd"/>
-                      <w:r>
-                        <w:t>": "cd my-</w:t>
-                      </w:r>
-                      <w:proofErr w:type="spellStart"/>
-                      <w:r>
-                        <w:t>vue</w:t>
-                      </w:r>
-                      <w:proofErr w:type="spellEnd"/>
-                      <w:r>
-                        <w:t>-app &amp;&amp; yarn install"</w:t>
+                        <w:t>    "postinstall": "cd my-vue-app &amp;&amp; yarn install"</w:t>
                       </w:r>
                     </w:p>
                     <w:p>
@@ -8021,7 +10504,7 @@
           <w:numId w:val="26"/>
         </w:numPr>
       </w:pPr>
-      <w:hyperlink r:id="rId20" w:history="1">
+      <w:hyperlink r:id="rId21" w:history="1">
         <w:r>
           <w:rPr>
             <w:rStyle w:val="Hyperlink"/>
@@ -8046,7 +10529,7 @@
       <w:r>
         <w:t xml:space="preserve">bench get-app </w:t>
       </w:r>
-      <w:hyperlink r:id="rId21" w:history="1">
+      <w:hyperlink r:id="rId22" w:history="1">
         <w:r>
           <w:rPr>
             <w:rStyle w:val="Hyperlink"/>
@@ -9058,10 +11541,7 @@
                               <w:t>Organization Name</w:t>
                             </w:r>
                             <w:r>
-                              <w:t xml:space="preserve">: (e.g., </w:t>
-                            </w:r>
-                            <w:r>
-                              <w:t>MyCompany)</w:t>
+                              <w:t>: (e.g., MyCompany)</w:t>
                             </w:r>
                           </w:p>
                           <w:p>
@@ -9148,7 +11628,7 @@
           </mc:Choice>
           <mc:Fallback>
             <w:pict>
-              <v:shape w14:anchorId="1CBC418D" id="_x0000_s1029" type="#_x0000_t202" style="position:absolute;left:0;text-align:left;margin-left:42pt;margin-top:14.55pt;width:333.25pt;height:195.8pt;z-index:251665408;visibility:visible;mso-wrap-style:square;mso-width-percent:0;mso-height-percent:0;mso-wrap-distance-left:9pt;mso-wrap-distance-top:3.6pt;mso-wrap-distance-right:9pt;mso-wrap-distance-bottom:3.6pt;mso-position-horizontal:absolute;mso-position-horizontal-relative:text;mso-position-vertical:absolute;mso-position-vertical-relative:text;mso-width-percent:0;mso-height-percent:0;mso-width-relative:margin;mso-height-relative:margin;v-text-anchor:top" o:gfxdata="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">
+              <v:shape w14:anchorId="1CBC418D" id="_x0000_s1030" type="#_x0000_t202" style="position:absolute;left:0;text-align:left;margin-left:42pt;margin-top:14.55pt;width:333.25pt;height:195.8pt;z-index:251665408;visibility:visible;mso-wrap-style:square;mso-width-percent:0;mso-height-percent:0;mso-wrap-distance-left:9pt;mso-wrap-distance-top:3.6pt;mso-wrap-distance-right:9pt;mso-wrap-distance-bottom:3.6pt;mso-position-horizontal:absolute;mso-position-horizontal-relative:text;mso-position-vertical:absolute;mso-position-vertical-relative:text;mso-width-percent:0;mso-height-percent:0;mso-width-relative:margin;mso-height-relative:margin;v-text-anchor:top" o:gfxdata="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">
                 <v:textbox>
                   <w:txbxContent>
                     <w:p>
@@ -9225,15 +11705,7 @@
                         <w:t>Organization Name</w:t>
                       </w:r>
                       <w:r>
-                        <w:t xml:space="preserve">: (e.g., </w:t>
-                      </w:r>
-                      <w:proofErr w:type="spellStart"/>
-                      <w:r>
-                        <w:t>MyCompany</w:t>
-                      </w:r>
-                      <w:proofErr w:type="spellEnd"/>
-                      <w:r>
-                        <w:t>)</w:t>
+                        <w:t>: (e.g., MyCompany)</w:t>
                       </w:r>
                     </w:p>
                     <w:p>
@@ -9406,10 +11878,7 @@
                           </w:p>
                           <w:p>
                             <w:r>
-                              <w:t xml:space="preserve">    listen 443 </w:t>
-                            </w:r>
-                            <w:r>
-                              <w:t>ssl;</w:t>
+                              <w:t xml:space="preserve">    listen 443 ssl;</w:t>
                             </w:r>
                           </w:p>
                           <w:p>
@@ -9488,7 +11957,7 @@
           </mc:Choice>
           <mc:Fallback>
             <w:pict>
-              <v:shape w14:anchorId="7A9EF785" id="_x0000_s1030" type="#_x0000_t202" style="position:absolute;left:0;text-align:left;margin-left:51.8pt;margin-top:7.95pt;width:330.5pt;height:296.7pt;z-index:251667456;visibility:visible;mso-wrap-style:square;mso-width-percent:0;mso-height-percent:0;mso-wrap-distance-left:9pt;mso-wrap-distance-top:3.6pt;mso-wrap-distance-right:9pt;mso-wrap-distance-bottom:3.6pt;mso-position-horizontal:absolute;mso-position-horizontal-relative:text;mso-position-vertical:absolute;mso-position-vertical-relative:text;mso-width-percent:0;mso-height-percent:0;mso-width-relative:margin;mso-height-relative:margin;v-text-anchor:top" o:gfxdata="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">
+              <v:shape w14:anchorId="7A9EF785" id="_x0000_s1031" type="#_x0000_t202" style="position:absolute;left:0;text-align:left;margin-left:51.8pt;margin-top:7.95pt;width:330.5pt;height:296.7pt;z-index:251667456;visibility:visible;mso-wrap-style:square;mso-width-percent:0;mso-height-percent:0;mso-wrap-distance-left:9pt;mso-wrap-distance-top:3.6pt;mso-wrap-distance-right:9pt;mso-wrap-distance-bottom:3.6pt;mso-position-horizontal:absolute;mso-position-horizontal-relative:text;mso-position-vertical:absolute;mso-position-vertical-relative:text;mso-width-percent:0;mso-height-percent:0;mso-width-relative:margin;mso-height-relative:margin;v-text-anchor:top" o:gfxdata="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">
                 <v:textbox>
                   <w:txbxContent>
                     <w:p>
@@ -9498,79 +11967,23 @@
                     </w:p>
                     <w:p>
                       <w:r>
-                        <w:t xml:space="preserve">    listen 443 </w:t>
-                      </w:r>
-                      <w:proofErr w:type="spellStart"/>
-                      <w:r>
-                        <w:t>ssl</w:t>
-                      </w:r>
-                      <w:proofErr w:type="spellEnd"/>
-                      <w:r>
-                        <w:t>;</w:t>
+                        <w:t xml:space="preserve">    listen 443 ssl;</w:t>
                       </w:r>
                     </w:p>
                     <w:p>
                       <w:r>
-                        <w:t xml:space="preserve">    </w:t>
-                      </w:r>
-                      <w:proofErr w:type="spellStart"/>
-                      <w:r>
-                        <w:t>server_name</w:t>
-                      </w:r>
-                      <w:proofErr w:type="spellEnd"/>
-                      <w:r>
-                        <w:t xml:space="preserve"> 192.168.1.38;</w:t>
+                        <w:t xml:space="preserve">    server_name 192.168.1.38;</w:t>
                       </w:r>
                     </w:p>
                     <w:p/>
                     <w:p>
                       <w:r>
-                        <w:t xml:space="preserve">    </w:t>
-                      </w:r>
-                      <w:proofErr w:type="spellStart"/>
-                      <w:r>
-                        <w:t>ssl_certificate</w:t>
-                      </w:r>
-                      <w:proofErr w:type="spellEnd"/>
-                      <w:r>
-                        <w:t xml:space="preserve"> /etc/</w:t>
-                      </w:r>
-                      <w:proofErr w:type="spellStart"/>
-                      <w:r>
-                        <w:t>ssl</w:t>
-                      </w:r>
-                      <w:proofErr w:type="spellEnd"/>
-                      <w:r>
-                        <w:t>/certs/selfsigned.crt;</w:t>
+                        <w:t xml:space="preserve">    ssl_certificate /etc/ssl/certs/selfsigned.crt;</w:t>
                       </w:r>
                     </w:p>
                     <w:p>
                       <w:r>
-                        <w:t xml:space="preserve">    </w:t>
-                      </w:r>
-                      <w:proofErr w:type="spellStart"/>
-                      <w:r>
-                        <w:t>ssl_certificate_key</w:t>
-                      </w:r>
-                      <w:proofErr w:type="spellEnd"/>
-                      <w:r>
-                        <w:t xml:space="preserve"> /etc/</w:t>
-                      </w:r>
-                      <w:proofErr w:type="spellStart"/>
-                      <w:r>
-                        <w:t>ssl</w:t>
-                      </w:r>
-                      <w:proofErr w:type="spellEnd"/>
-                      <w:r>
-                        <w:t>/private/</w:t>
-                      </w:r>
-                      <w:proofErr w:type="spellStart"/>
-                      <w:r>
-                        <w:t>selfsigned.key</w:t>
-                      </w:r>
-                      <w:proofErr w:type="spellEnd"/>
-                      <w:r>
-                        <w:t>;</w:t>
+                        <w:t xml:space="preserve">    ssl_certificate_key /etc/ssl/private/selfsigned.key;</w:t>
                       </w:r>
                     </w:p>
                     <w:p/>
@@ -9581,83 +11994,27 @@
                     </w:p>
                     <w:p>
                       <w:r>
-                        <w:t xml:space="preserve">        </w:t>
-                      </w:r>
-                      <w:proofErr w:type="spellStart"/>
-                      <w:r>
-                        <w:t>proxy_pass</w:t>
-                      </w:r>
-                      <w:proofErr w:type="spellEnd"/>
-                      <w:r>
-                        <w:t xml:space="preserve"> http://127.0.0.1:8000; # Your Frappe app running on port 8000</w:t>
+                        <w:t xml:space="preserve">        proxy_pass http://127.0.0.1:8000; # Your Frappe app running on port 8000</w:t>
                       </w:r>
                     </w:p>
                     <w:p>
                       <w:r>
-                        <w:t xml:space="preserve">        </w:t>
-                      </w:r>
-                      <w:proofErr w:type="spellStart"/>
-                      <w:r>
-                        <w:t>proxy_set_header</w:t>
-                      </w:r>
-                      <w:proofErr w:type="spellEnd"/>
-                      <w:r>
-                        <w:t xml:space="preserve"> Host $host;</w:t>
+                        <w:t xml:space="preserve">        proxy_set_header Host $host;</w:t>
                       </w:r>
                     </w:p>
                     <w:p>
                       <w:r>
-                        <w:t xml:space="preserve">        </w:t>
-                      </w:r>
-                      <w:proofErr w:type="spellStart"/>
-                      <w:r>
-                        <w:t>proxy_set_header</w:t>
-                      </w:r>
-                      <w:proofErr w:type="spellEnd"/>
-                      <w:r>
-                        <w:t xml:space="preserve"> X-Real-IP $</w:t>
-                      </w:r>
-                      <w:proofErr w:type="spellStart"/>
-                      <w:r>
-                        <w:t>remote_addr</w:t>
-                      </w:r>
-                      <w:proofErr w:type="spellEnd"/>
-                      <w:r>
-                        <w:t>;</w:t>
+                        <w:t xml:space="preserve">        proxy_set_header X-Real-IP $remote_addr;</w:t>
                       </w:r>
                     </w:p>
                     <w:p>
                       <w:r>
-                        <w:t xml:space="preserve">        </w:t>
-                      </w:r>
-                      <w:proofErr w:type="spellStart"/>
-                      <w:r>
-                        <w:t>proxy_set_header</w:t>
-                      </w:r>
-                      <w:proofErr w:type="spellEnd"/>
-                      <w:r>
-                        <w:t xml:space="preserve"> X-Forwarded-For $</w:t>
-                      </w:r>
-                      <w:proofErr w:type="spellStart"/>
-                      <w:r>
-                        <w:t>proxy_add_x_forwarded_for</w:t>
-                      </w:r>
-                      <w:proofErr w:type="spellEnd"/>
-                      <w:r>
-                        <w:t>;</w:t>
+                        <w:t xml:space="preserve">        proxy_set_header X-Forwarded-For $proxy_add_x_forwarded_for;</w:t>
                       </w:r>
                     </w:p>
                     <w:p>
                       <w:r>
-                        <w:t xml:space="preserve">        </w:t>
-                      </w:r>
-                      <w:proofErr w:type="spellStart"/>
-                      <w:r>
-                        <w:t>proxy_set_header</w:t>
-                      </w:r>
-                      <w:proofErr w:type="spellEnd"/>
-                      <w:r>
-                        <w:t xml:space="preserve"> X-Forwarded-Proto https;</w:t>
+                        <w:t xml:space="preserve">        proxy_set_header X-Forwarded-Proto https;</w:t>
                       </w:r>
                     </w:p>
                     <w:p>
@@ -9814,7 +12171,7 @@
           <w:numId w:val="36"/>
         </w:numPr>
       </w:pPr>
-      <w:hyperlink r:id="rId22" w:history="1">
+      <w:hyperlink r:id="rId23" w:history="1">
         <w:r>
           <w:rPr>
             <w:rStyle w:val="Hyperlink"/>
@@ -10676,6 +13033,119 @@
 <file path=word/numbering.xml><?xml version="1.0" encoding="utf-8"?>
 <w:numbering xmlns:wpc="http://schemas.microsoft.com/office/word/2010/wordprocessingCanvas" xmlns:cx="http://schemas.microsoft.com/office/drawing/2014/chartex" xmlns:cx1="http://schemas.microsoft.com/office/drawing/2015/9/8/chartex" xmlns:cx2="http://schemas.microsoft.com/office/drawing/2015/10/21/chartex" xmlns:cx3="http://schemas.microsoft.com/office/drawing/2016/5/9/chartex" xmlns:cx4="http://schemas.microsoft.com/office/drawing/2016/5/10/chartex" xmlns:cx5="http://schemas.microsoft.com/office/drawing/2016/5/11/chartex" xmlns:cx6="http://schemas.microsoft.com/office/drawing/2016/5/12/chartex" xmlns:cx7="http://schemas.microsoft.com/office/drawing/2016/5/13/chartex" xmlns:cx8="http://schemas.microsoft.com/office/drawing/2016/5/14/chartex" xmlns:mc="http://schemas.openxmlformats.org/markup-compatibility/2006" xmlns:aink="http://schemas.microsoft.com/office/drawing/2016/ink" xmlns:am3d="http://schemas.microsoft.com/office/drawing/2017/model3d" xmlns:o="urn:schemas-microsoft-com:office:office" xmlns:oel="http://schemas.microsoft.com/office/2019/extlst" xmlns:r="http://schemas.openxmlformats.org/officeDocument/2006/relationships" xmlns:m="http://schemas.openxmlformats.org/officeDocument/2006/math" xmlns:v="urn:schemas-microsoft-com:vml" xmlns:wp14="http://schemas.microsoft.com/office/word/2010/wordprocessingDrawing" xmlns:wp="http://schemas.openxmlformats.org/drawingml/2006/wordprocessingDrawing" xmlns:w10="urn:schemas-microsoft-com:office:word" xmlns:w="http://schemas.openxmlformats.org/wordprocessingml/2006/main" xmlns:w14="http://schemas.microsoft.com/office/word/2010/wordml" xmlns:w15="http://schemas.microsoft.com/office/word/2012/wordml" xmlns:w16cex="http://schemas.microsoft.com/office/word/2018/wordml/cex" xmlns:w16cid="http://schemas.microsoft.com/office/word/2016/wordml/cid" xmlns:w16="http://schemas.microsoft.com/office/word/2018/wordml" xmlns:w16du="http://schemas.microsoft.com/office/word/2023/wordml/word16du" xmlns:w16sdtdh="http://schemas.microsoft.com/office/word/2020/wordml/sdtdatahash" xmlns:w16sdtfl="http://schemas.microsoft.com/office/word/2024/wordml/sdtformatlock" xmlns:w16se="http://schemas.microsoft.com/office/word/2015/wordml/symex" xmlns:wpg="http://schemas.microsoft.com/office/word/2010/wordprocessingGroup" xmlns:wpi="http://schemas.microsoft.com/office/word/2010/wordprocessingInk" xmlns:wne="http://schemas.microsoft.com/office/word/2006/wordml" xmlns:wps="http://schemas.microsoft.com/office/word/2010/wordprocessingShape" mc:Ignorable="w14 w15 w16se w16cid w16 w16cex w16sdtdh w16sdtfl w16du wp14">
   <w:abstractNum w:abstractNumId="0" w15:restartNumberingAfterBreak="0">
+    <w:nsid w:val="004C7EEA"/>
+    <w:multiLevelType w:val="hybridMultilevel"/>
+    <w:tmpl w:val="39C6ED0A"/>
+    <w:lvl w:ilvl="0" w:tplc="2EEEDD30">
+      <w:start w:val="1"/>
+      <w:numFmt w:val="bullet"/>
+      <w:lvlText w:val=""/>
+      <w:lvlJc w:val="left"/>
+      <w:pPr>
+        <w:ind w:left="720" w:hanging="360"/>
+      </w:pPr>
+      <w:rPr>
+        <w:rFonts w:ascii="Wingdings" w:eastAsiaTheme="minorHAnsi" w:hAnsi="Wingdings" w:cs="Courier New" w:hint="default"/>
+      </w:rPr>
+    </w:lvl>
+    <w:lvl w:ilvl="1" w:tplc="40090003" w:tentative="1">
+      <w:start w:val="1"/>
+      <w:numFmt w:val="bullet"/>
+      <w:lvlText w:val="o"/>
+      <w:lvlJc w:val="left"/>
+      <w:pPr>
+        <w:ind w:left="1440" w:hanging="360"/>
+      </w:pPr>
+      <w:rPr>
+        <w:rFonts w:ascii="Courier New" w:hAnsi="Courier New" w:cs="Courier New" w:hint="default"/>
+      </w:rPr>
+    </w:lvl>
+    <w:lvl w:ilvl="2" w:tplc="40090005">
+      <w:start w:val="1"/>
+      <w:numFmt w:val="bullet"/>
+      <w:lvlText w:val=""/>
+      <w:lvlJc w:val="left"/>
+      <w:pPr>
+        <w:ind w:left="2160" w:hanging="360"/>
+      </w:pPr>
+      <w:rPr>
+        <w:rFonts w:ascii="Wingdings" w:hAnsi="Wingdings" w:hint="default"/>
+      </w:rPr>
+    </w:lvl>
+    <w:lvl w:ilvl="3" w:tplc="40090001" w:tentative="1">
+      <w:start w:val="1"/>
+      <w:numFmt w:val="bullet"/>
+      <w:lvlText w:val=""/>
+      <w:lvlJc w:val="left"/>
+      <w:pPr>
+        <w:ind w:left="2880" w:hanging="360"/>
+      </w:pPr>
+      <w:rPr>
+        <w:rFonts w:ascii="Symbol" w:hAnsi="Symbol" w:hint="default"/>
+      </w:rPr>
+    </w:lvl>
+    <w:lvl w:ilvl="4" w:tplc="40090003" w:tentative="1">
+      <w:start w:val="1"/>
+      <w:numFmt w:val="bullet"/>
+      <w:lvlText w:val="o"/>
+      <w:lvlJc w:val="left"/>
+      <w:pPr>
+        <w:ind w:left="3600" w:hanging="360"/>
+      </w:pPr>
+      <w:rPr>
+        <w:rFonts w:ascii="Courier New" w:hAnsi="Courier New" w:cs="Courier New" w:hint="default"/>
+      </w:rPr>
+    </w:lvl>
+    <w:lvl w:ilvl="5" w:tplc="40090005" w:tentative="1">
+      <w:start w:val="1"/>
+      <w:numFmt w:val="bullet"/>
+      <w:lvlText w:val=""/>
+      <w:lvlJc w:val="left"/>
+      <w:pPr>
+        <w:ind w:left="4320" w:hanging="360"/>
+      </w:pPr>
+      <w:rPr>
+        <w:rFonts w:ascii="Wingdings" w:hAnsi="Wingdings" w:hint="default"/>
+      </w:rPr>
+    </w:lvl>
+    <w:lvl w:ilvl="6" w:tplc="40090001" w:tentative="1">
+      <w:start w:val="1"/>
+      <w:numFmt w:val="bullet"/>
+      <w:lvlText w:val=""/>
+      <w:lvlJc w:val="left"/>
+      <w:pPr>
+        <w:ind w:left="5040" w:hanging="360"/>
+      </w:pPr>
+      <w:rPr>
+        <w:rFonts w:ascii="Symbol" w:hAnsi="Symbol" w:hint="default"/>
+      </w:rPr>
+    </w:lvl>
+    <w:lvl w:ilvl="7" w:tplc="40090003" w:tentative="1">
+      <w:start w:val="1"/>
+      <w:numFmt w:val="bullet"/>
+      <w:lvlText w:val="o"/>
+      <w:lvlJc w:val="left"/>
+      <w:pPr>
+        <w:ind w:left="5760" w:hanging="360"/>
+      </w:pPr>
+      <w:rPr>
+        <w:rFonts w:ascii="Courier New" w:hAnsi="Courier New" w:cs="Courier New" w:hint="default"/>
+      </w:rPr>
+    </w:lvl>
+    <w:lvl w:ilvl="8" w:tplc="40090005" w:tentative="1">
+      <w:start w:val="1"/>
+      <w:numFmt w:val="bullet"/>
+      <w:lvlText w:val=""/>
+      <w:lvlJc w:val="left"/>
+      <w:pPr>
+        <w:ind w:left="6480" w:hanging="360"/>
+      </w:pPr>
+      <w:rPr>
+        <w:rFonts w:ascii="Wingdings" w:hAnsi="Wingdings" w:hint="default"/>
+      </w:rPr>
+    </w:lvl>
+  </w:abstractNum>
+  <w:abstractNum w:abstractNumId="1" w15:restartNumberingAfterBreak="0">
     <w:nsid w:val="00C41641"/>
     <w:multiLevelType w:val="hybridMultilevel"/>
     <w:tmpl w:val="07767502"/>
@@ -10764,7 +13234,7 @@
       </w:pPr>
     </w:lvl>
   </w:abstractNum>
-  <w:abstractNum w:abstractNumId="1" w15:restartNumberingAfterBreak="0">
+  <w:abstractNum w:abstractNumId="2" w15:restartNumberingAfterBreak="0">
     <w:nsid w:val="0226150E"/>
     <w:multiLevelType w:val="hybridMultilevel"/>
     <w:tmpl w:val="BF6AC0FE"/>
@@ -10853,7 +13323,7 @@
       </w:pPr>
     </w:lvl>
   </w:abstractNum>
-  <w:abstractNum w:abstractNumId="2" w15:restartNumberingAfterBreak="0">
+  <w:abstractNum w:abstractNumId="3" w15:restartNumberingAfterBreak="0">
     <w:nsid w:val="07336C5A"/>
     <w:multiLevelType w:val="hybridMultilevel"/>
     <w:tmpl w:val="F2729332"/>
@@ -10966,7 +13436,7 @@
       </w:rPr>
     </w:lvl>
   </w:abstractNum>
-  <w:abstractNum w:abstractNumId="3" w15:restartNumberingAfterBreak="0">
+  <w:abstractNum w:abstractNumId="4" w15:restartNumberingAfterBreak="0">
     <w:nsid w:val="0A800CA6"/>
     <w:multiLevelType w:val="hybridMultilevel"/>
     <w:tmpl w:val="C40EEE88"/>
@@ -11055,7 +13525,120 @@
       </w:pPr>
     </w:lvl>
   </w:abstractNum>
-  <w:abstractNum w:abstractNumId="4" w15:restartNumberingAfterBreak="0">
+  <w:abstractNum w:abstractNumId="5" w15:restartNumberingAfterBreak="0">
+    <w:nsid w:val="0CC215BE"/>
+    <w:multiLevelType w:val="hybridMultilevel"/>
+    <w:tmpl w:val="93C8FE62"/>
+    <w:lvl w:ilvl="0" w:tplc="40090001">
+      <w:start w:val="1"/>
+      <w:numFmt w:val="bullet"/>
+      <w:lvlText w:val=""/>
+      <w:lvlJc w:val="left"/>
+      <w:pPr>
+        <w:ind w:left="720" w:hanging="360"/>
+      </w:pPr>
+      <w:rPr>
+        <w:rFonts w:ascii="Symbol" w:hAnsi="Symbol" w:hint="default"/>
+      </w:rPr>
+    </w:lvl>
+    <w:lvl w:ilvl="1" w:tplc="40090003" w:tentative="1">
+      <w:start w:val="1"/>
+      <w:numFmt w:val="bullet"/>
+      <w:lvlText w:val="o"/>
+      <w:lvlJc w:val="left"/>
+      <w:pPr>
+        <w:ind w:left="1440" w:hanging="360"/>
+      </w:pPr>
+      <w:rPr>
+        <w:rFonts w:ascii="Courier New" w:hAnsi="Courier New" w:cs="Courier New" w:hint="default"/>
+      </w:rPr>
+    </w:lvl>
+    <w:lvl w:ilvl="2" w:tplc="40090005" w:tentative="1">
+      <w:start w:val="1"/>
+      <w:numFmt w:val="bullet"/>
+      <w:lvlText w:val=""/>
+      <w:lvlJc w:val="left"/>
+      <w:pPr>
+        <w:ind w:left="2160" w:hanging="360"/>
+      </w:pPr>
+      <w:rPr>
+        <w:rFonts w:ascii="Wingdings" w:hAnsi="Wingdings" w:hint="default"/>
+      </w:rPr>
+    </w:lvl>
+    <w:lvl w:ilvl="3" w:tplc="40090001" w:tentative="1">
+      <w:start w:val="1"/>
+      <w:numFmt w:val="bullet"/>
+      <w:lvlText w:val=""/>
+      <w:lvlJc w:val="left"/>
+      <w:pPr>
+        <w:ind w:left="2880" w:hanging="360"/>
+      </w:pPr>
+      <w:rPr>
+        <w:rFonts w:ascii="Symbol" w:hAnsi="Symbol" w:hint="default"/>
+      </w:rPr>
+    </w:lvl>
+    <w:lvl w:ilvl="4" w:tplc="40090003" w:tentative="1">
+      <w:start w:val="1"/>
+      <w:numFmt w:val="bullet"/>
+      <w:lvlText w:val="o"/>
+      <w:lvlJc w:val="left"/>
+      <w:pPr>
+        <w:ind w:left="3600" w:hanging="360"/>
+      </w:pPr>
+      <w:rPr>
+        <w:rFonts w:ascii="Courier New" w:hAnsi="Courier New" w:cs="Courier New" w:hint="default"/>
+      </w:rPr>
+    </w:lvl>
+    <w:lvl w:ilvl="5" w:tplc="40090005" w:tentative="1">
+      <w:start w:val="1"/>
+      <w:numFmt w:val="bullet"/>
+      <w:lvlText w:val=""/>
+      <w:lvlJc w:val="left"/>
+      <w:pPr>
+        <w:ind w:left="4320" w:hanging="360"/>
+      </w:pPr>
+      <w:rPr>
+        <w:rFonts w:ascii="Wingdings" w:hAnsi="Wingdings" w:hint="default"/>
+      </w:rPr>
+    </w:lvl>
+    <w:lvl w:ilvl="6" w:tplc="40090001" w:tentative="1">
+      <w:start w:val="1"/>
+      <w:numFmt w:val="bullet"/>
+      <w:lvlText w:val=""/>
+      <w:lvlJc w:val="left"/>
+      <w:pPr>
+        <w:ind w:left="5040" w:hanging="360"/>
+      </w:pPr>
+      <w:rPr>
+        <w:rFonts w:ascii="Symbol" w:hAnsi="Symbol" w:hint="default"/>
+      </w:rPr>
+    </w:lvl>
+    <w:lvl w:ilvl="7" w:tplc="40090003" w:tentative="1">
+      <w:start w:val="1"/>
+      <w:numFmt w:val="bullet"/>
+      <w:lvlText w:val="o"/>
+      <w:lvlJc w:val="left"/>
+      <w:pPr>
+        <w:ind w:left="5760" w:hanging="360"/>
+      </w:pPr>
+      <w:rPr>
+        <w:rFonts w:ascii="Courier New" w:hAnsi="Courier New" w:cs="Courier New" w:hint="default"/>
+      </w:rPr>
+    </w:lvl>
+    <w:lvl w:ilvl="8" w:tplc="40090005" w:tentative="1">
+      <w:start w:val="1"/>
+      <w:numFmt w:val="bullet"/>
+      <w:lvlText w:val=""/>
+      <w:lvlJc w:val="left"/>
+      <w:pPr>
+        <w:ind w:left="6480" w:hanging="360"/>
+      </w:pPr>
+      <w:rPr>
+        <w:rFonts w:ascii="Wingdings" w:hAnsi="Wingdings" w:hint="default"/>
+      </w:rPr>
+    </w:lvl>
+  </w:abstractNum>
+  <w:abstractNum w:abstractNumId="6" w15:restartNumberingAfterBreak="0">
     <w:nsid w:val="0CFD7D1D"/>
     <w:multiLevelType w:val="hybridMultilevel"/>
     <w:tmpl w:val="45D68E90"/>
@@ -11168,7 +13751,7 @@
       </w:rPr>
     </w:lvl>
   </w:abstractNum>
-  <w:abstractNum w:abstractNumId="5" w15:restartNumberingAfterBreak="0">
+  <w:abstractNum w:abstractNumId="7" w15:restartNumberingAfterBreak="0">
     <w:nsid w:val="13140F1A"/>
     <w:multiLevelType w:val="hybridMultilevel"/>
     <w:tmpl w:val="163C8306"/>
@@ -11281,7 +13864,7 @@
       </w:rPr>
     </w:lvl>
   </w:abstractNum>
-  <w:abstractNum w:abstractNumId="6" w15:restartNumberingAfterBreak="0">
+  <w:abstractNum w:abstractNumId="8" w15:restartNumberingAfterBreak="0">
     <w:nsid w:val="13E56544"/>
     <w:multiLevelType w:val="hybridMultilevel"/>
     <w:tmpl w:val="83DE6136"/>
@@ -11394,7 +13977,233 @@
       </w:rPr>
     </w:lvl>
   </w:abstractNum>
-  <w:abstractNum w:abstractNumId="7" w15:restartNumberingAfterBreak="0">
+  <w:abstractNum w:abstractNumId="9" w15:restartNumberingAfterBreak="0">
+    <w:nsid w:val="16B85506"/>
+    <w:multiLevelType w:val="hybridMultilevel"/>
+    <w:tmpl w:val="225CA5EA"/>
+    <w:lvl w:ilvl="0" w:tplc="40090001">
+      <w:start w:val="1"/>
+      <w:numFmt w:val="bullet"/>
+      <w:lvlText w:val=""/>
+      <w:lvlJc w:val="left"/>
+      <w:pPr>
+        <w:ind w:left="1440" w:hanging="360"/>
+      </w:pPr>
+      <w:rPr>
+        <w:rFonts w:ascii="Symbol" w:hAnsi="Symbol" w:hint="default"/>
+      </w:rPr>
+    </w:lvl>
+    <w:lvl w:ilvl="1" w:tplc="40090003" w:tentative="1">
+      <w:start w:val="1"/>
+      <w:numFmt w:val="bullet"/>
+      <w:lvlText w:val="o"/>
+      <w:lvlJc w:val="left"/>
+      <w:pPr>
+        <w:ind w:left="2160" w:hanging="360"/>
+      </w:pPr>
+      <w:rPr>
+        <w:rFonts w:ascii="Courier New" w:hAnsi="Courier New" w:cs="Courier New" w:hint="default"/>
+      </w:rPr>
+    </w:lvl>
+    <w:lvl w:ilvl="2" w:tplc="40090005" w:tentative="1">
+      <w:start w:val="1"/>
+      <w:numFmt w:val="bullet"/>
+      <w:lvlText w:val=""/>
+      <w:lvlJc w:val="left"/>
+      <w:pPr>
+        <w:ind w:left="2880" w:hanging="360"/>
+      </w:pPr>
+      <w:rPr>
+        <w:rFonts w:ascii="Wingdings" w:hAnsi="Wingdings" w:hint="default"/>
+      </w:rPr>
+    </w:lvl>
+    <w:lvl w:ilvl="3" w:tplc="40090001" w:tentative="1">
+      <w:start w:val="1"/>
+      <w:numFmt w:val="bullet"/>
+      <w:lvlText w:val=""/>
+      <w:lvlJc w:val="left"/>
+      <w:pPr>
+        <w:ind w:left="3600" w:hanging="360"/>
+      </w:pPr>
+      <w:rPr>
+        <w:rFonts w:ascii="Symbol" w:hAnsi="Symbol" w:hint="default"/>
+      </w:rPr>
+    </w:lvl>
+    <w:lvl w:ilvl="4" w:tplc="40090003" w:tentative="1">
+      <w:start w:val="1"/>
+      <w:numFmt w:val="bullet"/>
+      <w:lvlText w:val="o"/>
+      <w:lvlJc w:val="left"/>
+      <w:pPr>
+        <w:ind w:left="4320" w:hanging="360"/>
+      </w:pPr>
+      <w:rPr>
+        <w:rFonts w:ascii="Courier New" w:hAnsi="Courier New" w:cs="Courier New" w:hint="default"/>
+      </w:rPr>
+    </w:lvl>
+    <w:lvl w:ilvl="5" w:tplc="40090005" w:tentative="1">
+      <w:start w:val="1"/>
+      <w:numFmt w:val="bullet"/>
+      <w:lvlText w:val=""/>
+      <w:lvlJc w:val="left"/>
+      <w:pPr>
+        <w:ind w:left="5040" w:hanging="360"/>
+      </w:pPr>
+      <w:rPr>
+        <w:rFonts w:ascii="Wingdings" w:hAnsi="Wingdings" w:hint="default"/>
+      </w:rPr>
+    </w:lvl>
+    <w:lvl w:ilvl="6" w:tplc="40090001" w:tentative="1">
+      <w:start w:val="1"/>
+      <w:numFmt w:val="bullet"/>
+      <w:lvlText w:val=""/>
+      <w:lvlJc w:val="left"/>
+      <w:pPr>
+        <w:ind w:left="5760" w:hanging="360"/>
+      </w:pPr>
+      <w:rPr>
+        <w:rFonts w:ascii="Symbol" w:hAnsi="Symbol" w:hint="default"/>
+      </w:rPr>
+    </w:lvl>
+    <w:lvl w:ilvl="7" w:tplc="40090003" w:tentative="1">
+      <w:start w:val="1"/>
+      <w:numFmt w:val="bullet"/>
+      <w:lvlText w:val="o"/>
+      <w:lvlJc w:val="left"/>
+      <w:pPr>
+        <w:ind w:left="6480" w:hanging="360"/>
+      </w:pPr>
+      <w:rPr>
+        <w:rFonts w:ascii="Courier New" w:hAnsi="Courier New" w:cs="Courier New" w:hint="default"/>
+      </w:rPr>
+    </w:lvl>
+    <w:lvl w:ilvl="8" w:tplc="40090005" w:tentative="1">
+      <w:start w:val="1"/>
+      <w:numFmt w:val="bullet"/>
+      <w:lvlText w:val=""/>
+      <w:lvlJc w:val="left"/>
+      <w:pPr>
+        <w:ind w:left="7200" w:hanging="360"/>
+      </w:pPr>
+      <w:rPr>
+        <w:rFonts w:ascii="Wingdings" w:hAnsi="Wingdings" w:hint="default"/>
+      </w:rPr>
+    </w:lvl>
+  </w:abstractNum>
+  <w:abstractNum w:abstractNumId="10" w15:restartNumberingAfterBreak="0">
+    <w:nsid w:val="17D45570"/>
+    <w:multiLevelType w:val="hybridMultilevel"/>
+    <w:tmpl w:val="D3A4CFB8"/>
+    <w:lvl w:ilvl="0" w:tplc="2EEEDD30">
+      <w:start w:val="1"/>
+      <w:numFmt w:val="bullet"/>
+      <w:lvlText w:val=""/>
+      <w:lvlJc w:val="left"/>
+      <w:pPr>
+        <w:ind w:left="756" w:hanging="360"/>
+      </w:pPr>
+      <w:rPr>
+        <w:rFonts w:ascii="Wingdings" w:eastAsiaTheme="minorHAnsi" w:hAnsi="Wingdings" w:cs="Courier New" w:hint="default"/>
+      </w:rPr>
+    </w:lvl>
+    <w:lvl w:ilvl="1" w:tplc="40090003" w:tentative="1">
+      <w:start w:val="1"/>
+      <w:numFmt w:val="bullet"/>
+      <w:lvlText w:val="o"/>
+      <w:lvlJc w:val="left"/>
+      <w:pPr>
+        <w:ind w:left="1476" w:hanging="360"/>
+      </w:pPr>
+      <w:rPr>
+        <w:rFonts w:ascii="Courier New" w:hAnsi="Courier New" w:cs="Courier New" w:hint="default"/>
+      </w:rPr>
+    </w:lvl>
+    <w:lvl w:ilvl="2" w:tplc="40090005" w:tentative="1">
+      <w:start w:val="1"/>
+      <w:numFmt w:val="bullet"/>
+      <w:lvlText w:val=""/>
+      <w:lvlJc w:val="left"/>
+      <w:pPr>
+        <w:ind w:left="2196" w:hanging="360"/>
+      </w:pPr>
+      <w:rPr>
+        <w:rFonts w:ascii="Wingdings" w:hAnsi="Wingdings" w:hint="default"/>
+      </w:rPr>
+    </w:lvl>
+    <w:lvl w:ilvl="3" w:tplc="40090001" w:tentative="1">
+      <w:start w:val="1"/>
+      <w:numFmt w:val="bullet"/>
+      <w:lvlText w:val=""/>
+      <w:lvlJc w:val="left"/>
+      <w:pPr>
+        <w:ind w:left="2916" w:hanging="360"/>
+      </w:pPr>
+      <w:rPr>
+        <w:rFonts w:ascii="Symbol" w:hAnsi="Symbol" w:hint="default"/>
+      </w:rPr>
+    </w:lvl>
+    <w:lvl w:ilvl="4" w:tplc="40090003" w:tentative="1">
+      <w:start w:val="1"/>
+      <w:numFmt w:val="bullet"/>
+      <w:lvlText w:val="o"/>
+      <w:lvlJc w:val="left"/>
+      <w:pPr>
+        <w:ind w:left="3636" w:hanging="360"/>
+      </w:pPr>
+      <w:rPr>
+        <w:rFonts w:ascii="Courier New" w:hAnsi="Courier New" w:cs="Courier New" w:hint="default"/>
+      </w:rPr>
+    </w:lvl>
+    <w:lvl w:ilvl="5" w:tplc="40090005" w:tentative="1">
+      <w:start w:val="1"/>
+      <w:numFmt w:val="bullet"/>
+      <w:lvlText w:val=""/>
+      <w:lvlJc w:val="left"/>
+      <w:pPr>
+        <w:ind w:left="4356" w:hanging="360"/>
+      </w:pPr>
+      <w:rPr>
+        <w:rFonts w:ascii="Wingdings" w:hAnsi="Wingdings" w:hint="default"/>
+      </w:rPr>
+    </w:lvl>
+    <w:lvl w:ilvl="6" w:tplc="40090001" w:tentative="1">
+      <w:start w:val="1"/>
+      <w:numFmt w:val="bullet"/>
+      <w:lvlText w:val=""/>
+      <w:lvlJc w:val="left"/>
+      <w:pPr>
+        <w:ind w:left="5076" w:hanging="360"/>
+      </w:pPr>
+      <w:rPr>
+        <w:rFonts w:ascii="Symbol" w:hAnsi="Symbol" w:hint="default"/>
+      </w:rPr>
+    </w:lvl>
+    <w:lvl w:ilvl="7" w:tplc="40090003" w:tentative="1">
+      <w:start w:val="1"/>
+      <w:numFmt w:val="bullet"/>
+      <w:lvlText w:val="o"/>
+      <w:lvlJc w:val="left"/>
+      <w:pPr>
+        <w:ind w:left="5796" w:hanging="360"/>
+      </w:pPr>
+      <w:rPr>
+        <w:rFonts w:ascii="Courier New" w:hAnsi="Courier New" w:cs="Courier New" w:hint="default"/>
+      </w:rPr>
+    </w:lvl>
+    <w:lvl w:ilvl="8" w:tplc="40090005" w:tentative="1">
+      <w:start w:val="1"/>
+      <w:numFmt w:val="bullet"/>
+      <w:lvlText w:val=""/>
+      <w:lvlJc w:val="left"/>
+      <w:pPr>
+        <w:ind w:left="6516" w:hanging="360"/>
+      </w:pPr>
+      <w:rPr>
+        <w:rFonts w:ascii="Wingdings" w:hAnsi="Wingdings" w:hint="default"/>
+      </w:rPr>
+    </w:lvl>
+  </w:abstractNum>
+  <w:abstractNum w:abstractNumId="11" w15:restartNumberingAfterBreak="0">
     <w:nsid w:val="17DD2BE9"/>
     <w:multiLevelType w:val="hybridMultilevel"/>
     <w:tmpl w:val="D70C803C"/>
@@ -11507,7 +14316,7 @@
       </w:rPr>
     </w:lvl>
   </w:abstractNum>
-  <w:abstractNum w:abstractNumId="8" w15:restartNumberingAfterBreak="0">
+  <w:abstractNum w:abstractNumId="12" w15:restartNumberingAfterBreak="0">
     <w:nsid w:val="1A5A1593"/>
     <w:multiLevelType w:val="hybridMultilevel"/>
     <w:tmpl w:val="54AE2D62"/>
@@ -11620,7 +14429,7 @@
       </w:rPr>
     </w:lvl>
   </w:abstractNum>
-  <w:abstractNum w:abstractNumId="9" w15:restartNumberingAfterBreak="0">
+  <w:abstractNum w:abstractNumId="13" w15:restartNumberingAfterBreak="0">
     <w:nsid w:val="20D955B0"/>
     <w:multiLevelType w:val="hybridMultilevel"/>
     <w:tmpl w:val="86CEED84"/>
@@ -11733,7 +14542,7 @@
       </w:rPr>
     </w:lvl>
   </w:abstractNum>
-  <w:abstractNum w:abstractNumId="10" w15:restartNumberingAfterBreak="0">
+  <w:abstractNum w:abstractNumId="14" w15:restartNumberingAfterBreak="0">
     <w:nsid w:val="21637C7A"/>
     <w:multiLevelType w:val="hybridMultilevel"/>
     <w:tmpl w:val="4AB0D22A"/>
@@ -11846,7 +14655,233 @@
       </w:rPr>
     </w:lvl>
   </w:abstractNum>
-  <w:abstractNum w:abstractNumId="11" w15:restartNumberingAfterBreak="0">
+  <w:abstractNum w:abstractNumId="15" w15:restartNumberingAfterBreak="0">
+    <w:nsid w:val="23E376B8"/>
+    <w:multiLevelType w:val="hybridMultilevel"/>
+    <w:tmpl w:val="1EB43A80"/>
+    <w:lvl w:ilvl="0" w:tplc="40090001">
+      <w:start w:val="1"/>
+      <w:numFmt w:val="bullet"/>
+      <w:lvlText w:val=""/>
+      <w:lvlJc w:val="left"/>
+      <w:pPr>
+        <w:ind w:left="720" w:hanging="360"/>
+      </w:pPr>
+      <w:rPr>
+        <w:rFonts w:ascii="Symbol" w:hAnsi="Symbol" w:hint="default"/>
+      </w:rPr>
+    </w:lvl>
+    <w:lvl w:ilvl="1" w:tplc="40090003" w:tentative="1">
+      <w:start w:val="1"/>
+      <w:numFmt w:val="bullet"/>
+      <w:lvlText w:val="o"/>
+      <w:lvlJc w:val="left"/>
+      <w:pPr>
+        <w:ind w:left="1440" w:hanging="360"/>
+      </w:pPr>
+      <w:rPr>
+        <w:rFonts w:ascii="Courier New" w:hAnsi="Courier New" w:cs="Courier New" w:hint="default"/>
+      </w:rPr>
+    </w:lvl>
+    <w:lvl w:ilvl="2" w:tplc="40090005" w:tentative="1">
+      <w:start w:val="1"/>
+      <w:numFmt w:val="bullet"/>
+      <w:lvlText w:val=""/>
+      <w:lvlJc w:val="left"/>
+      <w:pPr>
+        <w:ind w:left="2160" w:hanging="360"/>
+      </w:pPr>
+      <w:rPr>
+        <w:rFonts w:ascii="Wingdings" w:hAnsi="Wingdings" w:hint="default"/>
+      </w:rPr>
+    </w:lvl>
+    <w:lvl w:ilvl="3" w:tplc="40090001" w:tentative="1">
+      <w:start w:val="1"/>
+      <w:numFmt w:val="bullet"/>
+      <w:lvlText w:val=""/>
+      <w:lvlJc w:val="left"/>
+      <w:pPr>
+        <w:ind w:left="2880" w:hanging="360"/>
+      </w:pPr>
+      <w:rPr>
+        <w:rFonts w:ascii="Symbol" w:hAnsi="Symbol" w:hint="default"/>
+      </w:rPr>
+    </w:lvl>
+    <w:lvl w:ilvl="4" w:tplc="40090003" w:tentative="1">
+      <w:start w:val="1"/>
+      <w:numFmt w:val="bullet"/>
+      <w:lvlText w:val="o"/>
+      <w:lvlJc w:val="left"/>
+      <w:pPr>
+        <w:ind w:left="3600" w:hanging="360"/>
+      </w:pPr>
+      <w:rPr>
+        <w:rFonts w:ascii="Courier New" w:hAnsi="Courier New" w:cs="Courier New" w:hint="default"/>
+      </w:rPr>
+    </w:lvl>
+    <w:lvl w:ilvl="5" w:tplc="40090005" w:tentative="1">
+      <w:start w:val="1"/>
+      <w:numFmt w:val="bullet"/>
+      <w:lvlText w:val=""/>
+      <w:lvlJc w:val="left"/>
+      <w:pPr>
+        <w:ind w:left="4320" w:hanging="360"/>
+      </w:pPr>
+      <w:rPr>
+        <w:rFonts w:ascii="Wingdings" w:hAnsi="Wingdings" w:hint="default"/>
+      </w:rPr>
+    </w:lvl>
+    <w:lvl w:ilvl="6" w:tplc="40090001" w:tentative="1">
+      <w:start w:val="1"/>
+      <w:numFmt w:val="bullet"/>
+      <w:lvlText w:val=""/>
+      <w:lvlJc w:val="left"/>
+      <w:pPr>
+        <w:ind w:left="5040" w:hanging="360"/>
+      </w:pPr>
+      <w:rPr>
+        <w:rFonts w:ascii="Symbol" w:hAnsi="Symbol" w:hint="default"/>
+      </w:rPr>
+    </w:lvl>
+    <w:lvl w:ilvl="7" w:tplc="40090003" w:tentative="1">
+      <w:start w:val="1"/>
+      <w:numFmt w:val="bullet"/>
+      <w:lvlText w:val="o"/>
+      <w:lvlJc w:val="left"/>
+      <w:pPr>
+        <w:ind w:left="5760" w:hanging="360"/>
+      </w:pPr>
+      <w:rPr>
+        <w:rFonts w:ascii="Courier New" w:hAnsi="Courier New" w:cs="Courier New" w:hint="default"/>
+      </w:rPr>
+    </w:lvl>
+    <w:lvl w:ilvl="8" w:tplc="40090005" w:tentative="1">
+      <w:start w:val="1"/>
+      <w:numFmt w:val="bullet"/>
+      <w:lvlText w:val=""/>
+      <w:lvlJc w:val="left"/>
+      <w:pPr>
+        <w:ind w:left="6480" w:hanging="360"/>
+      </w:pPr>
+      <w:rPr>
+        <w:rFonts w:ascii="Wingdings" w:hAnsi="Wingdings" w:hint="default"/>
+      </w:rPr>
+    </w:lvl>
+  </w:abstractNum>
+  <w:abstractNum w:abstractNumId="16" w15:restartNumberingAfterBreak="0">
+    <w:nsid w:val="2529408A"/>
+    <w:multiLevelType w:val="hybridMultilevel"/>
+    <w:tmpl w:val="4A200EB4"/>
+    <w:lvl w:ilvl="0" w:tplc="40090001">
+      <w:start w:val="1"/>
+      <w:numFmt w:val="bullet"/>
+      <w:lvlText w:val=""/>
+      <w:lvlJc w:val="left"/>
+      <w:pPr>
+        <w:ind w:left="720" w:hanging="360"/>
+      </w:pPr>
+      <w:rPr>
+        <w:rFonts w:ascii="Symbol" w:hAnsi="Symbol" w:hint="default"/>
+      </w:rPr>
+    </w:lvl>
+    <w:lvl w:ilvl="1" w:tplc="40090003" w:tentative="1">
+      <w:start w:val="1"/>
+      <w:numFmt w:val="bullet"/>
+      <w:lvlText w:val="o"/>
+      <w:lvlJc w:val="left"/>
+      <w:pPr>
+        <w:ind w:left="1440" w:hanging="360"/>
+      </w:pPr>
+      <w:rPr>
+        <w:rFonts w:ascii="Courier New" w:hAnsi="Courier New" w:cs="Courier New" w:hint="default"/>
+      </w:rPr>
+    </w:lvl>
+    <w:lvl w:ilvl="2" w:tplc="40090005" w:tentative="1">
+      <w:start w:val="1"/>
+      <w:numFmt w:val="bullet"/>
+      <w:lvlText w:val=""/>
+      <w:lvlJc w:val="left"/>
+      <w:pPr>
+        <w:ind w:left="2160" w:hanging="360"/>
+      </w:pPr>
+      <w:rPr>
+        <w:rFonts w:ascii="Wingdings" w:hAnsi="Wingdings" w:hint="default"/>
+      </w:rPr>
+    </w:lvl>
+    <w:lvl w:ilvl="3" w:tplc="40090001" w:tentative="1">
+      <w:start w:val="1"/>
+      <w:numFmt w:val="bullet"/>
+      <w:lvlText w:val=""/>
+      <w:lvlJc w:val="left"/>
+      <w:pPr>
+        <w:ind w:left="2880" w:hanging="360"/>
+      </w:pPr>
+      <w:rPr>
+        <w:rFonts w:ascii="Symbol" w:hAnsi="Symbol" w:hint="default"/>
+      </w:rPr>
+    </w:lvl>
+    <w:lvl w:ilvl="4" w:tplc="40090003" w:tentative="1">
+      <w:start w:val="1"/>
+      <w:numFmt w:val="bullet"/>
+      <w:lvlText w:val="o"/>
+      <w:lvlJc w:val="left"/>
+      <w:pPr>
+        <w:ind w:left="3600" w:hanging="360"/>
+      </w:pPr>
+      <w:rPr>
+        <w:rFonts w:ascii="Courier New" w:hAnsi="Courier New" w:cs="Courier New" w:hint="default"/>
+      </w:rPr>
+    </w:lvl>
+    <w:lvl w:ilvl="5" w:tplc="40090005" w:tentative="1">
+      <w:start w:val="1"/>
+      <w:numFmt w:val="bullet"/>
+      <w:lvlText w:val=""/>
+      <w:lvlJc w:val="left"/>
+      <w:pPr>
+        <w:ind w:left="4320" w:hanging="360"/>
+      </w:pPr>
+      <w:rPr>
+        <w:rFonts w:ascii="Wingdings" w:hAnsi="Wingdings" w:hint="default"/>
+      </w:rPr>
+    </w:lvl>
+    <w:lvl w:ilvl="6" w:tplc="40090001" w:tentative="1">
+      <w:start w:val="1"/>
+      <w:numFmt w:val="bullet"/>
+      <w:lvlText w:val=""/>
+      <w:lvlJc w:val="left"/>
+      <w:pPr>
+        <w:ind w:left="5040" w:hanging="360"/>
+      </w:pPr>
+      <w:rPr>
+        <w:rFonts w:ascii="Symbol" w:hAnsi="Symbol" w:hint="default"/>
+      </w:rPr>
+    </w:lvl>
+    <w:lvl w:ilvl="7" w:tplc="40090003" w:tentative="1">
+      <w:start w:val="1"/>
+      <w:numFmt w:val="bullet"/>
+      <w:lvlText w:val="o"/>
+      <w:lvlJc w:val="left"/>
+      <w:pPr>
+        <w:ind w:left="5760" w:hanging="360"/>
+      </w:pPr>
+      <w:rPr>
+        <w:rFonts w:ascii="Courier New" w:hAnsi="Courier New" w:cs="Courier New" w:hint="default"/>
+      </w:rPr>
+    </w:lvl>
+    <w:lvl w:ilvl="8" w:tplc="40090005" w:tentative="1">
+      <w:start w:val="1"/>
+      <w:numFmt w:val="bullet"/>
+      <w:lvlText w:val=""/>
+      <w:lvlJc w:val="left"/>
+      <w:pPr>
+        <w:ind w:left="6480" w:hanging="360"/>
+      </w:pPr>
+      <w:rPr>
+        <w:rFonts w:ascii="Wingdings" w:hAnsi="Wingdings" w:hint="default"/>
+      </w:rPr>
+    </w:lvl>
+  </w:abstractNum>
+  <w:abstractNum w:abstractNumId="17" w15:restartNumberingAfterBreak="0">
     <w:nsid w:val="26C34B38"/>
     <w:multiLevelType w:val="hybridMultilevel"/>
     <w:tmpl w:val="9A9861CC"/>
@@ -11959,7 +14994,119 @@
       </w:rPr>
     </w:lvl>
   </w:abstractNum>
-  <w:abstractNum w:abstractNumId="12" w15:restartNumberingAfterBreak="0">
+  <w:abstractNum w:abstractNumId="18" w15:restartNumberingAfterBreak="0">
+    <w:nsid w:val="27FD464B"/>
+    <w:multiLevelType w:val="hybridMultilevel"/>
+    <w:tmpl w:val="74684B0A"/>
+    <w:lvl w:ilvl="0" w:tplc="DBFCD992">
+      <w:numFmt w:val="bullet"/>
+      <w:lvlText w:val=""/>
+      <w:lvlJc w:val="left"/>
+      <w:pPr>
+        <w:ind w:left="720" w:hanging="360"/>
+      </w:pPr>
+      <w:rPr>
+        <w:rFonts w:ascii="Wingdings" w:eastAsiaTheme="minorHAnsi" w:hAnsi="Wingdings" w:cstheme="minorBidi" w:hint="default"/>
+      </w:rPr>
+    </w:lvl>
+    <w:lvl w:ilvl="1" w:tplc="40090003" w:tentative="1">
+      <w:start w:val="1"/>
+      <w:numFmt w:val="bullet"/>
+      <w:lvlText w:val="o"/>
+      <w:lvlJc w:val="left"/>
+      <w:pPr>
+        <w:ind w:left="1440" w:hanging="360"/>
+      </w:pPr>
+      <w:rPr>
+        <w:rFonts w:ascii="Courier New" w:hAnsi="Courier New" w:cs="Courier New" w:hint="default"/>
+      </w:rPr>
+    </w:lvl>
+    <w:lvl w:ilvl="2" w:tplc="40090005" w:tentative="1">
+      <w:start w:val="1"/>
+      <w:numFmt w:val="bullet"/>
+      <w:lvlText w:val=""/>
+      <w:lvlJc w:val="left"/>
+      <w:pPr>
+        <w:ind w:left="2160" w:hanging="360"/>
+      </w:pPr>
+      <w:rPr>
+        <w:rFonts w:ascii="Wingdings" w:hAnsi="Wingdings" w:hint="default"/>
+      </w:rPr>
+    </w:lvl>
+    <w:lvl w:ilvl="3" w:tplc="40090001" w:tentative="1">
+      <w:start w:val="1"/>
+      <w:numFmt w:val="bullet"/>
+      <w:lvlText w:val=""/>
+      <w:lvlJc w:val="left"/>
+      <w:pPr>
+        <w:ind w:left="2880" w:hanging="360"/>
+      </w:pPr>
+      <w:rPr>
+        <w:rFonts w:ascii="Symbol" w:hAnsi="Symbol" w:hint="default"/>
+      </w:rPr>
+    </w:lvl>
+    <w:lvl w:ilvl="4" w:tplc="40090003" w:tentative="1">
+      <w:start w:val="1"/>
+      <w:numFmt w:val="bullet"/>
+      <w:lvlText w:val="o"/>
+      <w:lvlJc w:val="left"/>
+      <w:pPr>
+        <w:ind w:left="3600" w:hanging="360"/>
+      </w:pPr>
+      <w:rPr>
+        <w:rFonts w:ascii="Courier New" w:hAnsi="Courier New" w:cs="Courier New" w:hint="default"/>
+      </w:rPr>
+    </w:lvl>
+    <w:lvl w:ilvl="5" w:tplc="40090005" w:tentative="1">
+      <w:start w:val="1"/>
+      <w:numFmt w:val="bullet"/>
+      <w:lvlText w:val=""/>
+      <w:lvlJc w:val="left"/>
+      <w:pPr>
+        <w:ind w:left="4320" w:hanging="360"/>
+      </w:pPr>
+      <w:rPr>
+        <w:rFonts w:ascii="Wingdings" w:hAnsi="Wingdings" w:hint="default"/>
+      </w:rPr>
+    </w:lvl>
+    <w:lvl w:ilvl="6" w:tplc="40090001" w:tentative="1">
+      <w:start w:val="1"/>
+      <w:numFmt w:val="bullet"/>
+      <w:lvlText w:val=""/>
+      <w:lvlJc w:val="left"/>
+      <w:pPr>
+        <w:ind w:left="5040" w:hanging="360"/>
+      </w:pPr>
+      <w:rPr>
+        <w:rFonts w:ascii="Symbol" w:hAnsi="Symbol" w:hint="default"/>
+      </w:rPr>
+    </w:lvl>
+    <w:lvl w:ilvl="7" w:tplc="40090003" w:tentative="1">
+      <w:start w:val="1"/>
+      <w:numFmt w:val="bullet"/>
+      <w:lvlText w:val="o"/>
+      <w:lvlJc w:val="left"/>
+      <w:pPr>
+        <w:ind w:left="5760" w:hanging="360"/>
+      </w:pPr>
+      <w:rPr>
+        <w:rFonts w:ascii="Courier New" w:hAnsi="Courier New" w:cs="Courier New" w:hint="default"/>
+      </w:rPr>
+    </w:lvl>
+    <w:lvl w:ilvl="8" w:tplc="40090005" w:tentative="1">
+      <w:start w:val="1"/>
+      <w:numFmt w:val="bullet"/>
+      <w:lvlText w:val=""/>
+      <w:lvlJc w:val="left"/>
+      <w:pPr>
+        <w:ind w:left="6480" w:hanging="360"/>
+      </w:pPr>
+      <w:rPr>
+        <w:rFonts w:ascii="Wingdings" w:hAnsi="Wingdings" w:hint="default"/>
+      </w:rPr>
+    </w:lvl>
+  </w:abstractNum>
+  <w:abstractNum w:abstractNumId="19" w15:restartNumberingAfterBreak="0">
     <w:nsid w:val="2C0869A8"/>
     <w:multiLevelType w:val="hybridMultilevel"/>
     <w:tmpl w:val="65DAEEC6"/>
@@ -12072,7 +15219,7 @@
       </w:rPr>
     </w:lvl>
   </w:abstractNum>
-  <w:abstractNum w:abstractNumId="13" w15:restartNumberingAfterBreak="0">
+  <w:abstractNum w:abstractNumId="20" w15:restartNumberingAfterBreak="0">
     <w:nsid w:val="2D541D77"/>
     <w:multiLevelType w:val="hybridMultilevel"/>
     <w:tmpl w:val="2F54232A"/>
@@ -12158,7 +15305,7 @@
       </w:pPr>
     </w:lvl>
   </w:abstractNum>
-  <w:abstractNum w:abstractNumId="14" w15:restartNumberingAfterBreak="0">
+  <w:abstractNum w:abstractNumId="21" w15:restartNumberingAfterBreak="0">
     <w:nsid w:val="2EA06A41"/>
     <w:multiLevelType w:val="hybridMultilevel"/>
     <w:tmpl w:val="4C606AF8"/>
@@ -12271,7 +15418,120 @@
       </w:rPr>
     </w:lvl>
   </w:abstractNum>
-  <w:abstractNum w:abstractNumId="15" w15:restartNumberingAfterBreak="0">
+  <w:abstractNum w:abstractNumId="22" w15:restartNumberingAfterBreak="0">
+    <w:nsid w:val="2EB17BA2"/>
+    <w:multiLevelType w:val="hybridMultilevel"/>
+    <w:tmpl w:val="74C2AA64"/>
+    <w:lvl w:ilvl="0" w:tplc="40090001">
+      <w:start w:val="1"/>
+      <w:numFmt w:val="bullet"/>
+      <w:lvlText w:val=""/>
+      <w:lvlJc w:val="left"/>
+      <w:pPr>
+        <w:ind w:left="720" w:hanging="360"/>
+      </w:pPr>
+      <w:rPr>
+        <w:rFonts w:ascii="Symbol" w:hAnsi="Symbol" w:hint="default"/>
+      </w:rPr>
+    </w:lvl>
+    <w:lvl w:ilvl="1" w:tplc="40090003" w:tentative="1">
+      <w:start w:val="1"/>
+      <w:numFmt w:val="bullet"/>
+      <w:lvlText w:val="o"/>
+      <w:lvlJc w:val="left"/>
+      <w:pPr>
+        <w:ind w:left="1440" w:hanging="360"/>
+      </w:pPr>
+      <w:rPr>
+        <w:rFonts w:ascii="Courier New" w:hAnsi="Courier New" w:cs="Courier New" w:hint="default"/>
+      </w:rPr>
+    </w:lvl>
+    <w:lvl w:ilvl="2" w:tplc="40090005" w:tentative="1">
+      <w:start w:val="1"/>
+      <w:numFmt w:val="bullet"/>
+      <w:lvlText w:val=""/>
+      <w:lvlJc w:val="left"/>
+      <w:pPr>
+        <w:ind w:left="2160" w:hanging="360"/>
+      </w:pPr>
+      <w:rPr>
+        <w:rFonts w:ascii="Wingdings" w:hAnsi="Wingdings" w:hint="default"/>
+      </w:rPr>
+    </w:lvl>
+    <w:lvl w:ilvl="3" w:tplc="40090001" w:tentative="1">
+      <w:start w:val="1"/>
+      <w:numFmt w:val="bullet"/>
+      <w:lvlText w:val=""/>
+      <w:lvlJc w:val="left"/>
+      <w:pPr>
+        <w:ind w:left="2880" w:hanging="360"/>
+      </w:pPr>
+      <w:rPr>
+        <w:rFonts w:ascii="Symbol" w:hAnsi="Symbol" w:hint="default"/>
+      </w:rPr>
+    </w:lvl>
+    <w:lvl w:ilvl="4" w:tplc="40090003" w:tentative="1">
+      <w:start w:val="1"/>
+      <w:numFmt w:val="bullet"/>
+      <w:lvlText w:val="o"/>
+      <w:lvlJc w:val="left"/>
+      <w:pPr>
+        <w:ind w:left="3600" w:hanging="360"/>
+      </w:pPr>
+      <w:rPr>
+        <w:rFonts w:ascii="Courier New" w:hAnsi="Courier New" w:cs="Courier New" w:hint="default"/>
+      </w:rPr>
+    </w:lvl>
+    <w:lvl w:ilvl="5" w:tplc="40090005" w:tentative="1">
+      <w:start w:val="1"/>
+      <w:numFmt w:val="bullet"/>
+      <w:lvlText w:val=""/>
+      <w:lvlJc w:val="left"/>
+      <w:pPr>
+        <w:ind w:left="4320" w:hanging="360"/>
+      </w:pPr>
+      <w:rPr>
+        <w:rFonts w:ascii="Wingdings" w:hAnsi="Wingdings" w:hint="default"/>
+      </w:rPr>
+    </w:lvl>
+    <w:lvl w:ilvl="6" w:tplc="40090001" w:tentative="1">
+      <w:start w:val="1"/>
+      <w:numFmt w:val="bullet"/>
+      <w:lvlText w:val=""/>
+      <w:lvlJc w:val="left"/>
+      <w:pPr>
+        <w:ind w:left="5040" w:hanging="360"/>
+      </w:pPr>
+      <w:rPr>
+        <w:rFonts w:ascii="Symbol" w:hAnsi="Symbol" w:hint="default"/>
+      </w:rPr>
+    </w:lvl>
+    <w:lvl w:ilvl="7" w:tplc="40090003" w:tentative="1">
+      <w:start w:val="1"/>
+      <w:numFmt w:val="bullet"/>
+      <w:lvlText w:val="o"/>
+      <w:lvlJc w:val="left"/>
+      <w:pPr>
+        <w:ind w:left="5760" w:hanging="360"/>
+      </w:pPr>
+      <w:rPr>
+        <w:rFonts w:ascii="Courier New" w:hAnsi="Courier New" w:cs="Courier New" w:hint="default"/>
+      </w:rPr>
+    </w:lvl>
+    <w:lvl w:ilvl="8" w:tplc="40090005" w:tentative="1">
+      <w:start w:val="1"/>
+      <w:numFmt w:val="bullet"/>
+      <w:lvlText w:val=""/>
+      <w:lvlJc w:val="left"/>
+      <w:pPr>
+        <w:ind w:left="6480" w:hanging="360"/>
+      </w:pPr>
+      <w:rPr>
+        <w:rFonts w:ascii="Wingdings" w:hAnsi="Wingdings" w:hint="default"/>
+      </w:rPr>
+    </w:lvl>
+  </w:abstractNum>
+  <w:abstractNum w:abstractNumId="23" w15:restartNumberingAfterBreak="0">
     <w:nsid w:val="30CA63BF"/>
     <w:multiLevelType w:val="multilevel"/>
     <w:tmpl w:val="CE563C06"/>
@@ -12420,7 +15680,7 @@
       </w:rPr>
     </w:lvl>
   </w:abstractNum>
-  <w:abstractNum w:abstractNumId="16" w15:restartNumberingAfterBreak="0">
+  <w:abstractNum w:abstractNumId="24" w15:restartNumberingAfterBreak="0">
     <w:nsid w:val="31536D56"/>
     <w:multiLevelType w:val="hybridMultilevel"/>
     <w:tmpl w:val="26EEF852"/>
@@ -12533,7 +15793,7 @@
       </w:rPr>
     </w:lvl>
   </w:abstractNum>
-  <w:abstractNum w:abstractNumId="17" w15:restartNumberingAfterBreak="0">
+  <w:abstractNum w:abstractNumId="25" w15:restartNumberingAfterBreak="0">
     <w:nsid w:val="31D74B26"/>
     <w:multiLevelType w:val="hybridMultilevel"/>
     <w:tmpl w:val="787A5A0C"/>
@@ -12646,7 +15906,7 @@
       </w:rPr>
     </w:lvl>
   </w:abstractNum>
-  <w:abstractNum w:abstractNumId="18" w15:restartNumberingAfterBreak="0">
+  <w:abstractNum w:abstractNumId="26" w15:restartNumberingAfterBreak="0">
     <w:nsid w:val="322A25C3"/>
     <w:multiLevelType w:val="hybridMultilevel"/>
     <w:tmpl w:val="BAE0B6D8"/>
@@ -12759,7 +16019,120 @@
       </w:rPr>
     </w:lvl>
   </w:abstractNum>
-  <w:abstractNum w:abstractNumId="19" w15:restartNumberingAfterBreak="0">
+  <w:abstractNum w:abstractNumId="27" w15:restartNumberingAfterBreak="0">
+    <w:nsid w:val="325B78C1"/>
+    <w:multiLevelType w:val="hybridMultilevel"/>
+    <w:tmpl w:val="0DF282BC"/>
+    <w:lvl w:ilvl="0" w:tplc="40090001">
+      <w:start w:val="1"/>
+      <w:numFmt w:val="bullet"/>
+      <w:lvlText w:val=""/>
+      <w:lvlJc w:val="left"/>
+      <w:pPr>
+        <w:ind w:left="1440" w:hanging="360"/>
+      </w:pPr>
+      <w:rPr>
+        <w:rFonts w:ascii="Symbol" w:hAnsi="Symbol" w:hint="default"/>
+      </w:rPr>
+    </w:lvl>
+    <w:lvl w:ilvl="1" w:tplc="FFFFFFFF" w:tentative="1">
+      <w:start w:val="1"/>
+      <w:numFmt w:val="bullet"/>
+      <w:lvlText w:val="o"/>
+      <w:lvlJc w:val="left"/>
+      <w:pPr>
+        <w:ind w:left="2160" w:hanging="360"/>
+      </w:pPr>
+      <w:rPr>
+        <w:rFonts w:ascii="Courier New" w:hAnsi="Courier New" w:cs="Courier New" w:hint="default"/>
+      </w:rPr>
+    </w:lvl>
+    <w:lvl w:ilvl="2" w:tplc="FFFFFFFF" w:tentative="1">
+      <w:start w:val="1"/>
+      <w:numFmt w:val="bullet"/>
+      <w:lvlText w:val=""/>
+      <w:lvlJc w:val="left"/>
+      <w:pPr>
+        <w:ind w:left="2880" w:hanging="360"/>
+      </w:pPr>
+      <w:rPr>
+        <w:rFonts w:ascii="Wingdings" w:hAnsi="Wingdings" w:hint="default"/>
+      </w:rPr>
+    </w:lvl>
+    <w:lvl w:ilvl="3" w:tplc="FFFFFFFF" w:tentative="1">
+      <w:start w:val="1"/>
+      <w:numFmt w:val="bullet"/>
+      <w:lvlText w:val=""/>
+      <w:lvlJc w:val="left"/>
+      <w:pPr>
+        <w:ind w:left="3600" w:hanging="360"/>
+      </w:pPr>
+      <w:rPr>
+        <w:rFonts w:ascii="Symbol" w:hAnsi="Symbol" w:hint="default"/>
+      </w:rPr>
+    </w:lvl>
+    <w:lvl w:ilvl="4" w:tplc="FFFFFFFF" w:tentative="1">
+      <w:start w:val="1"/>
+      <w:numFmt w:val="bullet"/>
+      <w:lvlText w:val="o"/>
+      <w:lvlJc w:val="left"/>
+      <w:pPr>
+        <w:ind w:left="4320" w:hanging="360"/>
+      </w:pPr>
+      <w:rPr>
+        <w:rFonts w:ascii="Courier New" w:hAnsi="Courier New" w:cs="Courier New" w:hint="default"/>
+      </w:rPr>
+    </w:lvl>
+    <w:lvl w:ilvl="5" w:tplc="FFFFFFFF" w:tentative="1">
+      <w:start w:val="1"/>
+      <w:numFmt w:val="bullet"/>
+      <w:lvlText w:val=""/>
+      <w:lvlJc w:val="left"/>
+      <w:pPr>
+        <w:ind w:left="5040" w:hanging="360"/>
+      </w:pPr>
+      <w:rPr>
+        <w:rFonts w:ascii="Wingdings" w:hAnsi="Wingdings" w:hint="default"/>
+      </w:rPr>
+    </w:lvl>
+    <w:lvl w:ilvl="6" w:tplc="FFFFFFFF" w:tentative="1">
+      <w:start w:val="1"/>
+      <w:numFmt w:val="bullet"/>
+      <w:lvlText w:val=""/>
+      <w:lvlJc w:val="left"/>
+      <w:pPr>
+        <w:ind w:left="5760" w:hanging="360"/>
+      </w:pPr>
+      <w:rPr>
+        <w:rFonts w:ascii="Symbol" w:hAnsi="Symbol" w:hint="default"/>
+      </w:rPr>
+    </w:lvl>
+    <w:lvl w:ilvl="7" w:tplc="FFFFFFFF" w:tentative="1">
+      <w:start w:val="1"/>
+      <w:numFmt w:val="bullet"/>
+      <w:lvlText w:val="o"/>
+      <w:lvlJc w:val="left"/>
+      <w:pPr>
+        <w:ind w:left="6480" w:hanging="360"/>
+      </w:pPr>
+      <w:rPr>
+        <w:rFonts w:ascii="Courier New" w:hAnsi="Courier New" w:cs="Courier New" w:hint="default"/>
+      </w:rPr>
+    </w:lvl>
+    <w:lvl w:ilvl="8" w:tplc="FFFFFFFF" w:tentative="1">
+      <w:start w:val="1"/>
+      <w:numFmt w:val="bullet"/>
+      <w:lvlText w:val=""/>
+      <w:lvlJc w:val="left"/>
+      <w:pPr>
+        <w:ind w:left="7200" w:hanging="360"/>
+      </w:pPr>
+      <w:rPr>
+        <w:rFonts w:ascii="Wingdings" w:hAnsi="Wingdings" w:hint="default"/>
+      </w:rPr>
+    </w:lvl>
+  </w:abstractNum>
+  <w:abstractNum w:abstractNumId="28" w15:restartNumberingAfterBreak="0">
     <w:nsid w:val="326B7AE7"/>
     <w:multiLevelType w:val="hybridMultilevel"/>
     <w:tmpl w:val="8716BB9C"/>
@@ -12872,7 +16245,7 @@
       </w:rPr>
     </w:lvl>
   </w:abstractNum>
-  <w:abstractNum w:abstractNumId="20" w15:restartNumberingAfterBreak="0">
+  <w:abstractNum w:abstractNumId="29" w15:restartNumberingAfterBreak="0">
     <w:nsid w:val="33E338E8"/>
     <w:multiLevelType w:val="hybridMultilevel"/>
     <w:tmpl w:val="9E56D9D2"/>
@@ -12985,7 +16358,7 @@
       </w:rPr>
     </w:lvl>
   </w:abstractNum>
-  <w:abstractNum w:abstractNumId="21" w15:restartNumberingAfterBreak="0">
+  <w:abstractNum w:abstractNumId="30" w15:restartNumberingAfterBreak="0">
     <w:nsid w:val="396F1F94"/>
     <w:multiLevelType w:val="hybridMultilevel"/>
     <w:tmpl w:val="6D1075FC"/>
@@ -13098,7 +16471,7 @@
       </w:rPr>
     </w:lvl>
   </w:abstractNum>
-  <w:abstractNum w:abstractNumId="22" w15:restartNumberingAfterBreak="0">
+  <w:abstractNum w:abstractNumId="31" w15:restartNumberingAfterBreak="0">
     <w:nsid w:val="3A9F3391"/>
     <w:multiLevelType w:val="hybridMultilevel"/>
     <w:tmpl w:val="E9424992"/>
@@ -13211,7 +16584,233 @@
       </w:rPr>
     </w:lvl>
   </w:abstractNum>
-  <w:abstractNum w:abstractNumId="23" w15:restartNumberingAfterBreak="0">
+  <w:abstractNum w:abstractNumId="32" w15:restartNumberingAfterBreak="0">
+    <w:nsid w:val="3C0718C9"/>
+    <w:multiLevelType w:val="hybridMultilevel"/>
+    <w:tmpl w:val="3F609784"/>
+    <w:lvl w:ilvl="0" w:tplc="40090001">
+      <w:start w:val="1"/>
+      <w:numFmt w:val="bullet"/>
+      <w:lvlText w:val=""/>
+      <w:lvlJc w:val="left"/>
+      <w:pPr>
+        <w:ind w:left="720" w:hanging="360"/>
+      </w:pPr>
+      <w:rPr>
+        <w:rFonts w:ascii="Symbol" w:hAnsi="Symbol" w:hint="default"/>
+      </w:rPr>
+    </w:lvl>
+    <w:lvl w:ilvl="1" w:tplc="40090003" w:tentative="1">
+      <w:start w:val="1"/>
+      <w:numFmt w:val="bullet"/>
+      <w:lvlText w:val="o"/>
+      <w:lvlJc w:val="left"/>
+      <w:pPr>
+        <w:ind w:left="1440" w:hanging="360"/>
+      </w:pPr>
+      <w:rPr>
+        <w:rFonts w:ascii="Courier New" w:hAnsi="Courier New" w:cs="Courier New" w:hint="default"/>
+      </w:rPr>
+    </w:lvl>
+    <w:lvl w:ilvl="2" w:tplc="40090005" w:tentative="1">
+      <w:start w:val="1"/>
+      <w:numFmt w:val="bullet"/>
+      <w:lvlText w:val=""/>
+      <w:lvlJc w:val="left"/>
+      <w:pPr>
+        <w:ind w:left="2160" w:hanging="360"/>
+      </w:pPr>
+      <w:rPr>
+        <w:rFonts w:ascii="Wingdings" w:hAnsi="Wingdings" w:hint="default"/>
+      </w:rPr>
+    </w:lvl>
+    <w:lvl w:ilvl="3" w:tplc="40090001" w:tentative="1">
+      <w:start w:val="1"/>
+      <w:numFmt w:val="bullet"/>
+      <w:lvlText w:val=""/>
+      <w:lvlJc w:val="left"/>
+      <w:pPr>
+        <w:ind w:left="2880" w:hanging="360"/>
+      </w:pPr>
+      <w:rPr>
+        <w:rFonts w:ascii="Symbol" w:hAnsi="Symbol" w:hint="default"/>
+      </w:rPr>
+    </w:lvl>
+    <w:lvl w:ilvl="4" w:tplc="40090003" w:tentative="1">
+      <w:start w:val="1"/>
+      <w:numFmt w:val="bullet"/>
+      <w:lvlText w:val="o"/>
+      <w:lvlJc w:val="left"/>
+      <w:pPr>
+        <w:ind w:left="3600" w:hanging="360"/>
+      </w:pPr>
+      <w:rPr>
+        <w:rFonts w:ascii="Courier New" w:hAnsi="Courier New" w:cs="Courier New" w:hint="default"/>
+      </w:rPr>
+    </w:lvl>
+    <w:lvl w:ilvl="5" w:tplc="40090005" w:tentative="1">
+      <w:start w:val="1"/>
+      <w:numFmt w:val="bullet"/>
+      <w:lvlText w:val=""/>
+      <w:lvlJc w:val="left"/>
+      <w:pPr>
+        <w:ind w:left="4320" w:hanging="360"/>
+      </w:pPr>
+      <w:rPr>
+        <w:rFonts w:ascii="Wingdings" w:hAnsi="Wingdings" w:hint="default"/>
+      </w:rPr>
+    </w:lvl>
+    <w:lvl w:ilvl="6" w:tplc="40090001" w:tentative="1">
+      <w:start w:val="1"/>
+      <w:numFmt w:val="bullet"/>
+      <w:lvlText w:val=""/>
+      <w:lvlJc w:val="left"/>
+      <w:pPr>
+        <w:ind w:left="5040" w:hanging="360"/>
+      </w:pPr>
+      <w:rPr>
+        <w:rFonts w:ascii="Symbol" w:hAnsi="Symbol" w:hint="default"/>
+      </w:rPr>
+    </w:lvl>
+    <w:lvl w:ilvl="7" w:tplc="40090003" w:tentative="1">
+      <w:start w:val="1"/>
+      <w:numFmt w:val="bullet"/>
+      <w:lvlText w:val="o"/>
+      <w:lvlJc w:val="left"/>
+      <w:pPr>
+        <w:ind w:left="5760" w:hanging="360"/>
+      </w:pPr>
+      <w:rPr>
+        <w:rFonts w:ascii="Courier New" w:hAnsi="Courier New" w:cs="Courier New" w:hint="default"/>
+      </w:rPr>
+    </w:lvl>
+    <w:lvl w:ilvl="8" w:tplc="40090005" w:tentative="1">
+      <w:start w:val="1"/>
+      <w:numFmt w:val="bullet"/>
+      <w:lvlText w:val=""/>
+      <w:lvlJc w:val="left"/>
+      <w:pPr>
+        <w:ind w:left="6480" w:hanging="360"/>
+      </w:pPr>
+      <w:rPr>
+        <w:rFonts w:ascii="Wingdings" w:hAnsi="Wingdings" w:hint="default"/>
+      </w:rPr>
+    </w:lvl>
+  </w:abstractNum>
+  <w:abstractNum w:abstractNumId="33" w15:restartNumberingAfterBreak="0">
+    <w:nsid w:val="3DE5356C"/>
+    <w:multiLevelType w:val="hybridMultilevel"/>
+    <w:tmpl w:val="04E05B94"/>
+    <w:lvl w:ilvl="0" w:tplc="40090001">
+      <w:start w:val="1"/>
+      <w:numFmt w:val="bullet"/>
+      <w:lvlText w:val=""/>
+      <w:lvlJc w:val="left"/>
+      <w:pPr>
+        <w:ind w:left="720" w:hanging="360"/>
+      </w:pPr>
+      <w:rPr>
+        <w:rFonts w:ascii="Symbol" w:hAnsi="Symbol" w:hint="default"/>
+      </w:rPr>
+    </w:lvl>
+    <w:lvl w:ilvl="1" w:tplc="40090003" w:tentative="1">
+      <w:start w:val="1"/>
+      <w:numFmt w:val="bullet"/>
+      <w:lvlText w:val="o"/>
+      <w:lvlJc w:val="left"/>
+      <w:pPr>
+        <w:ind w:left="1440" w:hanging="360"/>
+      </w:pPr>
+      <w:rPr>
+        <w:rFonts w:ascii="Courier New" w:hAnsi="Courier New" w:cs="Courier New" w:hint="default"/>
+      </w:rPr>
+    </w:lvl>
+    <w:lvl w:ilvl="2" w:tplc="40090005" w:tentative="1">
+      <w:start w:val="1"/>
+      <w:numFmt w:val="bullet"/>
+      <w:lvlText w:val=""/>
+      <w:lvlJc w:val="left"/>
+      <w:pPr>
+        <w:ind w:left="2160" w:hanging="360"/>
+      </w:pPr>
+      <w:rPr>
+        <w:rFonts w:ascii="Wingdings" w:hAnsi="Wingdings" w:hint="default"/>
+      </w:rPr>
+    </w:lvl>
+    <w:lvl w:ilvl="3" w:tplc="40090001" w:tentative="1">
+      <w:start w:val="1"/>
+      <w:numFmt w:val="bullet"/>
+      <w:lvlText w:val=""/>
+      <w:lvlJc w:val="left"/>
+      <w:pPr>
+        <w:ind w:left="2880" w:hanging="360"/>
+      </w:pPr>
+      <w:rPr>
+        <w:rFonts w:ascii="Symbol" w:hAnsi="Symbol" w:hint="default"/>
+      </w:rPr>
+    </w:lvl>
+    <w:lvl w:ilvl="4" w:tplc="40090003" w:tentative="1">
+      <w:start w:val="1"/>
+      <w:numFmt w:val="bullet"/>
+      <w:lvlText w:val="o"/>
+      <w:lvlJc w:val="left"/>
+      <w:pPr>
+        <w:ind w:left="3600" w:hanging="360"/>
+      </w:pPr>
+      <w:rPr>
+        <w:rFonts w:ascii="Courier New" w:hAnsi="Courier New" w:cs="Courier New" w:hint="default"/>
+      </w:rPr>
+    </w:lvl>
+    <w:lvl w:ilvl="5" w:tplc="40090005" w:tentative="1">
+      <w:start w:val="1"/>
+      <w:numFmt w:val="bullet"/>
+      <w:lvlText w:val=""/>
+      <w:lvlJc w:val="left"/>
+      <w:pPr>
+        <w:ind w:left="4320" w:hanging="360"/>
+      </w:pPr>
+      <w:rPr>
+        <w:rFonts w:ascii="Wingdings" w:hAnsi="Wingdings" w:hint="default"/>
+      </w:rPr>
+    </w:lvl>
+    <w:lvl w:ilvl="6" w:tplc="40090001" w:tentative="1">
+      <w:start w:val="1"/>
+      <w:numFmt w:val="bullet"/>
+      <w:lvlText w:val=""/>
+      <w:lvlJc w:val="left"/>
+      <w:pPr>
+        <w:ind w:left="5040" w:hanging="360"/>
+      </w:pPr>
+      <w:rPr>
+        <w:rFonts w:ascii="Symbol" w:hAnsi="Symbol" w:hint="default"/>
+      </w:rPr>
+    </w:lvl>
+    <w:lvl w:ilvl="7" w:tplc="40090003" w:tentative="1">
+      <w:start w:val="1"/>
+      <w:numFmt w:val="bullet"/>
+      <w:lvlText w:val="o"/>
+      <w:lvlJc w:val="left"/>
+      <w:pPr>
+        <w:ind w:left="5760" w:hanging="360"/>
+      </w:pPr>
+      <w:rPr>
+        <w:rFonts w:ascii="Courier New" w:hAnsi="Courier New" w:cs="Courier New" w:hint="default"/>
+      </w:rPr>
+    </w:lvl>
+    <w:lvl w:ilvl="8" w:tplc="40090005" w:tentative="1">
+      <w:start w:val="1"/>
+      <w:numFmt w:val="bullet"/>
+      <w:lvlText w:val=""/>
+      <w:lvlJc w:val="left"/>
+      <w:pPr>
+        <w:ind w:left="6480" w:hanging="360"/>
+      </w:pPr>
+      <w:rPr>
+        <w:rFonts w:ascii="Wingdings" w:hAnsi="Wingdings" w:hint="default"/>
+      </w:rPr>
+    </w:lvl>
+  </w:abstractNum>
+  <w:abstractNum w:abstractNumId="34" w15:restartNumberingAfterBreak="0">
     <w:nsid w:val="49F92022"/>
     <w:multiLevelType w:val="hybridMultilevel"/>
     <w:tmpl w:val="D27A3EFC"/>
@@ -13324,7 +16923,7 @@
       </w:rPr>
     </w:lvl>
   </w:abstractNum>
-  <w:abstractNum w:abstractNumId="24" w15:restartNumberingAfterBreak="0">
+  <w:abstractNum w:abstractNumId="35" w15:restartNumberingAfterBreak="0">
     <w:nsid w:val="4D1E2BF9"/>
     <w:multiLevelType w:val="hybridMultilevel"/>
     <w:tmpl w:val="7BB40ABE"/>
@@ -13437,7 +17036,7 @@
       </w:rPr>
     </w:lvl>
   </w:abstractNum>
-  <w:abstractNum w:abstractNumId="25" w15:restartNumberingAfterBreak="0">
+  <w:abstractNum w:abstractNumId="36" w15:restartNumberingAfterBreak="0">
     <w:nsid w:val="4D520845"/>
     <w:multiLevelType w:val="hybridMultilevel"/>
     <w:tmpl w:val="23EEEC80"/>
@@ -13526,7 +17125,209 @@
       </w:pPr>
     </w:lvl>
   </w:abstractNum>
-  <w:abstractNum w:abstractNumId="26" w15:restartNumberingAfterBreak="0">
+  <w:abstractNum w:abstractNumId="37" w15:restartNumberingAfterBreak="0">
+    <w:nsid w:val="524F7606"/>
+    <w:multiLevelType w:val="hybridMultilevel"/>
+    <w:tmpl w:val="9D844F92"/>
+    <w:lvl w:ilvl="0" w:tplc="D15EA18A">
+      <w:start w:val="1"/>
+      <w:numFmt w:val="decimal"/>
+      <w:lvlText w:val="%1)"/>
+      <w:lvlJc w:val="left"/>
+      <w:pPr>
+        <w:ind w:left="720" w:hanging="360"/>
+      </w:pPr>
+      <w:rPr>
+        <w:rFonts w:hint="default"/>
+      </w:rPr>
+    </w:lvl>
+    <w:lvl w:ilvl="1" w:tplc="40090019" w:tentative="1">
+      <w:start w:val="1"/>
+      <w:numFmt w:val="lowerLetter"/>
+      <w:lvlText w:val="%2."/>
+      <w:lvlJc w:val="left"/>
+      <w:pPr>
+        <w:ind w:left="1440" w:hanging="360"/>
+      </w:pPr>
+    </w:lvl>
+    <w:lvl w:ilvl="2" w:tplc="4009001B" w:tentative="1">
+      <w:start w:val="1"/>
+      <w:numFmt w:val="lowerRoman"/>
+      <w:lvlText w:val="%3."/>
+      <w:lvlJc w:val="right"/>
+      <w:pPr>
+        <w:ind w:left="2160" w:hanging="180"/>
+      </w:pPr>
+    </w:lvl>
+    <w:lvl w:ilvl="3" w:tplc="4009000F" w:tentative="1">
+      <w:start w:val="1"/>
+      <w:numFmt w:val="decimal"/>
+      <w:lvlText w:val="%4."/>
+      <w:lvlJc w:val="left"/>
+      <w:pPr>
+        <w:ind w:left="2880" w:hanging="360"/>
+      </w:pPr>
+    </w:lvl>
+    <w:lvl w:ilvl="4" w:tplc="40090019" w:tentative="1">
+      <w:start w:val="1"/>
+      <w:numFmt w:val="lowerLetter"/>
+      <w:lvlText w:val="%5."/>
+      <w:lvlJc w:val="left"/>
+      <w:pPr>
+        <w:ind w:left="3600" w:hanging="360"/>
+      </w:pPr>
+    </w:lvl>
+    <w:lvl w:ilvl="5" w:tplc="4009001B" w:tentative="1">
+      <w:start w:val="1"/>
+      <w:numFmt w:val="lowerRoman"/>
+      <w:lvlText w:val="%6."/>
+      <w:lvlJc w:val="right"/>
+      <w:pPr>
+        <w:ind w:left="4320" w:hanging="180"/>
+      </w:pPr>
+    </w:lvl>
+    <w:lvl w:ilvl="6" w:tplc="4009000F" w:tentative="1">
+      <w:start w:val="1"/>
+      <w:numFmt w:val="decimal"/>
+      <w:lvlText w:val="%7."/>
+      <w:lvlJc w:val="left"/>
+      <w:pPr>
+        <w:ind w:left="5040" w:hanging="360"/>
+      </w:pPr>
+    </w:lvl>
+    <w:lvl w:ilvl="7" w:tplc="40090019" w:tentative="1">
+      <w:start w:val="1"/>
+      <w:numFmt w:val="lowerLetter"/>
+      <w:lvlText w:val="%8."/>
+      <w:lvlJc w:val="left"/>
+      <w:pPr>
+        <w:ind w:left="5760" w:hanging="360"/>
+      </w:pPr>
+    </w:lvl>
+    <w:lvl w:ilvl="8" w:tplc="4009001B" w:tentative="1">
+      <w:start w:val="1"/>
+      <w:numFmt w:val="lowerRoman"/>
+      <w:lvlText w:val="%9."/>
+      <w:lvlJc w:val="right"/>
+      <w:pPr>
+        <w:ind w:left="6480" w:hanging="180"/>
+      </w:pPr>
+    </w:lvl>
+  </w:abstractNum>
+  <w:abstractNum w:abstractNumId="38" w15:restartNumberingAfterBreak="0">
+    <w:nsid w:val="52FE1BE5"/>
+    <w:multiLevelType w:val="hybridMultilevel"/>
+    <w:tmpl w:val="CFD48470"/>
+    <w:lvl w:ilvl="0" w:tplc="40090001">
+      <w:start w:val="1"/>
+      <w:numFmt w:val="bullet"/>
+      <w:lvlText w:val=""/>
+      <w:lvlJc w:val="left"/>
+      <w:pPr>
+        <w:ind w:left="720" w:hanging="360"/>
+      </w:pPr>
+      <w:rPr>
+        <w:rFonts w:ascii="Symbol" w:hAnsi="Symbol" w:hint="default"/>
+      </w:rPr>
+    </w:lvl>
+    <w:lvl w:ilvl="1" w:tplc="40090003">
+      <w:start w:val="1"/>
+      <w:numFmt w:val="bullet"/>
+      <w:lvlText w:val="o"/>
+      <w:lvlJc w:val="left"/>
+      <w:pPr>
+        <w:ind w:left="1440" w:hanging="360"/>
+      </w:pPr>
+      <w:rPr>
+        <w:rFonts w:ascii="Courier New" w:hAnsi="Courier New" w:cs="Courier New" w:hint="default"/>
+      </w:rPr>
+    </w:lvl>
+    <w:lvl w:ilvl="2" w:tplc="40090005" w:tentative="1">
+      <w:start w:val="1"/>
+      <w:numFmt w:val="bullet"/>
+      <w:lvlText w:val=""/>
+      <w:lvlJc w:val="left"/>
+      <w:pPr>
+        <w:ind w:left="2160" w:hanging="360"/>
+      </w:pPr>
+      <w:rPr>
+        <w:rFonts w:ascii="Wingdings" w:hAnsi="Wingdings" w:hint="default"/>
+      </w:rPr>
+    </w:lvl>
+    <w:lvl w:ilvl="3" w:tplc="40090001" w:tentative="1">
+      <w:start w:val="1"/>
+      <w:numFmt w:val="bullet"/>
+      <w:lvlText w:val=""/>
+      <w:lvlJc w:val="left"/>
+      <w:pPr>
+        <w:ind w:left="2880" w:hanging="360"/>
+      </w:pPr>
+      <w:rPr>
+        <w:rFonts w:ascii="Symbol" w:hAnsi="Symbol" w:hint="default"/>
+      </w:rPr>
+    </w:lvl>
+    <w:lvl w:ilvl="4" w:tplc="40090003" w:tentative="1">
+      <w:start w:val="1"/>
+      <w:numFmt w:val="bullet"/>
+      <w:lvlText w:val="o"/>
+      <w:lvlJc w:val="left"/>
+      <w:pPr>
+        <w:ind w:left="3600" w:hanging="360"/>
+      </w:pPr>
+      <w:rPr>
+        <w:rFonts w:ascii="Courier New" w:hAnsi="Courier New" w:cs="Courier New" w:hint="default"/>
+      </w:rPr>
+    </w:lvl>
+    <w:lvl w:ilvl="5" w:tplc="40090005" w:tentative="1">
+      <w:start w:val="1"/>
+      <w:numFmt w:val="bullet"/>
+      <w:lvlText w:val=""/>
+      <w:lvlJc w:val="left"/>
+      <w:pPr>
+        <w:ind w:left="4320" w:hanging="360"/>
+      </w:pPr>
+      <w:rPr>
+        <w:rFonts w:ascii="Wingdings" w:hAnsi="Wingdings" w:hint="default"/>
+      </w:rPr>
+    </w:lvl>
+    <w:lvl w:ilvl="6" w:tplc="40090001" w:tentative="1">
+      <w:start w:val="1"/>
+      <w:numFmt w:val="bullet"/>
+      <w:lvlText w:val=""/>
+      <w:lvlJc w:val="left"/>
+      <w:pPr>
+        <w:ind w:left="5040" w:hanging="360"/>
+      </w:pPr>
+      <w:rPr>
+        <w:rFonts w:ascii="Symbol" w:hAnsi="Symbol" w:hint="default"/>
+      </w:rPr>
+    </w:lvl>
+    <w:lvl w:ilvl="7" w:tplc="40090003" w:tentative="1">
+      <w:start w:val="1"/>
+      <w:numFmt w:val="bullet"/>
+      <w:lvlText w:val="o"/>
+      <w:lvlJc w:val="left"/>
+      <w:pPr>
+        <w:ind w:left="5760" w:hanging="360"/>
+      </w:pPr>
+      <w:rPr>
+        <w:rFonts w:ascii="Courier New" w:hAnsi="Courier New" w:cs="Courier New" w:hint="default"/>
+      </w:rPr>
+    </w:lvl>
+    <w:lvl w:ilvl="8" w:tplc="40090005" w:tentative="1">
+      <w:start w:val="1"/>
+      <w:numFmt w:val="bullet"/>
+      <w:lvlText w:val=""/>
+      <w:lvlJc w:val="left"/>
+      <w:pPr>
+        <w:ind w:left="6480" w:hanging="360"/>
+      </w:pPr>
+      <w:rPr>
+        <w:rFonts w:ascii="Wingdings" w:hAnsi="Wingdings" w:hint="default"/>
+      </w:rPr>
+    </w:lvl>
+  </w:abstractNum>
+  <w:abstractNum w:abstractNumId="39" w15:restartNumberingAfterBreak="0">
     <w:nsid w:val="537F6D36"/>
     <w:multiLevelType w:val="hybridMultilevel"/>
     <w:tmpl w:val="0D64EFE2"/>
@@ -13639,7 +17440,120 @@
       </w:rPr>
     </w:lvl>
   </w:abstractNum>
-  <w:abstractNum w:abstractNumId="27" w15:restartNumberingAfterBreak="0">
+  <w:abstractNum w:abstractNumId="40" w15:restartNumberingAfterBreak="0">
+    <w:nsid w:val="53F46DC5"/>
+    <w:multiLevelType w:val="hybridMultilevel"/>
+    <w:tmpl w:val="C4FC9BA2"/>
+    <w:lvl w:ilvl="0" w:tplc="40090001">
+      <w:start w:val="1"/>
+      <w:numFmt w:val="bullet"/>
+      <w:lvlText w:val=""/>
+      <w:lvlJc w:val="left"/>
+      <w:pPr>
+        <w:ind w:left="756" w:hanging="360"/>
+      </w:pPr>
+      <w:rPr>
+        <w:rFonts w:ascii="Symbol" w:hAnsi="Symbol" w:hint="default"/>
+      </w:rPr>
+    </w:lvl>
+    <w:lvl w:ilvl="1" w:tplc="FFFFFFFF" w:tentative="1">
+      <w:start w:val="1"/>
+      <w:numFmt w:val="bullet"/>
+      <w:lvlText w:val="o"/>
+      <w:lvlJc w:val="left"/>
+      <w:pPr>
+        <w:ind w:left="1476" w:hanging="360"/>
+      </w:pPr>
+      <w:rPr>
+        <w:rFonts w:ascii="Courier New" w:hAnsi="Courier New" w:cs="Courier New" w:hint="default"/>
+      </w:rPr>
+    </w:lvl>
+    <w:lvl w:ilvl="2" w:tplc="FFFFFFFF" w:tentative="1">
+      <w:start w:val="1"/>
+      <w:numFmt w:val="bullet"/>
+      <w:lvlText w:val=""/>
+      <w:lvlJc w:val="left"/>
+      <w:pPr>
+        <w:ind w:left="2196" w:hanging="360"/>
+      </w:pPr>
+      <w:rPr>
+        <w:rFonts w:ascii="Wingdings" w:hAnsi="Wingdings" w:hint="default"/>
+      </w:rPr>
+    </w:lvl>
+    <w:lvl w:ilvl="3" w:tplc="FFFFFFFF" w:tentative="1">
+      <w:start w:val="1"/>
+      <w:numFmt w:val="bullet"/>
+      <w:lvlText w:val=""/>
+      <w:lvlJc w:val="left"/>
+      <w:pPr>
+        <w:ind w:left="2916" w:hanging="360"/>
+      </w:pPr>
+      <w:rPr>
+        <w:rFonts w:ascii="Symbol" w:hAnsi="Symbol" w:hint="default"/>
+      </w:rPr>
+    </w:lvl>
+    <w:lvl w:ilvl="4" w:tplc="FFFFFFFF" w:tentative="1">
+      <w:start w:val="1"/>
+      <w:numFmt w:val="bullet"/>
+      <w:lvlText w:val="o"/>
+      <w:lvlJc w:val="left"/>
+      <w:pPr>
+        <w:ind w:left="3636" w:hanging="360"/>
+      </w:pPr>
+      <w:rPr>
+        <w:rFonts w:ascii="Courier New" w:hAnsi="Courier New" w:cs="Courier New" w:hint="default"/>
+      </w:rPr>
+    </w:lvl>
+    <w:lvl w:ilvl="5" w:tplc="FFFFFFFF" w:tentative="1">
+      <w:start w:val="1"/>
+      <w:numFmt w:val="bullet"/>
+      <w:lvlText w:val=""/>
+      <w:lvlJc w:val="left"/>
+      <w:pPr>
+        <w:ind w:left="4356" w:hanging="360"/>
+      </w:pPr>
+      <w:rPr>
+        <w:rFonts w:ascii="Wingdings" w:hAnsi="Wingdings" w:hint="default"/>
+      </w:rPr>
+    </w:lvl>
+    <w:lvl w:ilvl="6" w:tplc="FFFFFFFF" w:tentative="1">
+      <w:start w:val="1"/>
+      <w:numFmt w:val="bullet"/>
+      <w:lvlText w:val=""/>
+      <w:lvlJc w:val="left"/>
+      <w:pPr>
+        <w:ind w:left="5076" w:hanging="360"/>
+      </w:pPr>
+      <w:rPr>
+        <w:rFonts w:ascii="Symbol" w:hAnsi="Symbol" w:hint="default"/>
+      </w:rPr>
+    </w:lvl>
+    <w:lvl w:ilvl="7" w:tplc="FFFFFFFF" w:tentative="1">
+      <w:start w:val="1"/>
+      <w:numFmt w:val="bullet"/>
+      <w:lvlText w:val="o"/>
+      <w:lvlJc w:val="left"/>
+      <w:pPr>
+        <w:ind w:left="5796" w:hanging="360"/>
+      </w:pPr>
+      <w:rPr>
+        <w:rFonts w:ascii="Courier New" w:hAnsi="Courier New" w:cs="Courier New" w:hint="default"/>
+      </w:rPr>
+    </w:lvl>
+    <w:lvl w:ilvl="8" w:tplc="FFFFFFFF" w:tentative="1">
+      <w:start w:val="1"/>
+      <w:numFmt w:val="bullet"/>
+      <w:lvlText w:val=""/>
+      <w:lvlJc w:val="left"/>
+      <w:pPr>
+        <w:ind w:left="6516" w:hanging="360"/>
+      </w:pPr>
+      <w:rPr>
+        <w:rFonts w:ascii="Wingdings" w:hAnsi="Wingdings" w:hint="default"/>
+      </w:rPr>
+    </w:lvl>
+  </w:abstractNum>
+  <w:abstractNum w:abstractNumId="41" w15:restartNumberingAfterBreak="0">
     <w:nsid w:val="568F0691"/>
     <w:multiLevelType w:val="hybridMultilevel"/>
     <w:tmpl w:val="33548AE0"/>
@@ -13728,7 +17642,7 @@
       </w:pPr>
     </w:lvl>
   </w:abstractNum>
-  <w:abstractNum w:abstractNumId="28" w15:restartNumberingAfterBreak="0">
+  <w:abstractNum w:abstractNumId="42" w15:restartNumberingAfterBreak="0">
     <w:nsid w:val="58EF21FA"/>
     <w:multiLevelType w:val="hybridMultilevel"/>
     <w:tmpl w:val="4BD45CD6"/>
@@ -13841,7 +17755,7 @@
       </w:rPr>
     </w:lvl>
   </w:abstractNum>
-  <w:abstractNum w:abstractNumId="29" w15:restartNumberingAfterBreak="0">
+  <w:abstractNum w:abstractNumId="43" w15:restartNumberingAfterBreak="0">
     <w:nsid w:val="59223C76"/>
     <w:multiLevelType w:val="hybridMultilevel"/>
     <w:tmpl w:val="010EF068"/>
@@ -13930,7 +17844,7 @@
       </w:pPr>
     </w:lvl>
   </w:abstractNum>
-  <w:abstractNum w:abstractNumId="30" w15:restartNumberingAfterBreak="0">
+  <w:abstractNum w:abstractNumId="44" w15:restartNumberingAfterBreak="0">
     <w:nsid w:val="597F16FC"/>
     <w:multiLevelType w:val="hybridMultilevel"/>
     <w:tmpl w:val="CF463C62"/>
@@ -14043,7 +17957,7 @@
       </w:rPr>
     </w:lvl>
   </w:abstractNum>
-  <w:abstractNum w:abstractNumId="31" w15:restartNumberingAfterBreak="0">
+  <w:abstractNum w:abstractNumId="45" w15:restartNumberingAfterBreak="0">
     <w:nsid w:val="5E176F67"/>
     <w:multiLevelType w:val="hybridMultilevel"/>
     <w:tmpl w:val="42A054E6"/>
@@ -14156,7 +18070,7 @@
       </w:rPr>
     </w:lvl>
   </w:abstractNum>
-  <w:abstractNum w:abstractNumId="32" w15:restartNumberingAfterBreak="0">
+  <w:abstractNum w:abstractNumId="46" w15:restartNumberingAfterBreak="0">
     <w:nsid w:val="5F5D448C"/>
     <w:multiLevelType w:val="hybridMultilevel"/>
     <w:tmpl w:val="05C4A08A"/>
@@ -14269,7 +18183,7 @@
       </w:rPr>
     </w:lvl>
   </w:abstractNum>
-  <w:abstractNum w:abstractNumId="33" w15:restartNumberingAfterBreak="0">
+  <w:abstractNum w:abstractNumId="47" w15:restartNumberingAfterBreak="0">
     <w:nsid w:val="65D56704"/>
     <w:multiLevelType w:val="hybridMultilevel"/>
     <w:tmpl w:val="94143560"/>
@@ -14382,7 +18296,7 @@
       </w:rPr>
     </w:lvl>
   </w:abstractNum>
-  <w:abstractNum w:abstractNumId="34" w15:restartNumberingAfterBreak="0">
+  <w:abstractNum w:abstractNumId="48" w15:restartNumberingAfterBreak="0">
     <w:nsid w:val="66372782"/>
     <w:multiLevelType w:val="hybridMultilevel"/>
     <w:tmpl w:val="B2CA8EE4"/>
@@ -14495,7 +18409,93 @@
       </w:rPr>
     </w:lvl>
   </w:abstractNum>
-  <w:abstractNum w:abstractNumId="35" w15:restartNumberingAfterBreak="0">
+  <w:abstractNum w:abstractNumId="49" w15:restartNumberingAfterBreak="0">
+    <w:nsid w:val="6A10298A"/>
+    <w:multiLevelType w:val="hybridMultilevel"/>
+    <w:tmpl w:val="C082C9F8"/>
+    <w:lvl w:ilvl="0" w:tplc="4009000F">
+      <w:start w:val="1"/>
+      <w:numFmt w:val="decimal"/>
+      <w:lvlText w:val="%1."/>
+      <w:lvlJc w:val="left"/>
+      <w:pPr>
+        <w:ind w:left="1440" w:hanging="360"/>
+      </w:pPr>
+    </w:lvl>
+    <w:lvl w:ilvl="1" w:tplc="40090019" w:tentative="1">
+      <w:start w:val="1"/>
+      <w:numFmt w:val="lowerLetter"/>
+      <w:lvlText w:val="%2."/>
+      <w:lvlJc w:val="left"/>
+      <w:pPr>
+        <w:ind w:left="2160" w:hanging="360"/>
+      </w:pPr>
+    </w:lvl>
+    <w:lvl w:ilvl="2" w:tplc="4009001B" w:tentative="1">
+      <w:start w:val="1"/>
+      <w:numFmt w:val="lowerRoman"/>
+      <w:lvlText w:val="%3."/>
+      <w:lvlJc w:val="right"/>
+      <w:pPr>
+        <w:ind w:left="2880" w:hanging="180"/>
+      </w:pPr>
+    </w:lvl>
+    <w:lvl w:ilvl="3" w:tplc="4009000F" w:tentative="1">
+      <w:start w:val="1"/>
+      <w:numFmt w:val="decimal"/>
+      <w:lvlText w:val="%4."/>
+      <w:lvlJc w:val="left"/>
+      <w:pPr>
+        <w:ind w:left="3600" w:hanging="360"/>
+      </w:pPr>
+    </w:lvl>
+    <w:lvl w:ilvl="4" w:tplc="40090019" w:tentative="1">
+      <w:start w:val="1"/>
+      <w:numFmt w:val="lowerLetter"/>
+      <w:lvlText w:val="%5."/>
+      <w:lvlJc w:val="left"/>
+      <w:pPr>
+        <w:ind w:left="4320" w:hanging="360"/>
+      </w:pPr>
+    </w:lvl>
+    <w:lvl w:ilvl="5" w:tplc="4009001B" w:tentative="1">
+      <w:start w:val="1"/>
+      <w:numFmt w:val="lowerRoman"/>
+      <w:lvlText w:val="%6."/>
+      <w:lvlJc w:val="right"/>
+      <w:pPr>
+        <w:ind w:left="5040" w:hanging="180"/>
+      </w:pPr>
+    </w:lvl>
+    <w:lvl w:ilvl="6" w:tplc="4009000F" w:tentative="1">
+      <w:start w:val="1"/>
+      <w:numFmt w:val="decimal"/>
+      <w:lvlText w:val="%7."/>
+      <w:lvlJc w:val="left"/>
+      <w:pPr>
+        <w:ind w:left="5760" w:hanging="360"/>
+      </w:pPr>
+    </w:lvl>
+    <w:lvl w:ilvl="7" w:tplc="40090019" w:tentative="1">
+      <w:start w:val="1"/>
+      <w:numFmt w:val="lowerLetter"/>
+      <w:lvlText w:val="%8."/>
+      <w:lvlJc w:val="left"/>
+      <w:pPr>
+        <w:ind w:left="6480" w:hanging="360"/>
+      </w:pPr>
+    </w:lvl>
+    <w:lvl w:ilvl="8" w:tplc="4009001B" w:tentative="1">
+      <w:start w:val="1"/>
+      <w:numFmt w:val="lowerRoman"/>
+      <w:lvlText w:val="%9."/>
+      <w:lvlJc w:val="right"/>
+      <w:pPr>
+        <w:ind w:left="7200" w:hanging="180"/>
+      </w:pPr>
+    </w:lvl>
+  </w:abstractNum>
+  <w:abstractNum w:abstractNumId="50" w15:restartNumberingAfterBreak="0">
     <w:nsid w:val="6AF0597B"/>
     <w:multiLevelType w:val="hybridMultilevel"/>
     <w:tmpl w:val="F8BE3372"/>
@@ -14608,7 +18608,120 @@
       </w:rPr>
     </w:lvl>
   </w:abstractNum>
-  <w:abstractNum w:abstractNumId="36" w15:restartNumberingAfterBreak="0">
+  <w:abstractNum w:abstractNumId="51" w15:restartNumberingAfterBreak="0">
+    <w:nsid w:val="6B072820"/>
+    <w:multiLevelType w:val="hybridMultilevel"/>
+    <w:tmpl w:val="7CAA21C4"/>
+    <w:lvl w:ilvl="0" w:tplc="40090001">
+      <w:start w:val="1"/>
+      <w:numFmt w:val="bullet"/>
+      <w:lvlText w:val=""/>
+      <w:lvlJc w:val="left"/>
+      <w:pPr>
+        <w:ind w:left="720" w:hanging="360"/>
+      </w:pPr>
+      <w:rPr>
+        <w:rFonts w:ascii="Symbol" w:hAnsi="Symbol" w:hint="default"/>
+      </w:rPr>
+    </w:lvl>
+    <w:lvl w:ilvl="1" w:tplc="40090003" w:tentative="1">
+      <w:start w:val="1"/>
+      <w:numFmt w:val="bullet"/>
+      <w:lvlText w:val="o"/>
+      <w:lvlJc w:val="left"/>
+      <w:pPr>
+        <w:ind w:left="1440" w:hanging="360"/>
+      </w:pPr>
+      <w:rPr>
+        <w:rFonts w:ascii="Courier New" w:hAnsi="Courier New" w:cs="Courier New" w:hint="default"/>
+      </w:rPr>
+    </w:lvl>
+    <w:lvl w:ilvl="2" w:tplc="40090005" w:tentative="1">
+      <w:start w:val="1"/>
+      <w:numFmt w:val="bullet"/>
+      <w:lvlText w:val=""/>
+      <w:lvlJc w:val="left"/>
+      <w:pPr>
+        <w:ind w:left="2160" w:hanging="360"/>
+      </w:pPr>
+      <w:rPr>
+        <w:rFonts w:ascii="Wingdings" w:hAnsi="Wingdings" w:hint="default"/>
+      </w:rPr>
+    </w:lvl>
+    <w:lvl w:ilvl="3" w:tplc="40090001" w:tentative="1">
+      <w:start w:val="1"/>
+      <w:numFmt w:val="bullet"/>
+      <w:lvlText w:val=""/>
+      <w:lvlJc w:val="left"/>
+      <w:pPr>
+        <w:ind w:left="2880" w:hanging="360"/>
+      </w:pPr>
+      <w:rPr>
+        <w:rFonts w:ascii="Symbol" w:hAnsi="Symbol" w:hint="default"/>
+      </w:rPr>
+    </w:lvl>
+    <w:lvl w:ilvl="4" w:tplc="40090003" w:tentative="1">
+      <w:start w:val="1"/>
+      <w:numFmt w:val="bullet"/>
+      <w:lvlText w:val="o"/>
+      <w:lvlJc w:val="left"/>
+      <w:pPr>
+        <w:ind w:left="3600" w:hanging="360"/>
+      </w:pPr>
+      <w:rPr>
+        <w:rFonts w:ascii="Courier New" w:hAnsi="Courier New" w:cs="Courier New" w:hint="default"/>
+      </w:rPr>
+    </w:lvl>
+    <w:lvl w:ilvl="5" w:tplc="40090005" w:tentative="1">
+      <w:start w:val="1"/>
+      <w:numFmt w:val="bullet"/>
+      <w:lvlText w:val=""/>
+      <w:lvlJc w:val="left"/>
+      <w:pPr>
+        <w:ind w:left="4320" w:hanging="360"/>
+      </w:pPr>
+      <w:rPr>
+        <w:rFonts w:ascii="Wingdings" w:hAnsi="Wingdings" w:hint="default"/>
+      </w:rPr>
+    </w:lvl>
+    <w:lvl w:ilvl="6" w:tplc="40090001" w:tentative="1">
+      <w:start w:val="1"/>
+      <w:numFmt w:val="bullet"/>
+      <w:lvlText w:val=""/>
+      <w:lvlJc w:val="left"/>
+      <w:pPr>
+        <w:ind w:left="5040" w:hanging="360"/>
+      </w:pPr>
+      <w:rPr>
+        <w:rFonts w:ascii="Symbol" w:hAnsi="Symbol" w:hint="default"/>
+      </w:rPr>
+    </w:lvl>
+    <w:lvl w:ilvl="7" w:tplc="40090003" w:tentative="1">
+      <w:start w:val="1"/>
+      <w:numFmt w:val="bullet"/>
+      <w:lvlText w:val="o"/>
+      <w:lvlJc w:val="left"/>
+      <w:pPr>
+        <w:ind w:left="5760" w:hanging="360"/>
+      </w:pPr>
+      <w:rPr>
+        <w:rFonts w:ascii="Courier New" w:hAnsi="Courier New" w:cs="Courier New" w:hint="default"/>
+      </w:rPr>
+    </w:lvl>
+    <w:lvl w:ilvl="8" w:tplc="40090005" w:tentative="1">
+      <w:start w:val="1"/>
+      <w:numFmt w:val="bullet"/>
+      <w:lvlText w:val=""/>
+      <w:lvlJc w:val="left"/>
+      <w:pPr>
+        <w:ind w:left="6480" w:hanging="360"/>
+      </w:pPr>
+      <w:rPr>
+        <w:rFonts w:ascii="Wingdings" w:hAnsi="Wingdings" w:hint="default"/>
+      </w:rPr>
+    </w:lvl>
+  </w:abstractNum>
+  <w:abstractNum w:abstractNumId="52" w15:restartNumberingAfterBreak="0">
     <w:nsid w:val="6D3B4254"/>
     <w:multiLevelType w:val="hybridMultilevel"/>
     <w:tmpl w:val="E9BC7120"/>
@@ -14720,7 +18833,120 @@
       </w:rPr>
     </w:lvl>
   </w:abstractNum>
-  <w:abstractNum w:abstractNumId="37" w15:restartNumberingAfterBreak="0">
+  <w:abstractNum w:abstractNumId="53" w15:restartNumberingAfterBreak="0">
+    <w:nsid w:val="6EC129A4"/>
+    <w:multiLevelType w:val="hybridMultilevel"/>
+    <w:tmpl w:val="7D7CA05A"/>
+    <w:lvl w:ilvl="0" w:tplc="40090001">
+      <w:start w:val="1"/>
+      <w:numFmt w:val="bullet"/>
+      <w:lvlText w:val=""/>
+      <w:lvlJc w:val="left"/>
+      <w:pPr>
+        <w:ind w:left="720" w:hanging="360"/>
+      </w:pPr>
+      <w:rPr>
+        <w:rFonts w:ascii="Symbol" w:hAnsi="Symbol" w:hint="default"/>
+      </w:rPr>
+    </w:lvl>
+    <w:lvl w:ilvl="1" w:tplc="40090003" w:tentative="1">
+      <w:start w:val="1"/>
+      <w:numFmt w:val="bullet"/>
+      <w:lvlText w:val="o"/>
+      <w:lvlJc w:val="left"/>
+      <w:pPr>
+        <w:ind w:left="1440" w:hanging="360"/>
+      </w:pPr>
+      <w:rPr>
+        <w:rFonts w:ascii="Courier New" w:hAnsi="Courier New" w:cs="Courier New" w:hint="default"/>
+      </w:rPr>
+    </w:lvl>
+    <w:lvl w:ilvl="2" w:tplc="40090005" w:tentative="1">
+      <w:start w:val="1"/>
+      <w:numFmt w:val="bullet"/>
+      <w:lvlText w:val=""/>
+      <w:lvlJc w:val="left"/>
+      <w:pPr>
+        <w:ind w:left="2160" w:hanging="360"/>
+      </w:pPr>
+      <w:rPr>
+        <w:rFonts w:ascii="Wingdings" w:hAnsi="Wingdings" w:hint="default"/>
+      </w:rPr>
+    </w:lvl>
+    <w:lvl w:ilvl="3" w:tplc="40090001" w:tentative="1">
+      <w:start w:val="1"/>
+      <w:numFmt w:val="bullet"/>
+      <w:lvlText w:val=""/>
+      <w:lvlJc w:val="left"/>
+      <w:pPr>
+        <w:ind w:left="2880" w:hanging="360"/>
+      </w:pPr>
+      <w:rPr>
+        <w:rFonts w:ascii="Symbol" w:hAnsi="Symbol" w:hint="default"/>
+      </w:rPr>
+    </w:lvl>
+    <w:lvl w:ilvl="4" w:tplc="40090003" w:tentative="1">
+      <w:start w:val="1"/>
+      <w:numFmt w:val="bullet"/>
+      <w:lvlText w:val="o"/>
+      <w:lvlJc w:val="left"/>
+      <w:pPr>
+        <w:ind w:left="3600" w:hanging="360"/>
+      </w:pPr>
+      <w:rPr>
+        <w:rFonts w:ascii="Courier New" w:hAnsi="Courier New" w:cs="Courier New" w:hint="default"/>
+      </w:rPr>
+    </w:lvl>
+    <w:lvl w:ilvl="5" w:tplc="40090005" w:tentative="1">
+      <w:start w:val="1"/>
+      <w:numFmt w:val="bullet"/>
+      <w:lvlText w:val=""/>
+      <w:lvlJc w:val="left"/>
+      <w:pPr>
+        <w:ind w:left="4320" w:hanging="360"/>
+      </w:pPr>
+      <w:rPr>
+        <w:rFonts w:ascii="Wingdings" w:hAnsi="Wingdings" w:hint="default"/>
+      </w:rPr>
+    </w:lvl>
+    <w:lvl w:ilvl="6" w:tplc="40090001" w:tentative="1">
+      <w:start w:val="1"/>
+      <w:numFmt w:val="bullet"/>
+      <w:lvlText w:val=""/>
+      <w:lvlJc w:val="left"/>
+      <w:pPr>
+        <w:ind w:left="5040" w:hanging="360"/>
+      </w:pPr>
+      <w:rPr>
+        <w:rFonts w:ascii="Symbol" w:hAnsi="Symbol" w:hint="default"/>
+      </w:rPr>
+    </w:lvl>
+    <w:lvl w:ilvl="7" w:tplc="40090003" w:tentative="1">
+      <w:start w:val="1"/>
+      <w:numFmt w:val="bullet"/>
+      <w:lvlText w:val="o"/>
+      <w:lvlJc w:val="left"/>
+      <w:pPr>
+        <w:ind w:left="5760" w:hanging="360"/>
+      </w:pPr>
+      <w:rPr>
+        <w:rFonts w:ascii="Courier New" w:hAnsi="Courier New" w:cs="Courier New" w:hint="default"/>
+      </w:rPr>
+    </w:lvl>
+    <w:lvl w:ilvl="8" w:tplc="40090005" w:tentative="1">
+      <w:start w:val="1"/>
+      <w:numFmt w:val="bullet"/>
+      <w:lvlText w:val=""/>
+      <w:lvlJc w:val="left"/>
+      <w:pPr>
+        <w:ind w:left="6480" w:hanging="360"/>
+      </w:pPr>
+      <w:rPr>
+        <w:rFonts w:ascii="Wingdings" w:hAnsi="Wingdings" w:hint="default"/>
+      </w:rPr>
+    </w:lvl>
+  </w:abstractNum>
+  <w:abstractNum w:abstractNumId="54" w15:restartNumberingAfterBreak="0">
     <w:nsid w:val="702923A4"/>
     <w:multiLevelType w:val="hybridMultilevel"/>
     <w:tmpl w:val="36B0757C"/>
@@ -14809,7 +19035,7 @@
       </w:pPr>
     </w:lvl>
   </w:abstractNum>
-  <w:abstractNum w:abstractNumId="38" w15:restartNumberingAfterBreak="0">
+  <w:abstractNum w:abstractNumId="55" w15:restartNumberingAfterBreak="0">
     <w:nsid w:val="70CD4289"/>
     <w:multiLevelType w:val="hybridMultilevel"/>
     <w:tmpl w:val="648CD5E0"/>
@@ -14922,7 +19148,7 @@
       </w:rPr>
     </w:lvl>
   </w:abstractNum>
-  <w:abstractNum w:abstractNumId="39" w15:restartNumberingAfterBreak="0">
+  <w:abstractNum w:abstractNumId="56" w15:restartNumberingAfterBreak="0">
     <w:nsid w:val="71021C7F"/>
     <w:multiLevelType w:val="hybridMultilevel"/>
     <w:tmpl w:val="34EED86A"/>
@@ -15011,7 +19237,7 @@
       </w:pPr>
     </w:lvl>
   </w:abstractNum>
-  <w:abstractNum w:abstractNumId="40" w15:restartNumberingAfterBreak="0">
+  <w:abstractNum w:abstractNumId="57" w15:restartNumberingAfterBreak="0">
     <w:nsid w:val="71B62BD5"/>
     <w:multiLevelType w:val="hybridMultilevel"/>
     <w:tmpl w:val="70C0E328"/>
@@ -15100,7 +19326,7 @@
       </w:pPr>
     </w:lvl>
   </w:abstractNum>
-  <w:abstractNum w:abstractNumId="41" w15:restartNumberingAfterBreak="0">
+  <w:abstractNum w:abstractNumId="58" w15:restartNumberingAfterBreak="0">
     <w:nsid w:val="724D5485"/>
     <w:multiLevelType w:val="hybridMultilevel"/>
     <w:tmpl w:val="7A80F534"/>
@@ -15213,7 +19439,7 @@
       </w:rPr>
     </w:lvl>
   </w:abstractNum>
-  <w:abstractNum w:abstractNumId="42" w15:restartNumberingAfterBreak="0">
+  <w:abstractNum w:abstractNumId="59" w15:restartNumberingAfterBreak="0">
     <w:nsid w:val="72CB161A"/>
     <w:multiLevelType w:val="hybridMultilevel"/>
     <w:tmpl w:val="14DEEA88"/>
@@ -15326,7 +19552,7 @@
       </w:rPr>
     </w:lvl>
   </w:abstractNum>
-  <w:abstractNum w:abstractNumId="43" w15:restartNumberingAfterBreak="0">
+  <w:abstractNum w:abstractNumId="60" w15:restartNumberingAfterBreak="0">
     <w:nsid w:val="764B6130"/>
     <w:multiLevelType w:val="hybridMultilevel"/>
     <w:tmpl w:val="ECF0660E"/>
@@ -15415,7 +19641,7 @@
       </w:pPr>
     </w:lvl>
   </w:abstractNum>
-  <w:abstractNum w:abstractNumId="44" w15:restartNumberingAfterBreak="0">
+  <w:abstractNum w:abstractNumId="61" w15:restartNumberingAfterBreak="0">
     <w:nsid w:val="77A66430"/>
     <w:multiLevelType w:val="hybridMultilevel"/>
     <w:tmpl w:val="B2E81D04"/>
@@ -15528,7 +19754,120 @@
       </w:rPr>
     </w:lvl>
   </w:abstractNum>
-  <w:abstractNum w:abstractNumId="45" w15:restartNumberingAfterBreak="0">
+  <w:abstractNum w:abstractNumId="62" w15:restartNumberingAfterBreak="0">
+    <w:nsid w:val="787A3D09"/>
+    <w:multiLevelType w:val="hybridMultilevel"/>
+    <w:tmpl w:val="7E56346C"/>
+    <w:lvl w:ilvl="0" w:tplc="40090001">
+      <w:start w:val="1"/>
+      <w:numFmt w:val="bullet"/>
+      <w:lvlText w:val=""/>
+      <w:lvlJc w:val="left"/>
+      <w:pPr>
+        <w:ind w:left="720" w:hanging="360"/>
+      </w:pPr>
+      <w:rPr>
+        <w:rFonts w:ascii="Symbol" w:hAnsi="Symbol" w:hint="default"/>
+      </w:rPr>
+    </w:lvl>
+    <w:lvl w:ilvl="1" w:tplc="40090003" w:tentative="1">
+      <w:start w:val="1"/>
+      <w:numFmt w:val="bullet"/>
+      <w:lvlText w:val="o"/>
+      <w:lvlJc w:val="left"/>
+      <w:pPr>
+        <w:ind w:left="1440" w:hanging="360"/>
+      </w:pPr>
+      <w:rPr>
+        <w:rFonts w:ascii="Courier New" w:hAnsi="Courier New" w:cs="Courier New" w:hint="default"/>
+      </w:rPr>
+    </w:lvl>
+    <w:lvl w:ilvl="2" w:tplc="40090005" w:tentative="1">
+      <w:start w:val="1"/>
+      <w:numFmt w:val="bullet"/>
+      <w:lvlText w:val=""/>
+      <w:lvlJc w:val="left"/>
+      <w:pPr>
+        <w:ind w:left="2160" w:hanging="360"/>
+      </w:pPr>
+      <w:rPr>
+        <w:rFonts w:ascii="Wingdings" w:hAnsi="Wingdings" w:hint="default"/>
+      </w:rPr>
+    </w:lvl>
+    <w:lvl w:ilvl="3" w:tplc="40090001" w:tentative="1">
+      <w:start w:val="1"/>
+      <w:numFmt w:val="bullet"/>
+      <w:lvlText w:val=""/>
+      <w:lvlJc w:val="left"/>
+      <w:pPr>
+        <w:ind w:left="2880" w:hanging="360"/>
+      </w:pPr>
+      <w:rPr>
+        <w:rFonts w:ascii="Symbol" w:hAnsi="Symbol" w:hint="default"/>
+      </w:rPr>
+    </w:lvl>
+    <w:lvl w:ilvl="4" w:tplc="40090003" w:tentative="1">
+      <w:start w:val="1"/>
+      <w:numFmt w:val="bullet"/>
+      <w:lvlText w:val="o"/>
+      <w:lvlJc w:val="left"/>
+      <w:pPr>
+        <w:ind w:left="3600" w:hanging="360"/>
+      </w:pPr>
+      <w:rPr>
+        <w:rFonts w:ascii="Courier New" w:hAnsi="Courier New" w:cs="Courier New" w:hint="default"/>
+      </w:rPr>
+    </w:lvl>
+    <w:lvl w:ilvl="5" w:tplc="40090005" w:tentative="1">
+      <w:start w:val="1"/>
+      <w:numFmt w:val="bullet"/>
+      <w:lvlText w:val=""/>
+      <w:lvlJc w:val="left"/>
+      <w:pPr>
+        <w:ind w:left="4320" w:hanging="360"/>
+      </w:pPr>
+      <w:rPr>
+        <w:rFonts w:ascii="Wingdings" w:hAnsi="Wingdings" w:hint="default"/>
+      </w:rPr>
+    </w:lvl>
+    <w:lvl w:ilvl="6" w:tplc="40090001" w:tentative="1">
+      <w:start w:val="1"/>
+      <w:numFmt w:val="bullet"/>
+      <w:lvlText w:val=""/>
+      <w:lvlJc w:val="left"/>
+      <w:pPr>
+        <w:ind w:left="5040" w:hanging="360"/>
+      </w:pPr>
+      <w:rPr>
+        <w:rFonts w:ascii="Symbol" w:hAnsi="Symbol" w:hint="default"/>
+      </w:rPr>
+    </w:lvl>
+    <w:lvl w:ilvl="7" w:tplc="40090003" w:tentative="1">
+      <w:start w:val="1"/>
+      <w:numFmt w:val="bullet"/>
+      <w:lvlText w:val="o"/>
+      <w:lvlJc w:val="left"/>
+      <w:pPr>
+        <w:ind w:left="5760" w:hanging="360"/>
+      </w:pPr>
+      <w:rPr>
+        <w:rFonts w:ascii="Courier New" w:hAnsi="Courier New" w:cs="Courier New" w:hint="default"/>
+      </w:rPr>
+    </w:lvl>
+    <w:lvl w:ilvl="8" w:tplc="40090005" w:tentative="1">
+      <w:start w:val="1"/>
+      <w:numFmt w:val="bullet"/>
+      <w:lvlText w:val=""/>
+      <w:lvlJc w:val="left"/>
+      <w:pPr>
+        <w:ind w:left="6480" w:hanging="360"/>
+      </w:pPr>
+      <w:rPr>
+        <w:rFonts w:ascii="Wingdings" w:hAnsi="Wingdings" w:hint="default"/>
+      </w:rPr>
+    </w:lvl>
+  </w:abstractNum>
+  <w:abstractNum w:abstractNumId="63" w15:restartNumberingAfterBreak="0">
     <w:nsid w:val="7E957FA4"/>
     <w:multiLevelType w:val="hybridMultilevel"/>
     <w:tmpl w:val="15FCB63A"/>
@@ -15641,7 +19980,7 @@
       </w:rPr>
     </w:lvl>
   </w:abstractNum>
-  <w:abstractNum w:abstractNumId="46" w15:restartNumberingAfterBreak="0">
+  <w:abstractNum w:abstractNumId="64" w15:restartNumberingAfterBreak="0">
     <w:nsid w:val="7F5C4B3A"/>
     <w:multiLevelType w:val="hybridMultilevel"/>
     <w:tmpl w:val="7744D4F8"/>
@@ -15755,145 +20094,199 @@
     </w:lvl>
   </w:abstractNum>
   <w:num w:numId="1" w16cid:durableId="1732729663">
+    <w:abstractNumId w:val="58"/>
+  </w:num>
+  <w:num w:numId="2" w16cid:durableId="708384079">
     <w:abstractNumId w:val="41"/>
   </w:num>
-  <w:num w:numId="2" w16cid:durableId="708384079">
+  <w:num w:numId="3" w16cid:durableId="2136213361">
+    <w:abstractNumId w:val="56"/>
+  </w:num>
+  <w:num w:numId="4" w16cid:durableId="652294673">
+    <w:abstractNumId w:val="1"/>
+  </w:num>
+  <w:num w:numId="5" w16cid:durableId="1631011731">
+    <w:abstractNumId w:val="29"/>
+  </w:num>
+  <w:num w:numId="6" w16cid:durableId="662319635">
+    <w:abstractNumId w:val="25"/>
+  </w:num>
+  <w:num w:numId="7" w16cid:durableId="2023781741">
+    <w:abstractNumId w:val="54"/>
+  </w:num>
+  <w:num w:numId="8" w16cid:durableId="286669336">
+    <w:abstractNumId w:val="60"/>
+  </w:num>
+  <w:num w:numId="9" w16cid:durableId="948123162">
+    <w:abstractNumId w:val="52"/>
+  </w:num>
+  <w:num w:numId="10" w16cid:durableId="1704401274">
+    <w:abstractNumId w:val="43"/>
+  </w:num>
+  <w:num w:numId="11" w16cid:durableId="57364485">
+    <w:abstractNumId w:val="2"/>
+  </w:num>
+  <w:num w:numId="12" w16cid:durableId="1545944786">
+    <w:abstractNumId w:val="21"/>
+  </w:num>
+  <w:num w:numId="13" w16cid:durableId="341250499">
+    <w:abstractNumId w:val="14"/>
+  </w:num>
+  <w:num w:numId="14" w16cid:durableId="726077348">
+    <w:abstractNumId w:val="30"/>
+  </w:num>
+  <w:num w:numId="15" w16cid:durableId="1760130210">
+    <w:abstractNumId w:val="20"/>
+  </w:num>
+  <w:num w:numId="16" w16cid:durableId="464008978">
+    <w:abstractNumId w:val="61"/>
+  </w:num>
+  <w:num w:numId="17" w16cid:durableId="9572328">
+    <w:abstractNumId w:val="55"/>
+  </w:num>
+  <w:num w:numId="18" w16cid:durableId="459538548">
+    <w:abstractNumId w:val="7"/>
+  </w:num>
+  <w:num w:numId="19" w16cid:durableId="1658219486">
+    <w:abstractNumId w:val="59"/>
+  </w:num>
+  <w:num w:numId="20" w16cid:durableId="2002854821">
+    <w:abstractNumId w:val="31"/>
+  </w:num>
+  <w:num w:numId="21" w16cid:durableId="1994793659">
+    <w:abstractNumId w:val="36"/>
+  </w:num>
+  <w:num w:numId="22" w16cid:durableId="2124689745">
+    <w:abstractNumId w:val="26"/>
+  </w:num>
+  <w:num w:numId="23" w16cid:durableId="1381591305">
+    <w:abstractNumId w:val="39"/>
+  </w:num>
+  <w:num w:numId="24" w16cid:durableId="1886137757">
+    <w:abstractNumId w:val="11"/>
+  </w:num>
+  <w:num w:numId="25" w16cid:durableId="1064450380">
+    <w:abstractNumId w:val="45"/>
+  </w:num>
+  <w:num w:numId="26" w16cid:durableId="1388383563">
+    <w:abstractNumId w:val="24"/>
+  </w:num>
+  <w:num w:numId="27" w16cid:durableId="590357934">
+    <w:abstractNumId w:val="57"/>
+  </w:num>
+  <w:num w:numId="28" w16cid:durableId="289752913">
+    <w:abstractNumId w:val="17"/>
+  </w:num>
+  <w:num w:numId="29" w16cid:durableId="1145857968">
+    <w:abstractNumId w:val="47"/>
+  </w:num>
+  <w:num w:numId="30" w16cid:durableId="491408702">
+    <w:abstractNumId w:val="12"/>
+  </w:num>
+  <w:num w:numId="31" w16cid:durableId="817185413">
+    <w:abstractNumId w:val="19"/>
+  </w:num>
+  <w:num w:numId="32" w16cid:durableId="335036610">
+    <w:abstractNumId w:val="3"/>
+  </w:num>
+  <w:num w:numId="33" w16cid:durableId="1161432433">
+    <w:abstractNumId w:val="34"/>
+  </w:num>
+  <w:num w:numId="34" w16cid:durableId="46611334">
+    <w:abstractNumId w:val="28"/>
+  </w:num>
+  <w:num w:numId="35" w16cid:durableId="1457455450">
+    <w:abstractNumId w:val="8"/>
+  </w:num>
+  <w:num w:numId="36" w16cid:durableId="1176766204">
+    <w:abstractNumId w:val="13"/>
+  </w:num>
+  <w:num w:numId="37" w16cid:durableId="1487084932">
+    <w:abstractNumId w:val="4"/>
+  </w:num>
+  <w:num w:numId="38" w16cid:durableId="491069752">
+    <w:abstractNumId w:val="23"/>
+  </w:num>
+  <w:num w:numId="39" w16cid:durableId="1269199121">
+    <w:abstractNumId w:val="46"/>
+  </w:num>
+  <w:num w:numId="40" w16cid:durableId="600380780">
+    <w:abstractNumId w:val="6"/>
+  </w:num>
+  <w:num w:numId="41" w16cid:durableId="2099717394">
+    <w:abstractNumId w:val="50"/>
+  </w:num>
+  <w:num w:numId="42" w16cid:durableId="700742660">
+    <w:abstractNumId w:val="63"/>
+  </w:num>
+  <w:num w:numId="43" w16cid:durableId="110638562">
+    <w:abstractNumId w:val="42"/>
+  </w:num>
+  <w:num w:numId="44" w16cid:durableId="1048410308">
+    <w:abstractNumId w:val="35"/>
+  </w:num>
+  <w:num w:numId="45" w16cid:durableId="1640499927">
+    <w:abstractNumId w:val="64"/>
+  </w:num>
+  <w:num w:numId="46" w16cid:durableId="266811350">
+    <w:abstractNumId w:val="44"/>
+  </w:num>
+  <w:num w:numId="47" w16cid:durableId="1809584855">
+    <w:abstractNumId w:val="48"/>
+  </w:num>
+  <w:num w:numId="48" w16cid:durableId="1469282281">
+    <w:abstractNumId w:val="18"/>
+  </w:num>
+  <w:num w:numId="49" w16cid:durableId="1606183549">
+    <w:abstractNumId w:val="9"/>
+  </w:num>
+  <w:num w:numId="50" w16cid:durableId="1683510547">
     <w:abstractNumId w:val="27"/>
   </w:num>
-  <w:num w:numId="3" w16cid:durableId="2136213361">
-    <w:abstractNumId w:val="39"/>
+  <w:num w:numId="51" w16cid:durableId="860163615">
+    <w:abstractNumId w:val="37"/>
   </w:num>
-  <w:num w:numId="4" w16cid:durableId="652294673">
+  <w:num w:numId="52" w16cid:durableId="2046172729">
+    <w:abstractNumId w:val="10"/>
+  </w:num>
+  <w:num w:numId="53" w16cid:durableId="932906733">
+    <w:abstractNumId w:val="49"/>
+  </w:num>
+  <w:num w:numId="54" w16cid:durableId="1605308693">
+    <w:abstractNumId w:val="62"/>
+  </w:num>
+  <w:num w:numId="55" w16cid:durableId="1394507606">
+    <w:abstractNumId w:val="38"/>
+  </w:num>
+  <w:num w:numId="56" w16cid:durableId="1201747323">
+    <w:abstractNumId w:val="51"/>
+  </w:num>
+  <w:num w:numId="57" w16cid:durableId="1904411979">
+    <w:abstractNumId w:val="22"/>
+  </w:num>
+  <w:num w:numId="58" w16cid:durableId="1512916297">
+    <w:abstractNumId w:val="33"/>
+  </w:num>
+  <w:num w:numId="59" w16cid:durableId="1059472432">
+    <w:abstractNumId w:val="15"/>
+  </w:num>
+  <w:num w:numId="60" w16cid:durableId="1022710876">
+    <w:abstractNumId w:val="5"/>
+  </w:num>
+  <w:num w:numId="61" w16cid:durableId="1715229989">
+    <w:abstractNumId w:val="16"/>
+  </w:num>
+  <w:num w:numId="62" w16cid:durableId="238027101">
+    <w:abstractNumId w:val="53"/>
+  </w:num>
+  <w:num w:numId="63" w16cid:durableId="330528707">
+    <w:abstractNumId w:val="32"/>
+  </w:num>
+  <w:num w:numId="64" w16cid:durableId="957949046">
     <w:abstractNumId w:val="0"/>
   </w:num>
-  <w:num w:numId="5" w16cid:durableId="1631011731">
-    <w:abstractNumId w:val="20"/>
-  </w:num>
-  <w:num w:numId="6" w16cid:durableId="662319635">
-    <w:abstractNumId w:val="17"/>
-  </w:num>
-  <w:num w:numId="7" w16cid:durableId="2023781741">
-    <w:abstractNumId w:val="37"/>
-  </w:num>
-  <w:num w:numId="8" w16cid:durableId="286669336">
-    <w:abstractNumId w:val="43"/>
-  </w:num>
-  <w:num w:numId="9" w16cid:durableId="948123162">
-    <w:abstractNumId w:val="36"/>
-  </w:num>
-  <w:num w:numId="10" w16cid:durableId="1704401274">
-    <w:abstractNumId w:val="29"/>
-  </w:num>
-  <w:num w:numId="11" w16cid:durableId="57364485">
-    <w:abstractNumId w:val="1"/>
-  </w:num>
-  <w:num w:numId="12" w16cid:durableId="1545944786">
-    <w:abstractNumId w:val="14"/>
-  </w:num>
-  <w:num w:numId="13" w16cid:durableId="341250499">
-    <w:abstractNumId w:val="10"/>
-  </w:num>
-  <w:num w:numId="14" w16cid:durableId="726077348">
-    <w:abstractNumId w:val="21"/>
-  </w:num>
-  <w:num w:numId="15" w16cid:durableId="1760130210">
-    <w:abstractNumId w:val="13"/>
-  </w:num>
-  <w:num w:numId="16" w16cid:durableId="464008978">
-    <w:abstractNumId w:val="44"/>
-  </w:num>
-  <w:num w:numId="17" w16cid:durableId="9572328">
-    <w:abstractNumId w:val="38"/>
-  </w:num>
-  <w:num w:numId="18" w16cid:durableId="459538548">
-    <w:abstractNumId w:val="5"/>
-  </w:num>
-  <w:num w:numId="19" w16cid:durableId="1658219486">
-    <w:abstractNumId w:val="42"/>
-  </w:num>
-  <w:num w:numId="20" w16cid:durableId="2002854821">
-    <w:abstractNumId w:val="22"/>
-  </w:num>
-  <w:num w:numId="21" w16cid:durableId="1994793659">
-    <w:abstractNumId w:val="25"/>
-  </w:num>
-  <w:num w:numId="22" w16cid:durableId="2124689745">
-    <w:abstractNumId w:val="18"/>
-  </w:num>
-  <w:num w:numId="23" w16cid:durableId="1381591305">
-    <w:abstractNumId w:val="26"/>
-  </w:num>
-  <w:num w:numId="24" w16cid:durableId="1886137757">
-    <w:abstractNumId w:val="7"/>
-  </w:num>
-  <w:num w:numId="25" w16cid:durableId="1064450380">
-    <w:abstractNumId w:val="31"/>
-  </w:num>
-  <w:num w:numId="26" w16cid:durableId="1388383563">
-    <w:abstractNumId w:val="16"/>
-  </w:num>
-  <w:num w:numId="27" w16cid:durableId="590357934">
+  <w:num w:numId="65" w16cid:durableId="2078432798">
     <w:abstractNumId w:val="40"/>
-  </w:num>
-  <w:num w:numId="28" w16cid:durableId="289752913">
-    <w:abstractNumId w:val="11"/>
-  </w:num>
-  <w:num w:numId="29" w16cid:durableId="1145857968">
-    <w:abstractNumId w:val="33"/>
-  </w:num>
-  <w:num w:numId="30" w16cid:durableId="491408702">
-    <w:abstractNumId w:val="8"/>
-  </w:num>
-  <w:num w:numId="31" w16cid:durableId="817185413">
-    <w:abstractNumId w:val="12"/>
-  </w:num>
-  <w:num w:numId="32" w16cid:durableId="335036610">
-    <w:abstractNumId w:val="2"/>
-  </w:num>
-  <w:num w:numId="33" w16cid:durableId="1161432433">
-    <w:abstractNumId w:val="23"/>
-  </w:num>
-  <w:num w:numId="34" w16cid:durableId="46611334">
-    <w:abstractNumId w:val="19"/>
-  </w:num>
-  <w:num w:numId="35" w16cid:durableId="1457455450">
-    <w:abstractNumId w:val="6"/>
-  </w:num>
-  <w:num w:numId="36" w16cid:durableId="1176766204">
-    <w:abstractNumId w:val="9"/>
-  </w:num>
-  <w:num w:numId="37" w16cid:durableId="1487084932">
-    <w:abstractNumId w:val="3"/>
-  </w:num>
-  <w:num w:numId="38" w16cid:durableId="491069752">
-    <w:abstractNumId w:val="15"/>
-  </w:num>
-  <w:num w:numId="39" w16cid:durableId="1269199121">
-    <w:abstractNumId w:val="32"/>
-  </w:num>
-  <w:num w:numId="40" w16cid:durableId="600380780">
-    <w:abstractNumId w:val="4"/>
-  </w:num>
-  <w:num w:numId="41" w16cid:durableId="2099717394">
-    <w:abstractNumId w:val="35"/>
-  </w:num>
-  <w:num w:numId="42" w16cid:durableId="700742660">
-    <w:abstractNumId w:val="45"/>
-  </w:num>
-  <w:num w:numId="43" w16cid:durableId="110638562">
-    <w:abstractNumId w:val="28"/>
-  </w:num>
-  <w:num w:numId="44" w16cid:durableId="1048410308">
-    <w:abstractNumId w:val="24"/>
-  </w:num>
-  <w:num w:numId="45" w16cid:durableId="1640499927">
-    <w:abstractNumId w:val="46"/>
-  </w:num>
-  <w:num w:numId="46" w16cid:durableId="266811350">
-    <w:abstractNumId w:val="30"/>
-  </w:num>
-  <w:num w:numId="47" w16cid:durableId="1809584855">
-    <w:abstractNumId w:val="34"/>
   </w:num>
 </w:numbering>
 </file>

--- a/frappe_framework/frappe-main-cheet-sheet.docx
+++ b/frappe_framework/frappe-main-cheet-sheet.docx
@@ -192,6 +192,26 @@
           <w:numId w:val="49"/>
         </w:numPr>
       </w:pPr>
+      <w:proofErr w:type="gramStart"/>
+      <w:r>
+        <w:t xml:space="preserve">SSH  -&gt;  </w:t>
+      </w:r>
+      <w:r>
+        <w:t>ssh</w:t>
+      </w:r>
+      <w:proofErr w:type="gramEnd"/>
+      <w:r>
+        <w:t xml:space="preserve"> ifss-admin@192.168.1.33</w:t>
+      </w:r>
+    </w:p>
+    <w:p>
+      <w:pPr>
+        <w:pStyle w:val="ListParagraph"/>
+        <w:numPr>
+          <w:ilvl w:val="0"/>
+          <w:numId w:val="49"/>
+        </w:numPr>
+      </w:pPr>
       <w:r>
         <w:t>Pass -&gt; QPALZM-woskxn-10@37fh</w:t>
       </w:r>
@@ -248,11 +268,36 @@
           <w:numId w:val="50"/>
         </w:numPr>
       </w:pPr>
+      <w:proofErr w:type="gramStart"/>
+      <w:r>
+        <w:t xml:space="preserve">SSH  -&gt;  </w:t>
+      </w:r>
+      <w:r>
+        <w:t>ssh</w:t>
+      </w:r>
+      <w:proofErr w:type="gramEnd"/>
+      <w:r>
+        <w:t xml:space="preserve"> ifss-tryerpnext@192.168.1.38</w:t>
+      </w:r>
+    </w:p>
+    <w:p>
+      <w:pPr>
+        <w:pStyle w:val="ListParagraph"/>
+        <w:numPr>
+          <w:ilvl w:val="0"/>
+          <w:numId w:val="50"/>
+        </w:numPr>
+      </w:pPr>
       <w:r>
         <w:t>Pass -&gt; QPALZM-woskxn-10@37fh</w:t>
       </w:r>
     </w:p>
-    <w:p/>
+    <w:p>
+      <w:pPr>
+        <w:pStyle w:val="ListParagraph"/>
+        <w:ind w:left="1440"/>
+      </w:pPr>
+    </w:p>
     <w:p>
       <w:pPr>
         <w:pStyle w:val="ListParagraph"/>
@@ -262,17 +307,12 @@
         </w:numPr>
       </w:pPr>
       <w:proofErr w:type="spellStart"/>
-      <w:proofErr w:type="gramStart"/>
-      <w:r>
-        <w:t>testFrappe</w:t>
-      </w:r>
-      <w:proofErr w:type="spellEnd"/>
-      <w:r>
-        <w:t xml:space="preserve"> :</w:t>
-      </w:r>
-      <w:proofErr w:type="gramEnd"/>
-      <w:r>
-        <w:t xml:space="preserve"> </w:t>
+      <w:r>
+        <w:t>TestProxmox</w:t>
+      </w:r>
+      <w:proofErr w:type="spellEnd"/>
+      <w:r>
+        <w:t xml:space="preserve">: </w:t>
       </w:r>
     </w:p>
     <w:p>
@@ -284,8 +324,13 @@
         </w:numPr>
       </w:pPr>
       <w:r>
-        <w:t>ID -&gt; test-frappe</w:t>
-      </w:r>
+        <w:t xml:space="preserve">ID -&gt; </w:t>
+      </w:r>
+      <w:proofErr w:type="spellStart"/>
+      <w:r>
+        <w:t>server_testing</w:t>
+      </w:r>
+      <w:proofErr w:type="spellEnd"/>
     </w:p>
     <w:p>
       <w:pPr>
@@ -295,36 +340,30 @@
           <w:numId w:val="50"/>
         </w:numPr>
       </w:pPr>
-      <w:r>
-        <w:t>Pass -&gt; QPALZM-woskxn-10@37fh</w:t>
-      </w:r>
-    </w:p>
-    <w:p>
-      <w:pPr>
-        <w:pStyle w:val="ListParagraph"/>
-        <w:ind w:left="1440"/>
-      </w:pPr>
-    </w:p>
-    <w:p>
-      <w:pPr>
-        <w:pStyle w:val="ListParagraph"/>
-        <w:numPr>
-          <w:ilvl w:val="0"/>
-          <w:numId w:val="48"/>
-        </w:numPr>
-      </w:pPr>
-      <w:proofErr w:type="spellStart"/>
       <w:proofErr w:type="gramStart"/>
       <w:r>
-        <w:t>ollama</w:t>
-      </w:r>
-      <w:proofErr w:type="spellEnd"/>
-      <w:r>
-        <w:t xml:space="preserve"> :</w:t>
+        <w:t xml:space="preserve">SSH  -&gt;  </w:t>
+      </w:r>
+      <w:r>
+        <w:t>ssh</w:t>
       </w:r>
       <w:proofErr w:type="gramEnd"/>
       <w:r>
         <w:t xml:space="preserve"> </w:t>
+      </w:r>
+      <w:proofErr w:type="spellStart"/>
+      <w:r>
+        <w:t>server_testing</w:t>
+      </w:r>
+      <w:proofErr w:type="spellEnd"/>
+      <w:r>
+        <w:t xml:space="preserve"> </w:t>
+      </w:r>
+      <w:r>
+        <w:t>@192</w:t>
+      </w:r>
+      <w:r>
+        <w:t>.168.1.124</w:t>
       </w:r>
     </w:p>
     <w:p>
@@ -336,63 +375,18 @@
         </w:numPr>
       </w:pPr>
       <w:r>
-        <w:t>IP -</w:t>
-      </w:r>
-      <w:proofErr w:type="gramStart"/>
-      <w:r>
-        <w:t>&gt;  192.168.1.97</w:t>
-      </w:r>
-      <w:proofErr w:type="gramEnd"/>
-      <w:r>
-        <w:t>/24</w:t>
-      </w:r>
-    </w:p>
-    <w:p>
-      <w:pPr>
-        <w:pStyle w:val="ListParagraph"/>
-        <w:numPr>
-          <w:ilvl w:val="0"/>
-          <w:numId w:val="50"/>
-        </w:numPr>
-      </w:pPr>
-      <w:r>
-        <w:t>Ssh -&gt; ssh ollama-llm-module@192.168.1.97</w:t>
-      </w:r>
-    </w:p>
-    <w:p>
-      <w:pPr>
-        <w:pStyle w:val="ListParagraph"/>
-        <w:numPr>
-          <w:ilvl w:val="0"/>
-          <w:numId w:val="50"/>
-        </w:numPr>
-      </w:pPr>
-      <w:r>
-        <w:t>Pass -&gt; QPALZM-woskxn-10@37fh</w:t>
-      </w:r>
-    </w:p>
-    <w:p>
-      <w:pPr>
-        <w:pStyle w:val="ListParagraph"/>
-        <w:numPr>
-          <w:ilvl w:val="0"/>
-          <w:numId w:val="50"/>
-        </w:numPr>
-      </w:pPr>
-      <w:proofErr w:type="spellStart"/>
-      <w:r>
-        <w:t>ollama</w:t>
-      </w:r>
-      <w:proofErr w:type="spellEnd"/>
-      <w:r>
-        <w:t xml:space="preserve"> run llama3.3</w:t>
-      </w:r>
-      <w:r>
-        <w:t>:</w:t>
-      </w:r>
-      <w:r>
-        <w:t>70B</w:t>
-      </w:r>
+        <w:t xml:space="preserve">Pass -&gt; </w:t>
+      </w:r>
+      <w:r>
+        <w:t>1234</w:t>
+      </w:r>
+    </w:p>
+    <w:p/>
+    <w:p>
+      <w:pPr>
+        <w:pStyle w:val="ListParagraph"/>
+        <w:ind w:left="1440"/>
+      </w:pPr>
     </w:p>
     <w:p/>
     <w:p>
@@ -681,7 +675,6 @@
           <w:szCs w:val="28"/>
           <w:u w:val="single"/>
         </w:rPr>
-        <w:lastRenderedPageBreak/>
         <w:t xml:space="preserve">** </w:t>
       </w:r>
       <w:r>
@@ -707,6 +700,7 @@
     </w:p>
     <w:p>
       <w:r>
+        <w:lastRenderedPageBreak/>
         <w:t xml:space="preserve">GitHub -&gt; </w:t>
       </w:r>
       <w:hyperlink r:id="rId8" w:history="1">
@@ -1372,15 +1366,15 @@
         <w:spacing w:after="0"/>
       </w:pPr>
       <w:r>
+        <w:t xml:space="preserve">  Remove anonymous users? [Y/n] Y</w:t>
+      </w:r>
+    </w:p>
+    <w:p>
+      <w:pPr>
+        <w:spacing w:after="0"/>
+      </w:pPr>
+      <w:r>
         <w:lastRenderedPageBreak/>
-        <w:t xml:space="preserve">  Remove anonymous users? [Y/n] Y</w:t>
-      </w:r>
-    </w:p>
-    <w:p>
-      <w:pPr>
-        <w:spacing w:after="0"/>
-      </w:pPr>
-      <w:r>
         <w:t xml:space="preserve">   ... Success!</w:t>
       </w:r>
     </w:p>
@@ -2059,7 +2053,6 @@
           <w:sz w:val="28"/>
           <w:szCs w:val="28"/>
         </w:rPr>
-        <w:lastRenderedPageBreak/>
         <w:t xml:space="preserve">STEP 8 </w:t>
       </w:r>
       <w:proofErr w:type="gramStart"/>
@@ -2095,6 +2088,7 @@
         <w:rPr>
           <w:rFonts w:ascii="Courier New" w:hAnsi="Courier New" w:cs="Courier New"/>
         </w:rPr>
+        <w:lastRenderedPageBreak/>
         <w:t>sudo</w:t>
       </w:r>
       <w:proofErr w:type="spellEnd"/>
@@ -10482,19 +10476,8 @@
           <w:szCs w:val="28"/>
         </w:rPr>
         <w:lastRenderedPageBreak/>
-        <w:t xml:space="preserve">By Using Frappe </w:t>
-      </w:r>
-      <w:proofErr w:type="spellStart"/>
-      <w:r>
-        <w:rPr>
-          <w:b/>
-          <w:bCs/>
-          <w:sz w:val="28"/>
-          <w:szCs w:val="28"/>
-        </w:rPr>
-        <w:t>Dopio</w:t>
-      </w:r>
-      <w:proofErr w:type="spellEnd"/>
+        <w:t>By Using Frappe Dopio</w:t>
+      </w:r>
     </w:p>
     <w:p>
       <w:pPr>
@@ -10915,19 +10898,8 @@
           <w:sz w:val="24"/>
           <w:szCs w:val="24"/>
         </w:rPr>
-        <w:t xml:space="preserve">Step 2: Install </w:t>
-      </w:r>
-      <w:proofErr w:type="spellStart"/>
-      <w:r>
-        <w:rPr>
-          <w:b/>
-          <w:bCs/>
-          <w:sz w:val="24"/>
-          <w:szCs w:val="24"/>
-        </w:rPr>
-        <w:t>Certbot</w:t>
-      </w:r>
-      <w:proofErr w:type="spellEnd"/>
+        <w:t>Step 2: Install Certbot</w:t>
+      </w:r>
     </w:p>
     <w:p>
       <w:pPr>

--- a/frappe_framework/frappe-main-cheet-sheet.docx
+++ b/frappe_framework/frappe-main-cheet-sheet.docx
@@ -13,7 +13,6 @@
           <w:u w:val="single"/>
         </w:rPr>
       </w:pPr>
-      <w:proofErr w:type="spellStart"/>
       <w:r>
         <w:rPr>
           <w:b/>
@@ -52,40 +51,7 @@
           <w:szCs w:val="44"/>
           <w:u w:val="single"/>
         </w:rPr>
-        <w:t>s</w:t>
-      </w:r>
-      <w:proofErr w:type="spellEnd"/>
-      <w:r>
-        <w:rPr>
-          <w:b/>
-          <w:bCs/>
-          <w:sz w:val="44"/>
-          <w:szCs w:val="44"/>
-          <w:u w:val="single"/>
-        </w:rPr>
-        <w:t xml:space="preserve"> of </w:t>
-      </w:r>
-      <w:proofErr w:type="spellStart"/>
-      <w:r>
-        <w:rPr>
-          <w:b/>
-          <w:bCs/>
-          <w:sz w:val="44"/>
-          <w:szCs w:val="44"/>
-          <w:u w:val="single"/>
-        </w:rPr>
-        <w:t>ERP_Next</w:t>
-      </w:r>
-      <w:proofErr w:type="spellEnd"/>
-      <w:r>
-        <w:rPr>
-          <w:b/>
-          <w:bCs/>
-          <w:sz w:val="44"/>
-          <w:szCs w:val="44"/>
-          <w:u w:val="single"/>
-        </w:rPr>
-        <w:t xml:space="preserve"> Project</w:t>
+        <w:t>s of ERP_Next Project</w:t>
       </w:r>
     </w:p>
     <w:p>
@@ -131,37 +97,19 @@
           <w:bCs/>
         </w:rPr>
       </w:pPr>
-      <w:proofErr w:type="spellStart"/>
-      <w:r>
-        <w:rPr>
-          <w:b/>
-          <w:bCs/>
-        </w:rPr>
-        <w:t>ERP_</w:t>
-      </w:r>
-      <w:proofErr w:type="gramStart"/>
-      <w:r>
-        <w:rPr>
-          <w:b/>
-          <w:bCs/>
-        </w:rPr>
-        <w:t>Next</w:t>
-      </w:r>
-      <w:proofErr w:type="spellEnd"/>
-      <w:r>
-        <w:rPr>
-          <w:b/>
-          <w:bCs/>
-        </w:rPr>
-        <w:t xml:space="preserve"> :</w:t>
-      </w:r>
-      <w:proofErr w:type="gramEnd"/>
-      <w:r>
-        <w:rPr>
-          <w:b/>
-          <w:bCs/>
-        </w:rPr>
-        <w:t xml:space="preserve"> </w:t>
+      <w:r>
+        <w:rPr>
+          <w:b/>
+          <w:bCs/>
+        </w:rPr>
+        <w:t>ERP_Next</w:t>
+      </w:r>
+      <w:r>
+        <w:rPr>
+          <w:b/>
+          <w:bCs/>
+        </w:rPr>
+        <w:t xml:space="preserve"> : </w:t>
       </w:r>
     </w:p>
     <w:p>
@@ -173,15 +121,7 @@
         </w:numPr>
       </w:pPr>
       <w:r>
-        <w:t xml:space="preserve">ID -&gt; </w:t>
-      </w:r>
-      <w:proofErr w:type="spellStart"/>
-      <w:r>
-        <w:t>ifss</w:t>
-      </w:r>
-      <w:proofErr w:type="spellEnd"/>
-      <w:r>
-        <w:t>-admin</w:t>
+        <w:t>ID -&gt; ifss-admin</w:t>
       </w:r>
     </w:p>
     <w:p>
@@ -192,16 +132,11 @@
           <w:numId w:val="49"/>
         </w:numPr>
       </w:pPr>
-      <w:proofErr w:type="gramStart"/>
       <w:r>
         <w:t xml:space="preserve">SSH  -&gt;  </w:t>
       </w:r>
       <w:r>
-        <w:t>ssh</w:t>
-      </w:r>
-      <w:proofErr w:type="gramEnd"/>
-      <w:r>
-        <w:t xml:space="preserve"> ifss-admin@192.168.1.33</w:t>
+        <w:t>ssh ifss-admin@192.168.1.33</w:t>
       </w:r>
     </w:p>
     <w:p>
@@ -229,18 +164,8 @@
           <w:numId w:val="48"/>
         </w:numPr>
       </w:pPr>
-      <w:proofErr w:type="spellStart"/>
-      <w:proofErr w:type="gramStart"/>
-      <w:r>
-        <w:t>eryErpnext</w:t>
-      </w:r>
-      <w:proofErr w:type="spellEnd"/>
-      <w:r>
-        <w:t xml:space="preserve"> :</w:t>
-      </w:r>
-      <w:proofErr w:type="gramEnd"/>
-      <w:r>
-        <w:t xml:space="preserve"> </w:t>
+      <w:r>
+        <w:t xml:space="preserve">eryErpnext : </w:t>
       </w:r>
     </w:p>
     <w:p>
@@ -252,13 +177,8 @@
         </w:numPr>
       </w:pPr>
       <w:r>
-        <w:t xml:space="preserve">ID -&gt; </w:t>
-      </w:r>
-      <w:proofErr w:type="spellStart"/>
-      <w:r>
-        <w:t>ifss-tryerpnext</w:t>
-      </w:r>
-      <w:proofErr w:type="spellEnd"/>
+        <w:t>ID -&gt; ifss-tryerpnext</w:t>
+      </w:r>
     </w:p>
     <w:p>
       <w:pPr>
@@ -268,16 +188,11 @@
           <w:numId w:val="50"/>
         </w:numPr>
       </w:pPr>
-      <w:proofErr w:type="gramStart"/>
       <w:r>
         <w:t xml:space="preserve">SSH  -&gt;  </w:t>
       </w:r>
       <w:r>
-        <w:t>ssh</w:t>
-      </w:r>
-      <w:proofErr w:type="gramEnd"/>
-      <w:r>
-        <w:t xml:space="preserve"> ifss-tryerpnext@192.168.1.38</w:t>
+        <w:t>ssh ifss-tryerpnext@192.168.1.38</w:t>
       </w:r>
     </w:p>
     <w:p>
@@ -306,13 +221,8 @@
           <w:numId w:val="48"/>
         </w:numPr>
       </w:pPr>
-      <w:proofErr w:type="spellStart"/>
-      <w:r>
-        <w:t>TestProxmox</w:t>
-      </w:r>
-      <w:proofErr w:type="spellEnd"/>
-      <w:r>
-        <w:t xml:space="preserve">: </w:t>
+      <w:r>
+        <w:t xml:space="preserve">TestProxmox: </w:t>
       </w:r>
     </w:p>
     <w:p>
@@ -324,13 +234,8 @@
         </w:numPr>
       </w:pPr>
       <w:r>
-        <w:t xml:space="preserve">ID -&gt; </w:t>
-      </w:r>
-      <w:proofErr w:type="spellStart"/>
-      <w:r>
-        <w:t>server_testing</w:t>
-      </w:r>
-      <w:proofErr w:type="spellEnd"/>
+        <w:t>ID -&gt; server_testing</w:t>
+      </w:r>
     </w:p>
     <w:p>
       <w:pPr>
@@ -340,27 +245,17 @@
           <w:numId w:val="50"/>
         </w:numPr>
       </w:pPr>
-      <w:proofErr w:type="gramStart"/>
       <w:r>
         <w:t xml:space="preserve">SSH  -&gt;  </w:t>
       </w:r>
       <w:r>
-        <w:t>ssh</w:t>
-      </w:r>
-      <w:proofErr w:type="gramEnd"/>
-      <w:r>
-        <w:t xml:space="preserve"> </w:t>
-      </w:r>
-      <w:proofErr w:type="spellStart"/>
+        <w:t xml:space="preserve">ssh </w:t>
+      </w:r>
       <w:r>
         <w:t>server_testing</w:t>
       </w:r>
-      <w:proofErr w:type="spellEnd"/>
-      <w:r>
-        <w:t xml:space="preserve"> </w:t>
-      </w:r>
-      <w:r>
-        <w:t>@192</w:t>
+      <w:r>
+        <w:t xml:space="preserve"> @192</w:t>
       </w:r>
       <w:r>
         <w:t>.168.1.124</w:t>
@@ -375,10 +270,85 @@
         </w:numPr>
       </w:pPr>
       <w:r>
-        <w:t xml:space="preserve">Pass -&gt; </w:t>
-      </w:r>
-      <w:r>
-        <w:t>1234</w:t>
+        <w:t>Pass -&gt; 1234</w:t>
+      </w:r>
+    </w:p>
+    <w:p>
+      <w:pPr>
+        <w:pStyle w:val="ListParagraph"/>
+        <w:ind w:left="1440"/>
+      </w:pPr>
+    </w:p>
+    <w:p>
+      <w:pPr>
+        <w:pStyle w:val="ListParagraph"/>
+        <w:numPr>
+          <w:ilvl w:val="0"/>
+          <w:numId w:val="48"/>
+        </w:numPr>
+      </w:pPr>
+      <w:r>
+        <w:t>llmMicroservices</w:t>
+      </w:r>
+      <w:r>
+        <w:t xml:space="preserve">: </w:t>
+      </w:r>
+    </w:p>
+    <w:p>
+      <w:pPr>
+        <w:pStyle w:val="ListParagraph"/>
+        <w:numPr>
+          <w:ilvl w:val="0"/>
+          <w:numId w:val="50"/>
+        </w:numPr>
+      </w:pPr>
+      <w:r>
+        <w:t xml:space="preserve">ID -&gt; </w:t>
+      </w:r>
+      <w:r>
+        <w:t>llm-microservices</w:t>
+      </w:r>
+    </w:p>
+    <w:p>
+      <w:pPr>
+        <w:pStyle w:val="ListParagraph"/>
+        <w:numPr>
+          <w:ilvl w:val="0"/>
+          <w:numId w:val="50"/>
+        </w:numPr>
+      </w:pPr>
+      <w:r>
+        <w:t xml:space="preserve">SSH  -&gt;  </w:t>
+      </w:r>
+      <w:r>
+        <w:t xml:space="preserve">ssh </w:t>
+      </w:r>
+      <w:r>
+        <w:t>llm-microservices</w:t>
+      </w:r>
+      <w:r>
+        <w:t xml:space="preserve"> </w:t>
+      </w:r>
+      <w:r>
+        <w:t>@192</w:t>
+      </w:r>
+      <w:r>
+        <w:t>.168.1.1</w:t>
+      </w:r>
+      <w:r>
+        <w:t>44</w:t>
+      </w:r>
+    </w:p>
+    <w:p>
+      <w:pPr>
+        <w:pStyle w:val="ListParagraph"/>
+        <w:numPr>
+          <w:ilvl w:val="0"/>
+          <w:numId w:val="50"/>
+        </w:numPr>
+      </w:pPr>
+      <w:r>
+        <w:t>Pass -&gt; 1234</w:t>
       </w:r>
     </w:p>
     <w:p/>
@@ -459,21 +429,7 @@
         <w:rPr>
           <w:rFonts w:ascii="Courier New" w:hAnsi="Courier New" w:cs="Courier New"/>
         </w:rPr>
-        <w:t xml:space="preserve">Sudo apt install </w:t>
-      </w:r>
-      <w:proofErr w:type="spellStart"/>
-      <w:r>
-        <w:rPr>
-          <w:rFonts w:ascii="Courier New" w:hAnsi="Courier New" w:cs="Courier New"/>
-        </w:rPr>
-        <w:t>openssh</w:t>
-      </w:r>
-      <w:proofErr w:type="spellEnd"/>
-      <w:r>
-        <w:rPr>
-          <w:rFonts w:ascii="Courier New" w:hAnsi="Courier New" w:cs="Courier New"/>
-        </w:rPr>
-        <w:t>-server</w:t>
+        <w:t>Sudo apt install openssh-server</w:t>
       </w:r>
     </w:p>
     <w:p>
@@ -491,21 +447,7 @@
         <w:rPr>
           <w:rFonts w:ascii="Courier New" w:hAnsi="Courier New" w:cs="Courier New"/>
         </w:rPr>
-        <w:t xml:space="preserve">Sudo </w:t>
-      </w:r>
-      <w:proofErr w:type="spellStart"/>
-      <w:r>
-        <w:rPr>
-          <w:rFonts w:ascii="Courier New" w:hAnsi="Courier New" w:cs="Courier New"/>
-        </w:rPr>
-        <w:t>systemctl</w:t>
-      </w:r>
-      <w:proofErr w:type="spellEnd"/>
-      <w:r>
-        <w:rPr>
-          <w:rFonts w:ascii="Courier New" w:hAnsi="Courier New" w:cs="Courier New"/>
-        </w:rPr>
-        <w:t xml:space="preserve"> status ssh</w:t>
+        <w:t>Sudo systemctl status ssh</w:t>
       </w:r>
     </w:p>
     <w:p>
@@ -523,21 +465,7 @@
         <w:rPr>
           <w:rFonts w:ascii="Courier New" w:hAnsi="Courier New" w:cs="Courier New"/>
         </w:rPr>
-        <w:t xml:space="preserve">Sudo </w:t>
-      </w:r>
-      <w:proofErr w:type="spellStart"/>
-      <w:r>
-        <w:rPr>
-          <w:rFonts w:ascii="Courier New" w:hAnsi="Courier New" w:cs="Courier New"/>
-        </w:rPr>
-        <w:t>ufw</w:t>
-      </w:r>
-      <w:proofErr w:type="spellEnd"/>
-      <w:r>
-        <w:rPr>
-          <w:rFonts w:ascii="Courier New" w:hAnsi="Courier New" w:cs="Courier New"/>
-        </w:rPr>
-        <w:t xml:space="preserve"> allow ssh</w:t>
+        <w:t>Sudo ufw allow ssh</w:t>
       </w:r>
     </w:p>
     <w:p>
@@ -652,6 +580,7 @@
         <w:rPr>
           <w:rFonts w:ascii="Courier New" w:hAnsi="Courier New" w:cs="Courier New"/>
         </w:rPr>
+        <w:lastRenderedPageBreak/>
         <w:t>Are you sure you want to continue connecting (yes/no/[fingerprint])? yes</w:t>
       </w:r>
     </w:p>
@@ -700,7 +629,6 @@
     </w:p>
     <w:p>
       <w:r>
-        <w:lastRenderedPageBreak/>
         <w:t xml:space="preserve">GitHub -&gt; </w:t>
       </w:r>
       <w:hyperlink r:id="rId8" w:history="1">
@@ -736,128 +664,113 @@
           <w:bCs/>
         </w:rPr>
       </w:pPr>
-      <w:proofErr w:type="spellStart"/>
-      <w:r>
-        <w:rPr>
-          <w:b/>
-          <w:bCs/>
-        </w:rPr>
-        <w:t>Primery</w:t>
-      </w:r>
-      <w:proofErr w:type="spellEnd"/>
-      <w:r>
-        <w:rPr>
-          <w:b/>
-          <w:bCs/>
-        </w:rPr>
-        <w:t xml:space="preserve"> Step -</w:t>
-      </w:r>
-      <w:proofErr w:type="gramStart"/>
-      <w:r>
-        <w:rPr>
-          <w:b/>
-          <w:bCs/>
-        </w:rPr>
-        <w:t xml:space="preserve">&gt;  </w:t>
-      </w:r>
-      <w:proofErr w:type="spellStart"/>
+      <w:r>
+        <w:rPr>
+          <w:b/>
+          <w:bCs/>
+        </w:rPr>
+        <w:t xml:space="preserve">Primery Step -&gt;  </w:t>
+      </w:r>
       <w:r>
         <w:rPr>
           <w:rFonts w:ascii="Courier New" w:hAnsi="Courier New" w:cs="Courier New"/>
         </w:rPr>
-        <w:t>sudo</w:t>
-      </w:r>
-      <w:proofErr w:type="spellEnd"/>
-      <w:proofErr w:type="gramEnd"/>
-      <w:r>
+        <w:t>sudo apt-get update</w:t>
+      </w:r>
+    </w:p>
+    <w:p>
+      <w:pPr>
+        <w:pStyle w:val="ListParagraph"/>
+        <w:rPr>
+          <w:b/>
+          <w:bCs/>
+        </w:rPr>
+      </w:pPr>
+    </w:p>
+    <w:p>
+      <w:pPr>
+        <w:pStyle w:val="ListParagraph"/>
+        <w:rPr>
+          <w:b/>
+          <w:bCs/>
+        </w:rPr>
+      </w:pPr>
+      <w:r>
+        <w:rPr>
+          <w:b/>
+          <w:bCs/>
+        </w:rPr>
+        <w:t>STEP 1:  Install git</w:t>
+      </w:r>
+    </w:p>
+    <w:p>
+      <w:pPr>
+        <w:pStyle w:val="ListParagraph"/>
         <w:rPr>
           <w:rFonts w:ascii="Courier New" w:hAnsi="Courier New" w:cs="Courier New"/>
         </w:rPr>
-        <w:t xml:space="preserve"> apt-get update</w:t>
-      </w:r>
-    </w:p>
-    <w:p>
-      <w:pPr>
-        <w:pStyle w:val="ListParagraph"/>
-        <w:rPr>
-          <w:b/>
-          <w:bCs/>
-        </w:rPr>
-      </w:pPr>
-    </w:p>
-    <w:p>
-      <w:pPr>
-        <w:pStyle w:val="ListParagraph"/>
-        <w:rPr>
-          <w:b/>
-          <w:bCs/>
-        </w:rPr>
-      </w:pPr>
-      <w:r>
-        <w:rPr>
-          <w:b/>
-          <w:bCs/>
-        </w:rPr>
-        <w:t>STEP 1:  Install git</w:t>
-      </w:r>
-    </w:p>
-    <w:p>
-      <w:pPr>
-        <w:pStyle w:val="ListParagraph"/>
+      </w:pPr>
+      <w:r>
         <w:rPr>
           <w:rFonts w:ascii="Courier New" w:hAnsi="Courier New" w:cs="Courier New"/>
         </w:rPr>
-      </w:pPr>
-      <w:proofErr w:type="spellStart"/>
-      <w:r>
+        <w:t>sudo apt-get install git</w:t>
+      </w:r>
+    </w:p>
+    <w:p>
+      <w:pPr>
+        <w:pStyle w:val="ListParagraph"/>
+      </w:pPr>
+    </w:p>
+    <w:p>
+      <w:pPr>
+        <w:pStyle w:val="ListParagraph"/>
+        <w:rPr>
+          <w:b/>
+          <w:bCs/>
+        </w:rPr>
+      </w:pPr>
+      <w:r>
+        <w:rPr>
+          <w:b/>
+          <w:bCs/>
+        </w:rPr>
+        <w:t>STEP 2 : install python-dev</w:t>
+      </w:r>
+    </w:p>
+    <w:p>
+      <w:pPr>
+        <w:pStyle w:val="ListParagraph"/>
         <w:rPr>
           <w:rFonts w:ascii="Courier New" w:hAnsi="Courier New" w:cs="Courier New"/>
         </w:rPr>
-        <w:t>sudo</w:t>
-      </w:r>
-      <w:proofErr w:type="spellEnd"/>
+      </w:pPr>
       <w:r>
         <w:rPr>
           <w:rFonts w:ascii="Courier New" w:hAnsi="Courier New" w:cs="Courier New"/>
         </w:rPr>
-        <w:t xml:space="preserve"> apt-get install git</w:t>
-      </w:r>
-    </w:p>
-    <w:p>
-      <w:pPr>
-        <w:pStyle w:val="ListParagraph"/>
-      </w:pPr>
-    </w:p>
-    <w:p>
-      <w:pPr>
-        <w:pStyle w:val="ListParagraph"/>
-        <w:rPr>
-          <w:b/>
-          <w:bCs/>
-        </w:rPr>
-      </w:pPr>
-      <w:r>
-        <w:rPr>
-          <w:b/>
-          <w:bCs/>
-        </w:rPr>
-        <w:t xml:space="preserve">STEP </w:t>
-      </w:r>
-      <w:proofErr w:type="gramStart"/>
-      <w:r>
-        <w:rPr>
-          <w:b/>
-          <w:bCs/>
-        </w:rPr>
-        <w:t>2 :</w:t>
-      </w:r>
-      <w:proofErr w:type="gramEnd"/>
-      <w:r>
-        <w:rPr>
-          <w:b/>
-          <w:bCs/>
-        </w:rPr>
-        <w:t xml:space="preserve"> install python-dev</w:t>
+        <w:t>sudo apt-get install python3-dev</w:t>
+      </w:r>
+    </w:p>
+    <w:p>
+      <w:pPr>
+        <w:pStyle w:val="ListParagraph"/>
+      </w:pPr>
+    </w:p>
+    <w:p>
+      <w:pPr>
+        <w:pStyle w:val="ListParagraph"/>
+        <w:rPr>
+          <w:b/>
+          <w:bCs/>
+        </w:rPr>
+      </w:pPr>
+      <w:r>
+        <w:rPr>
+          <w:b/>
+          <w:bCs/>
+        </w:rPr>
+        <w:t>STEP 3:  Install setuptools and pip (Python's Package Manager).</w:t>
       </w:r>
     </w:p>
     <w:p>
@@ -867,146 +780,46 @@
           <w:rFonts w:ascii="Courier New" w:hAnsi="Courier New" w:cs="Courier New"/>
         </w:rPr>
       </w:pPr>
-      <w:proofErr w:type="spellStart"/>
       <w:r>
         <w:rPr>
           <w:rFonts w:ascii="Courier New" w:hAnsi="Courier New" w:cs="Courier New"/>
         </w:rPr>
-        <w:t>sudo</w:t>
-      </w:r>
-      <w:proofErr w:type="spellEnd"/>
-      <w:r>
+        <w:t>sudo apt-get install python3-setuptools python3-pip</w:t>
+      </w:r>
+    </w:p>
+    <w:p>
+      <w:pPr>
+        <w:pStyle w:val="ListParagraph"/>
+      </w:pPr>
+    </w:p>
+    <w:p>
+      <w:pPr>
+        <w:pStyle w:val="ListParagraph"/>
+        <w:rPr>
+          <w:b/>
+          <w:bCs/>
+        </w:rPr>
+      </w:pPr>
+      <w:r>
+        <w:rPr>
+          <w:b/>
+          <w:bCs/>
+        </w:rPr>
+        <w:t>STEP 4 : Install virtualenv</w:t>
+      </w:r>
+    </w:p>
+    <w:p>
+      <w:pPr>
+        <w:pStyle w:val="ListParagraph"/>
         <w:rPr>
           <w:rFonts w:ascii="Courier New" w:hAnsi="Courier New" w:cs="Courier New"/>
         </w:rPr>
-        <w:t xml:space="preserve"> apt-get install python3-dev</w:t>
-      </w:r>
-    </w:p>
-    <w:p>
-      <w:pPr>
-        <w:pStyle w:val="ListParagraph"/>
-      </w:pPr>
-    </w:p>
-    <w:p>
-      <w:pPr>
-        <w:pStyle w:val="ListParagraph"/>
-        <w:rPr>
-          <w:b/>
-          <w:bCs/>
-        </w:rPr>
-      </w:pPr>
-      <w:r>
-        <w:rPr>
-          <w:b/>
-          <w:bCs/>
-        </w:rPr>
-        <w:t xml:space="preserve">STEP 3:  Install </w:t>
-      </w:r>
-      <w:proofErr w:type="spellStart"/>
-      <w:r>
-        <w:rPr>
-          <w:b/>
-          <w:bCs/>
-        </w:rPr>
-        <w:t>setuptools</w:t>
-      </w:r>
-      <w:proofErr w:type="spellEnd"/>
-      <w:r>
-        <w:rPr>
-          <w:b/>
-          <w:bCs/>
-        </w:rPr>
-        <w:t xml:space="preserve"> and pip (Python's Package Manager).</w:t>
-      </w:r>
-    </w:p>
-    <w:p>
-      <w:pPr>
-        <w:pStyle w:val="ListParagraph"/>
+      </w:pPr>
+      <w:r>
         <w:rPr>
           <w:rFonts w:ascii="Courier New" w:hAnsi="Courier New" w:cs="Courier New"/>
         </w:rPr>
-      </w:pPr>
-      <w:proofErr w:type="spellStart"/>
-      <w:r>
-        <w:rPr>
-          <w:rFonts w:ascii="Courier New" w:hAnsi="Courier New" w:cs="Courier New"/>
-        </w:rPr>
-        <w:t>sudo</w:t>
-      </w:r>
-      <w:proofErr w:type="spellEnd"/>
-      <w:r>
-        <w:rPr>
-          <w:rFonts w:ascii="Courier New" w:hAnsi="Courier New" w:cs="Courier New"/>
-        </w:rPr>
-        <w:t xml:space="preserve"> apt-get install python3-setuptools python3-pip</w:t>
-      </w:r>
-    </w:p>
-    <w:p>
-      <w:pPr>
-        <w:pStyle w:val="ListParagraph"/>
-      </w:pPr>
-    </w:p>
-    <w:p>
-      <w:pPr>
-        <w:pStyle w:val="ListParagraph"/>
-        <w:rPr>
-          <w:b/>
-          <w:bCs/>
-        </w:rPr>
-      </w:pPr>
-      <w:r>
-        <w:rPr>
-          <w:b/>
-          <w:bCs/>
-        </w:rPr>
-        <w:t xml:space="preserve">STEP </w:t>
-      </w:r>
-      <w:proofErr w:type="gramStart"/>
-      <w:r>
-        <w:rPr>
-          <w:b/>
-          <w:bCs/>
-        </w:rPr>
-        <w:t>4 :</w:t>
-      </w:r>
-      <w:proofErr w:type="gramEnd"/>
-      <w:r>
-        <w:rPr>
-          <w:b/>
-          <w:bCs/>
-        </w:rPr>
-        <w:t xml:space="preserve"> Install </w:t>
-      </w:r>
-      <w:proofErr w:type="spellStart"/>
-      <w:r>
-        <w:rPr>
-          <w:b/>
-          <w:bCs/>
-        </w:rPr>
-        <w:t>virtualenv</w:t>
-      </w:r>
-      <w:proofErr w:type="spellEnd"/>
-    </w:p>
-    <w:p>
-      <w:pPr>
-        <w:pStyle w:val="ListParagraph"/>
-        <w:rPr>
-          <w:rFonts w:ascii="Courier New" w:hAnsi="Courier New" w:cs="Courier New"/>
-        </w:rPr>
-      </w:pPr>
-      <w:proofErr w:type="spellStart"/>
-      <w:r>
-        <w:rPr>
-          <w:rFonts w:ascii="Courier New" w:hAnsi="Courier New" w:cs="Courier New"/>
-        </w:rPr>
-        <w:t>sudo</w:t>
-      </w:r>
-      <w:proofErr w:type="spellEnd"/>
-      <w:r>
-        <w:rPr>
-          <w:rFonts w:ascii="Courier New" w:hAnsi="Courier New" w:cs="Courier New"/>
-        </w:rPr>
-        <w:t xml:space="preserve"> apt install python3.10 python3.10-venv</w:t>
+        <w:t>sudo apt install python3.10 python3.10-venv</w:t>
       </w:r>
     </w:p>
     <w:p>
@@ -1064,19 +877,11 @@
           <w:rFonts w:ascii="Courier New" w:hAnsi="Courier New" w:cs="Courier New"/>
         </w:rPr>
       </w:pPr>
-      <w:proofErr w:type="spellStart"/>
       <w:r>
         <w:rPr>
           <w:rFonts w:ascii="Courier New" w:hAnsi="Courier New" w:cs="Courier New"/>
         </w:rPr>
-        <w:t>sudo</w:t>
-      </w:r>
-      <w:proofErr w:type="spellEnd"/>
-      <w:r>
-        <w:rPr>
-          <w:rFonts w:ascii="Courier New" w:hAnsi="Courier New" w:cs="Courier New"/>
-        </w:rPr>
-        <w:t xml:space="preserve"> apt-get install software-properties-common</w:t>
+        <w:t>sudo apt-get install software-properties-common</w:t>
       </w:r>
     </w:p>
     <w:p>
@@ -1090,33 +895,11 @@
           <w:rFonts w:ascii="Courier New" w:hAnsi="Courier New" w:cs="Courier New"/>
         </w:rPr>
       </w:pPr>
-      <w:proofErr w:type="spellStart"/>
       <w:r>
         <w:rPr>
           <w:rFonts w:ascii="Courier New" w:hAnsi="Courier New" w:cs="Courier New"/>
         </w:rPr>
-        <w:t>sudo</w:t>
-      </w:r>
-      <w:proofErr w:type="spellEnd"/>
-      <w:r>
-        <w:rPr>
-          <w:rFonts w:ascii="Courier New" w:hAnsi="Courier New" w:cs="Courier New"/>
-        </w:rPr>
-        <w:t xml:space="preserve"> apt install </w:t>
-      </w:r>
-      <w:proofErr w:type="spellStart"/>
-      <w:r>
-        <w:rPr>
-          <w:rFonts w:ascii="Courier New" w:hAnsi="Courier New" w:cs="Courier New"/>
-        </w:rPr>
-        <w:t>mariadb</w:t>
-      </w:r>
-      <w:proofErr w:type="spellEnd"/>
-      <w:r>
-        <w:rPr>
-          <w:rFonts w:ascii="Courier New" w:hAnsi="Courier New" w:cs="Courier New"/>
-        </w:rPr>
-        <w:t>-server</w:t>
+        <w:t>sudo apt install mariadb-server</w:t>
       </w:r>
     </w:p>
     <w:p>
@@ -1130,42 +913,12 @@
           <w:rFonts w:ascii="Courier New" w:hAnsi="Courier New" w:cs="Courier New"/>
         </w:rPr>
       </w:pPr>
-      <w:proofErr w:type="spellStart"/>
       <w:r>
         <w:rPr>
           <w:rFonts w:ascii="Courier New" w:hAnsi="Courier New" w:cs="Courier New"/>
         </w:rPr>
-        <w:t>sudo</w:t>
-      </w:r>
-      <w:proofErr w:type="spellEnd"/>
-      <w:r>
-        <w:rPr>
-          <w:rFonts w:ascii="Courier New" w:hAnsi="Courier New" w:cs="Courier New"/>
-        </w:rPr>
-        <w:t xml:space="preserve"> </w:t>
-      </w:r>
-      <w:proofErr w:type="spellStart"/>
-      <w:r>
-        <w:rPr>
-          <w:rFonts w:ascii="Courier New" w:hAnsi="Courier New" w:cs="Courier New"/>
-        </w:rPr>
-        <w:t>systemctl</w:t>
-      </w:r>
-      <w:proofErr w:type="spellEnd"/>
-      <w:r>
-        <w:rPr>
-          <w:rFonts w:ascii="Courier New" w:hAnsi="Courier New" w:cs="Courier New"/>
-        </w:rPr>
-        <w:t xml:space="preserve"> status </w:t>
-      </w:r>
-      <w:proofErr w:type="spellStart"/>
-      <w:r>
-        <w:rPr>
-          <w:rFonts w:ascii="Courier New" w:hAnsi="Courier New" w:cs="Courier New"/>
-        </w:rPr>
-        <w:t>mariadb</w:t>
-      </w:r>
-      <w:proofErr w:type="spellEnd"/>
+        <w:t>sudo systemctl status mariadb</w:t>
+      </w:r>
     </w:p>
     <w:p>
       <w:pPr>
@@ -1175,28 +928,12 @@
           <w:numId w:val="53"/>
         </w:numPr>
       </w:pPr>
-      <w:proofErr w:type="spellStart"/>
       <w:r>
         <w:rPr>
           <w:rFonts w:ascii="Courier New" w:hAnsi="Courier New" w:cs="Courier New"/>
         </w:rPr>
-        <w:t>sudo</w:t>
-      </w:r>
-      <w:proofErr w:type="spellEnd"/>
-      <w:r>
-        <w:rPr>
-          <w:rFonts w:ascii="Courier New" w:hAnsi="Courier New" w:cs="Courier New"/>
-        </w:rPr>
-        <w:t xml:space="preserve"> </w:t>
-      </w:r>
-      <w:proofErr w:type="spellStart"/>
-      <w:r>
-        <w:rPr>
-          <w:rFonts w:ascii="Courier New" w:hAnsi="Courier New" w:cs="Courier New"/>
-        </w:rPr>
-        <w:t>mysql_secure_installation</w:t>
-      </w:r>
-      <w:proofErr w:type="spellEnd"/>
+        <w:t>sudo mysql_secure_installation</w:t>
+      </w:r>
     </w:p>
     <w:p/>
     <w:p/>
@@ -1258,15 +995,7 @@
         <w:spacing w:after="0"/>
       </w:pPr>
       <w:r>
-        <w:t xml:space="preserve">  Switch to </w:t>
-      </w:r>
-      <w:proofErr w:type="spellStart"/>
-      <w:r>
-        <w:t>unix_socket</w:t>
-      </w:r>
-      <w:proofErr w:type="spellEnd"/>
-      <w:r>
-        <w:t xml:space="preserve"> authentication [Y/n] Y</w:t>
+        <w:t xml:space="preserve">  Switch to unix_socket authentication [Y/n] Y</w:t>
       </w:r>
     </w:p>
     <w:p>
@@ -1282,13 +1011,8 @@
         <w:spacing w:after="0"/>
       </w:pPr>
       <w:r>
-        <w:t xml:space="preserve">  Reloading privilege </w:t>
-      </w:r>
-      <w:proofErr w:type="gramStart"/>
-      <w:r>
-        <w:t>tables..</w:t>
-      </w:r>
-      <w:proofErr w:type="gramEnd"/>
+        <w:t xml:space="preserve">  Reloading privilege tables..</w:t>
+      </w:r>
     </w:p>
     <w:p>
       <w:pPr>
@@ -1332,6 +1056,7 @@
         <w:spacing w:after="0"/>
       </w:pPr>
       <w:r>
+        <w:lastRenderedPageBreak/>
         <w:t xml:space="preserve">  Password updated successfully!</w:t>
       </w:r>
     </w:p>
@@ -1340,13 +1065,8 @@
         <w:spacing w:after="0"/>
       </w:pPr>
       <w:r>
-        <w:t xml:space="preserve">  Reloading privilege </w:t>
-      </w:r>
-      <w:proofErr w:type="gramStart"/>
-      <w:r>
-        <w:t>tables..</w:t>
-      </w:r>
-      <w:proofErr w:type="gramEnd"/>
+        <w:t xml:space="preserve">  Reloading privilege tables..</w:t>
+      </w:r>
     </w:p>
     <w:p>
       <w:pPr>
@@ -1374,7 +1094,6 @@
         <w:spacing w:after="0"/>
       </w:pPr>
       <w:r>
-        <w:lastRenderedPageBreak/>
         <w:t xml:space="preserve">   ... Success!</w:t>
       </w:r>
     </w:p>
@@ -1493,33 +1212,11 @@
           <w:rFonts w:ascii="Courier New" w:hAnsi="Courier New" w:cs="Courier New"/>
         </w:rPr>
       </w:pPr>
-      <w:proofErr w:type="spellStart"/>
       <w:r>
         <w:rPr>
           <w:rFonts w:ascii="Courier New" w:hAnsi="Courier New" w:cs="Courier New"/>
         </w:rPr>
-        <w:t>sudo</w:t>
-      </w:r>
-      <w:proofErr w:type="spellEnd"/>
-      <w:r>
-        <w:rPr>
-          <w:rFonts w:ascii="Courier New" w:hAnsi="Courier New" w:cs="Courier New"/>
-        </w:rPr>
-        <w:t xml:space="preserve"> apt-get install </w:t>
-      </w:r>
-      <w:proofErr w:type="spellStart"/>
-      <w:r>
-        <w:rPr>
-          <w:rFonts w:ascii="Courier New" w:hAnsi="Courier New" w:cs="Courier New"/>
-        </w:rPr>
-        <w:t>libmysqlclient</w:t>
-      </w:r>
-      <w:proofErr w:type="spellEnd"/>
-      <w:r>
-        <w:rPr>
-          <w:rFonts w:ascii="Courier New" w:hAnsi="Courier New" w:cs="Courier New"/>
-        </w:rPr>
-        <w:t>-dev</w:t>
+        <w:t>sudo apt-get install libmysqlclient-dev</w:t>
       </w:r>
     </w:p>
     <w:p>
@@ -1547,70 +1244,8 @@
           <w:sz w:val="28"/>
           <w:szCs w:val="28"/>
         </w:rPr>
-        <w:t xml:space="preserve">STEP 7 Edit the </w:t>
-      </w:r>
-      <w:proofErr w:type="spellStart"/>
-      <w:r>
-        <w:rPr>
-          <w:b/>
-          <w:bCs/>
-          <w:sz w:val="28"/>
-          <w:szCs w:val="28"/>
-        </w:rPr>
-        <w:t>mariadb</w:t>
-      </w:r>
-      <w:proofErr w:type="spellEnd"/>
-      <w:r>
-        <w:rPr>
-          <w:b/>
-          <w:bCs/>
-          <w:sz w:val="28"/>
-          <w:szCs w:val="28"/>
-        </w:rPr>
-        <w:t xml:space="preserve"> configuration </w:t>
-      </w:r>
-      <w:proofErr w:type="gramStart"/>
-      <w:r>
-        <w:rPr>
-          <w:b/>
-          <w:bCs/>
-          <w:sz w:val="28"/>
-          <w:szCs w:val="28"/>
-        </w:rPr>
-        <w:t xml:space="preserve">( </w:t>
-      </w:r>
-      <w:proofErr w:type="spellStart"/>
-      <w:r>
-        <w:rPr>
-          <w:b/>
-          <w:bCs/>
-          <w:sz w:val="28"/>
-          <w:szCs w:val="28"/>
-        </w:rPr>
-        <w:t>unicode</w:t>
-      </w:r>
-      <w:proofErr w:type="spellEnd"/>
-      <w:proofErr w:type="gramEnd"/>
-      <w:r>
-        <w:rPr>
-          <w:b/>
-          <w:bCs/>
-          <w:sz w:val="28"/>
-          <w:szCs w:val="28"/>
-        </w:rPr>
-        <w:t xml:space="preserve"> character </w:t>
-      </w:r>
-      <w:proofErr w:type="gramStart"/>
-      <w:r>
-        <w:rPr>
-          <w:b/>
-          <w:bCs/>
-          <w:sz w:val="28"/>
-          <w:szCs w:val="28"/>
-        </w:rPr>
-        <w:t>encoding )</w:t>
-      </w:r>
-      <w:proofErr w:type="gramEnd"/>
+        <w:t>STEP 7 Edit the mariadb configuration ( unicode character encoding )</w:t>
+      </w:r>
     </w:p>
     <w:p>
       <w:pPr>
@@ -1619,47 +1254,11 @@
           <w:rFonts w:ascii="Courier New" w:hAnsi="Courier New" w:cs="Courier New"/>
         </w:rPr>
       </w:pPr>
-      <w:proofErr w:type="spellStart"/>
       <w:r>
         <w:rPr>
           <w:rFonts w:ascii="Courier New" w:hAnsi="Courier New" w:cs="Courier New"/>
         </w:rPr>
-        <w:t>sudo</w:t>
-      </w:r>
-      <w:proofErr w:type="spellEnd"/>
-      <w:r>
-        <w:rPr>
-          <w:rFonts w:ascii="Courier New" w:hAnsi="Courier New" w:cs="Courier New"/>
-        </w:rPr>
-        <w:t xml:space="preserve"> nano /etc/</w:t>
-      </w:r>
-      <w:proofErr w:type="spellStart"/>
-      <w:r>
-        <w:rPr>
-          <w:rFonts w:ascii="Courier New" w:hAnsi="Courier New" w:cs="Courier New"/>
-        </w:rPr>
-        <w:t>mysql</w:t>
-      </w:r>
-      <w:proofErr w:type="spellEnd"/>
-      <w:r>
-        <w:rPr>
-          <w:rFonts w:ascii="Courier New" w:hAnsi="Courier New" w:cs="Courier New"/>
-        </w:rPr>
-        <w:t>/</w:t>
-      </w:r>
-      <w:proofErr w:type="spellStart"/>
-      <w:r>
-        <w:rPr>
-          <w:rFonts w:ascii="Courier New" w:hAnsi="Courier New" w:cs="Courier New"/>
-        </w:rPr>
-        <w:t>mariadb.conf.d</w:t>
-      </w:r>
-      <w:proofErr w:type="spellEnd"/>
-      <w:r>
-        <w:rPr>
-          <w:rFonts w:ascii="Courier New" w:hAnsi="Courier New" w:cs="Courier New"/>
-        </w:rPr>
-        <w:t>/50-server.cnf</w:t>
+        <w:t>sudo nano /etc/mysql/mariadb.conf.d/50-server.cnf</w:t>
       </w:r>
     </w:p>
     <w:p>
@@ -1688,143 +1287,56 @@
         <w:spacing w:after="0"/>
       </w:pPr>
       <w:r>
-        <w:t xml:space="preserve">user = </w:t>
-      </w:r>
-      <w:proofErr w:type="spellStart"/>
-      <w:r>
-        <w:t>mysql</w:t>
-      </w:r>
-      <w:proofErr w:type="spellEnd"/>
+        <w:t>user = mysql</w:t>
+      </w:r>
     </w:p>
     <w:p>
       <w:pPr>
         <w:spacing w:after="0"/>
       </w:pPr>
-      <w:proofErr w:type="spellStart"/>
-      <w:r>
-        <w:t>pid</w:t>
-      </w:r>
-      <w:proofErr w:type="spellEnd"/>
-      <w:r>
-        <w:t>-file = /run/</w:t>
-      </w:r>
-      <w:proofErr w:type="spellStart"/>
-      <w:r>
-        <w:t>mysqld</w:t>
-      </w:r>
-      <w:proofErr w:type="spellEnd"/>
-      <w:r>
-        <w:t>/</w:t>
-      </w:r>
-      <w:proofErr w:type="spellStart"/>
-      <w:r>
-        <w:t>mysqld.pid</w:t>
-      </w:r>
-      <w:proofErr w:type="spellEnd"/>
+      <w:r>
+        <w:t>pid-file = /run/mysqld/mysqld.pid</w:t>
+      </w:r>
     </w:p>
     <w:p>
       <w:pPr>
         <w:spacing w:after="0"/>
       </w:pPr>
       <w:r>
-        <w:t>socket = /run/</w:t>
-      </w:r>
-      <w:proofErr w:type="spellStart"/>
-      <w:r>
-        <w:t>mysqld</w:t>
-      </w:r>
-      <w:proofErr w:type="spellEnd"/>
-      <w:r>
-        <w:t>/</w:t>
-      </w:r>
-      <w:proofErr w:type="spellStart"/>
-      <w:r>
-        <w:t>mysqld.sock</w:t>
-      </w:r>
-      <w:proofErr w:type="spellEnd"/>
+        <w:t>socket = /run/mysqld/mysqld.sock</w:t>
+      </w:r>
     </w:p>
     <w:p>
       <w:pPr>
         <w:spacing w:after="0"/>
       </w:pPr>
-      <w:proofErr w:type="spellStart"/>
-      <w:r>
-        <w:t>basedir</w:t>
-      </w:r>
-      <w:proofErr w:type="spellEnd"/>
-      <w:r>
-        <w:t xml:space="preserve"> = /</w:t>
-      </w:r>
-      <w:proofErr w:type="spellStart"/>
-      <w:r>
-        <w:t>usr</w:t>
-      </w:r>
-      <w:proofErr w:type="spellEnd"/>
+      <w:r>
+        <w:t>basedir = /usr</w:t>
+      </w:r>
     </w:p>
     <w:p>
       <w:pPr>
         <w:spacing w:after="0"/>
       </w:pPr>
-      <w:proofErr w:type="spellStart"/>
-      <w:r>
-        <w:t>datadir</w:t>
-      </w:r>
-      <w:proofErr w:type="spellEnd"/>
-      <w:r>
-        <w:t xml:space="preserve"> = /var/lib/</w:t>
-      </w:r>
-      <w:proofErr w:type="spellStart"/>
-      <w:r>
-        <w:t>mysql</w:t>
-      </w:r>
-      <w:proofErr w:type="spellEnd"/>
+      <w:r>
+        <w:t>datadir = /var/lib/mysql</w:t>
+      </w:r>
     </w:p>
     <w:p>
       <w:pPr>
         <w:spacing w:after="0"/>
       </w:pPr>
-      <w:proofErr w:type="spellStart"/>
-      <w:r>
-        <w:t>tmpdir</w:t>
-      </w:r>
-      <w:proofErr w:type="spellEnd"/>
-      <w:r>
-        <w:t xml:space="preserve"> = /</w:t>
-      </w:r>
-      <w:proofErr w:type="spellStart"/>
-      <w:r>
-        <w:t>tmp</w:t>
-      </w:r>
-      <w:proofErr w:type="spellEnd"/>
+      <w:r>
+        <w:t>tmpdir = /tmp</w:t>
+      </w:r>
     </w:p>
     <w:p>
       <w:pPr>
         <w:spacing w:after="0"/>
       </w:pPr>
       <w:r>
-        <w:t>lc-messages-</w:t>
-      </w:r>
-      <w:proofErr w:type="spellStart"/>
-      <w:r>
-        <w:t>dir</w:t>
-      </w:r>
-      <w:proofErr w:type="spellEnd"/>
-      <w:r>
-        <w:t xml:space="preserve"> = /</w:t>
-      </w:r>
-      <w:proofErr w:type="spellStart"/>
-      <w:r>
-        <w:t>usr</w:t>
-      </w:r>
-      <w:proofErr w:type="spellEnd"/>
-      <w:r>
-        <w:t>/share/</w:t>
-      </w:r>
-      <w:proofErr w:type="spellStart"/>
-      <w:r>
-        <w:t>mysql</w:t>
-      </w:r>
-      <w:proofErr w:type="spellEnd"/>
+        <w:t>lc-messages-dir = /usr/share/mysql</w:t>
+      </w:r>
     </w:p>
     <w:p>
       <w:pPr>
@@ -1838,34 +1350,16 @@
       <w:pPr>
         <w:spacing w:after="0"/>
       </w:pPr>
-      <w:proofErr w:type="spellStart"/>
-      <w:r>
-        <w:t>query_cache_size</w:t>
-      </w:r>
-      <w:proofErr w:type="spellEnd"/>
-      <w:r>
-        <w:t xml:space="preserve"> = 16M</w:t>
+      <w:r>
+        <w:t>query_cache_size = 16M</w:t>
       </w:r>
     </w:p>
     <w:p>
       <w:pPr>
         <w:spacing w:after="0"/>
       </w:pPr>
-      <w:proofErr w:type="spellStart"/>
-      <w:r>
-        <w:t>log_error</w:t>
-      </w:r>
-      <w:proofErr w:type="spellEnd"/>
-      <w:r>
-        <w:t xml:space="preserve"> = /var/log/</w:t>
-      </w:r>
-      <w:proofErr w:type="spellStart"/>
-      <w:r>
-        <w:t>mysql</w:t>
-      </w:r>
-      <w:proofErr w:type="spellEnd"/>
-      <w:r>
-        <w:t>/error.log</w:t>
+      <w:r>
+        <w:t>log_error = /var/log/mysql/error.log</w:t>
       </w:r>
     </w:p>
     <w:p>
@@ -1878,54 +1372,31 @@
         <w:spacing w:after="0"/>
       </w:pPr>
       <w:r>
-        <w:t>[</w:t>
-      </w:r>
-      <w:proofErr w:type="spellStart"/>
-      <w:r>
-        <w:t>mysqld</w:t>
-      </w:r>
-      <w:proofErr w:type="spellEnd"/>
-      <w:r>
-        <w:t>]</w:t>
+        <w:t>[mysqld]</w:t>
       </w:r>
     </w:p>
     <w:p>
       <w:pPr>
         <w:spacing w:after="0"/>
       </w:pPr>
-      <w:proofErr w:type="spellStart"/>
-      <w:r>
-        <w:t>innodb</w:t>
-      </w:r>
-      <w:proofErr w:type="spellEnd"/>
-      <w:r>
-        <w:t>-file-format=barracuda</w:t>
+      <w:r>
+        <w:t>innodb-file-format=barracuda</w:t>
       </w:r>
     </w:p>
     <w:p>
       <w:pPr>
         <w:spacing w:after="0"/>
       </w:pPr>
-      <w:proofErr w:type="spellStart"/>
-      <w:r>
-        <w:t>innodb</w:t>
-      </w:r>
-      <w:proofErr w:type="spellEnd"/>
-      <w:r>
-        <w:t>-file-per-table=1</w:t>
+      <w:r>
+        <w:t>innodb-file-per-table=1</w:t>
       </w:r>
     </w:p>
     <w:p>
       <w:pPr>
         <w:spacing w:after="0"/>
       </w:pPr>
-      <w:proofErr w:type="spellStart"/>
-      <w:r>
-        <w:t>innodb</w:t>
-      </w:r>
-      <w:proofErr w:type="spellEnd"/>
-      <w:r>
-        <w:t>-large-prefix=1</w:t>
+      <w:r>
+        <w:t>innodb-large-prefix=1</w:t>
       </w:r>
     </w:p>
     <w:p>
@@ -1965,15 +1436,7 @@
         <w:spacing w:after="0"/>
       </w:pPr>
       <w:r>
-        <w:t>[</w:t>
-      </w:r>
-      <w:proofErr w:type="spellStart"/>
-      <w:r>
-        <w:t>mysql</w:t>
-      </w:r>
-      <w:proofErr w:type="spellEnd"/>
-      <w:r>
-        <w:t>]</w:t>
+        <w:t>[mysql]</w:t>
       </w:r>
     </w:p>
     <w:p>
@@ -1984,6 +1447,7 @@
         <w:spacing w:after="0"/>
       </w:pPr>
       <w:r>
+        <w:lastRenderedPageBreak/>
         <w:t>default-character-set = utf8mb4</w:t>
       </w:r>
     </w:p>
@@ -2007,33 +1471,11 @@
           <w:rFonts w:ascii="Courier New" w:hAnsi="Courier New" w:cs="Courier New"/>
         </w:rPr>
       </w:pPr>
-      <w:proofErr w:type="spellStart"/>
       <w:r>
         <w:rPr>
           <w:rFonts w:ascii="Courier New" w:hAnsi="Courier New" w:cs="Courier New"/>
         </w:rPr>
-        <w:t>sudo</w:t>
-      </w:r>
-      <w:proofErr w:type="spellEnd"/>
-      <w:r>
-        <w:rPr>
-          <w:rFonts w:ascii="Courier New" w:hAnsi="Courier New" w:cs="Courier New"/>
-        </w:rPr>
-        <w:t xml:space="preserve"> service </w:t>
-      </w:r>
-      <w:proofErr w:type="spellStart"/>
-      <w:r>
-        <w:rPr>
-          <w:rFonts w:ascii="Courier New" w:hAnsi="Courier New" w:cs="Courier New"/>
-        </w:rPr>
-        <w:t>mysql</w:t>
-      </w:r>
-      <w:proofErr w:type="spellEnd"/>
-      <w:r>
-        <w:rPr>
-          <w:rFonts w:ascii="Courier New" w:hAnsi="Courier New" w:cs="Courier New"/>
-        </w:rPr>
-        <w:t xml:space="preserve"> restart</w:t>
+        <w:t>sudo service mysql restart</w:t>
       </w:r>
     </w:p>
     <w:p>
@@ -2053,27 +1495,7 @@
           <w:sz w:val="28"/>
           <w:szCs w:val="28"/>
         </w:rPr>
-        <w:t xml:space="preserve">STEP 8 </w:t>
-      </w:r>
-      <w:proofErr w:type="gramStart"/>
-      <w:r>
-        <w:rPr>
-          <w:b/>
-          <w:bCs/>
-          <w:sz w:val="28"/>
-          <w:szCs w:val="28"/>
-        </w:rPr>
-        <w:t>install</w:t>
-      </w:r>
-      <w:proofErr w:type="gramEnd"/>
-      <w:r>
-        <w:rPr>
-          <w:b/>
-          <w:bCs/>
-          <w:sz w:val="28"/>
-          <w:szCs w:val="28"/>
-        </w:rPr>
-        <w:t xml:space="preserve"> Redis</w:t>
+        <w:t>STEP 8 install Redis</w:t>
       </w:r>
     </w:p>
     <w:p>
@@ -2083,34 +1505,11 @@
           <w:rFonts w:ascii="Courier New" w:hAnsi="Courier New" w:cs="Courier New"/>
         </w:rPr>
       </w:pPr>
-      <w:proofErr w:type="spellStart"/>
       <w:r>
         <w:rPr>
           <w:rFonts w:ascii="Courier New" w:hAnsi="Courier New" w:cs="Courier New"/>
         </w:rPr>
-        <w:lastRenderedPageBreak/>
-        <w:t>sudo</w:t>
-      </w:r>
-      <w:proofErr w:type="spellEnd"/>
-      <w:r>
-        <w:rPr>
-          <w:rFonts w:ascii="Courier New" w:hAnsi="Courier New" w:cs="Courier New"/>
-        </w:rPr>
-        <w:t xml:space="preserve"> apt-get install </w:t>
-      </w:r>
-      <w:proofErr w:type="spellStart"/>
-      <w:r>
-        <w:rPr>
-          <w:rFonts w:ascii="Courier New" w:hAnsi="Courier New" w:cs="Courier New"/>
-        </w:rPr>
-        <w:t>redis</w:t>
-      </w:r>
-      <w:proofErr w:type="spellEnd"/>
-      <w:r>
-        <w:rPr>
-          <w:rFonts w:ascii="Courier New" w:hAnsi="Courier New" w:cs="Courier New"/>
-        </w:rPr>
-        <w:t>-server</w:t>
+        <w:t>sudo apt-get install redis-server</w:t>
       </w:r>
     </w:p>
     <w:p/>
@@ -2148,13 +1547,8 @@
           <w:numId w:val="54"/>
         </w:numPr>
       </w:pPr>
-      <w:proofErr w:type="spellStart"/>
-      <w:r>
-        <w:t>sudo</w:t>
-      </w:r>
-      <w:proofErr w:type="spellEnd"/>
-      <w:r>
-        <w:t xml:space="preserve"> apt install curl </w:t>
+      <w:r>
+        <w:t xml:space="preserve">sudo apt install curl </w:t>
       </w:r>
     </w:p>
     <w:p>
@@ -2178,13 +1572,8 @@
         </w:numPr>
       </w:pPr>
       <w:r>
-        <w:t>source ~</w:t>
-      </w:r>
-      <w:proofErr w:type="gramStart"/>
-      <w:r>
-        <w:t>/.profile</w:t>
-      </w:r>
-      <w:proofErr w:type="gramEnd"/>
+        <w:t>source ~/.profile</w:t>
+      </w:r>
     </w:p>
     <w:p>
       <w:pPr>
@@ -2194,13 +1583,8 @@
           <w:numId w:val="54"/>
         </w:numPr>
       </w:pPr>
-      <w:proofErr w:type="spellStart"/>
-      <w:r>
-        <w:t>nvm</w:t>
-      </w:r>
-      <w:proofErr w:type="spellEnd"/>
-      <w:r>
-        <w:t xml:space="preserve"> install 18</w:t>
+      <w:r>
+        <w:t>nvm install 18</w:t>
       </w:r>
     </w:p>
     <w:p>
@@ -2230,19 +1614,9 @@
           <w:numId w:val="55"/>
         </w:numPr>
       </w:pPr>
-      <w:proofErr w:type="spellStart"/>
-      <w:r>
-        <w:t>sudo</w:t>
-      </w:r>
-      <w:proofErr w:type="spellEnd"/>
-      <w:r>
-        <w:t xml:space="preserve"> apt-get install </w:t>
-      </w:r>
-      <w:proofErr w:type="spellStart"/>
-      <w:r>
-        <w:t>npm</w:t>
-      </w:r>
-      <w:proofErr w:type="spellEnd"/>
+      <w:r>
+        <w:t>sudo apt-get install npm</w:t>
+      </w:r>
     </w:p>
     <w:p>
       <w:pPr>
@@ -2252,21 +1626,8 @@
           <w:numId w:val="55"/>
         </w:numPr>
       </w:pPr>
-      <w:proofErr w:type="spellStart"/>
-      <w:r>
-        <w:t>sudo</w:t>
-      </w:r>
-      <w:proofErr w:type="spellEnd"/>
-      <w:r>
-        <w:t xml:space="preserve"> </w:t>
-      </w:r>
-      <w:proofErr w:type="spellStart"/>
-      <w:r>
-        <w:t>npm</w:t>
-      </w:r>
-      <w:proofErr w:type="spellEnd"/>
-      <w:r>
-        <w:t xml:space="preserve"> install -g yarn</w:t>
+      <w:r>
+        <w:t>sudo npm install -g yarn</w:t>
       </w:r>
     </w:p>
     <w:p>
@@ -2285,19 +1646,8 @@
           <w:sz w:val="28"/>
           <w:szCs w:val="28"/>
         </w:rPr>
-        <w:t xml:space="preserve">STEP 11 install </w:t>
-      </w:r>
-      <w:proofErr w:type="spellStart"/>
-      <w:r>
-        <w:rPr>
-          <w:b/>
-          <w:bCs/>
-          <w:sz w:val="28"/>
-          <w:szCs w:val="28"/>
-        </w:rPr>
-        <w:t>wkhtmltopdf</w:t>
-      </w:r>
-      <w:proofErr w:type="spellEnd"/>
+        <w:t>STEP 11 install wkhtmltopdf</w:t>
+      </w:r>
     </w:p>
     <w:p>
       <w:pPr>
@@ -2307,35 +1657,9 @@
           <w:numId w:val="56"/>
         </w:numPr>
       </w:pPr>
-      <w:proofErr w:type="spellStart"/>
-      <w:r>
-        <w:t>sudo</w:t>
-      </w:r>
-      <w:proofErr w:type="spellEnd"/>
-      <w:r>
-        <w:t xml:space="preserve"> apt-get install </w:t>
-      </w:r>
-      <w:proofErr w:type="spellStart"/>
-      <w:r>
-        <w:t>xvfb</w:t>
-      </w:r>
-      <w:proofErr w:type="spellEnd"/>
-      <w:r>
-        <w:t xml:space="preserve"> </w:t>
-      </w:r>
-      <w:proofErr w:type="spellStart"/>
-      <w:r>
-        <w:t>libfontconfig</w:t>
-      </w:r>
-      <w:proofErr w:type="spellEnd"/>
-      <w:r>
-        <w:t xml:space="preserve"> </w:t>
-      </w:r>
-      <w:proofErr w:type="spellStart"/>
-      <w:r>
-        <w:t>wkhtmltopdf</w:t>
-      </w:r>
-      <w:proofErr w:type="spellEnd"/>
+      <w:r>
+        <w:t>sudo apt-get install xvfb libfontconfig wkhtmltopdf</w:t>
+      </w:r>
     </w:p>
     <w:p>
       <w:pPr>
@@ -2364,13 +1688,8 @@
           <w:numId w:val="56"/>
         </w:numPr>
       </w:pPr>
-      <w:proofErr w:type="spellStart"/>
-      <w:r>
-        <w:t>sudo</w:t>
-      </w:r>
-      <w:proofErr w:type="spellEnd"/>
-      <w:r>
-        <w:t xml:space="preserve"> -H pip3 install frappe-bench --break-system-packages</w:t>
+      <w:r>
+        <w:t>sudo -H pip3 install frappe-bench --break-system-packages</w:t>
       </w:r>
     </w:p>
     <w:p>
@@ -2412,19 +1731,9 @@
           <w:numId w:val="57"/>
         </w:numPr>
       </w:pPr>
-      <w:proofErr w:type="spellStart"/>
-      <w:r>
-        <w:t>sudo</w:t>
-      </w:r>
-      <w:proofErr w:type="spellEnd"/>
-      <w:r>
-        <w:t xml:space="preserve"> apt-get install </w:t>
-      </w:r>
-      <w:proofErr w:type="spellStart"/>
-      <w:r>
-        <w:t>npm</w:t>
-      </w:r>
-      <w:proofErr w:type="spellEnd"/>
+      <w:r>
+        <w:t>sudo apt-get install npm</w:t>
+      </w:r>
     </w:p>
     <w:p>
       <w:pPr>
@@ -2434,21 +1743,8 @@
           <w:numId w:val="57"/>
         </w:numPr>
       </w:pPr>
-      <w:proofErr w:type="spellStart"/>
-      <w:r>
-        <w:t>sudo</w:t>
-      </w:r>
-      <w:proofErr w:type="spellEnd"/>
-      <w:r>
-        <w:t xml:space="preserve"> </w:t>
-      </w:r>
-      <w:proofErr w:type="spellStart"/>
-      <w:r>
-        <w:t>npm</w:t>
-      </w:r>
-      <w:proofErr w:type="spellEnd"/>
-      <w:r>
-        <w:t xml:space="preserve"> install -g yarn</w:t>
+      <w:r>
+        <w:t>sudo npm install -g yarn</w:t>
       </w:r>
     </w:p>
     <w:p>
@@ -2467,19 +1763,8 @@
           <w:sz w:val="28"/>
           <w:szCs w:val="28"/>
         </w:rPr>
-        <w:t xml:space="preserve">STEP 11 install </w:t>
-      </w:r>
-      <w:proofErr w:type="spellStart"/>
-      <w:r>
-        <w:rPr>
-          <w:b/>
-          <w:bCs/>
-          <w:sz w:val="28"/>
-          <w:szCs w:val="28"/>
-        </w:rPr>
-        <w:t>wkhtmltopdf</w:t>
-      </w:r>
-      <w:proofErr w:type="spellEnd"/>
+        <w:t>STEP 11 install wkhtmltopdf</w:t>
+      </w:r>
     </w:p>
     <w:p>
       <w:pPr>
@@ -2489,35 +1774,9 @@
           <w:numId w:val="58"/>
         </w:numPr>
       </w:pPr>
-      <w:proofErr w:type="spellStart"/>
-      <w:r>
-        <w:t>sudo</w:t>
-      </w:r>
-      <w:proofErr w:type="spellEnd"/>
-      <w:r>
-        <w:t xml:space="preserve"> apt-get install </w:t>
-      </w:r>
-      <w:proofErr w:type="spellStart"/>
-      <w:r>
-        <w:t>xvfb</w:t>
-      </w:r>
-      <w:proofErr w:type="spellEnd"/>
-      <w:r>
-        <w:t xml:space="preserve"> </w:t>
-      </w:r>
-      <w:proofErr w:type="spellStart"/>
-      <w:r>
-        <w:t>libfontconfig</w:t>
-      </w:r>
-      <w:proofErr w:type="spellEnd"/>
-      <w:r>
-        <w:t xml:space="preserve"> </w:t>
-      </w:r>
-      <w:proofErr w:type="spellStart"/>
-      <w:r>
-        <w:t>wkhtmltopdf</w:t>
-      </w:r>
-      <w:proofErr w:type="spellEnd"/>
+      <w:r>
+        <w:t>sudo apt-get install xvfb libfontconfig wkhtmltopdf</w:t>
+      </w:r>
     </w:p>
     <w:p>
       <w:pPr>
@@ -2546,13 +1805,8 @@
           <w:numId w:val="58"/>
         </w:numPr>
       </w:pPr>
-      <w:proofErr w:type="spellStart"/>
-      <w:r>
-        <w:t>sudo</w:t>
-      </w:r>
-      <w:proofErr w:type="spellEnd"/>
-      <w:r>
-        <w:t xml:space="preserve"> -H pip3 install frappe-bench --break-system-packages</w:t>
+      <w:r>
+        <w:t>sudo -H pip3 install frappe-bench --break-system-packages</w:t>
       </w:r>
     </w:p>
     <w:p>
@@ -2583,27 +1837,7 @@
           <w:sz w:val="28"/>
           <w:szCs w:val="28"/>
         </w:rPr>
-        <w:t xml:space="preserve">STEP 13 </w:t>
-      </w:r>
-      <w:proofErr w:type="spellStart"/>
-      <w:r>
-        <w:rPr>
-          <w:b/>
-          <w:bCs/>
-          <w:sz w:val="28"/>
-          <w:szCs w:val="28"/>
-        </w:rPr>
-        <w:t>initilise</w:t>
-      </w:r>
-      <w:proofErr w:type="spellEnd"/>
-      <w:r>
-        <w:rPr>
-          <w:b/>
-          <w:bCs/>
-          <w:sz w:val="28"/>
-          <w:szCs w:val="28"/>
-        </w:rPr>
-        <w:t xml:space="preserve"> the frappe bench &amp; install frappe latest version</w:t>
+        <w:t>STEP 13 initilise the frappe bench &amp; install frappe latest version</w:t>
       </w:r>
     </w:p>
     <w:p>
@@ -2615,15 +1849,7 @@
         </w:numPr>
       </w:pPr>
       <w:r>
-        <w:t xml:space="preserve">bench </w:t>
-      </w:r>
-      <w:proofErr w:type="spellStart"/>
-      <w:r>
-        <w:t>init</w:t>
-      </w:r>
-      <w:proofErr w:type="spellEnd"/>
-      <w:r>
-        <w:t xml:space="preserve"> frappe-bench --frappe-branch version-15</w:t>
+        <w:t>bench init frappe-bench --frappe-branch version-15</w:t>
       </w:r>
     </w:p>
     <w:p>
@@ -2685,15 +1911,7 @@
         </w:numPr>
       </w:pPr>
       <w:r>
-        <w:t xml:space="preserve">bench </w:t>
-      </w:r>
-      <w:proofErr w:type="spellStart"/>
-      <w:r>
-        <w:t>init</w:t>
-      </w:r>
-      <w:proofErr w:type="spellEnd"/>
-      <w:r>
-        <w:t xml:space="preserve"> frappe-bench</w:t>
+        <w:t>bench init frappe-bench</w:t>
       </w:r>
     </w:p>
     <w:p>
@@ -2705,6 +1923,7 @@
         </w:numPr>
       </w:pPr>
       <w:r>
+        <w:lastRenderedPageBreak/>
         <w:t>cd frappe-bench/</w:t>
       </w:r>
     </w:p>
@@ -2737,28 +1956,7 @@
           <w:sz w:val="28"/>
           <w:szCs w:val="28"/>
         </w:rPr>
-        <w:lastRenderedPageBreak/>
-        <w:t xml:space="preserve">STEP 14 </w:t>
-      </w:r>
-      <w:proofErr w:type="gramStart"/>
-      <w:r>
-        <w:rPr>
-          <w:b/>
-          <w:bCs/>
-          <w:sz w:val="28"/>
-          <w:szCs w:val="28"/>
-        </w:rPr>
-        <w:t>create</w:t>
-      </w:r>
-      <w:proofErr w:type="gramEnd"/>
-      <w:r>
-        <w:rPr>
-          <w:b/>
-          <w:bCs/>
-          <w:sz w:val="28"/>
-          <w:szCs w:val="28"/>
-        </w:rPr>
-        <w:t xml:space="preserve"> a site in frappe bench</w:t>
+        <w:t>STEP 14 create a site in frappe bench</w:t>
       </w:r>
     </w:p>
     <w:p>
@@ -2792,15 +1990,7 @@
         </w:numPr>
       </w:pPr>
       <w:r>
-        <w:t xml:space="preserve">Enter </w:t>
-      </w:r>
-      <w:proofErr w:type="spellStart"/>
-      <w:r>
-        <w:t>mysql</w:t>
-      </w:r>
-      <w:proofErr w:type="spellEnd"/>
-      <w:r>
-        <w:t xml:space="preserve"> super user [root]: root</w:t>
+        <w:t>Enter mysql super user [root]: root</w:t>
       </w:r>
     </w:p>
     <w:p>
@@ -2836,15 +2026,7 @@
         </w:numPr>
       </w:pPr>
       <w:r>
-        <w:t xml:space="preserve">Open </w:t>
-      </w:r>
-      <w:proofErr w:type="spellStart"/>
-      <w:r>
-        <w:t>url</w:t>
-      </w:r>
-      <w:proofErr w:type="spellEnd"/>
-      <w:r>
-        <w:t xml:space="preserve"> http://</w:t>
+        <w:t>Open url http://</w:t>
       </w:r>
       <w:r>
         <w:t xml:space="preserve"> </w:t>
@@ -2879,27 +2061,7 @@
           <w:sz w:val="28"/>
           <w:szCs w:val="28"/>
         </w:rPr>
-        <w:t xml:space="preserve">STEP 15 install </w:t>
-      </w:r>
-      <w:proofErr w:type="spellStart"/>
-      <w:r>
-        <w:rPr>
-          <w:b/>
-          <w:bCs/>
-          <w:sz w:val="28"/>
-          <w:szCs w:val="28"/>
-        </w:rPr>
-        <w:t>ERPNext</w:t>
-      </w:r>
-      <w:proofErr w:type="spellEnd"/>
-      <w:r>
-        <w:rPr>
-          <w:b/>
-          <w:bCs/>
-          <w:sz w:val="28"/>
-          <w:szCs w:val="28"/>
-        </w:rPr>
-        <w:t xml:space="preserve"> latest version in bench &amp; site</w:t>
+        <w:t>STEP 15 install ERPNext latest version in bench &amp; site</w:t>
       </w:r>
     </w:p>
     <w:p>
@@ -2911,15 +2073,7 @@
         </w:numPr>
       </w:pPr>
       <w:r>
-        <w:t xml:space="preserve">bench get-app </w:t>
-      </w:r>
-      <w:proofErr w:type="spellStart"/>
-      <w:r>
-        <w:t>erpnext</w:t>
-      </w:r>
-      <w:proofErr w:type="spellEnd"/>
-      <w:r>
-        <w:t xml:space="preserve"> --branch version-15</w:t>
+        <w:t>bench get-app erpnext --branch version-15</w:t>
       </w:r>
     </w:p>
     <w:p>
@@ -2948,13 +2102,8 @@
         </w:numPr>
       </w:pPr>
       <w:r>
-        <w:t xml:space="preserve">bench --site dcode.com install-app </w:t>
-      </w:r>
-      <w:proofErr w:type="spellStart"/>
-      <w:r>
-        <w:t>erpnext</w:t>
-      </w:r>
-      <w:proofErr w:type="spellEnd"/>
+        <w:t>bench --site dcode.com install-app erpnext</w:t>
+      </w:r>
     </w:p>
     <w:p>
       <w:pPr>
@@ -3123,9 +2272,8 @@
           <w:sz w:val="28"/>
           <w:szCs w:val="28"/>
         </w:rPr>
-        <w:t xml:space="preserve">To install </w:t>
-      </w:r>
-      <w:proofErr w:type="spellStart"/>
+        <w:t>To install Custome App in erpnext</w:t>
+      </w:r>
       <w:r>
         <w:rPr>
           <w:b/>
@@ -3133,36 +2281,6 @@
           <w:sz w:val="28"/>
           <w:szCs w:val="28"/>
         </w:rPr>
-        <w:t>Custome</w:t>
-      </w:r>
-      <w:proofErr w:type="spellEnd"/>
-      <w:r>
-        <w:rPr>
-          <w:b/>
-          <w:bCs/>
-          <w:sz w:val="28"/>
-          <w:szCs w:val="28"/>
-        </w:rPr>
-        <w:t xml:space="preserve"> App in </w:t>
-      </w:r>
-      <w:proofErr w:type="spellStart"/>
-      <w:r>
-        <w:rPr>
-          <w:b/>
-          <w:bCs/>
-          <w:sz w:val="28"/>
-          <w:szCs w:val="28"/>
-        </w:rPr>
-        <w:t>erpnext</w:t>
-      </w:r>
-      <w:proofErr w:type="spellEnd"/>
-      <w:r>
-        <w:rPr>
-          <w:b/>
-          <w:bCs/>
-          <w:sz w:val="28"/>
-          <w:szCs w:val="28"/>
-        </w:rPr>
         <w:t>:</w:t>
       </w:r>
     </w:p>
@@ -3187,38 +2305,20 @@
         </w:rPr>
         <w:t xml:space="preserve">  </w:t>
       </w:r>
-      <w:proofErr w:type="spellStart"/>
-      <w:r>
-        <w:rPr>
-          <w:sz w:val="24"/>
-          <w:szCs w:val="24"/>
-        </w:rPr>
-        <w:t>i</w:t>
-      </w:r>
-      <w:proofErr w:type="spellEnd"/>
-      <w:r>
-        <w:rPr>
-          <w:sz w:val="24"/>
-          <w:szCs w:val="24"/>
-        </w:rPr>
-        <w:t xml:space="preserve">) </w:t>
-      </w:r>
-      <w:r>
-        <w:rPr>
-          <w:sz w:val="24"/>
-          <w:szCs w:val="24"/>
-        </w:rPr>
-        <w:t xml:space="preserve">bench new-app </w:t>
-      </w:r>
-      <w:proofErr w:type="spellStart"/>
-      <w:r>
-        <w:rPr>
-          <w:sz w:val="24"/>
-          <w:szCs w:val="24"/>
-        </w:rPr>
-        <w:t>my_custom_app</w:t>
-      </w:r>
-      <w:proofErr w:type="spellEnd"/>
+      <w:r>
+        <w:rPr>
+          <w:sz w:val="24"/>
+          <w:szCs w:val="24"/>
+        </w:rPr>
+        <w:t xml:space="preserve">i) </w:t>
+      </w:r>
+      <w:r>
+        <w:rPr>
+          <w:sz w:val="24"/>
+          <w:szCs w:val="24"/>
+        </w:rPr>
+        <w:t>bench new-app my_custom_app</w:t>
+      </w:r>
     </w:p>
     <w:p>
       <w:pPr>
@@ -3271,6 +2371,7 @@
           <w:sz w:val="24"/>
           <w:szCs w:val="24"/>
         </w:rPr>
+        <w:lastRenderedPageBreak/>
         <w:t>Once the app is in your apps folder, you need to install it on your site. Run the following command:</w:t>
       </w:r>
     </w:p>
@@ -3291,33 +2392,8 @@
           <w:sz w:val="24"/>
           <w:szCs w:val="24"/>
         </w:rPr>
-        <w:t xml:space="preserve">bench --site </w:t>
-      </w:r>
-      <w:proofErr w:type="spellStart"/>
-      <w:r>
-        <w:rPr>
-          <w:sz w:val="24"/>
-          <w:szCs w:val="24"/>
-        </w:rPr>
-        <w:t>your_site_name</w:t>
-      </w:r>
-      <w:proofErr w:type="spellEnd"/>
-      <w:r>
-        <w:rPr>
-          <w:sz w:val="24"/>
-          <w:szCs w:val="24"/>
-        </w:rPr>
-        <w:t xml:space="preserve"> install-app </w:t>
-      </w:r>
-      <w:proofErr w:type="spellStart"/>
-      <w:r>
-        <w:rPr>
-          <w:sz w:val="24"/>
-          <w:szCs w:val="24"/>
-        </w:rPr>
-        <w:t>my_custom_app</w:t>
-      </w:r>
-      <w:proofErr w:type="spellEnd"/>
+        <w:t>bench --site your_site_name install-app my_custom_app</w:t>
+      </w:r>
     </w:p>
     <w:p>
       <w:pPr>
@@ -3336,7 +2412,6 @@
           <w:sz w:val="24"/>
           <w:szCs w:val="24"/>
         </w:rPr>
-        <w:lastRenderedPageBreak/>
         <w:t xml:space="preserve">Ex. </w:t>
       </w:r>
       <w:r>
@@ -3365,58 +2440,27 @@
           <w:sz w:val="24"/>
           <w:szCs w:val="24"/>
         </w:rPr>
-        <w:t xml:space="preserve"> install-app </w:t>
-      </w:r>
-      <w:proofErr w:type="spellStart"/>
-      <w:r>
-        <w:rPr>
-          <w:sz w:val="24"/>
-          <w:szCs w:val="24"/>
-        </w:rPr>
-        <w:t>my_custom_app</w:t>
-      </w:r>
-      <w:proofErr w:type="spellEnd"/>
-    </w:p>
-    <w:p>
-      <w:pPr>
-        <w:rPr>
-          <w:b/>
-          <w:bCs/>
-          <w:sz w:val="24"/>
-          <w:szCs w:val="24"/>
-        </w:rPr>
-      </w:pPr>
-      <w:r>
-        <w:rPr>
-          <w:b/>
-          <w:bCs/>
-          <w:sz w:val="24"/>
-          <w:szCs w:val="24"/>
-        </w:rPr>
-        <w:t xml:space="preserve">Step to install the Custom App in </w:t>
-      </w:r>
-      <w:proofErr w:type="spellStart"/>
-      <w:proofErr w:type="gramStart"/>
-      <w:r>
-        <w:rPr>
-          <w:b/>
-          <w:bCs/>
-          <w:sz w:val="24"/>
-          <w:szCs w:val="24"/>
-        </w:rPr>
-        <w:t>Erpnext</w:t>
-      </w:r>
-      <w:proofErr w:type="spellEnd"/>
-      <w:r>
-        <w:rPr>
-          <w:b/>
-          <w:bCs/>
-          <w:sz w:val="24"/>
-          <w:szCs w:val="24"/>
-        </w:rPr>
-        <w:t xml:space="preserve"> :</w:t>
-      </w:r>
-      <w:proofErr w:type="gramEnd"/>
+        <w:t xml:space="preserve"> install-app my_custom_app</w:t>
+      </w:r>
+    </w:p>
+    <w:p>
+      <w:pPr>
+        <w:rPr>
+          <w:b/>
+          <w:bCs/>
+          <w:sz w:val="24"/>
+          <w:szCs w:val="24"/>
+        </w:rPr>
+      </w:pPr>
+      <w:r>
+        <w:rPr>
+          <w:b/>
+          <w:bCs/>
+          <w:sz w:val="24"/>
+          <w:szCs w:val="24"/>
+        </w:rPr>
+        <w:t>Step to install the Custom App in Erpnext :</w:t>
+      </w:r>
     </w:p>
     <w:p>
       <w:pPr>
@@ -3520,31 +2564,13 @@
         </w:rPr>
         <w:t>“</w:t>
       </w:r>
-      <w:proofErr w:type="spellStart"/>
-      <w:r>
-        <w:rPr>
-          <w:sz w:val="24"/>
-          <w:szCs w:val="24"/>
-        </w:rPr>
-        <w:t>sudo</w:t>
-      </w:r>
-      <w:proofErr w:type="spellEnd"/>
-      <w:r>
-        <w:rPr>
-          <w:sz w:val="24"/>
-          <w:szCs w:val="24"/>
-        </w:rPr>
-        <w:t xml:space="preserve"> bench new-app </w:t>
-      </w:r>
-      <w:proofErr w:type="spellStart"/>
-      <w:r>
-        <w:rPr>
-          <w:sz w:val="24"/>
-          <w:szCs w:val="24"/>
-        </w:rPr>
-        <w:t>my_custom_app</w:t>
-      </w:r>
-      <w:proofErr w:type="spellEnd"/>
+      <w:r>
+        <w:rPr>
+          <w:sz w:val="24"/>
+          <w:szCs w:val="24"/>
+        </w:rPr>
+        <w:t>sudo bench new-app my_custom_app</w:t>
+      </w:r>
       <w:r>
         <w:rPr>
           <w:sz w:val="24"/>
@@ -3619,7 +2645,6 @@
         </w:rPr>
         <w:t>frappe-bench/sites/</w:t>
       </w:r>
-      <w:proofErr w:type="spellStart"/>
       <w:r>
         <w:rPr>
           <w:sz w:val="24"/>
@@ -3627,7 +2652,6 @@
         </w:rPr>
         <w:t>common_site_config.json</w:t>
       </w:r>
-      <w:proofErr w:type="spellEnd"/>
       <w:r>
         <w:rPr>
           <w:sz w:val="24"/>
@@ -3640,17 +2664,8 @@
           <w:sz w:val="24"/>
           <w:szCs w:val="24"/>
         </w:rPr>
-        <w:t xml:space="preserve"> [“</w:t>
-      </w:r>
-      <w:proofErr w:type="spellStart"/>
-      <w:r>
-        <w:rPr>
-          <w:sz w:val="24"/>
-          <w:szCs w:val="24"/>
-        </w:rPr>
-        <w:t>developer_mode</w:t>
-      </w:r>
-      <w:proofErr w:type="spellEnd"/>
+        <w:t xml:space="preserve"> [“developer_mode</w:t>
+      </w:r>
       <w:r>
         <w:rPr>
           <w:sz w:val="24"/>
@@ -3710,23 +2725,7 @@
           <w:sz w:val="24"/>
           <w:szCs w:val="24"/>
         </w:rPr>
-        <w:t xml:space="preserve">Run </w:t>
-      </w:r>
-      <w:proofErr w:type="spellStart"/>
-      <w:r>
-        <w:rPr>
-          <w:sz w:val="24"/>
-          <w:szCs w:val="24"/>
-        </w:rPr>
-        <w:t>commad</w:t>
-      </w:r>
-      <w:proofErr w:type="spellEnd"/>
-      <w:r>
-        <w:rPr>
-          <w:sz w:val="24"/>
-          <w:szCs w:val="24"/>
-        </w:rPr>
-        <w:t xml:space="preserve">: bench </w:t>
+        <w:t xml:space="preserve">Run commad: bench </w:t>
       </w:r>
       <w:r>
         <w:rPr>
@@ -3756,7 +2755,6 @@
         </w:rPr>
         <w:t xml:space="preserve"> install-app </w:t>
       </w:r>
-      <w:proofErr w:type="spellStart"/>
       <w:r>
         <w:rPr>
           <w:sz w:val="24"/>
@@ -3764,7 +2762,6 @@
         </w:rPr>
         <w:t>my_custom_app</w:t>
       </w:r>
-      <w:proofErr w:type="spellEnd"/>
     </w:p>
     <w:p>
       <w:pPr>
@@ -3820,56 +2817,16 @@
           <w:sz w:val="24"/>
           <w:szCs w:val="24"/>
         </w:rPr>
-        <w:t xml:space="preserve">Doctype in </w:t>
-      </w:r>
-      <w:proofErr w:type="spellStart"/>
-      <w:r>
-        <w:rPr>
-          <w:b/>
-          <w:bCs/>
-          <w:sz w:val="24"/>
-          <w:szCs w:val="24"/>
-        </w:rPr>
-        <w:t>Custpme</w:t>
-      </w:r>
-      <w:proofErr w:type="spellEnd"/>
-      <w:r>
-        <w:rPr>
-          <w:b/>
-          <w:bCs/>
-          <w:sz w:val="24"/>
-          <w:szCs w:val="24"/>
-        </w:rPr>
-        <w:t xml:space="preserve"> </w:t>
-      </w:r>
-      <w:proofErr w:type="gramStart"/>
-      <w:r>
-        <w:rPr>
-          <w:b/>
-          <w:bCs/>
-          <w:sz w:val="24"/>
-          <w:szCs w:val="24"/>
-        </w:rPr>
-        <w:t>App</w:t>
-      </w:r>
-      <w:r>
-        <w:rPr>
-          <w:b/>
-          <w:bCs/>
-          <w:sz w:val="24"/>
-          <w:szCs w:val="24"/>
-        </w:rPr>
-        <w:t xml:space="preserve"> :</w:t>
-      </w:r>
-      <w:proofErr w:type="gramEnd"/>
-      <w:r>
-        <w:rPr>
-          <w:b/>
-          <w:bCs/>
-          <w:sz w:val="24"/>
-          <w:szCs w:val="24"/>
-        </w:rPr>
-        <w:t xml:space="preserve"> (And Also EDIT)</w:t>
+        <w:t>Doctype in Custpme App</w:t>
+      </w:r>
+      <w:r>
+        <w:rPr>
+          <w:b/>
+          <w:bCs/>
+          <w:sz w:val="24"/>
+          <w:szCs w:val="24"/>
+        </w:rPr>
+        <w:t xml:space="preserve"> : (And Also EDIT)</w:t>
       </w:r>
       <w:r>
         <w:rPr>
@@ -3898,55 +2855,14 @@
           <w:sz w:val="24"/>
           <w:szCs w:val="24"/>
         </w:rPr>
-        <w:t xml:space="preserve">Create doctype in </w:t>
-      </w:r>
-      <w:proofErr w:type="spellStart"/>
-      <w:r>
-        <w:rPr>
-          <w:sz w:val="24"/>
-          <w:szCs w:val="24"/>
-        </w:rPr>
-        <w:t>erpnext</w:t>
-      </w:r>
-      <w:proofErr w:type="spellEnd"/>
-      <w:r>
-        <w:rPr>
-          <w:sz w:val="24"/>
-          <w:szCs w:val="24"/>
-        </w:rPr>
-        <w:t xml:space="preserve"> UI and save -&gt; this step </w:t>
-      </w:r>
-      <w:proofErr w:type="gramStart"/>
-      <w:r>
-        <w:rPr>
-          <w:sz w:val="24"/>
-          <w:szCs w:val="24"/>
-        </w:rPr>
-        <w:t>create</w:t>
-      </w:r>
-      <w:proofErr w:type="gramEnd"/>
-      <w:r>
-        <w:rPr>
-          <w:sz w:val="24"/>
-          <w:szCs w:val="24"/>
-        </w:rPr>
-        <w:t xml:space="preserve"> one folder in </w:t>
-      </w:r>
-      <w:proofErr w:type="spellStart"/>
-      <w:r>
-        <w:rPr>
-          <w:sz w:val="24"/>
-          <w:szCs w:val="24"/>
-        </w:rPr>
-        <w:t>custome</w:t>
-      </w:r>
-      <w:proofErr w:type="spellEnd"/>
-      <w:r>
-        <w:rPr>
-          <w:sz w:val="24"/>
-          <w:szCs w:val="24"/>
-        </w:rPr>
-        <w:t xml:space="preserve"> app folder with code</w:t>
+        <w:t xml:space="preserve">Create doctype in erpnext UI and save -&gt; this step create one folder in </w:t>
+      </w:r>
+      <w:r>
+        <w:rPr>
+          <w:sz w:val="24"/>
+          <w:szCs w:val="24"/>
+        </w:rPr>
+        <w:t>custome app folder with code</w:t>
       </w:r>
     </w:p>
     <w:p>
@@ -3967,69 +2883,21 @@
           <w:sz w:val="24"/>
           <w:szCs w:val="24"/>
         </w:rPr>
-        <w:t xml:space="preserve">For edit and delete the </w:t>
-      </w:r>
-      <w:proofErr w:type="gramStart"/>
-      <w:r>
-        <w:rPr>
-          <w:sz w:val="24"/>
-          <w:szCs w:val="24"/>
-        </w:rPr>
-        <w:t xml:space="preserve">filed </w:t>
-      </w:r>
-      <w:r>
-        <w:rPr>
-          <w:sz w:val="24"/>
-          <w:szCs w:val="24"/>
-        </w:rPr>
-        <w:t xml:space="preserve"> in</w:t>
-      </w:r>
-      <w:proofErr w:type="gramEnd"/>
-      <w:r>
-        <w:rPr>
-          <w:sz w:val="24"/>
-          <w:szCs w:val="24"/>
-        </w:rPr>
-        <w:t xml:space="preserve"> doctype -&gt; go to </w:t>
-      </w:r>
-      <w:proofErr w:type="spellStart"/>
-      <w:r>
-        <w:rPr>
-          <w:sz w:val="24"/>
-          <w:szCs w:val="24"/>
-        </w:rPr>
-        <w:t>example.json</w:t>
-      </w:r>
-      <w:proofErr w:type="spellEnd"/>
-      <w:r>
-        <w:rPr>
-          <w:sz w:val="24"/>
-          <w:szCs w:val="24"/>
-        </w:rPr>
-        <w:t xml:space="preserve"> file and add </w:t>
-      </w:r>
-      <w:r>
-        <w:rPr>
-          <w:sz w:val="24"/>
-          <w:szCs w:val="24"/>
-        </w:rPr>
-        <w:t xml:space="preserve">and delete the as you want and </w:t>
-      </w:r>
-      <w:proofErr w:type="spellStart"/>
-      <w:r>
-        <w:rPr>
-          <w:sz w:val="24"/>
-          <w:szCs w:val="24"/>
-        </w:rPr>
-        <w:t>and</w:t>
-      </w:r>
-      <w:proofErr w:type="spellEnd"/>
-      <w:r>
-        <w:rPr>
-          <w:sz w:val="24"/>
-          <w:szCs w:val="24"/>
-        </w:rPr>
-        <w:t xml:space="preserve"> run this command </w:t>
+        <w:t xml:space="preserve">For edit and delete the filed </w:t>
+      </w:r>
+      <w:r>
+        <w:rPr>
+          <w:sz w:val="24"/>
+          <w:szCs w:val="24"/>
+        </w:rPr>
+        <w:t xml:space="preserve"> in doctype -&gt; go to example.json file and add </w:t>
+      </w:r>
+      <w:r>
+        <w:rPr>
+          <w:sz w:val="24"/>
+          <w:szCs w:val="24"/>
+        </w:rPr>
+        <w:t xml:space="preserve">and delete the as you want and and run this command </w:t>
       </w:r>
     </w:p>
     <w:p>
@@ -4073,7 +2941,6 @@
           <w14:ligatures w14:val="none"/>
         </w:rPr>
       </w:pPr>
-      <w:proofErr w:type="spellStart"/>
       <w:r>
         <w:rPr>
           <w:rFonts w:ascii="Courier New" w:eastAsia="Times New Roman" w:hAnsi="Courier New" w:cs="Courier New"/>
@@ -4083,9 +2950,8 @@
           <w:lang w:eastAsia="en-IN"/>
           <w14:ligatures w14:val="none"/>
         </w:rPr>
-        <w:t>i</w:t>
-      </w:r>
-      <w:proofErr w:type="spellEnd"/>
+        <w:t>i)</w:t>
+      </w:r>
       <w:r>
         <w:rPr>
           <w:rFonts w:ascii="Courier New" w:eastAsia="Times New Roman" w:hAnsi="Courier New" w:cs="Courier New"/>
@@ -4095,7 +2961,7 @@
           <w:lang w:eastAsia="en-IN"/>
           <w14:ligatures w14:val="none"/>
         </w:rPr>
-        <w:t>)</w:t>
+        <w:t xml:space="preserve">bench --site </w:t>
       </w:r>
       <w:r>
         <w:rPr>
@@ -4106,7 +2972,7 @@
           <w:lang w:eastAsia="en-IN"/>
           <w14:ligatures w14:val="none"/>
         </w:rPr>
-        <w:t xml:space="preserve">bench --site </w:t>
+        <w:t>erp.ifssgroup.in</w:t>
       </w:r>
       <w:r>
         <w:rPr>
@@ -4117,7 +2983,7 @@
           <w:lang w:eastAsia="en-IN"/>
           <w14:ligatures w14:val="none"/>
         </w:rPr>
-        <w:t>erp.ifssgroup.in</w:t>
+        <w:t xml:space="preserve"> reload-doc </w:t>
       </w:r>
       <w:r>
         <w:rPr>
@@ -4128,9 +2994,8 @@
           <w:lang w:eastAsia="en-IN"/>
           <w14:ligatures w14:val="none"/>
         </w:rPr>
-        <w:t xml:space="preserve"> reload-doc </w:t>
-      </w:r>
-      <w:proofErr w:type="spellStart"/>
+        <w:t>my_custom_app</w:t>
+      </w:r>
       <w:r>
         <w:rPr>
           <w:rFonts w:ascii="Courier New" w:eastAsia="Times New Roman" w:hAnsi="Courier New" w:cs="Courier New"/>
@@ -4140,9 +3005,8 @@
           <w:lang w:eastAsia="en-IN"/>
           <w14:ligatures w14:val="none"/>
         </w:rPr>
-        <w:t>my_custom_app</w:t>
-      </w:r>
-      <w:proofErr w:type="spellEnd"/>
+        <w:t xml:space="preserve"> doctype </w:t>
+      </w:r>
       <w:r>
         <w:rPr>
           <w:rFonts w:ascii="Courier New" w:eastAsia="Times New Roman" w:hAnsi="Courier New" w:cs="Courier New"/>
@@ -4152,7 +3016,7 @@
           <w:lang w:eastAsia="en-IN"/>
           <w14:ligatures w14:val="none"/>
         </w:rPr>
-        <w:t xml:space="preserve"> doctype </w:t>
+        <w:t xml:space="preserve">      </w:t>
       </w:r>
       <w:r>
         <w:rPr>
@@ -4163,21 +3027,8 @@
           <w:lang w:eastAsia="en-IN"/>
           <w14:ligatures w14:val="none"/>
         </w:rPr>
-        <w:t xml:space="preserve">      </w:t>
-      </w:r>
-      <w:proofErr w:type="spellStart"/>
-      <w:r>
-        <w:rPr>
-          <w:rFonts w:ascii="Courier New" w:eastAsia="Times New Roman" w:hAnsi="Courier New" w:cs="Courier New"/>
-          <w:kern w:val="0"/>
-          <w:sz w:val="20"/>
-          <w:szCs w:val="20"/>
-          <w:lang w:eastAsia="en-IN"/>
-          <w14:ligatures w14:val="none"/>
-        </w:rPr>
         <w:t>sample_invoice_domestic</w:t>
       </w:r>
-      <w:proofErr w:type="spellEnd"/>
     </w:p>
     <w:p>
       <w:pPr>
@@ -4221,7 +3072,6 @@
         </w:rPr>
         <w:t xml:space="preserve">ii) </w:t>
       </w:r>
-      <w:proofErr w:type="spellStart"/>
       <w:r>
         <w:rPr>
           <w:rFonts w:ascii="Courier New" w:eastAsia="Times New Roman" w:hAnsi="Courier New" w:cs="Courier New"/>
@@ -4231,9 +3081,8 @@
           <w:lang w:eastAsia="en-IN"/>
           <w14:ligatures w14:val="none"/>
         </w:rPr>
-        <w:t>sudo</w:t>
-      </w:r>
-      <w:proofErr w:type="spellEnd"/>
+        <w:t xml:space="preserve">sudo </w:t>
+      </w:r>
       <w:r>
         <w:rPr>
           <w:rFonts w:ascii="Courier New" w:eastAsia="Times New Roman" w:hAnsi="Courier New" w:cs="Courier New"/>
@@ -4243,7 +3092,7 @@
           <w:lang w:eastAsia="en-IN"/>
           <w14:ligatures w14:val="none"/>
         </w:rPr>
-        <w:t xml:space="preserve"> </w:t>
+        <w:t xml:space="preserve">bench --site </w:t>
       </w:r>
       <w:r>
         <w:rPr>
@@ -4254,7 +3103,7 @@
           <w:lang w:eastAsia="en-IN"/>
           <w14:ligatures w14:val="none"/>
         </w:rPr>
-        <w:t xml:space="preserve">bench --site </w:t>
+        <w:t>erp.ifssgroup.in</w:t>
       </w:r>
       <w:r>
         <w:rPr>
@@ -4265,8 +3114,36 @@
           <w:lang w:eastAsia="en-IN"/>
           <w14:ligatures w14:val="none"/>
         </w:rPr>
-        <w:t>erp.ifssgroup.in</w:t>
-      </w:r>
+        <w:t xml:space="preserve"> migrate</w:t>
+      </w:r>
+    </w:p>
+    <w:p>
+      <w:pPr>
+        <w:pStyle w:val="ListParagraph"/>
+        <w:ind w:left="1440"/>
+        <w:rPr>
+          <w:sz w:val="24"/>
+          <w:szCs w:val="24"/>
+        </w:rPr>
+      </w:pPr>
+    </w:p>
+    <w:p>
+      <w:pPr>
+        <w:pStyle w:val="ListParagraph"/>
+        <w:ind w:left="1440"/>
+        <w:rPr>
+          <w:sz w:val="24"/>
+          <w:szCs w:val="24"/>
+        </w:rPr>
+      </w:pPr>
+    </w:p>
+    <w:p>
+      <w:pPr>
+        <w:rPr>
+          <w:sz w:val="24"/>
+          <w:szCs w:val="24"/>
+        </w:rPr>
+      </w:pPr>
       <w:r>
         <w:rPr>
           <w:rFonts w:ascii="Courier New" w:eastAsia="Times New Roman" w:hAnsi="Courier New" w:cs="Courier New"/>
@@ -4276,36 +3153,8 @@
           <w:lang w:eastAsia="en-IN"/>
           <w14:ligatures w14:val="none"/>
         </w:rPr>
-        <w:t xml:space="preserve"> migrate</w:t>
-      </w:r>
-    </w:p>
-    <w:p>
-      <w:pPr>
-        <w:pStyle w:val="ListParagraph"/>
-        <w:ind w:left="1440"/>
-        <w:rPr>
-          <w:sz w:val="24"/>
-          <w:szCs w:val="24"/>
-        </w:rPr>
-      </w:pPr>
-    </w:p>
-    <w:p>
-      <w:pPr>
-        <w:pStyle w:val="ListParagraph"/>
-        <w:ind w:left="1440"/>
-        <w:rPr>
-          <w:sz w:val="24"/>
-          <w:szCs w:val="24"/>
-        </w:rPr>
-      </w:pPr>
-    </w:p>
-    <w:p>
-      <w:pPr>
-        <w:rPr>
-          <w:sz w:val="24"/>
-          <w:szCs w:val="24"/>
-        </w:rPr>
-      </w:pPr>
+        <w:t xml:space="preserve">bench --site </w:t>
+      </w:r>
       <w:r>
         <w:rPr>
           <w:rFonts w:ascii="Courier New" w:eastAsia="Times New Roman" w:hAnsi="Courier New" w:cs="Courier New"/>
@@ -4315,7 +3164,7 @@
           <w:lang w:eastAsia="en-IN"/>
           <w14:ligatures w14:val="none"/>
         </w:rPr>
-        <w:t xml:space="preserve">bench --site </w:t>
+        <w:t>tryerpnext.com</w:t>
       </w:r>
       <w:r>
         <w:rPr>
@@ -4326,7 +3175,7 @@
           <w:lang w:eastAsia="en-IN"/>
           <w14:ligatures w14:val="none"/>
         </w:rPr>
-        <w:t>tryerpnext.com</w:t>
+        <w:t xml:space="preserve"> reload-doc </w:t>
       </w:r>
       <w:r>
         <w:rPr>
@@ -4337,9 +3186,8 @@
           <w:lang w:eastAsia="en-IN"/>
           <w14:ligatures w14:val="none"/>
         </w:rPr>
-        <w:t xml:space="preserve"> reload-doc </w:t>
-      </w:r>
-      <w:proofErr w:type="spellStart"/>
+        <w:t>erpnext</w:t>
+      </w:r>
       <w:r>
         <w:rPr>
           <w:rFonts w:ascii="Courier New" w:eastAsia="Times New Roman" w:hAnsi="Courier New" w:cs="Courier New"/>
@@ -4349,9 +3197,8 @@
           <w:lang w:eastAsia="en-IN"/>
           <w14:ligatures w14:val="none"/>
         </w:rPr>
-        <w:t>erpnext</w:t>
-      </w:r>
-      <w:proofErr w:type="spellEnd"/>
+        <w:t xml:space="preserve"> doctype</w:t>
+      </w:r>
       <w:r>
         <w:rPr>
           <w:rFonts w:ascii="Courier New" w:eastAsia="Times New Roman" w:hAnsi="Courier New" w:cs="Courier New"/>
@@ -4361,7 +3208,7 @@
           <w:lang w:eastAsia="en-IN"/>
           <w14:ligatures w14:val="none"/>
         </w:rPr>
-        <w:t xml:space="preserve"> doctype</w:t>
+        <w:t xml:space="preserve"> </w:t>
       </w:r>
       <w:r>
         <w:rPr>
@@ -4372,21 +3219,8 @@
           <w:lang w:eastAsia="en-IN"/>
           <w14:ligatures w14:val="none"/>
         </w:rPr>
-        <w:t xml:space="preserve"> </w:t>
-      </w:r>
-      <w:proofErr w:type="spellStart"/>
-      <w:r>
-        <w:rPr>
-          <w:rFonts w:ascii="Courier New" w:eastAsia="Times New Roman" w:hAnsi="Courier New" w:cs="Courier New"/>
-          <w:kern w:val="0"/>
-          <w:sz w:val="20"/>
-          <w:szCs w:val="20"/>
-          <w:lang w:eastAsia="en-IN"/>
-          <w14:ligatures w14:val="none"/>
-        </w:rPr>
         <w:t>supplier_quotation</w:t>
       </w:r>
-      <w:proofErr w:type="spellEnd"/>
     </w:p>
     <w:p>
       <w:pPr>
@@ -4405,83 +3239,41 @@
           <w:szCs w:val="24"/>
         </w:rPr>
       </w:pPr>
-      <w:proofErr w:type="spellStart"/>
-      <w:r>
-        <w:rPr>
-          <w:sz w:val="24"/>
-          <w:szCs w:val="24"/>
-        </w:rPr>
-        <w:t>ProxMox</w:t>
-      </w:r>
-      <w:proofErr w:type="spellEnd"/>
-      <w:r>
-        <w:rPr>
-          <w:sz w:val="24"/>
-          <w:szCs w:val="24"/>
-        </w:rPr>
-        <w:t xml:space="preserve"> ID, </w:t>
-      </w:r>
-      <w:proofErr w:type="spellStart"/>
-      <w:r>
-        <w:rPr>
-          <w:sz w:val="24"/>
-          <w:szCs w:val="24"/>
-        </w:rPr>
-        <w:t>Pass</w:t>
-      </w:r>
-      <w:r>
-        <w:rPr>
-          <w:sz w:val="24"/>
-          <w:szCs w:val="24"/>
-        </w:rPr>
-        <w:t>Word</w:t>
-      </w:r>
-      <w:proofErr w:type="spellEnd"/>
-      <w:r>
-        <w:rPr>
-          <w:sz w:val="24"/>
-          <w:szCs w:val="24"/>
-        </w:rPr>
-        <w:t xml:space="preserve">: </w:t>
-      </w:r>
-    </w:p>
-    <w:p>
-      <w:pPr>
-        <w:rPr>
-          <w:sz w:val="24"/>
-          <w:szCs w:val="24"/>
-        </w:rPr>
-      </w:pPr>
-      <w:proofErr w:type="spellStart"/>
-      <w:r>
-        <w:rPr>
-          <w:sz w:val="24"/>
-          <w:szCs w:val="24"/>
-        </w:rPr>
-        <w:t>Proxmox</w:t>
-      </w:r>
-      <w:proofErr w:type="spellEnd"/>
-      <w:r>
-        <w:rPr>
-          <w:sz w:val="24"/>
-          <w:szCs w:val="24"/>
-        </w:rPr>
-        <w:t xml:space="preserve"> URL -</w:t>
-      </w:r>
-      <w:r>
-        <w:rPr>
-          <w:sz w:val="24"/>
-          <w:szCs w:val="24"/>
-        </w:rPr>
-        <w:t xml:space="preserve"> </w:t>
-      </w:r>
-      <w:proofErr w:type="gramStart"/>
-      <w:r>
-        <w:rPr>
-          <w:sz w:val="24"/>
-          <w:szCs w:val="24"/>
-        </w:rPr>
-        <w:t xml:space="preserve">&gt;  </w:t>
+      <w:r>
+        <w:rPr>
+          <w:sz w:val="24"/>
+          <w:szCs w:val="24"/>
+        </w:rPr>
+        <w:t>ProxMox ID, Pass</w:t>
+      </w:r>
+      <w:r>
+        <w:rPr>
+          <w:sz w:val="24"/>
+          <w:szCs w:val="24"/>
+        </w:rPr>
+        <w:t xml:space="preserve">Word: </w:t>
+      </w:r>
+    </w:p>
+    <w:p>
+      <w:pPr>
+        <w:rPr>
+          <w:sz w:val="24"/>
+          <w:szCs w:val="24"/>
+        </w:rPr>
+      </w:pPr>
+      <w:r>
+        <w:rPr>
+          <w:sz w:val="24"/>
+          <w:szCs w:val="24"/>
+        </w:rPr>
+        <w:t>Proxmox URL -</w:t>
+      </w:r>
+      <w:r>
+        <w:rPr>
+          <w:sz w:val="24"/>
+          <w:szCs w:val="24"/>
+        </w:rPr>
+        <w:t xml:space="preserve"> &gt;  </w:t>
       </w:r>
       <w:r>
         <w:rPr>
@@ -4490,7 +3282,6 @@
         </w:rPr>
         <w:t>https://192.168.1.100:8006/#v1:0:=qemu%2F100:4:::::8::</w:t>
       </w:r>
-      <w:proofErr w:type="gramEnd"/>
     </w:p>
     <w:p>
       <w:pPr>
@@ -4514,21 +3305,12 @@
           <w:szCs w:val="24"/>
         </w:rPr>
       </w:pPr>
-      <w:proofErr w:type="spellStart"/>
-      <w:r>
-        <w:rPr>
-          <w:sz w:val="24"/>
-          <w:szCs w:val="24"/>
-        </w:rPr>
-        <w:t>PassWord</w:t>
-      </w:r>
-      <w:proofErr w:type="spellEnd"/>
-      <w:r>
-        <w:rPr>
-          <w:sz w:val="24"/>
-          <w:szCs w:val="24"/>
-        </w:rPr>
-        <w:t xml:space="preserve"> -&gt; QPALZM-woskxn-10@37fh</w:t>
+      <w:r>
+        <w:rPr>
+          <w:sz w:val="24"/>
+          <w:szCs w:val="24"/>
+        </w:rPr>
+        <w:t>PassWord -&gt; QPALZM-woskxn-10@37fh</w:t>
       </w:r>
     </w:p>
     <w:p>
@@ -4570,9 +3352,8 @@
           <w:szCs w:val="24"/>
           <w:u w:val="single"/>
         </w:rPr>
-        <w:t xml:space="preserve">General </w:t>
-      </w:r>
-      <w:proofErr w:type="gramStart"/>
+        <w:t>General Ledger</w:t>
+      </w:r>
       <w:r>
         <w:rPr>
           <w:b/>
@@ -4581,7 +3362,7 @@
           <w:szCs w:val="24"/>
           <w:u w:val="single"/>
         </w:rPr>
-        <w:t>Ledger</w:t>
+        <w:t xml:space="preserve"> :  </w:t>
       </w:r>
       <w:r>
         <w:rPr>
@@ -4591,27 +3372,6 @@
           <w:szCs w:val="24"/>
           <w:u w:val="single"/>
         </w:rPr>
-        <w:t xml:space="preserve"> :</w:t>
-      </w:r>
-      <w:proofErr w:type="gramEnd"/>
-      <w:r>
-        <w:rPr>
-          <w:b/>
-          <w:bCs/>
-          <w:sz w:val="24"/>
-          <w:szCs w:val="24"/>
-          <w:u w:val="single"/>
-        </w:rPr>
-        <w:t xml:space="preserve">  </w:t>
-      </w:r>
-      <w:r>
-        <w:rPr>
-          <w:b/>
-          <w:bCs/>
-          <w:sz w:val="24"/>
-          <w:szCs w:val="24"/>
-          <w:u w:val="single"/>
-        </w:rPr>
         <w:t xml:space="preserve"> </w:t>
       </w:r>
     </w:p>
@@ -4627,119 +3387,31 @@
           <w:sz w:val="24"/>
           <w:szCs w:val="24"/>
         </w:rPr>
-        <w:t xml:space="preserve">To open the buying </w:t>
-      </w:r>
-      <w:proofErr w:type="gramStart"/>
-      <w:r>
-        <w:rPr>
-          <w:sz w:val="24"/>
-          <w:szCs w:val="24"/>
-        </w:rPr>
-        <w:t>report ,</w:t>
-      </w:r>
-      <w:proofErr w:type="gramEnd"/>
-      <w:r>
-        <w:rPr>
-          <w:sz w:val="24"/>
-          <w:szCs w:val="24"/>
-        </w:rPr>
-        <w:t xml:space="preserve"> go to this path </w:t>
-      </w:r>
-      <w:proofErr w:type="gramStart"/>
-      <w:r>
-        <w:rPr>
-          <w:sz w:val="24"/>
-          <w:szCs w:val="24"/>
-        </w:rPr>
-        <w:t>In</w:t>
-      </w:r>
-      <w:proofErr w:type="gramEnd"/>
-      <w:r>
-        <w:rPr>
-          <w:sz w:val="24"/>
-          <w:szCs w:val="24"/>
-        </w:rPr>
-        <w:t xml:space="preserve"> </w:t>
-      </w:r>
-      <w:proofErr w:type="spellStart"/>
-      <w:r>
-        <w:rPr>
-          <w:sz w:val="24"/>
-          <w:szCs w:val="24"/>
-        </w:rPr>
-        <w:t>erpnext</w:t>
-      </w:r>
-      <w:proofErr w:type="spellEnd"/>
-      <w:r>
-        <w:rPr>
-          <w:sz w:val="24"/>
-          <w:szCs w:val="24"/>
-        </w:rPr>
-        <w:t xml:space="preserve"> folder</w:t>
-      </w:r>
-    </w:p>
-    <w:p>
-      <w:pPr>
-        <w:rPr>
-          <w:sz w:val="24"/>
-          <w:szCs w:val="24"/>
-        </w:rPr>
-      </w:pPr>
-      <w:r>
-        <w:rPr>
-          <w:sz w:val="24"/>
-          <w:szCs w:val="24"/>
-        </w:rPr>
-        <w:t>Path</w:t>
-      </w:r>
-      <w:proofErr w:type="gramStart"/>
-      <w:r>
-        <w:rPr>
-          <w:sz w:val="24"/>
-          <w:szCs w:val="24"/>
-        </w:rPr>
-        <w:t xml:space="preserve">:-&gt;  </w:t>
-      </w:r>
-      <w:r>
-        <w:rPr>
-          <w:sz w:val="24"/>
-          <w:szCs w:val="24"/>
-        </w:rPr>
-        <w:t>\</w:t>
-      </w:r>
-      <w:proofErr w:type="spellStart"/>
-      <w:r>
-        <w:rPr>
-          <w:sz w:val="24"/>
-          <w:szCs w:val="24"/>
-        </w:rPr>
-        <w:t>erpnext</w:t>
-      </w:r>
-      <w:proofErr w:type="spellEnd"/>
-      <w:r>
-        <w:rPr>
-          <w:sz w:val="24"/>
-          <w:szCs w:val="24"/>
-        </w:rPr>
-        <w:t>\accounts\report\</w:t>
-      </w:r>
-      <w:proofErr w:type="spellStart"/>
-      <w:r>
-        <w:rPr>
-          <w:sz w:val="24"/>
-          <w:szCs w:val="24"/>
-        </w:rPr>
-        <w:t>general_ledger</w:t>
-      </w:r>
-      <w:proofErr w:type="spellEnd"/>
-      <w:r>
-        <w:rPr>
-          <w:sz w:val="24"/>
-          <w:szCs w:val="24"/>
-        </w:rPr>
-        <w:t>\general_ledger.js</w:t>
-      </w:r>
-      <w:proofErr w:type="gramEnd"/>
+        <w:lastRenderedPageBreak/>
+        <w:t>To open the buying report , go to this path In erpnext folder</w:t>
+      </w:r>
+    </w:p>
+    <w:p>
+      <w:pPr>
+        <w:rPr>
+          <w:sz w:val="24"/>
+          <w:szCs w:val="24"/>
+        </w:rPr>
+      </w:pPr>
+      <w:r>
+        <w:rPr>
+          <w:sz w:val="24"/>
+          <w:szCs w:val="24"/>
+        </w:rPr>
+        <w:t xml:space="preserve">Path:-&gt;  </w:t>
+      </w:r>
+      <w:r>
+        <w:rPr>
+          <w:sz w:val="24"/>
+          <w:szCs w:val="24"/>
+        </w:rPr>
+        <w:t>\erpnext\accounts\report\general_ledger\general_ledger.js</w:t>
+      </w:r>
     </w:p>
     <w:p>
       <w:pPr>
@@ -4772,7 +3444,6 @@
         </w:rPr>
         <w:t xml:space="preserve">To Connect </w:t>
       </w:r>
-      <w:proofErr w:type="gramStart"/>
       <w:r>
         <w:rPr>
           <w:b/>
@@ -4781,18 +3452,7 @@
           <w:szCs w:val="40"/>
           <w:u w:val="single"/>
         </w:rPr>
-        <w:t>With</w:t>
-      </w:r>
-      <w:proofErr w:type="gramEnd"/>
-      <w:r>
-        <w:rPr>
-          <w:b/>
-          <w:bCs/>
-          <w:sz w:val="40"/>
-          <w:szCs w:val="40"/>
-          <w:u w:val="single"/>
-        </w:rPr>
-        <w:t xml:space="preserve"> Database</w:t>
+        <w:t>With Database</w:t>
       </w:r>
       <w:r>
         <w:rPr>
@@ -4839,32 +3499,7 @@
           <w:sz w:val="24"/>
           <w:szCs w:val="24"/>
         </w:rPr>
-        <w:t xml:space="preserve">ccess the database </w:t>
-      </w:r>
-      <w:proofErr w:type="gramStart"/>
-      <w:r>
-        <w:rPr>
-          <w:sz w:val="24"/>
-          <w:szCs w:val="24"/>
-        </w:rPr>
-        <w:t xml:space="preserve">:-&gt;  </w:t>
-      </w:r>
-      <w:proofErr w:type="spellStart"/>
-      <w:r>
-        <w:rPr>
-          <w:sz w:val="24"/>
-          <w:szCs w:val="24"/>
-        </w:rPr>
-        <w:t>mysql</w:t>
-      </w:r>
-      <w:proofErr w:type="spellEnd"/>
-      <w:proofErr w:type="gramEnd"/>
-      <w:r>
-        <w:rPr>
-          <w:sz w:val="24"/>
-          <w:szCs w:val="24"/>
-        </w:rPr>
-        <w:t xml:space="preserve"> -u root -p</w:t>
+        <w:t>ccess the database :-&gt;  mysql -u root -p</w:t>
       </w:r>
     </w:p>
     <w:p>
@@ -4944,23 +3579,7 @@
           <w:sz w:val="24"/>
           <w:szCs w:val="24"/>
         </w:rPr>
-        <w:t xml:space="preserve">SELECT * FROM </w:t>
-      </w:r>
-      <w:proofErr w:type="spellStart"/>
-      <w:r>
-        <w:rPr>
-          <w:sz w:val="24"/>
-          <w:szCs w:val="24"/>
-        </w:rPr>
-        <w:t>tabDocField</w:t>
-      </w:r>
-      <w:proofErr w:type="spellEnd"/>
-      <w:r>
-        <w:rPr>
-          <w:sz w:val="24"/>
-          <w:szCs w:val="24"/>
-        </w:rPr>
-        <w:t xml:space="preserve"> LIMIT 10;</w:t>
+        <w:t>SELECT * FROM tabDocField LIMIT 10;</w:t>
       </w:r>
     </w:p>
     <w:p>
@@ -5141,74 +3760,15 @@
           <w:b/>
           <w:bCs/>
         </w:rPr>
-        <w:t xml:space="preserve">Pass </w:t>
-      </w:r>
-      <w:proofErr w:type="gramStart"/>
-      <w:r>
-        <w:rPr>
-          <w:b/>
-          <w:bCs/>
-        </w:rPr>
-        <w:t xml:space="preserve">:-&gt;  </w:t>
-      </w:r>
-      <w:proofErr w:type="spellStart"/>
-      <w:r>
-        <w:rPr>
-          <w:b/>
-          <w:bCs/>
-        </w:rPr>
-        <w:t>rqiu</w:t>
-      </w:r>
-      <w:proofErr w:type="spellEnd"/>
-      <w:proofErr w:type="gramEnd"/>
-      <w:r>
-        <w:rPr>
-          <w:b/>
-          <w:bCs/>
-        </w:rPr>
-        <w:t> </w:t>
-      </w:r>
-      <w:proofErr w:type="spellStart"/>
-      <w:r>
-        <w:rPr>
-          <w:b/>
-          <w:bCs/>
-        </w:rPr>
-        <w:t>jzpg</w:t>
-      </w:r>
-      <w:proofErr w:type="spellEnd"/>
-      <w:r>
-        <w:rPr>
-          <w:b/>
-          <w:bCs/>
-        </w:rPr>
-        <w:t> </w:t>
-      </w:r>
-      <w:proofErr w:type="spellStart"/>
-      <w:r>
-        <w:rPr>
-          <w:b/>
-          <w:bCs/>
-        </w:rPr>
-        <w:t>endr</w:t>
-      </w:r>
-      <w:proofErr w:type="spellEnd"/>
-      <w:r>
-        <w:rPr>
-          <w:b/>
-          <w:bCs/>
-        </w:rPr>
-        <w:t> </w:t>
-      </w:r>
-      <w:proofErr w:type="spellStart"/>
-      <w:r>
-        <w:rPr>
-          <w:b/>
-          <w:bCs/>
-        </w:rPr>
-        <w:t>jgst</w:t>
-      </w:r>
-      <w:proofErr w:type="spellEnd"/>
+        <w:t xml:space="preserve">Pass :-&gt;  </w:t>
+      </w:r>
+      <w:r>
+        <w:rPr>
+          <w:b/>
+          <w:bCs/>
+        </w:rPr>
+        <w:t>rqiu jzpg endr jgst</w:t>
+      </w:r>
     </w:p>
     <w:p>
       <w:pPr>
@@ -5267,39 +3827,20 @@
           <w:sz w:val="36"/>
           <w:szCs w:val="36"/>
         </w:rPr>
-        <w:t xml:space="preserve">Step For Create the Customer App In </w:t>
-      </w:r>
-      <w:proofErr w:type="spellStart"/>
-      <w:r>
-        <w:rPr>
-          <w:b/>
-          <w:bCs/>
-          <w:sz w:val="36"/>
-          <w:szCs w:val="36"/>
-        </w:rPr>
-        <w:t>ERP_Next</w:t>
-      </w:r>
-      <w:proofErr w:type="spellEnd"/>
-    </w:p>
-    <w:p>
-      <w:pPr>
-        <w:rPr>
-          <w:b/>
-          <w:bCs/>
-        </w:rPr>
-      </w:pPr>
-    </w:p>
-    <w:p>
-      <w:r>
-        <w:t xml:space="preserve">Step 1: bench new-app </w:t>
-      </w:r>
-      <w:proofErr w:type="spellStart"/>
-      <w:r>
-        <w:t>custome</w:t>
-      </w:r>
-      <w:proofErr w:type="spellEnd"/>
-      <w:r>
-        <w:t>-app-name</w:t>
+        <w:t>Step For Create the Customer App In ERP_Next</w:t>
+      </w:r>
+    </w:p>
+    <w:p>
+      <w:pPr>
+        <w:rPr>
+          <w:b/>
+          <w:bCs/>
+        </w:rPr>
+      </w:pPr>
+    </w:p>
+    <w:p>
+      <w:r>
+        <w:t>Step 1: bench new-app custome-app-name</w:t>
       </w:r>
     </w:p>
     <w:p>
@@ -5319,13 +3860,8 @@
         </w:numPr>
       </w:pPr>
       <w:r>
-        <w:t xml:space="preserve">bench --site your-site-name install-app </w:t>
-      </w:r>
-      <w:proofErr w:type="spellStart"/>
-      <w:r>
-        <w:t>whatsapp_chat</w:t>
-      </w:r>
-      <w:proofErr w:type="spellEnd"/>
+        <w:t>bench --site your-site-name install-app whatsapp_chat</w:t>
+      </w:r>
     </w:p>
     <w:p>
       <w:r>
@@ -5344,38 +3880,30 @@
         </w:numPr>
       </w:pPr>
       <w:r>
-        <w:t xml:space="preserve">bench make-page </w:t>
-      </w:r>
-      <w:proofErr w:type="spellStart"/>
-      <w:r>
-        <w:t>whatsapp_chat</w:t>
-      </w:r>
-      <w:proofErr w:type="spellEnd"/>
-      <w:r>
-        <w:t xml:space="preserve"> Chat</w:t>
-      </w:r>
-    </w:p>
-    <w:p>
-      <w:pPr>
-        <w:rPr>
-          <w:b/>
-          <w:bCs/>
-        </w:rPr>
-      </w:pPr>
-    </w:p>
-    <w:p>
-      <w:pPr>
-        <w:rPr>
-          <w:b/>
-          <w:bCs/>
-        </w:rPr>
-      </w:pPr>
-      <w:r>
-        <w:rPr>
-          <w:b/>
-          <w:bCs/>
-        </w:rPr>
         <w:lastRenderedPageBreak/>
+        <w:t>bench make-page whatsapp_chat Chat</w:t>
+      </w:r>
+    </w:p>
+    <w:p>
+      <w:pPr>
+        <w:rPr>
+          <w:b/>
+          <w:bCs/>
+        </w:rPr>
+      </w:pPr>
+    </w:p>
+    <w:p>
+      <w:pPr>
+        <w:rPr>
+          <w:b/>
+          <w:bCs/>
+        </w:rPr>
+      </w:pPr>
+      <w:r>
+        <w:rPr>
+          <w:b/>
+          <w:bCs/>
+        </w:rPr>
         <w:t>*********************************************************************************</w:t>
       </w:r>
     </w:p>
@@ -5398,20 +3926,8 @@
           <w:szCs w:val="36"/>
           <w:u w:val="single"/>
         </w:rPr>
-        <w:t xml:space="preserve">What’s App Integration in </w:t>
-      </w:r>
-      <w:proofErr w:type="spellStart"/>
-      <w:r>
-        <w:rPr>
-          <w:b/>
-          <w:bCs/>
-          <w:sz w:val="36"/>
-          <w:szCs w:val="36"/>
-          <w:u w:val="single"/>
-        </w:rPr>
-        <w:t>ERP_Next</w:t>
-      </w:r>
-      <w:proofErr w:type="spellEnd"/>
+        <w:t>What’s App Integration in ERP_Next</w:t>
+      </w:r>
     </w:p>
     <w:p>
       <w:pPr>
@@ -5602,17 +4118,8 @@
           <w:sz w:val="24"/>
           <w:szCs w:val="24"/>
         </w:rPr>
-        <w:t xml:space="preserve">bench --site [sitename] install-app </w:t>
-      </w:r>
-      <w:proofErr w:type="spellStart"/>
-      <w:r>
-        <w:rPr>
-          <w:sz w:val="24"/>
-          <w:szCs w:val="24"/>
-        </w:rPr>
-        <w:t>frappe_whatsapp</w:t>
-      </w:r>
-      <w:proofErr w:type="spellEnd"/>
+        <w:t>bench --site [sitename] install-app frappe_whatsapp</w:t>
+      </w:r>
     </w:p>
     <w:p>
       <w:pPr>
@@ -5669,17 +4176,8 @@
           <w:sz w:val="24"/>
           <w:szCs w:val="24"/>
         </w:rPr>
-        <w:t xml:space="preserve">create the account for developer account in </w:t>
-      </w:r>
-      <w:proofErr w:type="spellStart"/>
-      <w:r>
-        <w:rPr>
-          <w:sz w:val="24"/>
-          <w:szCs w:val="24"/>
-        </w:rPr>
-        <w:t>facebook</w:t>
-      </w:r>
-      <w:proofErr w:type="spellEnd"/>
+        <w:t>create the account for developer account in facebook</w:t>
+      </w:r>
       <w:r>
         <w:rPr>
           <w:b/>
@@ -5716,25 +4214,84 @@
           <w:sz w:val="24"/>
           <w:szCs w:val="24"/>
         </w:rPr>
-        <w:t xml:space="preserve">after that find business </w:t>
-      </w:r>
-      <w:proofErr w:type="spellStart"/>
-      <w:r>
-        <w:rPr>
-          <w:sz w:val="24"/>
-          <w:szCs w:val="24"/>
-        </w:rPr>
-        <w:t>whatsapp</w:t>
-      </w:r>
-      <w:proofErr w:type="spellEnd"/>
-      <w:r>
-        <w:rPr>
-          <w:sz w:val="24"/>
-          <w:szCs w:val="24"/>
-        </w:rPr>
-        <w:t xml:space="preserve"> in </w:t>
-      </w:r>
-      <w:proofErr w:type="spellStart"/>
+        <w:t>after that find business whatsapp in erpnext with</w:t>
+      </w:r>
+      <w:r>
+        <w:rPr>
+          <w:b/>
+          <w:bCs/>
+          <w:sz w:val="24"/>
+          <w:szCs w:val="24"/>
+        </w:rPr>
+        <w:t xml:space="preserve"> API Key</w:t>
+      </w:r>
+    </w:p>
+    <w:p>
+      <w:pPr>
+        <w:rPr>
+          <w:b/>
+          <w:bCs/>
+          <w:sz w:val="24"/>
+          <w:szCs w:val="24"/>
+        </w:rPr>
+      </w:pPr>
+      <w:r>
+        <w:rPr>
+          <w:b/>
+          <w:bCs/>
+          <w:sz w:val="24"/>
+          <w:szCs w:val="24"/>
+        </w:rPr>
+        <w:t xml:space="preserve">this api key will intgrate of erpnext -&gt; whats app setting </w:t>
+      </w:r>
+    </w:p>
+    <w:p>
+      <w:pPr>
+        <w:rPr>
+          <w:b/>
+          <w:bCs/>
+          <w:sz w:val="24"/>
+          <w:szCs w:val="24"/>
+        </w:rPr>
+      </w:pPr>
+      <w:r>
+        <w:rPr>
+          <w:b/>
+          <w:bCs/>
+          <w:sz w:val="24"/>
+          <w:szCs w:val="24"/>
+        </w:rPr>
+        <w:t>and work for next step</w:t>
+      </w:r>
+    </w:p>
+    <w:p>
+      <w:pPr>
+        <w:rPr>
+          <w:sz w:val="24"/>
+          <w:szCs w:val="24"/>
+        </w:rPr>
+      </w:pPr>
+      <w:r>
+        <w:rPr>
+          <w:sz w:val="24"/>
+          <w:szCs w:val="24"/>
+        </w:rPr>
+        <w:t xml:space="preserve">bench --site </w:t>
+      </w:r>
+      <w:r>
+        <w:rPr>
+          <w:sz w:val="24"/>
+          <w:szCs w:val="24"/>
+        </w:rPr>
+        <w:t>ifss.erpnext.in</w:t>
+      </w:r>
+      <w:r>
+        <w:rPr>
+          <w:sz w:val="24"/>
+          <w:szCs w:val="24"/>
+        </w:rPr>
+        <w:t xml:space="preserve"> install-app </w:t>
+      </w:r>
       <w:r>
         <w:rPr>
           <w:sz w:val="24"/>
@@ -5742,179 +4299,6 @@
         </w:rPr>
         <w:t>erpnext</w:t>
       </w:r>
-      <w:proofErr w:type="spellEnd"/>
-      <w:r>
-        <w:rPr>
-          <w:sz w:val="24"/>
-          <w:szCs w:val="24"/>
-        </w:rPr>
-        <w:t xml:space="preserve"> with</w:t>
-      </w:r>
-      <w:r>
-        <w:rPr>
-          <w:b/>
-          <w:bCs/>
-          <w:sz w:val="24"/>
-          <w:szCs w:val="24"/>
-        </w:rPr>
-        <w:t xml:space="preserve"> API Key</w:t>
-      </w:r>
-    </w:p>
-    <w:p>
-      <w:pPr>
-        <w:rPr>
-          <w:b/>
-          <w:bCs/>
-          <w:sz w:val="24"/>
-          <w:szCs w:val="24"/>
-        </w:rPr>
-      </w:pPr>
-      <w:r>
-        <w:rPr>
-          <w:b/>
-          <w:bCs/>
-          <w:sz w:val="24"/>
-          <w:szCs w:val="24"/>
-        </w:rPr>
-        <w:t xml:space="preserve">this </w:t>
-      </w:r>
-      <w:proofErr w:type="spellStart"/>
-      <w:r>
-        <w:rPr>
-          <w:b/>
-          <w:bCs/>
-          <w:sz w:val="24"/>
-          <w:szCs w:val="24"/>
-        </w:rPr>
-        <w:t>api</w:t>
-      </w:r>
-      <w:proofErr w:type="spellEnd"/>
-      <w:r>
-        <w:rPr>
-          <w:b/>
-          <w:bCs/>
-          <w:sz w:val="24"/>
-          <w:szCs w:val="24"/>
-        </w:rPr>
-        <w:t xml:space="preserve"> key will </w:t>
-      </w:r>
-      <w:proofErr w:type="spellStart"/>
-      <w:r>
-        <w:rPr>
-          <w:b/>
-          <w:bCs/>
-          <w:sz w:val="24"/>
-          <w:szCs w:val="24"/>
-        </w:rPr>
-        <w:t>intgrate</w:t>
-      </w:r>
-      <w:proofErr w:type="spellEnd"/>
-      <w:r>
-        <w:rPr>
-          <w:b/>
-          <w:bCs/>
-          <w:sz w:val="24"/>
-          <w:szCs w:val="24"/>
-        </w:rPr>
-        <w:t xml:space="preserve"> of </w:t>
-      </w:r>
-      <w:proofErr w:type="spellStart"/>
-      <w:r>
-        <w:rPr>
-          <w:b/>
-          <w:bCs/>
-          <w:sz w:val="24"/>
-          <w:szCs w:val="24"/>
-        </w:rPr>
-        <w:t>erpnext</w:t>
-      </w:r>
-      <w:proofErr w:type="spellEnd"/>
-      <w:r>
-        <w:rPr>
-          <w:b/>
-          <w:bCs/>
-          <w:sz w:val="24"/>
-          <w:szCs w:val="24"/>
-        </w:rPr>
-        <w:t xml:space="preserve"> -&gt; </w:t>
-      </w:r>
-      <w:proofErr w:type="spellStart"/>
-      <w:r>
-        <w:rPr>
-          <w:b/>
-          <w:bCs/>
-          <w:sz w:val="24"/>
-          <w:szCs w:val="24"/>
-        </w:rPr>
-        <w:t>whats</w:t>
-      </w:r>
-      <w:proofErr w:type="spellEnd"/>
-      <w:r>
-        <w:rPr>
-          <w:b/>
-          <w:bCs/>
-          <w:sz w:val="24"/>
-          <w:szCs w:val="24"/>
-        </w:rPr>
-        <w:t xml:space="preserve"> app setting </w:t>
-      </w:r>
-    </w:p>
-    <w:p>
-      <w:pPr>
-        <w:rPr>
-          <w:b/>
-          <w:bCs/>
-          <w:sz w:val="24"/>
-          <w:szCs w:val="24"/>
-        </w:rPr>
-      </w:pPr>
-      <w:r>
-        <w:rPr>
-          <w:b/>
-          <w:bCs/>
-          <w:sz w:val="24"/>
-          <w:szCs w:val="24"/>
-        </w:rPr>
-        <w:t>and work for next step</w:t>
-      </w:r>
-    </w:p>
-    <w:p>
-      <w:pPr>
-        <w:rPr>
-          <w:sz w:val="24"/>
-          <w:szCs w:val="24"/>
-        </w:rPr>
-      </w:pPr>
-      <w:r>
-        <w:rPr>
-          <w:sz w:val="24"/>
-          <w:szCs w:val="24"/>
-        </w:rPr>
-        <w:t xml:space="preserve">bench --site </w:t>
-      </w:r>
-      <w:r>
-        <w:rPr>
-          <w:sz w:val="24"/>
-          <w:szCs w:val="24"/>
-        </w:rPr>
-        <w:t>ifss.erpnext.in</w:t>
-      </w:r>
-      <w:r>
-        <w:rPr>
-          <w:sz w:val="24"/>
-          <w:szCs w:val="24"/>
-        </w:rPr>
-        <w:t xml:space="preserve"> install-app </w:t>
-      </w:r>
-      <w:proofErr w:type="spellStart"/>
-      <w:r>
-        <w:rPr>
-          <w:sz w:val="24"/>
-          <w:szCs w:val="24"/>
-        </w:rPr>
-        <w:t>erpnext</w:t>
-      </w:r>
-      <w:proofErr w:type="spellEnd"/>
     </w:p>
     <w:p>
       <w:pPr>
@@ -5990,23 +4374,7 @@
           <w:sz w:val="24"/>
           <w:szCs w:val="24"/>
         </w:rPr>
-        <w:t xml:space="preserve">Step </w:t>
-      </w:r>
-      <w:proofErr w:type="gramStart"/>
-      <w:r>
-        <w:rPr>
-          <w:sz w:val="24"/>
-          <w:szCs w:val="24"/>
-        </w:rPr>
-        <w:t>2 :</w:t>
-      </w:r>
-      <w:proofErr w:type="gramEnd"/>
-      <w:r>
-        <w:rPr>
-          <w:sz w:val="24"/>
-          <w:szCs w:val="24"/>
-        </w:rPr>
-        <w:t xml:space="preserve"> </w:t>
+        <w:t xml:space="preserve">Step 2 : </w:t>
       </w:r>
       <w:r>
         <w:rPr>
@@ -6027,47 +4395,22 @@
           <w:sz w:val="24"/>
           <w:szCs w:val="24"/>
         </w:rPr>
-        <w:t xml:space="preserve"> install-app </w:t>
-      </w:r>
-      <w:proofErr w:type="spellStart"/>
-      <w:r>
-        <w:rPr>
-          <w:sz w:val="24"/>
-          <w:szCs w:val="24"/>
-        </w:rPr>
-        <w:t>crm</w:t>
-      </w:r>
-      <w:proofErr w:type="spellEnd"/>
-    </w:p>
-    <w:p>
-      <w:pPr>
-        <w:rPr>
-          <w:sz w:val="24"/>
-          <w:szCs w:val="24"/>
-        </w:rPr>
-      </w:pPr>
-      <w:r>
-        <w:rPr>
-          <w:sz w:val="24"/>
-          <w:szCs w:val="24"/>
-        </w:rPr>
-        <w:t xml:space="preserve">Step </w:t>
-      </w:r>
-      <w:proofErr w:type="gramStart"/>
-      <w:r>
-        <w:rPr>
-          <w:sz w:val="24"/>
-          <w:szCs w:val="24"/>
-        </w:rPr>
-        <w:t>3 :</w:t>
-      </w:r>
-      <w:proofErr w:type="gramEnd"/>
-      <w:r>
-        <w:rPr>
-          <w:sz w:val="24"/>
-          <w:szCs w:val="24"/>
-        </w:rPr>
-        <w:t xml:space="preserve"> bench start</w:t>
+        <w:t xml:space="preserve"> install-app crm</w:t>
+      </w:r>
+    </w:p>
+    <w:p>
+      <w:pPr>
+        <w:rPr>
+          <w:sz w:val="24"/>
+          <w:szCs w:val="24"/>
+        </w:rPr>
+      </w:pPr>
+      <w:r>
+        <w:rPr>
+          <w:sz w:val="24"/>
+          <w:szCs w:val="24"/>
+        </w:rPr>
+        <w:t>Step 3 : bench start</w:t>
       </w:r>
     </w:p>
     <w:p>
@@ -6097,6 +4440,7 @@
           <w:szCs w:val="44"/>
           <w:u w:val="single"/>
         </w:rPr>
+        <w:lastRenderedPageBreak/>
         <w:t xml:space="preserve">*** Install </w:t>
       </w:r>
       <w:r>
@@ -6154,71 +4498,29 @@
           <w:sz w:val="24"/>
           <w:szCs w:val="24"/>
         </w:rPr>
-        <w:lastRenderedPageBreak/>
-        <w:t xml:space="preserve">Step </w:t>
-      </w:r>
-      <w:proofErr w:type="gramStart"/>
-      <w:r>
-        <w:rPr>
-          <w:sz w:val="24"/>
-          <w:szCs w:val="24"/>
-        </w:rPr>
-        <w:t>2 :</w:t>
-      </w:r>
-      <w:proofErr w:type="gramEnd"/>
-      <w:r>
-        <w:rPr>
-          <w:sz w:val="24"/>
-          <w:szCs w:val="24"/>
-        </w:rPr>
-        <w:t xml:space="preserve"> </w:t>
-      </w:r>
-      <w:r>
-        <w:rPr>
-          <w:sz w:val="24"/>
-          <w:szCs w:val="24"/>
-        </w:rPr>
-        <w:t xml:space="preserve">bench --site tryerpnext.com install-app </w:t>
-      </w:r>
-      <w:proofErr w:type="spellStart"/>
-      <w:r>
-        <w:rPr>
-          <w:sz w:val="24"/>
-          <w:szCs w:val="24"/>
-        </w:rPr>
-        <w:t>hrms</w:t>
-      </w:r>
-      <w:proofErr w:type="spellEnd"/>
-    </w:p>
-    <w:p>
-      <w:pPr>
-        <w:rPr>
-          <w:sz w:val="24"/>
-          <w:szCs w:val="24"/>
-        </w:rPr>
-      </w:pPr>
-      <w:r>
-        <w:rPr>
-          <w:sz w:val="24"/>
-          <w:szCs w:val="24"/>
-        </w:rPr>
-        <w:t xml:space="preserve">Step </w:t>
-      </w:r>
-      <w:proofErr w:type="gramStart"/>
-      <w:r>
-        <w:rPr>
-          <w:sz w:val="24"/>
-          <w:szCs w:val="24"/>
-        </w:rPr>
-        <w:t>3 :</w:t>
-      </w:r>
-      <w:proofErr w:type="gramEnd"/>
-      <w:r>
-        <w:rPr>
-          <w:sz w:val="24"/>
-          <w:szCs w:val="24"/>
-        </w:rPr>
-        <w:t xml:space="preserve"> bench start</w:t>
+        <w:t xml:space="preserve">Step 2 : </w:t>
+      </w:r>
+      <w:r>
+        <w:rPr>
+          <w:sz w:val="24"/>
+          <w:szCs w:val="24"/>
+        </w:rPr>
+        <w:t>bench --site tryerpnext.com install-app hrms</w:t>
+      </w:r>
+    </w:p>
+    <w:p>
+      <w:pPr>
+        <w:rPr>
+          <w:sz w:val="24"/>
+          <w:szCs w:val="24"/>
+        </w:rPr>
+      </w:pPr>
+      <w:r>
+        <w:rPr>
+          <w:sz w:val="24"/>
+          <w:szCs w:val="24"/>
+        </w:rPr>
+        <w:t>Step 3 : bench start</w:t>
       </w:r>
     </w:p>
     <w:p>
@@ -6266,29 +4568,7 @@
           <w:szCs w:val="44"/>
           <w:u w:val="single"/>
         </w:rPr>
-        <w:t xml:space="preserve">Email Send </w:t>
-      </w:r>
-      <w:proofErr w:type="gramStart"/>
-      <w:r>
-        <w:rPr>
-          <w:b/>
-          <w:bCs/>
-          <w:sz w:val="44"/>
-          <w:szCs w:val="44"/>
-          <w:u w:val="single"/>
-        </w:rPr>
-        <w:t>On</w:t>
-      </w:r>
-      <w:proofErr w:type="gramEnd"/>
-      <w:r>
-        <w:rPr>
-          <w:b/>
-          <w:bCs/>
-          <w:sz w:val="44"/>
-          <w:szCs w:val="44"/>
-          <w:u w:val="single"/>
-        </w:rPr>
-        <w:t xml:space="preserve"> Email Queue</w:t>
+        <w:t>Email Send On Email Queue</w:t>
       </w:r>
       <w:r>
         <w:rPr>
@@ -6335,18 +4615,8 @@
           <w:sz w:val="24"/>
           <w:szCs w:val="24"/>
         </w:rPr>
-        <w:t xml:space="preserve">bench scheduler </w:t>
-      </w:r>
-      <w:proofErr w:type="gramStart"/>
-      <w:r>
-        <w:rPr>
-          <w:rFonts w:ascii="Courier New" w:hAnsi="Courier New" w:cs="Courier New"/>
-          <w:sz w:val="24"/>
-          <w:szCs w:val="24"/>
-        </w:rPr>
-        <w:t>enable</w:t>
-      </w:r>
-      <w:proofErr w:type="gramEnd"/>
+        <w:t>bench scheduler enable</w:t>
+      </w:r>
     </w:p>
     <w:p>
       <w:pPr>
@@ -6382,17 +4652,8 @@
           <w:sz w:val="24"/>
           <w:szCs w:val="24"/>
         </w:rPr>
-        <w:t xml:space="preserve">after </w:t>
-      </w:r>
-      <w:proofErr w:type="gramStart"/>
-      <w:r>
-        <w:rPr>
-          <w:sz w:val="24"/>
-          <w:szCs w:val="24"/>
-        </w:rPr>
-        <w:t>that :</w:t>
-      </w:r>
-      <w:proofErr w:type="gramEnd"/>
+        <w:t>after that :</w:t>
+      </w:r>
     </w:p>
     <w:p>
       <w:pPr>
@@ -6406,21 +4667,12 @@
           <w:szCs w:val="24"/>
         </w:rPr>
       </w:pPr>
-      <w:proofErr w:type="gramStart"/>
-      <w:r>
-        <w:rPr>
-          <w:sz w:val="24"/>
-          <w:szCs w:val="24"/>
-        </w:rPr>
-        <w:t>again</w:t>
-      </w:r>
-      <w:proofErr w:type="gramEnd"/>
-      <w:r>
-        <w:rPr>
-          <w:sz w:val="24"/>
-          <w:szCs w:val="24"/>
-        </w:rPr>
-        <w:t xml:space="preserve"> start the bench using the -&gt; </w:t>
+      <w:r>
+        <w:rPr>
+          <w:sz w:val="24"/>
+          <w:szCs w:val="24"/>
+        </w:rPr>
+        <w:t xml:space="preserve">again start the bench using the -&gt; </w:t>
       </w:r>
       <w:r>
         <w:rPr>
@@ -6428,18 +4680,8 @@
           <w:sz w:val="24"/>
           <w:szCs w:val="24"/>
         </w:rPr>
-        <w:t xml:space="preserve">bench </w:t>
-      </w:r>
-      <w:proofErr w:type="spellStart"/>
-      <w:r>
-        <w:rPr>
-          <w:rFonts w:ascii="Courier New" w:hAnsi="Courier New" w:cs="Courier New"/>
-          <w:sz w:val="24"/>
-          <w:szCs w:val="24"/>
-        </w:rPr>
-        <w:t>statrt</w:t>
-      </w:r>
-      <w:proofErr w:type="spellEnd"/>
+        <w:t>bench statrt</w:t>
+      </w:r>
     </w:p>
     <w:p>
       <w:pPr>
@@ -6476,29 +4718,7 @@
           <w:szCs w:val="32"/>
           <w:u w:val="single"/>
         </w:rPr>
-        <w:t xml:space="preserve"> ** Remove App </w:t>
-      </w:r>
-      <w:proofErr w:type="gramStart"/>
-      <w:r>
-        <w:rPr>
-          <w:b/>
-          <w:bCs/>
-          <w:sz w:val="32"/>
-          <w:szCs w:val="32"/>
-          <w:u w:val="single"/>
-        </w:rPr>
-        <w:t>On</w:t>
-      </w:r>
-      <w:proofErr w:type="gramEnd"/>
-      <w:r>
-        <w:rPr>
-          <w:b/>
-          <w:bCs/>
-          <w:sz w:val="32"/>
-          <w:szCs w:val="32"/>
-          <w:u w:val="single"/>
-        </w:rPr>
-        <w:t xml:space="preserve"> Frappe App **</w:t>
+        <w:t xml:space="preserve"> ** Remove App On Frappe App **</w:t>
       </w:r>
     </w:p>
     <w:p/>
@@ -6518,21 +4738,7 @@
         <w:rPr>
           <w:rFonts w:ascii="Courier New" w:hAnsi="Courier New" w:cs="Courier New"/>
         </w:rPr>
-        <w:t>bench remove-app {</w:t>
-      </w:r>
-      <w:proofErr w:type="spellStart"/>
-      <w:r>
-        <w:rPr>
-          <w:rFonts w:ascii="Courier New" w:hAnsi="Courier New" w:cs="Courier New"/>
-        </w:rPr>
-        <w:t>yourapp</w:t>
-      </w:r>
-      <w:proofErr w:type="spellEnd"/>
-      <w:r>
-        <w:rPr>
-          <w:rFonts w:ascii="Courier New" w:hAnsi="Courier New" w:cs="Courier New"/>
-        </w:rPr>
-        <w:t>}</w:t>
+        <w:t>bench remove-app {yourapp}</w:t>
       </w:r>
     </w:p>
     <w:p>
@@ -6600,19 +4806,11 @@
           <w:rFonts w:ascii="Courier New" w:hAnsi="Courier New" w:cs="Courier New"/>
         </w:rPr>
       </w:pPr>
-      <w:proofErr w:type="spellStart"/>
       <w:r>
         <w:rPr>
           <w:rFonts w:ascii="Courier New" w:hAnsi="Courier New" w:cs="Courier New"/>
         </w:rPr>
-        <w:t>sudo</w:t>
-      </w:r>
-      <w:proofErr w:type="spellEnd"/>
-      <w:r>
-        <w:rPr>
-          <w:rFonts w:ascii="Courier New" w:hAnsi="Courier New" w:cs="Courier New"/>
-        </w:rPr>
-        <w:t xml:space="preserve"> apt update</w:t>
+        <w:t>sudo apt update</w:t>
       </w:r>
     </w:p>
     <w:p>
@@ -6626,19 +4824,11 @@
           <w:rFonts w:ascii="Courier New" w:hAnsi="Courier New" w:cs="Courier New"/>
         </w:rPr>
       </w:pPr>
-      <w:proofErr w:type="spellStart"/>
       <w:r>
         <w:rPr>
           <w:rFonts w:ascii="Courier New" w:hAnsi="Courier New" w:cs="Courier New"/>
         </w:rPr>
-        <w:t>sudo</w:t>
-      </w:r>
-      <w:proofErr w:type="spellEnd"/>
-      <w:r>
-        <w:rPr>
-          <w:rFonts w:ascii="Courier New" w:hAnsi="Courier New" w:cs="Courier New"/>
-        </w:rPr>
-        <w:t xml:space="preserve"> apt upgrade yarn</w:t>
+        <w:t>sudo apt upgrade yarn</w:t>
       </w:r>
     </w:p>
     <w:p>
@@ -6671,7 +4861,6 @@
         <w:rPr>
           <w:noProof/>
         </w:rPr>
-        <w:lastRenderedPageBreak/>
         <mc:AlternateContent>
           <mc:Choice Requires="wps">
             <w:drawing>
@@ -7042,51 +5231,7 @@
           <w:szCs w:val="36"/>
           <w:u w:val="single"/>
         </w:rPr>
-        <w:t xml:space="preserve">** Scheduled Tasks [ </w:t>
-      </w:r>
-      <w:proofErr w:type="spellStart"/>
-      <w:r>
-        <w:rPr>
-          <w:b/>
-          <w:bCs/>
-          <w:sz w:val="36"/>
-          <w:szCs w:val="36"/>
-          <w:u w:val="single"/>
-        </w:rPr>
-        <w:t>scheduler_</w:t>
-      </w:r>
-      <w:proofErr w:type="gramStart"/>
-      <w:r>
-        <w:rPr>
-          <w:b/>
-          <w:bCs/>
-          <w:sz w:val="36"/>
-          <w:szCs w:val="36"/>
-          <w:u w:val="single"/>
-        </w:rPr>
-        <w:t>events</w:t>
-      </w:r>
-      <w:proofErr w:type="spellEnd"/>
-      <w:r>
-        <w:rPr>
-          <w:b/>
-          <w:bCs/>
-          <w:sz w:val="36"/>
-          <w:szCs w:val="36"/>
-          <w:u w:val="single"/>
-        </w:rPr>
-        <w:t xml:space="preserve"> ]</w:t>
-      </w:r>
-      <w:proofErr w:type="gramEnd"/>
-      <w:r>
-        <w:rPr>
-          <w:b/>
-          <w:bCs/>
-          <w:sz w:val="36"/>
-          <w:szCs w:val="36"/>
-          <w:u w:val="single"/>
-        </w:rPr>
-        <w:t>**</w:t>
+        <w:t>** Scheduled Tasks [ scheduler_events ]**</w:t>
       </w:r>
     </w:p>
     <w:p/>
@@ -7157,13 +5302,8 @@
         </w:numPr>
       </w:pPr>
       <w:r>
-        <w:t xml:space="preserve">bench scheduler </w:t>
-      </w:r>
-      <w:proofErr w:type="gramStart"/>
-      <w:r>
-        <w:t>enable</w:t>
-      </w:r>
-      <w:proofErr w:type="gramEnd"/>
+        <w:t>bench scheduler enable</w:t>
+      </w:r>
     </w:p>
     <w:p>
       <w:pPr>
@@ -7192,13 +5332,8 @@
         </w:numPr>
       </w:pPr>
       <w:r>
-        <w:t xml:space="preserve">bench </w:t>
-      </w:r>
-      <w:proofErr w:type="gramStart"/>
-      <w:r>
-        <w:t>migrate</w:t>
-      </w:r>
-      <w:proofErr w:type="gramEnd"/>
+        <w:t>bench migrate</w:t>
+      </w:r>
     </w:p>
     <w:p>
       <w:pPr>
@@ -7221,39 +5356,16 @@
         </w:numPr>
       </w:pPr>
       <w:r>
-        <w:t xml:space="preserve">bench --site erp.ifssgroup.in execute </w:t>
-      </w:r>
-      <w:proofErr w:type="spellStart"/>
-      <w:r>
-        <w:t>gate_visitor_</w:t>
-      </w:r>
-      <w:proofErr w:type="gramStart"/>
-      <w:r>
-        <w:t>management.tasks</w:t>
-      </w:r>
-      <w:proofErr w:type="gramEnd"/>
-      <w:r>
-        <w:t>.cron</w:t>
-      </w:r>
-      <w:proofErr w:type="spellEnd"/>
+        <w:t>bench --site erp.ifssgroup.in execute gate_visitor_management.tasks.cron</w:t>
+      </w:r>
     </w:p>
     <w:p>
       <w:r>
         <w:t>[</w:t>
       </w:r>
-      <w:proofErr w:type="spellStart"/>
-      <w:r>
-        <w:t>gate_visitor_</w:t>
-      </w:r>
-      <w:proofErr w:type="gramStart"/>
-      <w:r>
-        <w:t>management.tasks</w:t>
-      </w:r>
-      <w:proofErr w:type="gramEnd"/>
-      <w:r>
-        <w:t>.cron</w:t>
-      </w:r>
-      <w:proofErr w:type="spellEnd"/>
+      <w:r>
+        <w:t>gate_visitor_management.tasks.cron</w:t>
+      </w:r>
       <w:r>
         <w:t>] -&gt; this is the path of function</w:t>
       </w:r>
@@ -7554,23 +5666,13 @@
           <w:bCs/>
         </w:rPr>
       </w:pPr>
-      <w:proofErr w:type="spellStart"/>
       <w:r>
         <w:rPr>
           <w:rFonts w:cstheme="minorHAnsi"/>
           <w:b/>
           <w:bCs/>
         </w:rPr>
-        <w:t>Installetion</w:t>
-      </w:r>
-      <w:proofErr w:type="spellEnd"/>
-      <w:r>
-        <w:rPr>
-          <w:rFonts w:cstheme="minorHAnsi"/>
-          <w:b/>
-          <w:bCs/>
-        </w:rPr>
-        <w:t xml:space="preserve"> Process:</w:t>
+        <w:t>Installetion Process:</w:t>
       </w:r>
     </w:p>
     <w:p>
@@ -7592,36 +5694,8 @@
           <w:b/>
           <w:bCs/>
         </w:rPr>
-        <w:t xml:space="preserve">Create new </w:t>
-      </w:r>
-      <w:proofErr w:type="spellStart"/>
-      <w:r>
-        <w:rPr>
-          <w:rFonts w:cstheme="minorHAnsi"/>
-          <w:b/>
-          <w:bCs/>
-        </w:rPr>
-        <w:t>custome</w:t>
-      </w:r>
-      <w:proofErr w:type="spellEnd"/>
-      <w:r>
-        <w:rPr>
-          <w:rFonts w:cstheme="minorHAnsi"/>
-          <w:b/>
-          <w:bCs/>
-        </w:rPr>
-        <w:t xml:space="preserve"> app -&gt; bench new-app </w:t>
-      </w:r>
-      <w:proofErr w:type="spellStart"/>
-      <w:r>
-        <w:rPr>
-          <w:rFonts w:cstheme="minorHAnsi"/>
-          <w:b/>
-          <w:bCs/>
-        </w:rPr>
-        <w:t>my_custom_app</w:t>
-      </w:r>
-      <w:proofErr w:type="spellEnd"/>
+        <w:t>Create new custome app -&gt; bench new-app my_custom_app</w:t>
+      </w:r>
     </w:p>
     <w:p>
       <w:pPr>
@@ -7642,18 +5716,8 @@
           <w:b/>
           <w:bCs/>
         </w:rPr>
-        <w:t xml:space="preserve">Add this app in site -&gt; bench –site erpnext.ifss.in install-app </w:t>
-      </w:r>
-      <w:proofErr w:type="spellStart"/>
-      <w:r>
-        <w:rPr>
-          <w:rFonts w:cstheme="minorHAnsi"/>
-          <w:b/>
-          <w:bCs/>
-        </w:rPr>
-        <w:t>my_custom_app</w:t>
-      </w:r>
-      <w:proofErr w:type="spellEnd"/>
+        <w:t>Add this app in site -&gt; bench –site erpnext.ifss.in install-app my_custom_app</w:t>
+      </w:r>
     </w:p>
     <w:p>
       <w:pPr>
@@ -7694,116 +5758,52 @@
           <w:b/>
           <w:bCs/>
         </w:rPr>
-        <w:t xml:space="preserve"> </w:t>
-      </w:r>
-      <w:proofErr w:type="gramStart"/>
-      <w:r>
+        <w:t xml:space="preserve"> ( cd /frappe-bench/my_custom_app )</w:t>
+      </w:r>
+    </w:p>
+    <w:p>
+      <w:pPr>
+        <w:pStyle w:val="ListParagraph"/>
         <w:rPr>
           <w:rFonts w:cstheme="minorHAnsi"/>
           <w:b/>
           <w:bCs/>
         </w:rPr>
-        <w:t>( cd</w:t>
-      </w:r>
-      <w:proofErr w:type="gramEnd"/>
-      <w:r>
+      </w:pPr>
+    </w:p>
+    <w:p>
+      <w:pPr>
+        <w:pStyle w:val="ListParagraph"/>
         <w:rPr>
           <w:rFonts w:cstheme="minorHAnsi"/>
           <w:b/>
           <w:bCs/>
         </w:rPr>
-        <w:t xml:space="preserve"> /frappe-bench/</w:t>
-      </w:r>
-      <w:proofErr w:type="spellStart"/>
+      </w:pPr>
       <w:r>
         <w:rPr>
           <w:rFonts w:cstheme="minorHAnsi"/>
           <w:b/>
           <w:bCs/>
         </w:rPr>
-        <w:t>my_custom_</w:t>
-      </w:r>
-      <w:proofErr w:type="gramStart"/>
+        <w:t>1</w:t>
+      </w:r>
       <w:r>
         <w:rPr>
           <w:rFonts w:cstheme="minorHAnsi"/>
           <w:b/>
           <w:bCs/>
-        </w:rPr>
-        <w:t>app</w:t>
-      </w:r>
-      <w:proofErr w:type="spellEnd"/>
+          <w:vertAlign w:val="superscript"/>
+        </w:rPr>
+        <w:t>st</w:t>
+      </w:r>
       <w:r>
         <w:rPr>
           <w:rFonts w:cstheme="minorHAnsi"/>
           <w:b/>
           <w:bCs/>
         </w:rPr>
-        <w:t xml:space="preserve"> )</w:t>
-      </w:r>
-      <w:proofErr w:type="gramEnd"/>
-    </w:p>
-    <w:p>
-      <w:pPr>
-        <w:pStyle w:val="ListParagraph"/>
-        <w:rPr>
-          <w:rFonts w:cstheme="minorHAnsi"/>
-          <w:b/>
-          <w:bCs/>
-        </w:rPr>
-      </w:pPr>
-    </w:p>
-    <w:p>
-      <w:pPr>
-        <w:pStyle w:val="ListParagraph"/>
-        <w:rPr>
-          <w:rFonts w:cstheme="minorHAnsi"/>
-          <w:b/>
-          <w:bCs/>
-        </w:rPr>
-      </w:pPr>
-      <w:r>
-        <w:rPr>
-          <w:rFonts w:cstheme="minorHAnsi"/>
-          <w:b/>
-          <w:bCs/>
-        </w:rPr>
-        <w:t>1</w:t>
-      </w:r>
-      <w:r>
-        <w:rPr>
-          <w:rFonts w:cstheme="minorHAnsi"/>
-          <w:b/>
-          <w:bCs/>
-          <w:vertAlign w:val="superscript"/>
-        </w:rPr>
-        <w:t>st</w:t>
-      </w:r>
-      <w:r>
-        <w:rPr>
-          <w:rFonts w:cstheme="minorHAnsi"/>
-          <w:b/>
-          <w:bCs/>
-        </w:rPr>
-        <w:t xml:space="preserve"> (</w:t>
-      </w:r>
-      <w:proofErr w:type="spellStart"/>
-      <w:r>
-        <w:rPr>
-          <w:rFonts w:cstheme="minorHAnsi"/>
-          <w:b/>
-          <w:bCs/>
-        </w:rPr>
-        <w:t>recomended</w:t>
-      </w:r>
-      <w:proofErr w:type="spellEnd"/>
-      <w:r>
-        <w:rPr>
-          <w:rFonts w:cstheme="minorHAnsi"/>
-          <w:b/>
-          <w:bCs/>
-        </w:rPr>
-        <w:t>)</w:t>
+        <w:t xml:space="preserve"> (recomended)</w:t>
       </w:r>
     </w:p>
     <w:p>
@@ -7819,7 +5819,6 @@
           <w:szCs w:val="22"/>
         </w:rPr>
       </w:pPr>
-      <w:proofErr w:type="spellStart"/>
       <w:r>
         <w:rPr>
           <w:sz w:val="22"/>
@@ -7836,7 +5835,6 @@
         </w:rPr>
         <w:t>pm</w:t>
       </w:r>
-      <w:proofErr w:type="spellEnd"/>
       <w:r>
         <w:rPr>
           <w:rStyle w:val="HTMLCode"/>
@@ -7878,70 +5876,14 @@
           <w:szCs w:val="22"/>
         </w:rPr>
       </w:pPr>
-      <w:proofErr w:type="spellStart"/>
       <w:r>
         <w:rPr>
           <w:color w:val="000000" w:themeColor="text1"/>
           <w:sz w:val="22"/>
           <w:szCs w:val="22"/>
         </w:rPr>
-        <w:t>npm</w:t>
-      </w:r>
-      <w:proofErr w:type="spellEnd"/>
-      <w:r>
-        <w:rPr>
-          <w:color w:val="000000" w:themeColor="text1"/>
-          <w:sz w:val="22"/>
-          <w:szCs w:val="22"/>
-        </w:rPr>
-        <w:t xml:space="preserve"> create </w:t>
-      </w:r>
-      <w:proofErr w:type="spellStart"/>
-      <w:r>
-        <w:rPr>
-          <w:color w:val="000000" w:themeColor="text1"/>
-          <w:sz w:val="22"/>
-          <w:szCs w:val="22"/>
-        </w:rPr>
-        <w:t>vite@latest</w:t>
-      </w:r>
-      <w:proofErr w:type="spellEnd"/>
-      <w:r>
-        <w:rPr>
-          <w:color w:val="000000" w:themeColor="text1"/>
-          <w:sz w:val="22"/>
-          <w:szCs w:val="22"/>
-        </w:rPr>
-        <w:t xml:space="preserve"> my-</w:t>
-      </w:r>
-      <w:proofErr w:type="spellStart"/>
-      <w:r>
-        <w:rPr>
-          <w:color w:val="000000" w:themeColor="text1"/>
-          <w:sz w:val="22"/>
-          <w:szCs w:val="22"/>
-        </w:rPr>
-        <w:t>vue</w:t>
-      </w:r>
-      <w:proofErr w:type="spellEnd"/>
-      <w:r>
-        <w:rPr>
-          <w:color w:val="000000" w:themeColor="text1"/>
-          <w:sz w:val="22"/>
-          <w:szCs w:val="22"/>
-        </w:rPr>
-        <w:t xml:space="preserve">-app -- --template </w:t>
-      </w:r>
-      <w:proofErr w:type="spellStart"/>
-      <w:r>
-        <w:rPr>
-          <w:color w:val="000000" w:themeColor="text1"/>
-          <w:sz w:val="22"/>
-          <w:szCs w:val="22"/>
-        </w:rPr>
-        <w:t>vue</w:t>
-      </w:r>
-      <w:proofErr w:type="spellEnd"/>
+        <w:t>npm create vite@latest my-vue-app -- --template vue</w:t>
+      </w:r>
     </w:p>
     <w:p>
       <w:pPr>
@@ -7970,25 +5912,7 @@
           <w:sz w:val="22"/>
           <w:szCs w:val="22"/>
         </w:rPr>
-        <w:t>my-</w:t>
-      </w:r>
-      <w:proofErr w:type="spellStart"/>
-      <w:r>
-        <w:rPr>
-          <w:color w:val="000000" w:themeColor="text1"/>
-          <w:sz w:val="22"/>
-          <w:szCs w:val="22"/>
-        </w:rPr>
-        <w:t>vue</w:t>
-      </w:r>
-      <w:proofErr w:type="spellEnd"/>
-      <w:r>
-        <w:rPr>
-          <w:color w:val="000000" w:themeColor="text1"/>
-          <w:sz w:val="22"/>
-          <w:szCs w:val="22"/>
-        </w:rPr>
-        <w:t>-app</w:t>
+        <w:t>my-vue-app</w:t>
       </w:r>
     </w:p>
     <w:p>
@@ -8004,34 +5928,24 @@
           <w:szCs w:val="22"/>
         </w:rPr>
       </w:pPr>
-      <w:proofErr w:type="spellStart"/>
       <w:r>
         <w:rPr>
           <w:color w:val="000000" w:themeColor="text1"/>
           <w:sz w:val="22"/>
           <w:szCs w:val="22"/>
         </w:rPr>
-        <w:t>npm</w:t>
-      </w:r>
-      <w:proofErr w:type="spellEnd"/>
-      <w:r>
+        <w:t>npm install</w:t>
+      </w:r>
+    </w:p>
+    <w:p>
+      <w:pPr>
+        <w:pStyle w:val="HTMLPreformatted"/>
+        <w:ind w:left="1080"/>
         <w:rPr>
           <w:color w:val="000000" w:themeColor="text1"/>
           <w:sz w:val="22"/>
           <w:szCs w:val="22"/>
         </w:rPr>
-        <w:t xml:space="preserve"> install</w:t>
-      </w:r>
-    </w:p>
-    <w:p>
-      <w:pPr>
-        <w:pStyle w:val="HTMLPreformatted"/>
-        <w:ind w:left="1080"/>
-        <w:rPr>
-          <w:color w:val="000000" w:themeColor="text1"/>
-          <w:sz w:val="22"/>
-          <w:szCs w:val="22"/>
-        </w:rPr>
       </w:pPr>
     </w:p>
     <w:p>
@@ -8051,7 +5965,6 @@
         </w:rPr>
         <w:t>2</w:t>
       </w:r>
-      <w:proofErr w:type="gramStart"/>
       <w:r>
         <w:rPr>
           <w:rFonts w:cstheme="minorHAnsi"/>
@@ -8067,26 +5980,7 @@
           <w:b/>
           <w:bCs/>
         </w:rPr>
-        <w:t xml:space="preserve">  (</w:t>
-      </w:r>
-      <w:proofErr w:type="spellStart"/>
-      <w:proofErr w:type="gramEnd"/>
-      <w:r>
-        <w:rPr>
-          <w:rFonts w:cstheme="minorHAnsi"/>
-          <w:b/>
-          <w:bCs/>
-        </w:rPr>
-        <w:t>recomended</w:t>
-      </w:r>
-      <w:proofErr w:type="spellEnd"/>
-      <w:r>
-        <w:rPr>
-          <w:rFonts w:cstheme="minorHAnsi"/>
-          <w:b/>
-          <w:bCs/>
-        </w:rPr>
-        <w:t>)</w:t>
+        <w:t xml:space="preserve">  (recomended)</w:t>
       </w:r>
     </w:p>
     <w:p>
@@ -8103,7 +5997,6 @@
           <w:szCs w:val="22"/>
         </w:rPr>
       </w:pPr>
-      <w:proofErr w:type="spellStart"/>
       <w:r>
         <w:rPr>
           <w:sz w:val="22"/>
@@ -8120,7 +6013,6 @@
         </w:rPr>
         <w:t>pm</w:t>
       </w:r>
-      <w:proofErr w:type="spellEnd"/>
       <w:r>
         <w:rPr>
           <w:rStyle w:val="HTMLCode"/>
@@ -8172,7 +6064,6 @@
           <w:szCs w:val="22"/>
         </w:rPr>
       </w:pPr>
-      <w:proofErr w:type="spellStart"/>
       <w:r>
         <w:rPr>
           <w:rStyle w:val="HTMLCode"/>
@@ -8180,17 +6071,7 @@
           <w:sz w:val="22"/>
           <w:szCs w:val="22"/>
         </w:rPr>
-        <w:t>vue</w:t>
-      </w:r>
-      <w:proofErr w:type="spellEnd"/>
-      <w:r>
-        <w:rPr>
-          <w:rStyle w:val="HTMLCode"/>
-          <w:color w:val="000000" w:themeColor="text1"/>
-          <w:sz w:val="22"/>
-          <w:szCs w:val="22"/>
-        </w:rPr>
-        <w:t xml:space="preserve"> –version</w:t>
+        <w:t>vue –version</w:t>
       </w:r>
       <w:r>
         <w:rPr>
@@ -8216,59 +6097,13 @@
           <w:szCs w:val="24"/>
         </w:rPr>
       </w:pPr>
-      <w:proofErr w:type="spellStart"/>
       <w:r>
         <w:rPr>
           <w:color w:val="000000" w:themeColor="text1"/>
           <w:sz w:val="24"/>
           <w:szCs w:val="24"/>
         </w:rPr>
-        <w:t>vue</w:t>
-      </w:r>
-      <w:proofErr w:type="spellEnd"/>
-      <w:r>
-        <w:rPr>
-          <w:color w:val="000000" w:themeColor="text1"/>
-          <w:sz w:val="24"/>
-          <w:szCs w:val="24"/>
-        </w:rPr>
-        <w:t xml:space="preserve"> create </w:t>
-      </w:r>
-      <w:proofErr w:type="spellStart"/>
-      <w:r>
-        <w:rPr>
-          <w:color w:val="000000" w:themeColor="text1"/>
-          <w:sz w:val="24"/>
-          <w:szCs w:val="24"/>
-        </w:rPr>
-        <w:t>new_vue_</w:t>
-      </w:r>
-      <w:proofErr w:type="gramStart"/>
-      <w:r>
-        <w:rPr>
-          <w:color w:val="000000" w:themeColor="text1"/>
-          <w:sz w:val="24"/>
-          <w:szCs w:val="24"/>
-        </w:rPr>
-        <w:t>app</w:t>
-      </w:r>
-      <w:proofErr w:type="spellEnd"/>
-      <w:r>
-        <w:rPr>
-          <w:color w:val="000000" w:themeColor="text1"/>
-          <w:sz w:val="24"/>
-          <w:szCs w:val="24"/>
-        </w:rPr>
-        <w:t xml:space="preserve">  -</w:t>
-      </w:r>
-      <w:proofErr w:type="gramEnd"/>
-      <w:r>
-        <w:rPr>
-          <w:color w:val="000000" w:themeColor="text1"/>
-          <w:sz w:val="24"/>
-          <w:szCs w:val="24"/>
-        </w:rPr>
-        <w:t xml:space="preserve">&gt; </w:t>
+        <w:t xml:space="preserve">vue create new_vue_app  -&gt; </w:t>
       </w:r>
       <w:r>
         <w:rPr>
@@ -8347,8 +6182,6 @@
           <w:szCs w:val="24"/>
         </w:rPr>
       </w:pPr>
-      <w:proofErr w:type="spellStart"/>
-      <w:proofErr w:type="gramStart"/>
       <w:r>
         <w:rPr>
           <w:rFonts w:asciiTheme="minorHAnsi" w:hAnsiTheme="minorHAnsi" w:cstheme="minorHAnsi"/>
@@ -8358,7 +6191,6 @@
         </w:rPr>
         <w:t>SetUP</w:t>
       </w:r>
-      <w:proofErr w:type="spellEnd"/>
       <w:r>
         <w:rPr>
           <w:rFonts w:asciiTheme="minorHAnsi" w:hAnsiTheme="minorHAnsi" w:cstheme="minorHAnsi"/>
@@ -8368,7 +6200,6 @@
         </w:rPr>
         <w:t xml:space="preserve"> :</w:t>
       </w:r>
-      <w:proofErr w:type="gramEnd"/>
     </w:p>
     <w:p>
       <w:pPr>
@@ -8422,47 +6253,7 @@
           <w:sz w:val="24"/>
           <w:szCs w:val="24"/>
         </w:rPr>
-        <w:t>/</w:t>
-      </w:r>
-      <w:proofErr w:type="spellStart"/>
-      <w:r>
-        <w:rPr>
-          <w:rFonts w:asciiTheme="minorHAnsi" w:hAnsiTheme="minorHAnsi" w:cstheme="minorHAnsi"/>
-          <w:color w:val="000000" w:themeColor="text1"/>
-          <w:sz w:val="24"/>
-          <w:szCs w:val="24"/>
-        </w:rPr>
-        <w:t>my_custom_app</w:t>
-      </w:r>
-      <w:proofErr w:type="spellEnd"/>
-      <w:r>
-        <w:rPr>
-          <w:rFonts w:asciiTheme="minorHAnsi" w:hAnsiTheme="minorHAnsi" w:cstheme="minorHAnsi"/>
-          <w:color w:val="000000" w:themeColor="text1"/>
-          <w:sz w:val="24"/>
-          <w:szCs w:val="24"/>
-        </w:rPr>
-        <w:t>/my-</w:t>
-      </w:r>
-      <w:proofErr w:type="spellStart"/>
-      <w:r>
-        <w:rPr>
-          <w:rFonts w:asciiTheme="minorHAnsi" w:hAnsiTheme="minorHAnsi" w:cstheme="minorHAnsi"/>
-          <w:color w:val="000000" w:themeColor="text1"/>
-          <w:sz w:val="24"/>
-          <w:szCs w:val="24"/>
-        </w:rPr>
-        <w:t>vue</w:t>
-      </w:r>
-      <w:proofErr w:type="spellEnd"/>
-      <w:r>
-        <w:rPr>
-          <w:rFonts w:asciiTheme="minorHAnsi" w:hAnsiTheme="minorHAnsi" w:cstheme="minorHAnsi"/>
-          <w:color w:val="000000" w:themeColor="text1"/>
-          <w:sz w:val="24"/>
-          <w:szCs w:val="24"/>
-        </w:rPr>
-        <w:t>-app/vite.config.js</w:t>
+        <w:t>/my_custom_app/my-vue-app/vite.config.js</w:t>
       </w:r>
       <w:r>
         <w:rPr>
@@ -9425,16 +7216,12 @@
           </mc:Fallback>
         </mc:AlternateContent>
       </w:r>
-      <w:proofErr w:type="spellStart"/>
-      <w:proofErr w:type="gramStart"/>
       <w:r>
         <w:rPr>
           <w:rFonts w:ascii="Courier New" w:hAnsi="Courier New" w:cs="Courier New"/>
         </w:rPr>
         <w:t>package.json</w:t>
       </w:r>
-      <w:proofErr w:type="spellEnd"/>
-      <w:proofErr w:type="gramEnd"/>
       <w:r>
         <w:rPr>
           <w:rFonts w:ascii="Courier New" w:hAnsi="Courier New" w:cs="Courier New"/>
@@ -9445,44 +7232,8 @@
         <w:rPr>
           <w:rFonts w:ascii="Courier New" w:hAnsi="Courier New" w:cs="Courier New"/>
         </w:rPr>
-        <w:t>apps/</w:t>
-      </w:r>
-      <w:proofErr w:type="spellStart"/>
-      <w:r>
-        <w:rPr>
-          <w:rFonts w:ascii="Courier New" w:hAnsi="Courier New" w:cs="Courier New"/>
-        </w:rPr>
-        <w:t>my_custom_app</w:t>
-      </w:r>
-      <w:proofErr w:type="spellEnd"/>
-      <w:r>
-        <w:rPr>
-          <w:rFonts w:ascii="Courier New" w:hAnsi="Courier New" w:cs="Courier New"/>
-        </w:rPr>
-        <w:t>/my-</w:t>
-      </w:r>
-      <w:proofErr w:type="spellStart"/>
-      <w:r>
-        <w:rPr>
-          <w:rFonts w:ascii="Courier New" w:hAnsi="Courier New" w:cs="Courier New"/>
-        </w:rPr>
-        <w:t>vue</w:t>
-      </w:r>
-      <w:proofErr w:type="spellEnd"/>
-      <w:r>
-        <w:rPr>
-          <w:rFonts w:ascii="Courier New" w:hAnsi="Courier New" w:cs="Courier New"/>
-        </w:rPr>
-        <w:t>-app/</w:t>
-      </w:r>
-      <w:proofErr w:type="spellStart"/>
-      <w:r>
-        <w:rPr>
-          <w:rFonts w:ascii="Courier New" w:hAnsi="Courier New" w:cs="Courier New"/>
-        </w:rPr>
-        <w:t>package.json</w:t>
-      </w:r>
-      <w:proofErr w:type="spellEnd"/>
+        <w:t>apps/my_custom_app/my-vue-app/package.json</w:t>
+      </w:r>
       <w:r>
         <w:rPr>
           <w:rFonts w:ascii="Courier New" w:hAnsi="Courier New" w:cs="Courier New"/>
@@ -9509,7 +7260,6 @@
           <w:rFonts w:ascii="Courier New" w:hAnsi="Courier New" w:cs="Courier New"/>
         </w:rPr>
       </w:pPr>
-      <w:proofErr w:type="spellStart"/>
       <w:r>
         <w:rPr>
           <w:rFonts w:ascii="Courier New" w:hAnsi="Courier New" w:cs="Courier New"/>
@@ -9520,60 +7270,31 @@
         <w:rPr>
           <w:rFonts w:ascii="Courier New" w:hAnsi="Courier New" w:cs="Courier New"/>
         </w:rPr>
-        <w:t>pm</w:t>
-      </w:r>
-      <w:proofErr w:type="spellEnd"/>
+        <w:t>pm run build</w:t>
+      </w:r>
       <w:r>
         <w:rPr>
           <w:rFonts w:ascii="Courier New" w:hAnsi="Courier New" w:cs="Courier New"/>
         </w:rPr>
-        <w:t xml:space="preserve"> run build</w:t>
-      </w:r>
-      <w:r>
-        <w:rPr>
-          <w:rFonts w:ascii="Courier New" w:hAnsi="Courier New" w:cs="Courier New"/>
-        </w:rPr>
         <w:t xml:space="preserve"> </w:t>
       </w:r>
       <w:r>
         <w:rPr>
           <w:rFonts w:cstheme="minorHAnsi"/>
         </w:rPr>
-        <w:t>(run this command in this directory -&gt; /frappe-bench/apps/</w:t>
-      </w:r>
-      <w:proofErr w:type="spellStart"/>
+        <w:t>(run this command in this directory -&gt; /frappe-bench/apps/my_custom_app</w:t>
+      </w:r>
       <w:r>
         <w:rPr>
           <w:rFonts w:cstheme="minorHAnsi"/>
         </w:rPr>
-        <w:t>my_custom_app</w:t>
-      </w:r>
-      <w:proofErr w:type="spellEnd"/>
+        <w:t>/</w:t>
+      </w:r>
       <w:r>
         <w:rPr>
           <w:rFonts w:cstheme="minorHAnsi"/>
         </w:rPr>
-        <w:t>/</w:t>
-      </w:r>
-      <w:r>
-        <w:rPr>
-          <w:rFonts w:cstheme="minorHAnsi"/>
-        </w:rPr>
-        <w:t>my-</w:t>
-      </w:r>
-      <w:proofErr w:type="spellStart"/>
-      <w:r>
-        <w:rPr>
-          <w:rFonts w:cstheme="minorHAnsi"/>
-        </w:rPr>
-        <w:t>vue</w:t>
-      </w:r>
-      <w:proofErr w:type="spellEnd"/>
-      <w:r>
-        <w:rPr>
-          <w:rFonts w:cstheme="minorHAnsi"/>
-        </w:rPr>
-        <w:t>-app</w:t>
+        <w:t>my-vue-app</w:t>
       </w:r>
       <w:r>
         <w:rPr>
@@ -9607,58 +7328,8 @@
         <w:rPr>
           <w:rFonts w:ascii="Courier New" w:hAnsi="Courier New" w:cs="Courier New"/>
         </w:rPr>
-        <w:t>cd</w:t>
-      </w:r>
-      <w:proofErr w:type="gramStart"/>
-      <w:r>
-        <w:rPr>
-          <w:rFonts w:ascii="Courier New" w:hAnsi="Courier New" w:cs="Courier New"/>
-        </w:rPr>
-        <w:t xml:space="preserve"> ..</w:t>
-      </w:r>
-      <w:proofErr w:type="gramEnd"/>
-      <w:r>
-        <w:rPr>
-          <w:rFonts w:ascii="Courier New" w:hAnsi="Courier New" w:cs="Courier New"/>
-        </w:rPr>
-        <w:t xml:space="preserve">/ </w:t>
-      </w:r>
-      <w:proofErr w:type="gramStart"/>
-      <w:r>
-        <w:rPr>
-          <w:rFonts w:ascii="Courier New" w:hAnsi="Courier New" w:cs="Courier New"/>
-        </w:rPr>
-        <w:t>( cd ..</w:t>
-      </w:r>
-      <w:proofErr w:type="gramEnd"/>
-      <w:r>
-        <w:rPr>
-          <w:rFonts w:ascii="Courier New" w:hAnsi="Courier New" w:cs="Courier New"/>
-        </w:rPr>
-        <w:t>/frappe-bench/app/</w:t>
-      </w:r>
-      <w:proofErr w:type="spellStart"/>
-      <w:r>
-        <w:rPr>
-          <w:rFonts w:ascii="Courier New" w:hAnsi="Courier New" w:cs="Courier New"/>
-        </w:rPr>
-        <w:t>cmy_custom_</w:t>
-      </w:r>
-      <w:proofErr w:type="gramStart"/>
-      <w:r>
-        <w:rPr>
-          <w:rFonts w:ascii="Courier New" w:hAnsi="Courier New" w:cs="Courier New"/>
-        </w:rPr>
-        <w:t>app</w:t>
-      </w:r>
-      <w:proofErr w:type="spellEnd"/>
-      <w:r>
-        <w:rPr>
-          <w:rFonts w:ascii="Courier New" w:hAnsi="Courier New" w:cs="Courier New"/>
-        </w:rPr>
-        <w:t xml:space="preserve"> )</w:t>
-      </w:r>
-      <w:proofErr w:type="gramEnd"/>
+        <w:t>cd ../ ( cd ../frappe-bench/app/cmy_custom_app )</w:t>
+      </w:r>
     </w:p>
     <w:p>
       <w:pPr>
@@ -9679,19 +7350,11 @@
           <w:rFonts w:ascii="Courier New" w:hAnsi="Courier New" w:cs="Courier New"/>
         </w:rPr>
       </w:pPr>
-      <w:proofErr w:type="spellStart"/>
       <w:r>
         <w:rPr>
           <w:rFonts w:ascii="Courier New" w:hAnsi="Courier New" w:cs="Courier New"/>
         </w:rPr>
-        <w:t>npm</w:t>
-      </w:r>
-      <w:proofErr w:type="spellEnd"/>
-      <w:r>
-        <w:rPr>
-          <w:rFonts w:ascii="Courier New" w:hAnsi="Courier New" w:cs="Courier New"/>
-        </w:rPr>
-        <w:t xml:space="preserve"> init -y</w:t>
+        <w:t>npm init -y</w:t>
       </w:r>
     </w:p>
     <w:p>
@@ -10132,36 +7795,20 @@
         <w:rPr>
           <w:rFonts w:ascii="Courier New" w:hAnsi="Courier New" w:cs="Courier New"/>
         </w:rPr>
-        <w:t xml:space="preserve">bench build --app </w:t>
-      </w:r>
-      <w:proofErr w:type="spellStart"/>
+        <w:t>bench build --app my_custom_app</w:t>
+      </w:r>
       <w:r>
         <w:rPr>
           <w:rFonts w:ascii="Courier New" w:hAnsi="Courier New" w:cs="Courier New"/>
         </w:rPr>
-        <w:t>my_custom_app</w:t>
-      </w:r>
-      <w:proofErr w:type="spellEnd"/>
+        <w:t xml:space="preserve"> (</w:t>
+      </w:r>
       <w:r>
         <w:rPr>
           <w:rFonts w:ascii="Courier New" w:hAnsi="Courier New" w:cs="Courier New"/>
         </w:rPr>
-        <w:t xml:space="preserve"> (</w:t>
-      </w:r>
-      <w:r>
-        <w:rPr>
-          <w:rFonts w:ascii="Courier New" w:hAnsi="Courier New" w:cs="Courier New"/>
-        </w:rPr>
-        <w:t>frappe-bench/apps/</w:t>
-      </w:r>
-      <w:proofErr w:type="spellStart"/>
-      <w:r>
-        <w:rPr>
-          <w:rFonts w:ascii="Courier New" w:hAnsi="Courier New" w:cs="Courier New"/>
-        </w:rPr>
-        <w:t>my_custom_app</w:t>
-      </w:r>
-      <w:proofErr w:type="spellEnd"/>
+        <w:t>frappe-bench/apps/my_custom_app</w:t>
+      </w:r>
       <w:r>
         <w:rPr>
           <w:rFonts w:ascii="Courier New" w:hAnsi="Courier New" w:cs="Courier New"/>
@@ -10197,20 +7844,8 @@
           <w:sz w:val="28"/>
           <w:szCs w:val="28"/>
         </w:rPr>
-        <w:t>bench add-frappe-</w:t>
-      </w:r>
-      <w:proofErr w:type="spellStart"/>
-      <w:r>
-        <w:rPr>
-          <w:rFonts w:ascii="Courier New" w:hAnsi="Courier New" w:cs="Courier New"/>
-          <w:b/>
-          <w:bCs/>
-          <w:sz w:val="28"/>
-          <w:szCs w:val="28"/>
-        </w:rPr>
-        <w:t>ui</w:t>
-      </w:r>
-      <w:proofErr w:type="spellEnd"/>
+        <w:t>bench add-frappe-ui</w:t>
+      </w:r>
       <w:r>
         <w:rPr>
           <w:rFonts w:ascii="Courier New" w:hAnsi="Courier New" w:cs="Courier New"/>
@@ -10240,21 +7875,7 @@
         <w:rPr>
           <w:rFonts w:asciiTheme="majorHAnsi" w:hAnsiTheme="majorHAnsi" w:cstheme="majorHAnsi"/>
         </w:rPr>
-        <w:t>The command bench add-frappe-</w:t>
-      </w:r>
-      <w:proofErr w:type="spellStart"/>
-      <w:r>
-        <w:rPr>
-          <w:rFonts w:asciiTheme="majorHAnsi" w:hAnsiTheme="majorHAnsi" w:cstheme="majorHAnsi"/>
-        </w:rPr>
-        <w:t>ui</w:t>
-      </w:r>
-      <w:proofErr w:type="spellEnd"/>
-      <w:r>
-        <w:rPr>
-          <w:rFonts w:asciiTheme="majorHAnsi" w:hAnsiTheme="majorHAnsi" w:cstheme="majorHAnsi"/>
-        </w:rPr>
-        <w:t xml:space="preserve"> is used in the </w:t>
+        <w:t xml:space="preserve">The command bench add-frappe-ui is used in the </w:t>
       </w:r>
       <w:r>
         <w:rPr>
@@ -10345,25 +7966,7 @@
           <w:bCs/>
           <w:u w:val="single"/>
         </w:rPr>
-        <w:t xml:space="preserve">**** Now Your App is Ready </w:t>
-      </w:r>
-      <w:proofErr w:type="gramStart"/>
-      <w:r>
-        <w:rPr>
-          <w:b/>
-          <w:bCs/>
-          <w:u w:val="single"/>
-        </w:rPr>
-        <w:t>For</w:t>
-      </w:r>
-      <w:proofErr w:type="gramEnd"/>
-      <w:r>
-        <w:rPr>
-          <w:b/>
-          <w:bCs/>
-          <w:u w:val="single"/>
-        </w:rPr>
-        <w:t xml:space="preserve"> Code ***</w:t>
+        <w:t>**** Now Your App is Ready For Code ***</w:t>
       </w:r>
     </w:p>
     <w:p/>
@@ -10397,51 +8000,7 @@
           <w:szCs w:val="36"/>
           <w:u w:val="single"/>
         </w:rPr>
-        <w:t xml:space="preserve">Another </w:t>
-      </w:r>
-      <w:proofErr w:type="spellStart"/>
-      <w:r>
-        <w:rPr>
-          <w:b/>
-          <w:bCs/>
-          <w:sz w:val="36"/>
-          <w:szCs w:val="36"/>
-          <w:u w:val="single"/>
-        </w:rPr>
-        <w:t>Aproact</w:t>
-      </w:r>
-      <w:proofErr w:type="spellEnd"/>
-      <w:r>
-        <w:rPr>
-          <w:b/>
-          <w:bCs/>
-          <w:sz w:val="36"/>
-          <w:szCs w:val="36"/>
-          <w:u w:val="single"/>
-        </w:rPr>
-        <w:t xml:space="preserve"> </w:t>
-      </w:r>
-      <w:proofErr w:type="gramStart"/>
-      <w:r>
-        <w:rPr>
-          <w:b/>
-          <w:bCs/>
-          <w:sz w:val="36"/>
-          <w:szCs w:val="36"/>
-          <w:u w:val="single"/>
-        </w:rPr>
-        <w:t>To</w:t>
-      </w:r>
-      <w:proofErr w:type="gramEnd"/>
-      <w:r>
-        <w:rPr>
-          <w:b/>
-          <w:bCs/>
-          <w:sz w:val="36"/>
-          <w:szCs w:val="36"/>
-          <w:u w:val="single"/>
-        </w:rPr>
-        <w:t xml:space="preserve"> Add the Frappe UI</w:t>
+        <w:t>Another Aproact To Add the Frappe UI</w:t>
       </w:r>
       <w:r>
         <w:rPr>
@@ -10563,21 +8122,7 @@
         <w:rPr>
           <w:color w:val="F0F6FC"/>
         </w:rPr>
-        <w:t xml:space="preserve"> [--</w:t>
-      </w:r>
-      <w:proofErr w:type="spellStart"/>
-      <w:r>
-        <w:rPr>
-          <w:color w:val="F0F6FC"/>
-        </w:rPr>
-        <w:t>tailwindcss</w:t>
-      </w:r>
-      <w:proofErr w:type="spellEnd"/>
-      <w:r>
-        <w:rPr>
-          <w:color w:val="F0F6FC"/>
-        </w:rPr>
-        <w:t>] [--typescript]</w:t>
+        <w:t xml:space="preserve"> [--tailwindcss] [--typescript]</w:t>
       </w:r>
     </w:p>
     <w:p>
@@ -10591,21 +8136,8 @@
           <w:bottom w:val="double" w:sz="6" w:space="1" w:color="auto"/>
         </w:pBdr>
       </w:pPr>
-      <w:proofErr w:type="spellStart"/>
-      <w:r>
-        <w:t>Implemet</w:t>
-      </w:r>
-      <w:proofErr w:type="spellEnd"/>
-      <w:r>
-        <w:t xml:space="preserve"> </w:t>
-      </w:r>
-      <w:proofErr w:type="spellStart"/>
-      <w:r>
-        <w:t>ths</w:t>
-      </w:r>
-      <w:proofErr w:type="spellEnd"/>
-      <w:r>
-        <w:t xml:space="preserve"> above step that can be used for automatically create the App of Vue.js to implement frappe UI</w:t>
+      <w:r>
+        <w:t>Implemet ths above step that can be used for automatically create the App of Vue.js to implement frappe UI</w:t>
       </w:r>
     </w:p>
     <w:p/>
@@ -10632,9 +8164,8 @@
           <w:szCs w:val="40"/>
           <w:u w:val="single"/>
         </w:rPr>
-        <w:t xml:space="preserve">SSL </w:t>
-      </w:r>
-      <w:proofErr w:type="gramStart"/>
+        <w:t>SSL Certificate</w:t>
+      </w:r>
       <w:r>
         <w:rPr>
           <w:b/>
@@ -10643,19 +8174,8 @@
           <w:szCs w:val="40"/>
           <w:u w:val="single"/>
         </w:rPr>
-        <w:t>Certificate</w:t>
-      </w:r>
-      <w:r>
-        <w:rPr>
-          <w:b/>
-          <w:bCs/>
-          <w:sz w:val="40"/>
-          <w:szCs w:val="40"/>
-          <w:u w:val="single"/>
-        </w:rPr>
         <w:t xml:space="preserve"> :</w:t>
       </w:r>
-      <w:proofErr w:type="gramEnd"/>
     </w:p>
     <w:p>
       <w:r>
@@ -10934,15 +8454,7 @@
         </w:numPr>
       </w:pPr>
       <w:r>
-        <w:t xml:space="preserve">On Alpine Linux (for </w:t>
-      </w:r>
-      <w:proofErr w:type="spellStart"/>
-      <w:r>
-        <w:t>Proxmox</w:t>
-      </w:r>
-      <w:proofErr w:type="spellEnd"/>
-      <w:r>
-        <w:t xml:space="preserve"> LXC containers)</w:t>
+        <w:t>On Alpine Linux (for Proxmox LXC containers)</w:t>
       </w:r>
     </w:p>
     <w:p>
@@ -11071,15 +8583,7 @@
         </w:numPr>
       </w:pPr>
       <w:r>
-        <w:t xml:space="preserve">After </w:t>
-      </w:r>
-      <w:proofErr w:type="spellStart"/>
-      <w:r>
-        <w:t>Certbot</w:t>
-      </w:r>
-      <w:proofErr w:type="spellEnd"/>
-      <w:r>
-        <w:t xml:space="preserve"> installs the certificate:</w:t>
+        <w:t>After Certbot installs the certificate:</w:t>
       </w:r>
     </w:p>
     <w:p>
@@ -11208,27 +8712,7 @@
           <w:sz w:val="36"/>
           <w:szCs w:val="36"/>
         </w:rPr>
-        <w:t xml:space="preserve">Linux Command </w:t>
-      </w:r>
-      <w:proofErr w:type="gramStart"/>
-      <w:r>
-        <w:rPr>
-          <w:b/>
-          <w:bCs/>
-          <w:sz w:val="36"/>
-          <w:szCs w:val="36"/>
-        </w:rPr>
-        <w:t>For</w:t>
-      </w:r>
-      <w:proofErr w:type="gramEnd"/>
-      <w:r>
-        <w:rPr>
-          <w:b/>
-          <w:bCs/>
-          <w:sz w:val="36"/>
-          <w:szCs w:val="36"/>
-        </w:rPr>
-        <w:t xml:space="preserve"> SSL Certificate</w:t>
+        <w:t>Linux Command For SSL Certificate</w:t>
       </w:r>
     </w:p>
     <w:p>
@@ -11239,14 +8723,9 @@
           <w:numId w:val="36"/>
         </w:numPr>
       </w:pPr>
-      <w:proofErr w:type="spellStart"/>
       <w:r>
         <w:lastRenderedPageBreak/>
-        <w:t>sudo</w:t>
-      </w:r>
-      <w:proofErr w:type="spellEnd"/>
-      <w:r>
-        <w:t xml:space="preserve"> apt-get update</w:t>
+        <w:t>sudo apt-get update</w:t>
       </w:r>
     </w:p>
     <w:p>
@@ -11257,13 +8736,8 @@
           <w:numId w:val="36"/>
         </w:numPr>
       </w:pPr>
-      <w:proofErr w:type="spellStart"/>
-      <w:r>
-        <w:t>sudo</w:t>
-      </w:r>
-      <w:proofErr w:type="spellEnd"/>
-      <w:r>
-        <w:t xml:space="preserve"> apt-get upgrade</w:t>
+      <w:r>
+        <w:t>sudo apt-get upgrade</w:t>
       </w:r>
     </w:p>
     <w:p>
@@ -11274,21 +8748,8 @@
           <w:numId w:val="36"/>
         </w:numPr>
       </w:pPr>
-      <w:proofErr w:type="spellStart"/>
-      <w:r>
-        <w:t>sudo</w:t>
-      </w:r>
-      <w:proofErr w:type="spellEnd"/>
-      <w:r>
-        <w:t xml:space="preserve"> apt install </w:t>
-      </w:r>
-      <w:proofErr w:type="spellStart"/>
-      <w:r>
-        <w:t>openssl</w:t>
-      </w:r>
-      <w:proofErr w:type="spellEnd"/>
-      <w:r>
-        <w:t xml:space="preserve"> -y</w:t>
+      <w:r>
+        <w:t>sudo apt install openssl -y</w:t>
       </w:r>
     </w:p>
     <w:p>
@@ -11299,13 +8760,8 @@
           <w:numId w:val="36"/>
         </w:numPr>
       </w:pPr>
-      <w:proofErr w:type="spellStart"/>
-      <w:r>
-        <w:t>sudo</w:t>
-      </w:r>
-      <w:proofErr w:type="spellEnd"/>
-      <w:r>
-        <w:t xml:space="preserve"> apt install nginx -y</w:t>
+      <w:r>
+        <w:t>sudo apt install nginx -y</w:t>
       </w:r>
     </w:p>
     <w:p>
@@ -11316,69 +8772,8 @@
           <w:numId w:val="36"/>
         </w:numPr>
       </w:pPr>
-      <w:proofErr w:type="spellStart"/>
-      <w:r>
-        <w:t>sudo</w:t>
-      </w:r>
-      <w:proofErr w:type="spellEnd"/>
-      <w:r>
-        <w:t xml:space="preserve"> </w:t>
-      </w:r>
-      <w:proofErr w:type="spellStart"/>
-      <w:r>
-        <w:t>openssl</w:t>
-      </w:r>
-      <w:proofErr w:type="spellEnd"/>
-      <w:r>
-        <w:t xml:space="preserve"> </w:t>
-      </w:r>
-      <w:proofErr w:type="spellStart"/>
-      <w:r>
-        <w:t>req</w:t>
-      </w:r>
-      <w:proofErr w:type="spellEnd"/>
-      <w:r>
-        <w:t xml:space="preserve"> -x509 -nodes -days 365 -</w:t>
-      </w:r>
-      <w:proofErr w:type="spellStart"/>
-      <w:r>
-        <w:t>newkey</w:t>
-      </w:r>
-      <w:proofErr w:type="spellEnd"/>
-      <w:r>
-        <w:t xml:space="preserve"> rsa:2048 \-</w:t>
-      </w:r>
-      <w:proofErr w:type="spellStart"/>
-      <w:r>
-        <w:t>keyout</w:t>
-      </w:r>
-      <w:proofErr w:type="spellEnd"/>
-      <w:r>
-        <w:t xml:space="preserve"> /etc/</w:t>
-      </w:r>
-      <w:proofErr w:type="spellStart"/>
-      <w:r>
-        <w:t>ssl</w:t>
-      </w:r>
-      <w:proofErr w:type="spellEnd"/>
-      <w:r>
-        <w:t>/private/</w:t>
-      </w:r>
-      <w:proofErr w:type="spellStart"/>
-      <w:r>
-        <w:t>selfsigned.key</w:t>
-      </w:r>
-      <w:proofErr w:type="spellEnd"/>
-      <w:r>
-        <w:t xml:space="preserve"> -out /etc/</w:t>
-      </w:r>
-      <w:proofErr w:type="spellStart"/>
-      <w:r>
-        <w:t>ssl</w:t>
-      </w:r>
-      <w:proofErr w:type="spellEnd"/>
-      <w:r>
-        <w:t>/certs/selfsigned.crt</w:t>
+      <w:r>
+        <w:t>sudo openssl req -x509 -nodes -days 365 -newkey rsa:2048 \-keyout /etc/ssl/private/selfsigned.key -out /etc/ssl/certs/selfsigned.crt</w:t>
       </w:r>
     </w:p>
     <w:p>
@@ -11771,19 +9166,9 @@
           <w:numId w:val="36"/>
         </w:numPr>
       </w:pPr>
-      <w:proofErr w:type="spellStart"/>
-      <w:r>
-        <w:t>sudo</w:t>
-      </w:r>
-      <w:proofErr w:type="spellEnd"/>
-      <w:r>
-        <w:t xml:space="preserve"> nano /etc/nginx/sites-available/</w:t>
-      </w:r>
-      <w:proofErr w:type="spellStart"/>
-      <w:r>
-        <w:t>tryerpnext</w:t>
-      </w:r>
-      <w:proofErr w:type="spellEnd"/>
+      <w:r>
+        <w:t>sudo nano /etc/nginx/sites-available/tryerpnext</w:t>
+      </w:r>
     </w:p>
     <w:p>
       <w:pPr>
@@ -12031,22 +9416,9 @@
           <w:numId w:val="36"/>
         </w:numPr>
       </w:pPr>
-      <w:proofErr w:type="spellStart"/>
       <w:r>
         <w:lastRenderedPageBreak/>
-        <w:t>sudo</w:t>
-      </w:r>
-      <w:proofErr w:type="spellEnd"/>
-      <w:r>
-        <w:t xml:space="preserve"> ln -s /etc/nginx/sites-available/</w:t>
-      </w:r>
-      <w:proofErr w:type="spellStart"/>
-      <w:r>
-        <w:t>tryerpnext</w:t>
-      </w:r>
-      <w:proofErr w:type="spellEnd"/>
-      <w:r>
-        <w:t xml:space="preserve"> /etc/nginx/sites-enabled/</w:t>
+        <w:t>sudo ln -s /etc/nginx/sites-available/tryerpnext /etc/nginx/sites-enabled/</w:t>
       </w:r>
     </w:p>
     <w:p>
@@ -12057,13 +9429,8 @@
           <w:numId w:val="36"/>
         </w:numPr>
       </w:pPr>
-      <w:proofErr w:type="spellStart"/>
-      <w:r>
-        <w:t>sudo</w:t>
-      </w:r>
-      <w:proofErr w:type="spellEnd"/>
-      <w:r>
-        <w:t xml:space="preserve"> nginx -t</w:t>
+      <w:r>
+        <w:t>sudo nginx -t</w:t>
       </w:r>
     </w:p>
     <w:p>
@@ -12074,21 +9441,8 @@
           <w:numId w:val="36"/>
         </w:numPr>
       </w:pPr>
-      <w:proofErr w:type="spellStart"/>
-      <w:r>
-        <w:t>sudo</w:t>
-      </w:r>
-      <w:proofErr w:type="spellEnd"/>
-      <w:r>
-        <w:t xml:space="preserve"> </w:t>
-      </w:r>
-      <w:proofErr w:type="spellStart"/>
-      <w:r>
-        <w:t>systemctl</w:t>
-      </w:r>
-      <w:proofErr w:type="spellEnd"/>
-      <w:r>
-        <w:t xml:space="preserve"> restart nginx</w:t>
+      <w:r>
+        <w:t>sudo systemctl restart nginx</w:t>
       </w:r>
     </w:p>
     <w:p>
@@ -12099,37 +9453,14 @@
           <w:numId w:val="36"/>
         </w:numPr>
       </w:pPr>
-      <w:proofErr w:type="spellStart"/>
-      <w:r>
-        <w:t>sudo</w:t>
-      </w:r>
-      <w:proofErr w:type="spellEnd"/>
-      <w:r>
-        <w:t xml:space="preserve"> nano /home/frappe/frappe-bench/sites/</w:t>
-      </w:r>
-      <w:proofErr w:type="spellStart"/>
-      <w:r>
-        <w:t>common_site_config.json</w:t>
-      </w:r>
-      <w:proofErr w:type="spellEnd"/>
-      <w:r>
-        <w:t xml:space="preserve"> -</w:t>
-      </w:r>
-      <w:proofErr w:type="gramStart"/>
-      <w:r>
-        <w:t>&gt;  [</w:t>
-      </w:r>
-      <w:proofErr w:type="gramEnd"/>
-      <w:r>
-        <w:t>"</w:t>
-      </w:r>
-      <w:proofErr w:type="spellStart"/>
-      <w:r>
-        <w:t>enable_ssl</w:t>
-      </w:r>
-      <w:proofErr w:type="spellEnd"/>
-      <w:r>
-        <w:t>": true</w:t>
+      <w:r>
+        <w:t>sudo nano /home/frappe/frappe-bench/sites/common_site_config.json</w:t>
+      </w:r>
+      <w:r>
+        <w:t xml:space="preserve"> -&gt;  [</w:t>
+      </w:r>
+      <w:r>
+        <w:t>"enable_ssl": true</w:t>
       </w:r>
       <w:r>
         <w:t>]</w:t>
